--- a/8.资源管理/2.运行记录类文件/JXTX-08-11-服务数据应用情况说明.docx
+++ b/8.资源管理/2.运行记录类文件/JXTX-08-11-服务数据应用情况说明.docx
@@ -21,7 +21,7 @@
         <w:spacing w:before="3120" w:beforeLines="1000"/>
         <w:textAlignment w:val="baseline"/>
       </w:pPr>
-      <w:bookmarkStart w:id="0" w:name="_Toc16760"/>
+      <w:bookmarkStart w:id="0" w:name="_Toc15007"/>
       <w:r>
         <w:drawing>
           <wp:anchor distT="0" distB="0" distL="114300" distR="114300" simplePos="0" relativeHeight="251661312" behindDoc="1" locked="0" layoutInCell="1" allowOverlap="1">
@@ -210,13 +210,13 @@
           <w:lang w:val="en-US" w:eastAsia="zh-CN"/>
         </w:rPr>
       </w:pPr>
-      <w:bookmarkStart w:id="1" w:name="_Toc24531"/>
+      <w:bookmarkStart w:id="1" w:name="_Toc23426"/>
       <w:r>
         <w:rPr>
           <w:rFonts w:hint="eastAsia"/>
           <w:lang w:val="en-US" w:eastAsia="zh-CN"/>
         </w:rPr>
-        <w:t>运维资源应用情况说明</w:t>
+        <w:t>服务数据应用情况说明</w:t>
       </w:r>
       <w:bookmarkEnd w:id="1"/>
     </w:p>
@@ -240,7 +240,7 @@
         <w:jc w:val="center"/>
         <w:textAlignment w:val="baseline"/>
         <w:rPr>
-          <w:rFonts w:hint="eastAsia" w:ascii="宋体" w:hAnsi="宋体" w:eastAsia="宋体" w:cs="宋体"/>
+          <w:rFonts w:hint="default" w:ascii="宋体" w:hAnsi="宋体" w:eastAsia="宋体" w:cs="宋体"/>
           <w:sz w:val="24"/>
           <w:szCs w:val="24"/>
           <w:lang w:val="en-US" w:eastAsia="zh-CN"/>
@@ -301,7 +301,7 @@
           <w:sz w:val="24"/>
           <w:szCs w:val="24"/>
         </w:rPr>
-        <w:t>-0</w:t>
+        <w:t>-</w:t>
       </w:r>
       <w:r>
         <w:rPr>
@@ -313,7 +313,7 @@
           <w:szCs w:val="24"/>
           <w:lang w:val="en-US" w:eastAsia="zh-CN"/>
         </w:rPr>
-        <w:t>7</w:t>
+        <w:t>11</w:t>
       </w:r>
     </w:p>
     <w:tbl>
@@ -2100,23 +2100,9 @@
         <w:p>
           <w:pPr>
             <w:pStyle w:val="16"/>
-            <w:keepNext w:val="0"/>
-            <w:keepLines w:val="0"/>
-            <w:pageBreakBefore w:val="0"/>
-            <w:widowControl w:val="0"/>
             <w:tabs>
               <w:tab w:val="right" w:leader="dot" w:pos="8306"/>
             </w:tabs>
-            <w:kinsoku w:val="0"/>
-            <w:wordWrap/>
-            <w:overflowPunct/>
-            <w:topLinePunct w:val="0"/>
-            <w:autoSpaceDE w:val="0"/>
-            <w:autoSpaceDN w:val="0"/>
-            <w:bidi w:val="0"/>
-            <w:adjustRightInd w:val="0"/>
-            <w:snapToGrid w:val="0"/>
-            <w:textAlignment w:val="baseline"/>
           </w:pPr>
           <w:r>
             <w:rPr>
@@ -2154,7 +2140,7 @@
               <w:rFonts w:hint="eastAsia" w:ascii="宋体" w:hAnsi="宋体" w:eastAsia="宋体" w:cs="宋体"/>
               <w:szCs w:val="24"/>
             </w:rPr>
-            <w:instrText xml:space="preserve"> HYPERLINK \l _Toc16760 </w:instrText>
+            <w:instrText xml:space="preserve"> HYPERLINK \l _Toc15007 </w:instrText>
           </w:r>
           <w:r>
             <w:rPr>
@@ -2177,7 +2163,7 @@
             <w:fldChar w:fldCharType="begin"/>
           </w:r>
           <w:r>
-            <w:instrText xml:space="preserve"> PAGEREF _Toc16760 \h </w:instrText>
+            <w:instrText xml:space="preserve"> PAGEREF _Toc15007 \h </w:instrText>
           </w:r>
           <w:r>
             <w:fldChar w:fldCharType="separate"/>
@@ -2199,23 +2185,9 @@
         <w:p>
           <w:pPr>
             <w:pStyle w:val="16"/>
-            <w:keepNext w:val="0"/>
-            <w:keepLines w:val="0"/>
-            <w:pageBreakBefore w:val="0"/>
-            <w:widowControl w:val="0"/>
             <w:tabs>
               <w:tab w:val="right" w:leader="dot" w:pos="8306"/>
             </w:tabs>
-            <w:kinsoku w:val="0"/>
-            <w:wordWrap/>
-            <w:overflowPunct/>
-            <w:topLinePunct w:val="0"/>
-            <w:autoSpaceDE w:val="0"/>
-            <w:autoSpaceDN w:val="0"/>
-            <w:bidi w:val="0"/>
-            <w:adjustRightInd w:val="0"/>
-            <w:snapToGrid w:val="0"/>
-            <w:textAlignment w:val="baseline"/>
           </w:pPr>
           <w:r>
             <w:rPr>
@@ -2229,7 +2201,7 @@
               <w:rFonts w:hint="eastAsia" w:ascii="宋体" w:hAnsi="宋体" w:eastAsia="宋体" w:cs="宋体"/>
               <w:szCs w:val="24"/>
             </w:rPr>
-            <w:instrText xml:space="preserve"> HYPERLINK \l _Toc24531 </w:instrText>
+            <w:instrText xml:space="preserve"> HYPERLINK \l _Toc23426 </w:instrText>
           </w:r>
           <w:r>
             <w:rPr>
@@ -2243,7 +2215,7 @@
               <w:rFonts w:hint="eastAsia"/>
               <w:lang w:val="en-US" w:eastAsia="zh-CN"/>
             </w:rPr>
-            <w:t>运维资源应用情况说明</w:t>
+            <w:t>服务数据应用情况说明</w:t>
           </w:r>
           <w:r>
             <w:tab/>
@@ -2252,7 +2224,7 @@
             <w:fldChar w:fldCharType="begin"/>
           </w:r>
           <w:r>
-            <w:instrText xml:space="preserve"> PAGEREF _Toc24531 \h </w:instrText>
+            <w:instrText xml:space="preserve"> PAGEREF _Toc23426 \h </w:instrText>
           </w:r>
           <w:r>
             <w:fldChar w:fldCharType="separate"/>
@@ -2274,23 +2246,9 @@
         <w:p>
           <w:pPr>
             <w:pStyle w:val="16"/>
-            <w:keepNext w:val="0"/>
-            <w:keepLines w:val="0"/>
-            <w:pageBreakBefore w:val="0"/>
-            <w:widowControl w:val="0"/>
             <w:tabs>
               <w:tab w:val="right" w:leader="dot" w:pos="8306"/>
             </w:tabs>
-            <w:kinsoku w:val="0"/>
-            <w:wordWrap/>
-            <w:overflowPunct/>
-            <w:topLinePunct w:val="0"/>
-            <w:autoSpaceDE w:val="0"/>
-            <w:autoSpaceDN w:val="0"/>
-            <w:bidi w:val="0"/>
-            <w:adjustRightInd w:val="0"/>
-            <w:snapToGrid w:val="0"/>
-            <w:textAlignment w:val="baseline"/>
           </w:pPr>
           <w:r>
             <w:rPr>
@@ -2304,7 +2262,7 @@
               <w:rFonts w:hint="eastAsia" w:ascii="宋体" w:hAnsi="宋体" w:eastAsia="宋体" w:cs="宋体"/>
               <w:szCs w:val="24"/>
             </w:rPr>
-            <w:instrText xml:space="preserve"> HYPERLINK \l _Toc4649 </w:instrText>
+            <w:instrText xml:space="preserve"> HYPERLINK \l _Toc5044 </w:instrText>
           </w:r>
           <w:r>
             <w:rPr>
@@ -2318,14 +2276,7 @@
               <w:rFonts w:hint="default"/>
               <w:lang w:val="en-US" w:eastAsia="zh-CN"/>
             </w:rPr>
-            <w:t xml:space="preserve">1. </w:t>
-          </w:r>
-          <w:r>
-            <w:rPr>
-              <w:rFonts w:hint="eastAsia"/>
-              <w:lang w:val="en-US" w:eastAsia="zh-CN"/>
-            </w:rPr>
-            <w:t>运维工具应用情况说明</w:t>
+            <w:t>1. 管理体系构建与职责落地</w:t>
           </w:r>
           <w:r>
             <w:tab/>
@@ -2334,7 +2285,7 @@
             <w:fldChar w:fldCharType="begin"/>
           </w:r>
           <w:r>
-            <w:instrText xml:space="preserve"> PAGEREF _Toc4649 \h </w:instrText>
+            <w:instrText xml:space="preserve"> PAGEREF _Toc5044 \h </w:instrText>
           </w:r>
           <w:r>
             <w:fldChar w:fldCharType="separate"/>
@@ -2356,23 +2307,9 @@
         <w:p>
           <w:pPr>
             <w:pStyle w:val="17"/>
-            <w:keepNext w:val="0"/>
-            <w:keepLines w:val="0"/>
-            <w:pageBreakBefore w:val="0"/>
-            <w:widowControl w:val="0"/>
             <w:tabs>
               <w:tab w:val="right" w:leader="dot" w:pos="8306"/>
             </w:tabs>
-            <w:kinsoku w:val="0"/>
-            <w:wordWrap/>
-            <w:overflowPunct/>
-            <w:topLinePunct w:val="0"/>
-            <w:autoSpaceDE w:val="0"/>
-            <w:autoSpaceDN w:val="0"/>
-            <w:bidi w:val="0"/>
-            <w:adjustRightInd w:val="0"/>
-            <w:snapToGrid w:val="0"/>
-            <w:textAlignment w:val="baseline"/>
           </w:pPr>
           <w:r>
             <w:rPr>
@@ -2386,7 +2323,7 @@
               <w:rFonts w:hint="eastAsia" w:ascii="宋体" w:hAnsi="宋体" w:eastAsia="宋体" w:cs="宋体"/>
               <w:szCs w:val="24"/>
             </w:rPr>
-            <w:instrText xml:space="preserve"> HYPERLINK \l _Toc32740 </w:instrText>
+            <w:instrText xml:space="preserve"> HYPERLINK \l _Toc8058 </w:instrText>
           </w:r>
           <w:r>
             <w:rPr>
@@ -2400,14 +2337,7 @@
               <w:rFonts w:hint="default"/>
               <w:lang w:val="en-US" w:eastAsia="zh-CN"/>
             </w:rPr>
-            <w:t xml:space="preserve">1.1. </w:t>
-          </w:r>
-          <w:r>
-            <w:rPr>
-              <w:rFonts w:hint="eastAsia"/>
-              <w:lang w:val="en-US" w:eastAsia="zh-CN"/>
-            </w:rPr>
-            <w:t>过程管理工具</w:t>
+            <w:t>1.1. 制度与流程确立</w:t>
           </w:r>
           <w:r>
             <w:tab/>
@@ -2416,335 +2346,7 @@
             <w:fldChar w:fldCharType="begin"/>
           </w:r>
           <w:r>
-            <w:instrText xml:space="preserve"> PAGEREF _Toc32740 \h </w:instrText>
-          </w:r>
-          <w:r>
-            <w:fldChar w:fldCharType="separate"/>
-          </w:r>
-          <w:r>
-            <w:t>4</w:t>
-          </w:r>
-          <w:r>
-            <w:fldChar w:fldCharType="end"/>
-          </w:r>
-          <w:r>
-            <w:rPr>
-              <w:rFonts w:hint="eastAsia" w:ascii="宋体" w:hAnsi="宋体" w:eastAsia="宋体" w:cs="宋体"/>
-              <w:szCs w:val="24"/>
-            </w:rPr>
-            <w:fldChar w:fldCharType="end"/>
-          </w:r>
-        </w:p>
-        <w:p>
-          <w:pPr>
-            <w:pStyle w:val="13"/>
-            <w:keepNext w:val="0"/>
-            <w:keepLines w:val="0"/>
-            <w:pageBreakBefore w:val="0"/>
-            <w:widowControl w:val="0"/>
-            <w:tabs>
-              <w:tab w:val="right" w:leader="dot" w:pos="8306"/>
-            </w:tabs>
-            <w:kinsoku w:val="0"/>
-            <w:wordWrap/>
-            <w:overflowPunct/>
-            <w:topLinePunct w:val="0"/>
-            <w:autoSpaceDE w:val="0"/>
-            <w:autoSpaceDN w:val="0"/>
-            <w:bidi w:val="0"/>
-            <w:adjustRightInd w:val="0"/>
-            <w:snapToGrid w:val="0"/>
-            <w:textAlignment w:val="baseline"/>
-          </w:pPr>
-          <w:r>
-            <w:rPr>
-              <w:rFonts w:hint="eastAsia" w:ascii="宋体" w:hAnsi="宋体" w:eastAsia="宋体" w:cs="宋体"/>
-              <w:szCs w:val="24"/>
-            </w:rPr>
-            <w:fldChar w:fldCharType="begin"/>
-          </w:r>
-          <w:r>
-            <w:rPr>
-              <w:rFonts w:hint="eastAsia" w:ascii="宋体" w:hAnsi="宋体" w:eastAsia="宋体" w:cs="宋体"/>
-              <w:szCs w:val="24"/>
-            </w:rPr>
-            <w:instrText xml:space="preserve"> HYPERLINK \l _Toc25007 </w:instrText>
-          </w:r>
-          <w:r>
-            <w:rPr>
-              <w:rFonts w:hint="eastAsia" w:ascii="宋体" w:hAnsi="宋体" w:eastAsia="宋体" w:cs="宋体"/>
-              <w:szCs w:val="24"/>
-            </w:rPr>
-            <w:fldChar w:fldCharType="separate"/>
-          </w:r>
-          <w:r>
-            <w:rPr>
-              <w:rFonts w:hint="default"/>
-              <w:lang w:val="en-US" w:eastAsia="zh-CN"/>
-            </w:rPr>
-            <w:t xml:space="preserve">1.1.1. </w:t>
-          </w:r>
-          <w:r>
-            <w:rPr>
-              <w:rFonts w:hint="eastAsia"/>
-              <w:lang w:val="en-US" w:eastAsia="zh-CN"/>
-            </w:rPr>
-            <w:t>软件名称</w:t>
-          </w:r>
-          <w:r>
-            <w:tab/>
-          </w:r>
-          <w:r>
-            <w:fldChar w:fldCharType="begin"/>
-          </w:r>
-          <w:r>
-            <w:instrText xml:space="preserve"> PAGEREF _Toc25007 \h </w:instrText>
-          </w:r>
-          <w:r>
-            <w:fldChar w:fldCharType="separate"/>
-          </w:r>
-          <w:r>
-            <w:t>4</w:t>
-          </w:r>
-          <w:r>
-            <w:fldChar w:fldCharType="end"/>
-          </w:r>
-          <w:r>
-            <w:rPr>
-              <w:rFonts w:hint="eastAsia" w:ascii="宋体" w:hAnsi="宋体" w:eastAsia="宋体" w:cs="宋体"/>
-              <w:szCs w:val="24"/>
-            </w:rPr>
-            <w:fldChar w:fldCharType="end"/>
-          </w:r>
-        </w:p>
-        <w:p>
-          <w:pPr>
-            <w:pStyle w:val="13"/>
-            <w:keepNext w:val="0"/>
-            <w:keepLines w:val="0"/>
-            <w:pageBreakBefore w:val="0"/>
-            <w:widowControl w:val="0"/>
-            <w:tabs>
-              <w:tab w:val="right" w:leader="dot" w:pos="8306"/>
-            </w:tabs>
-            <w:kinsoku w:val="0"/>
-            <w:wordWrap/>
-            <w:overflowPunct/>
-            <w:topLinePunct w:val="0"/>
-            <w:autoSpaceDE w:val="0"/>
-            <w:autoSpaceDN w:val="0"/>
-            <w:bidi w:val="0"/>
-            <w:adjustRightInd w:val="0"/>
-            <w:snapToGrid w:val="0"/>
-            <w:textAlignment w:val="baseline"/>
-          </w:pPr>
-          <w:r>
-            <w:rPr>
-              <w:rFonts w:hint="eastAsia" w:ascii="宋体" w:hAnsi="宋体" w:eastAsia="宋体" w:cs="宋体"/>
-              <w:szCs w:val="24"/>
-            </w:rPr>
-            <w:fldChar w:fldCharType="begin"/>
-          </w:r>
-          <w:r>
-            <w:rPr>
-              <w:rFonts w:hint="eastAsia" w:ascii="宋体" w:hAnsi="宋体" w:eastAsia="宋体" w:cs="宋体"/>
-              <w:szCs w:val="24"/>
-            </w:rPr>
-            <w:instrText xml:space="preserve"> HYPERLINK \l _Toc20430 </w:instrText>
-          </w:r>
-          <w:r>
-            <w:rPr>
-              <w:rFonts w:hint="eastAsia" w:ascii="宋体" w:hAnsi="宋体" w:eastAsia="宋体" w:cs="宋体"/>
-              <w:szCs w:val="24"/>
-            </w:rPr>
-            <w:fldChar w:fldCharType="separate"/>
-          </w:r>
-          <w:r>
-            <w:rPr>
-              <w:rFonts w:hint="default"/>
-              <w:lang w:val="en-US" w:eastAsia="zh-CN"/>
-            </w:rPr>
-            <w:t xml:space="preserve">1.1.2. </w:t>
-          </w:r>
-          <w:r>
-            <w:rPr>
-              <w:rFonts w:hint="eastAsia"/>
-              <w:lang w:val="en-US" w:eastAsia="zh-CN"/>
-            </w:rPr>
-            <w:t>软件来源</w:t>
-          </w:r>
-          <w:r>
-            <w:tab/>
-          </w:r>
-          <w:r>
-            <w:fldChar w:fldCharType="begin"/>
-          </w:r>
-          <w:r>
-            <w:instrText xml:space="preserve"> PAGEREF _Toc20430 \h </w:instrText>
-          </w:r>
-          <w:r>
-            <w:fldChar w:fldCharType="separate"/>
-          </w:r>
-          <w:r>
-            <w:t>4</w:t>
-          </w:r>
-          <w:r>
-            <w:fldChar w:fldCharType="end"/>
-          </w:r>
-          <w:r>
-            <w:rPr>
-              <w:rFonts w:hint="eastAsia" w:ascii="宋体" w:hAnsi="宋体" w:eastAsia="宋体" w:cs="宋体"/>
-              <w:szCs w:val="24"/>
-            </w:rPr>
-            <w:fldChar w:fldCharType="end"/>
-          </w:r>
-        </w:p>
-        <w:p>
-          <w:pPr>
-            <w:pStyle w:val="13"/>
-            <w:keepNext w:val="0"/>
-            <w:keepLines w:val="0"/>
-            <w:pageBreakBefore w:val="0"/>
-            <w:widowControl w:val="0"/>
-            <w:tabs>
-              <w:tab w:val="right" w:leader="dot" w:pos="8306"/>
-            </w:tabs>
-            <w:kinsoku w:val="0"/>
-            <w:wordWrap/>
-            <w:overflowPunct/>
-            <w:topLinePunct w:val="0"/>
-            <w:autoSpaceDE w:val="0"/>
-            <w:autoSpaceDN w:val="0"/>
-            <w:bidi w:val="0"/>
-            <w:adjustRightInd w:val="0"/>
-            <w:snapToGrid w:val="0"/>
-            <w:textAlignment w:val="baseline"/>
-          </w:pPr>
-          <w:r>
-            <w:rPr>
-              <w:rFonts w:hint="eastAsia" w:ascii="宋体" w:hAnsi="宋体" w:eastAsia="宋体" w:cs="宋体"/>
-              <w:szCs w:val="24"/>
-            </w:rPr>
-            <w:fldChar w:fldCharType="begin"/>
-          </w:r>
-          <w:r>
-            <w:rPr>
-              <w:rFonts w:hint="eastAsia" w:ascii="宋体" w:hAnsi="宋体" w:eastAsia="宋体" w:cs="宋体"/>
-              <w:szCs w:val="24"/>
-            </w:rPr>
-            <w:instrText xml:space="preserve"> HYPERLINK \l _Toc19869 </w:instrText>
-          </w:r>
-          <w:r>
-            <w:rPr>
-              <w:rFonts w:hint="eastAsia" w:ascii="宋体" w:hAnsi="宋体" w:eastAsia="宋体" w:cs="宋体"/>
-              <w:szCs w:val="24"/>
-            </w:rPr>
-            <w:fldChar w:fldCharType="separate"/>
-          </w:r>
-          <w:r>
-            <w:rPr>
-              <w:rFonts w:hint="default"/>
-              <w:lang w:val="en-US" w:eastAsia="zh-CN"/>
-            </w:rPr>
-            <w:t xml:space="preserve">1.1.3. </w:t>
-          </w:r>
-          <w:r>
-            <w:rPr>
-              <w:rFonts w:hint="eastAsia"/>
-              <w:lang w:val="en-US" w:eastAsia="zh-CN"/>
-            </w:rPr>
-            <w:t>软件特色</w:t>
-          </w:r>
-          <w:r>
-            <w:tab/>
-          </w:r>
-          <w:r>
-            <w:fldChar w:fldCharType="begin"/>
-          </w:r>
-          <w:r>
-            <w:instrText xml:space="preserve"> PAGEREF _Toc19869 \h </w:instrText>
-          </w:r>
-          <w:r>
-            <w:fldChar w:fldCharType="separate"/>
-          </w:r>
-          <w:r>
-            <w:t>4</w:t>
-          </w:r>
-          <w:r>
-            <w:fldChar w:fldCharType="end"/>
-          </w:r>
-          <w:r>
-            <w:rPr>
-              <w:rFonts w:hint="eastAsia" w:ascii="宋体" w:hAnsi="宋体" w:eastAsia="宋体" w:cs="宋体"/>
-              <w:szCs w:val="24"/>
-            </w:rPr>
-            <w:fldChar w:fldCharType="end"/>
-          </w:r>
-        </w:p>
-        <w:p>
-          <w:pPr>
-            <w:pStyle w:val="13"/>
-            <w:keepNext w:val="0"/>
-            <w:keepLines w:val="0"/>
-            <w:pageBreakBefore w:val="0"/>
-            <w:widowControl w:val="0"/>
-            <w:tabs>
-              <w:tab w:val="right" w:leader="dot" w:pos="8306"/>
-            </w:tabs>
-            <w:kinsoku w:val="0"/>
-            <w:wordWrap/>
-            <w:overflowPunct/>
-            <w:topLinePunct w:val="0"/>
-            <w:autoSpaceDE w:val="0"/>
-            <w:autoSpaceDN w:val="0"/>
-            <w:bidi w:val="0"/>
-            <w:adjustRightInd w:val="0"/>
-            <w:snapToGrid w:val="0"/>
-            <w:textAlignment w:val="baseline"/>
-          </w:pPr>
-          <w:r>
-            <w:rPr>
-              <w:rFonts w:hint="eastAsia" w:ascii="宋体" w:hAnsi="宋体" w:eastAsia="宋体" w:cs="宋体"/>
-              <w:szCs w:val="24"/>
-            </w:rPr>
-            <w:fldChar w:fldCharType="begin"/>
-          </w:r>
-          <w:r>
-            <w:rPr>
-              <w:rFonts w:hint="eastAsia" w:ascii="宋体" w:hAnsi="宋体" w:eastAsia="宋体" w:cs="宋体"/>
-              <w:szCs w:val="24"/>
-            </w:rPr>
-            <w:instrText xml:space="preserve"> HYPERLINK \l _Toc13208 </w:instrText>
-          </w:r>
-          <w:r>
-            <w:rPr>
-              <w:rFonts w:hint="eastAsia" w:ascii="宋体" w:hAnsi="宋体" w:eastAsia="宋体" w:cs="宋体"/>
-              <w:szCs w:val="24"/>
-            </w:rPr>
-            <w:fldChar w:fldCharType="separate"/>
-          </w:r>
-          <w:r>
-            <w:rPr>
-              <w:rFonts w:hint="default"/>
-              <w:lang w:val="en-US" w:eastAsia="zh-CN"/>
-            </w:rPr>
-            <w:t xml:space="preserve">1.1.4. </w:t>
-          </w:r>
-          <w:r>
-            <w:rPr>
-              <w:rFonts w:hint="eastAsia"/>
-              <w:lang w:val="en-US" w:eastAsia="zh-CN"/>
-            </w:rPr>
-            <w:t>功能介绍</w:t>
-          </w:r>
-          <w:r>
-            <w:tab/>
-          </w:r>
-          <w:r>
-            <w:fldChar w:fldCharType="begin"/>
-          </w:r>
-          <w:r>
-            <w:instrText xml:space="preserve"> PAGEREF _Toc13208 \h </w:instrText>
+            <w:instrText xml:space="preserve"> PAGEREF _Toc8058 \h </w:instrText>
           </w:r>
           <w:r>
             <w:fldChar w:fldCharType="separate"/>
@@ -2766,23 +2368,9 @@
         <w:p>
           <w:pPr>
             <w:pStyle w:val="17"/>
-            <w:keepNext w:val="0"/>
-            <w:keepLines w:val="0"/>
-            <w:pageBreakBefore w:val="0"/>
-            <w:widowControl w:val="0"/>
             <w:tabs>
               <w:tab w:val="right" w:leader="dot" w:pos="8306"/>
             </w:tabs>
-            <w:kinsoku w:val="0"/>
-            <w:wordWrap/>
-            <w:overflowPunct/>
-            <w:topLinePunct w:val="0"/>
-            <w:autoSpaceDE w:val="0"/>
-            <w:autoSpaceDN w:val="0"/>
-            <w:bidi w:val="0"/>
-            <w:adjustRightInd w:val="0"/>
-            <w:snapToGrid w:val="0"/>
-            <w:textAlignment w:val="baseline"/>
           </w:pPr>
           <w:r>
             <w:rPr>
@@ -2796,7 +2384,7 @@
               <w:rFonts w:hint="eastAsia" w:ascii="宋体" w:hAnsi="宋体" w:eastAsia="宋体" w:cs="宋体"/>
               <w:szCs w:val="24"/>
             </w:rPr>
-            <w:instrText xml:space="preserve"> HYPERLINK \l _Toc31648 </w:instrText>
+            <w:instrText xml:space="preserve"> HYPERLINK \l _Toc4167 </w:instrText>
           </w:r>
           <w:r>
             <w:rPr>
@@ -2810,14 +2398,7 @@
               <w:rFonts w:hint="default"/>
               <w:lang w:val="en-US" w:eastAsia="zh-CN"/>
             </w:rPr>
-            <w:t xml:space="preserve">1.2. </w:t>
-          </w:r>
-          <w:r>
-            <w:rPr>
-              <w:rFonts w:hint="eastAsia"/>
-              <w:lang w:val="en-US" w:eastAsia="zh-CN"/>
-            </w:rPr>
-            <w:t>监控工具</w:t>
+            <w:t>1.2. 跨部门协同机制运行</w:t>
           </w:r>
           <w:r>
             <w:tab/>
@@ -2826,13 +2407,13 @@
             <w:fldChar w:fldCharType="begin"/>
           </w:r>
           <w:r>
-            <w:instrText xml:space="preserve"> PAGEREF _Toc31648 \h </w:instrText>
+            <w:instrText xml:space="preserve"> PAGEREF _Toc4167 \h </w:instrText>
           </w:r>
           <w:r>
             <w:fldChar w:fldCharType="separate"/>
           </w:r>
           <w:r>
-            <w:t>7</w:t>
+            <w:t>4</w:t>
           </w:r>
           <w:r>
             <w:fldChar w:fldCharType="end"/>
@@ -2847,24 +2428,10 @@
         </w:p>
         <w:p>
           <w:pPr>
-            <w:pStyle w:val="13"/>
-            <w:keepNext w:val="0"/>
-            <w:keepLines w:val="0"/>
-            <w:pageBreakBefore w:val="0"/>
-            <w:widowControl w:val="0"/>
+            <w:pStyle w:val="16"/>
             <w:tabs>
               <w:tab w:val="right" w:leader="dot" w:pos="8306"/>
             </w:tabs>
-            <w:kinsoku w:val="0"/>
-            <w:wordWrap/>
-            <w:overflowPunct/>
-            <w:topLinePunct w:val="0"/>
-            <w:autoSpaceDE w:val="0"/>
-            <w:autoSpaceDN w:val="0"/>
-            <w:bidi w:val="0"/>
-            <w:adjustRightInd w:val="0"/>
-            <w:snapToGrid w:val="0"/>
-            <w:textAlignment w:val="baseline"/>
           </w:pPr>
           <w:r>
             <w:rPr>
@@ -2878,7 +2445,7 @@
               <w:rFonts w:hint="eastAsia" w:ascii="宋体" w:hAnsi="宋体" w:eastAsia="宋体" w:cs="宋体"/>
               <w:szCs w:val="24"/>
             </w:rPr>
-            <w:instrText xml:space="preserve"> HYPERLINK \l _Toc11539 </w:instrText>
+            <w:instrText xml:space="preserve"> HYPERLINK \l _Toc11759 </w:instrText>
           </w:r>
           <w:r>
             <w:rPr>
@@ -2892,14 +2459,7 @@
               <w:rFonts w:hint="default"/>
               <w:lang w:val="en-US" w:eastAsia="zh-CN"/>
             </w:rPr>
-            <w:t xml:space="preserve">1.2.1. </w:t>
-          </w:r>
-          <w:r>
-            <w:rPr>
-              <w:rFonts w:hint="eastAsia"/>
-              <w:lang w:val="en-US" w:eastAsia="zh-CN"/>
-            </w:rPr>
-            <w:t>软件名称</w:t>
+            <w:t>2. 服务数据管理全流程实施情况</w:t>
           </w:r>
           <w:r>
             <w:tab/>
@@ -2908,259 +2468,13 @@
             <w:fldChar w:fldCharType="begin"/>
           </w:r>
           <w:r>
-            <w:instrText xml:space="preserve"> PAGEREF _Toc11539 \h </w:instrText>
+            <w:instrText xml:space="preserve"> PAGEREF _Toc11759 \h </w:instrText>
           </w:r>
           <w:r>
             <w:fldChar w:fldCharType="separate"/>
           </w:r>
           <w:r>
-            <w:t>7</w:t>
-          </w:r>
-          <w:r>
-            <w:fldChar w:fldCharType="end"/>
-          </w:r>
-          <w:r>
-            <w:rPr>
-              <w:rFonts w:hint="eastAsia" w:ascii="宋体" w:hAnsi="宋体" w:eastAsia="宋体" w:cs="宋体"/>
-              <w:szCs w:val="24"/>
-            </w:rPr>
-            <w:fldChar w:fldCharType="end"/>
-          </w:r>
-        </w:p>
-        <w:p>
-          <w:pPr>
-            <w:pStyle w:val="13"/>
-            <w:keepNext w:val="0"/>
-            <w:keepLines w:val="0"/>
-            <w:pageBreakBefore w:val="0"/>
-            <w:widowControl w:val="0"/>
-            <w:tabs>
-              <w:tab w:val="right" w:leader="dot" w:pos="8306"/>
-            </w:tabs>
-            <w:kinsoku w:val="0"/>
-            <w:wordWrap/>
-            <w:overflowPunct/>
-            <w:topLinePunct w:val="0"/>
-            <w:autoSpaceDE w:val="0"/>
-            <w:autoSpaceDN w:val="0"/>
-            <w:bidi w:val="0"/>
-            <w:adjustRightInd w:val="0"/>
-            <w:snapToGrid w:val="0"/>
-            <w:textAlignment w:val="baseline"/>
-          </w:pPr>
-          <w:r>
-            <w:rPr>
-              <w:rFonts w:hint="eastAsia" w:ascii="宋体" w:hAnsi="宋体" w:eastAsia="宋体" w:cs="宋体"/>
-              <w:szCs w:val="24"/>
-            </w:rPr>
-            <w:fldChar w:fldCharType="begin"/>
-          </w:r>
-          <w:r>
-            <w:rPr>
-              <w:rFonts w:hint="eastAsia" w:ascii="宋体" w:hAnsi="宋体" w:eastAsia="宋体" w:cs="宋体"/>
-              <w:szCs w:val="24"/>
-            </w:rPr>
-            <w:instrText xml:space="preserve"> HYPERLINK \l _Toc21960 </w:instrText>
-          </w:r>
-          <w:r>
-            <w:rPr>
-              <w:rFonts w:hint="eastAsia" w:ascii="宋体" w:hAnsi="宋体" w:eastAsia="宋体" w:cs="宋体"/>
-              <w:szCs w:val="24"/>
-            </w:rPr>
-            <w:fldChar w:fldCharType="separate"/>
-          </w:r>
-          <w:r>
-            <w:rPr>
-              <w:rFonts w:hint="default"/>
-              <w:lang w:val="en-US" w:eastAsia="zh-CN"/>
-            </w:rPr>
-            <w:t xml:space="preserve">1.2.2. </w:t>
-          </w:r>
-          <w:r>
-            <w:rPr>
-              <w:rFonts w:hint="eastAsia"/>
-              <w:lang w:val="en-US" w:eastAsia="zh-CN"/>
-            </w:rPr>
-            <w:t>软件来源</w:t>
-          </w:r>
-          <w:r>
-            <w:tab/>
-          </w:r>
-          <w:r>
-            <w:fldChar w:fldCharType="begin"/>
-          </w:r>
-          <w:r>
-            <w:instrText xml:space="preserve"> PAGEREF _Toc21960 \h </w:instrText>
-          </w:r>
-          <w:r>
-            <w:fldChar w:fldCharType="separate"/>
-          </w:r>
-          <w:r>
-            <w:t>7</w:t>
-          </w:r>
-          <w:r>
-            <w:fldChar w:fldCharType="end"/>
-          </w:r>
-          <w:r>
-            <w:rPr>
-              <w:rFonts w:hint="eastAsia" w:ascii="宋体" w:hAnsi="宋体" w:eastAsia="宋体" w:cs="宋体"/>
-              <w:szCs w:val="24"/>
-            </w:rPr>
-            <w:fldChar w:fldCharType="end"/>
-          </w:r>
-        </w:p>
-        <w:p>
-          <w:pPr>
-            <w:pStyle w:val="13"/>
-            <w:keepNext w:val="0"/>
-            <w:keepLines w:val="0"/>
-            <w:pageBreakBefore w:val="0"/>
-            <w:widowControl w:val="0"/>
-            <w:tabs>
-              <w:tab w:val="right" w:leader="dot" w:pos="8306"/>
-            </w:tabs>
-            <w:kinsoku w:val="0"/>
-            <w:wordWrap/>
-            <w:overflowPunct/>
-            <w:topLinePunct w:val="0"/>
-            <w:autoSpaceDE w:val="0"/>
-            <w:autoSpaceDN w:val="0"/>
-            <w:bidi w:val="0"/>
-            <w:adjustRightInd w:val="0"/>
-            <w:snapToGrid w:val="0"/>
-            <w:textAlignment w:val="baseline"/>
-          </w:pPr>
-          <w:r>
-            <w:rPr>
-              <w:rFonts w:hint="eastAsia" w:ascii="宋体" w:hAnsi="宋体" w:eastAsia="宋体" w:cs="宋体"/>
-              <w:szCs w:val="24"/>
-            </w:rPr>
-            <w:fldChar w:fldCharType="begin"/>
-          </w:r>
-          <w:r>
-            <w:rPr>
-              <w:rFonts w:hint="eastAsia" w:ascii="宋体" w:hAnsi="宋体" w:eastAsia="宋体" w:cs="宋体"/>
-              <w:szCs w:val="24"/>
-            </w:rPr>
-            <w:instrText xml:space="preserve"> HYPERLINK \l _Toc22377 </w:instrText>
-          </w:r>
-          <w:r>
-            <w:rPr>
-              <w:rFonts w:hint="eastAsia" w:ascii="宋体" w:hAnsi="宋体" w:eastAsia="宋体" w:cs="宋体"/>
-              <w:szCs w:val="24"/>
-            </w:rPr>
-            <w:fldChar w:fldCharType="separate"/>
-          </w:r>
-          <w:r>
-            <w:rPr>
-              <w:rFonts w:hint="default"/>
-              <w:lang w:val="en-US" w:eastAsia="zh-CN"/>
-            </w:rPr>
-            <w:t xml:space="preserve">1.2.3. </w:t>
-          </w:r>
-          <w:r>
-            <w:rPr>
-              <w:rFonts w:hint="eastAsia"/>
-              <w:lang w:val="en-US" w:eastAsia="zh-CN"/>
-            </w:rPr>
-            <w:t>软件特色</w:t>
-          </w:r>
-          <w:r>
-            <w:tab/>
-          </w:r>
-          <w:r>
-            <w:fldChar w:fldCharType="begin"/>
-          </w:r>
-          <w:r>
-            <w:instrText xml:space="preserve"> PAGEREF _Toc22377 \h </w:instrText>
-          </w:r>
-          <w:r>
-            <w:fldChar w:fldCharType="separate"/>
-          </w:r>
-          <w:r>
-            <w:t>7</w:t>
-          </w:r>
-          <w:r>
-            <w:fldChar w:fldCharType="end"/>
-          </w:r>
-          <w:r>
-            <w:rPr>
-              <w:rFonts w:hint="eastAsia" w:ascii="宋体" w:hAnsi="宋体" w:eastAsia="宋体" w:cs="宋体"/>
-              <w:szCs w:val="24"/>
-            </w:rPr>
-            <w:fldChar w:fldCharType="end"/>
-          </w:r>
-        </w:p>
-        <w:p>
-          <w:pPr>
-            <w:pStyle w:val="13"/>
-            <w:keepNext w:val="0"/>
-            <w:keepLines w:val="0"/>
-            <w:pageBreakBefore w:val="0"/>
-            <w:widowControl w:val="0"/>
-            <w:tabs>
-              <w:tab w:val="right" w:leader="dot" w:pos="8306"/>
-            </w:tabs>
-            <w:kinsoku w:val="0"/>
-            <w:wordWrap/>
-            <w:overflowPunct/>
-            <w:topLinePunct w:val="0"/>
-            <w:autoSpaceDE w:val="0"/>
-            <w:autoSpaceDN w:val="0"/>
-            <w:bidi w:val="0"/>
-            <w:adjustRightInd w:val="0"/>
-            <w:snapToGrid w:val="0"/>
-            <w:textAlignment w:val="baseline"/>
-          </w:pPr>
-          <w:r>
-            <w:rPr>
-              <w:rFonts w:hint="eastAsia" w:ascii="宋体" w:hAnsi="宋体" w:eastAsia="宋体" w:cs="宋体"/>
-              <w:szCs w:val="24"/>
-            </w:rPr>
-            <w:fldChar w:fldCharType="begin"/>
-          </w:r>
-          <w:r>
-            <w:rPr>
-              <w:rFonts w:hint="eastAsia" w:ascii="宋体" w:hAnsi="宋体" w:eastAsia="宋体" w:cs="宋体"/>
-              <w:szCs w:val="24"/>
-            </w:rPr>
-            <w:instrText xml:space="preserve"> HYPERLINK \l _Toc1654 </w:instrText>
-          </w:r>
-          <w:r>
-            <w:rPr>
-              <w:rFonts w:hint="eastAsia" w:ascii="宋体" w:hAnsi="宋体" w:eastAsia="宋体" w:cs="宋体"/>
-              <w:szCs w:val="24"/>
-            </w:rPr>
-            <w:fldChar w:fldCharType="separate"/>
-          </w:r>
-          <w:r>
-            <w:rPr>
-              <w:rFonts w:hint="default"/>
-              <w:lang w:val="en-US" w:eastAsia="zh-CN"/>
-            </w:rPr>
-            <w:t xml:space="preserve">1.2.4. </w:t>
-          </w:r>
-          <w:r>
-            <w:rPr>
-              <w:rFonts w:hint="eastAsia"/>
-              <w:lang w:val="en-US" w:eastAsia="zh-CN"/>
-            </w:rPr>
-            <w:t>功能介绍</w:t>
-          </w:r>
-          <w:r>
-            <w:tab/>
-          </w:r>
-          <w:r>
-            <w:fldChar w:fldCharType="begin"/>
-          </w:r>
-          <w:r>
-            <w:instrText xml:space="preserve"> PAGEREF _Toc1654 \h </w:instrText>
-          </w:r>
-          <w:r>
-            <w:fldChar w:fldCharType="separate"/>
-          </w:r>
-          <w:r>
-            <w:t>7</w:t>
+            <w:t>4</w:t>
           </w:r>
           <w:r>
             <w:fldChar w:fldCharType="end"/>
@@ -3176,23 +2490,9 @@
         <w:p>
           <w:pPr>
             <w:pStyle w:val="17"/>
-            <w:keepNext w:val="0"/>
-            <w:keepLines w:val="0"/>
-            <w:pageBreakBefore w:val="0"/>
-            <w:widowControl w:val="0"/>
             <w:tabs>
               <w:tab w:val="right" w:leader="dot" w:pos="8306"/>
             </w:tabs>
-            <w:kinsoku w:val="0"/>
-            <w:wordWrap/>
-            <w:overflowPunct/>
-            <w:topLinePunct w:val="0"/>
-            <w:autoSpaceDE w:val="0"/>
-            <w:autoSpaceDN w:val="0"/>
-            <w:bidi w:val="0"/>
-            <w:adjustRightInd w:val="0"/>
-            <w:snapToGrid w:val="0"/>
-            <w:textAlignment w:val="baseline"/>
           </w:pPr>
           <w:r>
             <w:rPr>
@@ -3206,7 +2506,7 @@
               <w:rFonts w:hint="eastAsia" w:ascii="宋体" w:hAnsi="宋体" w:eastAsia="宋体" w:cs="宋体"/>
               <w:szCs w:val="24"/>
             </w:rPr>
-            <w:instrText xml:space="preserve"> HYPERLINK \l _Toc10225 </w:instrText>
+            <w:instrText xml:space="preserve"> HYPERLINK \l _Toc16251 </w:instrText>
           </w:r>
           <w:r>
             <w:rPr>
@@ -3220,14 +2520,68 @@
               <w:rFonts w:hint="default"/>
               <w:lang w:val="en-US" w:eastAsia="zh-CN"/>
             </w:rPr>
-            <w:t xml:space="preserve">1.3. </w:t>
-          </w:r>
-          <w:r>
-            <w:rPr>
-              <w:rFonts w:hint="eastAsia"/>
+            <w:t>2.1. 数据识别与规范化采集</w:t>
+          </w:r>
+          <w:r>
+            <w:tab/>
+          </w:r>
+          <w:r>
+            <w:fldChar w:fldCharType="begin"/>
+          </w:r>
+          <w:r>
+            <w:instrText xml:space="preserve"> PAGEREF _Toc16251 \h </w:instrText>
+          </w:r>
+          <w:r>
+            <w:fldChar w:fldCharType="separate"/>
+          </w:r>
+          <w:r>
+            <w:t>4</w:t>
+          </w:r>
+          <w:r>
+            <w:fldChar w:fldCharType="end"/>
+          </w:r>
+          <w:r>
+            <w:rPr>
+              <w:rFonts w:hint="eastAsia" w:ascii="宋体" w:hAnsi="宋体" w:eastAsia="宋体" w:cs="宋体"/>
+              <w:szCs w:val="24"/>
+            </w:rPr>
+            <w:fldChar w:fldCharType="end"/>
+          </w:r>
+        </w:p>
+        <w:p>
+          <w:pPr>
+            <w:pStyle w:val="17"/>
+            <w:tabs>
+              <w:tab w:val="right" w:leader="dot" w:pos="8306"/>
+            </w:tabs>
+          </w:pPr>
+          <w:r>
+            <w:rPr>
+              <w:rFonts w:hint="eastAsia" w:ascii="宋体" w:hAnsi="宋体" w:eastAsia="宋体" w:cs="宋体"/>
+              <w:szCs w:val="24"/>
+            </w:rPr>
+            <w:fldChar w:fldCharType="begin"/>
+          </w:r>
+          <w:r>
+            <w:rPr>
+              <w:rFonts w:hint="eastAsia" w:ascii="宋体" w:hAnsi="宋体" w:eastAsia="宋体" w:cs="宋体"/>
+              <w:szCs w:val="24"/>
+            </w:rPr>
+            <w:instrText xml:space="preserve"> HYPERLINK \l _Toc23359 </w:instrText>
+          </w:r>
+          <w:r>
+            <w:rPr>
+              <w:rFonts w:hint="eastAsia" w:ascii="宋体" w:hAnsi="宋体" w:eastAsia="宋体" w:cs="宋体"/>
+              <w:szCs w:val="24"/>
+            </w:rPr>
+            <w:fldChar w:fldCharType="separate"/>
+          </w:r>
+          <w:r>
+            <w:rPr>
+              <w:rFonts w:hint="default"/>
               <w:lang w:val="en-US" w:eastAsia="zh-CN"/>
             </w:rPr>
-            <w:t>运维工具应用效果</w:t>
+            <w:t>2.2. 数据存储、安全与质量保障</w:t>
           </w:r>
           <w:r>
             <w:tab/>
@@ -3236,13 +2590,74 @@
             <w:fldChar w:fldCharType="begin"/>
           </w:r>
           <w:r>
-            <w:instrText xml:space="preserve"> PAGEREF _Toc10225 \h </w:instrText>
+            <w:instrText xml:space="preserve"> PAGEREF _Toc23359 \h </w:instrText>
           </w:r>
           <w:r>
             <w:fldChar w:fldCharType="separate"/>
           </w:r>
           <w:r>
-            <w:t>10</w:t>
+            <w:t>4</w:t>
+          </w:r>
+          <w:r>
+            <w:fldChar w:fldCharType="end"/>
+          </w:r>
+          <w:r>
+            <w:rPr>
+              <w:rFonts w:hint="eastAsia" w:ascii="宋体" w:hAnsi="宋体" w:eastAsia="宋体" w:cs="宋体"/>
+              <w:szCs w:val="24"/>
+            </w:rPr>
+            <w:fldChar w:fldCharType="end"/>
+          </w:r>
+        </w:p>
+        <w:p>
+          <w:pPr>
+            <w:pStyle w:val="17"/>
+            <w:tabs>
+              <w:tab w:val="right" w:leader="dot" w:pos="8306"/>
+            </w:tabs>
+          </w:pPr>
+          <w:r>
+            <w:rPr>
+              <w:rFonts w:hint="eastAsia" w:ascii="宋体" w:hAnsi="宋体" w:eastAsia="宋体" w:cs="宋体"/>
+              <w:szCs w:val="24"/>
+            </w:rPr>
+            <w:fldChar w:fldCharType="begin"/>
+          </w:r>
+          <w:r>
+            <w:rPr>
+              <w:rFonts w:hint="eastAsia" w:ascii="宋体" w:hAnsi="宋体" w:eastAsia="宋体" w:cs="宋体"/>
+              <w:szCs w:val="24"/>
+            </w:rPr>
+            <w:instrText xml:space="preserve"> HYPERLINK \l _Toc9968 </w:instrText>
+          </w:r>
+          <w:r>
+            <w:rPr>
+              <w:rFonts w:hint="eastAsia" w:ascii="宋体" w:hAnsi="宋体" w:eastAsia="宋体" w:cs="宋体"/>
+              <w:szCs w:val="24"/>
+            </w:rPr>
+            <w:fldChar w:fldCharType="separate"/>
+          </w:r>
+          <w:r>
+            <w:rPr>
+              <w:rFonts w:hint="default"/>
+              <w:lang w:val="en-US" w:eastAsia="zh-CN"/>
+            </w:rPr>
+            <w:t>2.3. 数据处理、分析与应用深化</w:t>
+          </w:r>
+          <w:r>
+            <w:tab/>
+          </w:r>
+          <w:r>
+            <w:fldChar w:fldCharType="begin"/>
+          </w:r>
+          <w:r>
+            <w:instrText xml:space="preserve"> PAGEREF _Toc9968 \h </w:instrText>
+          </w:r>
+          <w:r>
+            <w:fldChar w:fldCharType="separate"/>
+          </w:r>
+          <w:r>
+            <w:t>5</w:t>
           </w:r>
           <w:r>
             <w:fldChar w:fldCharType="end"/>
@@ -3258,23 +2673,9 @@
         <w:p>
           <w:pPr>
             <w:pStyle w:val="16"/>
-            <w:keepNext w:val="0"/>
-            <w:keepLines w:val="0"/>
-            <w:pageBreakBefore w:val="0"/>
-            <w:widowControl w:val="0"/>
             <w:tabs>
               <w:tab w:val="right" w:leader="dot" w:pos="8306"/>
             </w:tabs>
-            <w:kinsoku w:val="0"/>
-            <w:wordWrap/>
-            <w:overflowPunct/>
-            <w:topLinePunct w:val="0"/>
-            <w:autoSpaceDE w:val="0"/>
-            <w:autoSpaceDN w:val="0"/>
-            <w:bidi w:val="0"/>
-            <w:adjustRightInd w:val="0"/>
-            <w:snapToGrid w:val="0"/>
-            <w:textAlignment w:val="baseline"/>
           </w:pPr>
           <w:r>
             <w:rPr>
@@ -3288,7 +2689,7 @@
               <w:rFonts w:hint="eastAsia" w:ascii="宋体" w:hAnsi="宋体" w:eastAsia="宋体" w:cs="宋体"/>
               <w:szCs w:val="24"/>
             </w:rPr>
-            <w:instrText xml:space="preserve"> HYPERLINK \l _Toc6222 </w:instrText>
+            <w:instrText xml:space="preserve"> HYPERLINK \l _Toc30293 </w:instrText>
           </w:r>
           <w:r>
             <w:rPr>
@@ -3302,14 +2703,7 @@
               <w:rFonts w:hint="default"/>
               <w:lang w:val="en-US" w:eastAsia="zh-CN"/>
             </w:rPr>
-            <w:t xml:space="preserve">2. </w:t>
-          </w:r>
-          <w:r>
-            <w:rPr>
-              <w:rFonts w:hint="eastAsia"/>
-              <w:lang w:val="en-US" w:eastAsia="zh-CN"/>
-            </w:rPr>
-            <w:t>服务台应用情况说明</w:t>
+            <w:t>3. 考核指标达成情况</w:t>
           </w:r>
           <w:r>
             <w:tab/>
@@ -3318,13 +2712,13 @@
             <w:fldChar w:fldCharType="begin"/>
           </w:r>
           <w:r>
-            <w:instrText xml:space="preserve"> PAGEREF _Toc6222 \h </w:instrText>
+            <w:instrText xml:space="preserve"> PAGEREF _Toc30293 \h </w:instrText>
           </w:r>
           <w:r>
             <w:fldChar w:fldCharType="separate"/>
           </w:r>
           <w:r>
-            <w:t>11</w:t>
+            <w:t>5</w:t>
           </w:r>
           <w:r>
             <w:fldChar w:fldCharType="end"/>
@@ -3340,23 +2734,9 @@
         <w:p>
           <w:pPr>
             <w:pStyle w:val="16"/>
-            <w:keepNext w:val="0"/>
-            <w:keepLines w:val="0"/>
-            <w:pageBreakBefore w:val="0"/>
-            <w:widowControl w:val="0"/>
             <w:tabs>
               <w:tab w:val="right" w:leader="dot" w:pos="8306"/>
             </w:tabs>
-            <w:kinsoku w:val="0"/>
-            <w:wordWrap/>
-            <w:overflowPunct/>
-            <w:topLinePunct w:val="0"/>
-            <w:autoSpaceDE w:val="0"/>
-            <w:autoSpaceDN w:val="0"/>
-            <w:bidi w:val="0"/>
-            <w:adjustRightInd w:val="0"/>
-            <w:snapToGrid w:val="0"/>
-            <w:textAlignment w:val="baseline"/>
           </w:pPr>
           <w:r>
             <w:rPr>
@@ -3370,7 +2750,7 @@
               <w:rFonts w:hint="eastAsia" w:ascii="宋体" w:hAnsi="宋体" w:eastAsia="宋体" w:cs="宋体"/>
               <w:szCs w:val="24"/>
             </w:rPr>
-            <w:instrText xml:space="preserve"> HYPERLINK \l _Toc26297 </w:instrText>
+            <w:instrText xml:space="preserve"> HYPERLINK \l _Toc619 </w:instrText>
           </w:r>
           <w:r>
             <w:rPr>
@@ -3384,14 +2764,68 @@
               <w:rFonts w:hint="default"/>
               <w:lang w:val="en-US" w:eastAsia="zh-CN"/>
             </w:rPr>
-            <w:t xml:space="preserve">3. </w:t>
-          </w:r>
-          <w:r>
-            <w:rPr>
-              <w:rFonts w:hint="eastAsia"/>
+            <w:t>4. 实施成效与后续优化方向</w:t>
+          </w:r>
+          <w:r>
+            <w:tab/>
+          </w:r>
+          <w:r>
+            <w:fldChar w:fldCharType="begin"/>
+          </w:r>
+          <w:r>
+            <w:instrText xml:space="preserve"> PAGEREF _Toc619 \h </w:instrText>
+          </w:r>
+          <w:r>
+            <w:fldChar w:fldCharType="separate"/>
+          </w:r>
+          <w:r>
+            <w:t>6</w:t>
+          </w:r>
+          <w:r>
+            <w:fldChar w:fldCharType="end"/>
+          </w:r>
+          <w:r>
+            <w:rPr>
+              <w:rFonts w:hint="eastAsia" w:ascii="宋体" w:hAnsi="宋体" w:eastAsia="宋体" w:cs="宋体"/>
+              <w:szCs w:val="24"/>
+            </w:rPr>
+            <w:fldChar w:fldCharType="end"/>
+          </w:r>
+        </w:p>
+        <w:p>
+          <w:pPr>
+            <w:pStyle w:val="17"/>
+            <w:tabs>
+              <w:tab w:val="right" w:leader="dot" w:pos="8306"/>
+            </w:tabs>
+          </w:pPr>
+          <w:r>
+            <w:rPr>
+              <w:rFonts w:hint="eastAsia" w:ascii="宋体" w:hAnsi="宋体" w:eastAsia="宋体" w:cs="宋体"/>
+              <w:szCs w:val="24"/>
+            </w:rPr>
+            <w:fldChar w:fldCharType="begin"/>
+          </w:r>
+          <w:r>
+            <w:rPr>
+              <w:rFonts w:hint="eastAsia" w:ascii="宋体" w:hAnsi="宋体" w:eastAsia="宋体" w:cs="宋体"/>
+              <w:szCs w:val="24"/>
+            </w:rPr>
+            <w:instrText xml:space="preserve"> HYPERLINK \l _Toc31304 </w:instrText>
+          </w:r>
+          <w:r>
+            <w:rPr>
+              <w:rFonts w:hint="eastAsia" w:ascii="宋体" w:hAnsi="宋体" w:eastAsia="宋体" w:cs="宋体"/>
+              <w:szCs w:val="24"/>
+            </w:rPr>
+            <w:fldChar w:fldCharType="separate"/>
+          </w:r>
+          <w:r>
+            <w:rPr>
+              <w:rFonts w:hint="default"/>
               <w:lang w:val="en-US" w:eastAsia="zh-CN"/>
             </w:rPr>
-            <w:t>备件库应用情况说明</w:t>
+            <w:t>4.1. 主要成效</w:t>
           </w:r>
           <w:r>
             <w:tab/>
@@ -3400,13 +2834,74 @@
             <w:fldChar w:fldCharType="begin"/>
           </w:r>
           <w:r>
-            <w:instrText xml:space="preserve"> PAGEREF _Toc26297 \h </w:instrText>
+            <w:instrText xml:space="preserve"> PAGEREF _Toc31304 \h </w:instrText>
           </w:r>
           <w:r>
             <w:fldChar w:fldCharType="separate"/>
           </w:r>
           <w:r>
-            <w:t>11</w:t>
+            <w:t>6</w:t>
+          </w:r>
+          <w:r>
+            <w:fldChar w:fldCharType="end"/>
+          </w:r>
+          <w:r>
+            <w:rPr>
+              <w:rFonts w:hint="eastAsia" w:ascii="宋体" w:hAnsi="宋体" w:eastAsia="宋体" w:cs="宋体"/>
+              <w:szCs w:val="24"/>
+            </w:rPr>
+            <w:fldChar w:fldCharType="end"/>
+          </w:r>
+        </w:p>
+        <w:p>
+          <w:pPr>
+            <w:pStyle w:val="17"/>
+            <w:tabs>
+              <w:tab w:val="right" w:leader="dot" w:pos="8306"/>
+            </w:tabs>
+          </w:pPr>
+          <w:r>
+            <w:rPr>
+              <w:rFonts w:hint="eastAsia" w:ascii="宋体" w:hAnsi="宋体" w:eastAsia="宋体" w:cs="宋体"/>
+              <w:szCs w:val="24"/>
+            </w:rPr>
+            <w:fldChar w:fldCharType="begin"/>
+          </w:r>
+          <w:r>
+            <w:rPr>
+              <w:rFonts w:hint="eastAsia" w:ascii="宋体" w:hAnsi="宋体" w:eastAsia="宋体" w:cs="宋体"/>
+              <w:szCs w:val="24"/>
+            </w:rPr>
+            <w:instrText xml:space="preserve"> HYPERLINK \l _Toc23941 </w:instrText>
+          </w:r>
+          <w:r>
+            <w:rPr>
+              <w:rFonts w:hint="eastAsia" w:ascii="宋体" w:hAnsi="宋体" w:eastAsia="宋体" w:cs="宋体"/>
+              <w:szCs w:val="24"/>
+            </w:rPr>
+            <w:fldChar w:fldCharType="separate"/>
+          </w:r>
+          <w:r>
+            <w:rPr>
+              <w:rFonts w:hint="default"/>
+              <w:lang w:val="en-US" w:eastAsia="zh-CN"/>
+            </w:rPr>
+            <w:t>4.2. 持续优化方向</w:t>
+          </w:r>
+          <w:r>
+            <w:tab/>
+          </w:r>
+          <w:r>
+            <w:fldChar w:fldCharType="begin"/>
+          </w:r>
+          <w:r>
+            <w:instrText xml:space="preserve"> PAGEREF _Toc23941 \h </w:instrText>
+          </w:r>
+          <w:r>
+            <w:fldChar w:fldCharType="separate"/>
+          </w:r>
+          <w:r>
+            <w:t>6</w:t>
           </w:r>
           <w:r>
             <w:fldChar w:fldCharType="end"/>
@@ -3422,23 +2917,9 @@
         <w:p>
           <w:pPr>
             <w:pStyle w:val="16"/>
-            <w:keepNext w:val="0"/>
-            <w:keepLines w:val="0"/>
-            <w:pageBreakBefore w:val="0"/>
-            <w:widowControl w:val="0"/>
             <w:tabs>
               <w:tab w:val="right" w:leader="dot" w:pos="8306"/>
             </w:tabs>
-            <w:kinsoku w:val="0"/>
-            <w:wordWrap/>
-            <w:overflowPunct/>
-            <w:topLinePunct w:val="0"/>
-            <w:autoSpaceDE w:val="0"/>
-            <w:autoSpaceDN w:val="0"/>
-            <w:bidi w:val="0"/>
-            <w:adjustRightInd w:val="0"/>
-            <w:snapToGrid w:val="0"/>
-            <w:textAlignment w:val="baseline"/>
           </w:pPr>
           <w:r>
             <w:rPr>
@@ -3452,7 +2933,7 @@
               <w:rFonts w:hint="eastAsia" w:ascii="宋体" w:hAnsi="宋体" w:eastAsia="宋体" w:cs="宋体"/>
               <w:szCs w:val="24"/>
             </w:rPr>
-            <w:instrText xml:space="preserve"> HYPERLINK \l _Toc797 </w:instrText>
+            <w:instrText xml:space="preserve"> HYPERLINK \l _Toc13757 </w:instrText>
           </w:r>
           <w:r>
             <w:rPr>
@@ -3466,14 +2947,7 @@
               <w:rFonts w:hint="default"/>
               <w:lang w:val="en-US" w:eastAsia="zh-CN"/>
             </w:rPr>
-            <w:t xml:space="preserve">4. </w:t>
-          </w:r>
-          <w:r>
-            <w:rPr>
-              <w:rFonts w:hint="eastAsia"/>
-              <w:lang w:val="en-US" w:eastAsia="zh-CN"/>
-            </w:rPr>
-            <w:t>服务知识应用情况说明</w:t>
+            <w:t>5. 总结</w:t>
           </w:r>
           <w:r>
             <w:tab/>
@@ -3482,177 +2956,13 @@
             <w:fldChar w:fldCharType="begin"/>
           </w:r>
           <w:r>
-            <w:instrText xml:space="preserve"> PAGEREF _Toc797 \h </w:instrText>
+            <w:instrText xml:space="preserve"> PAGEREF _Toc13757 \h </w:instrText>
           </w:r>
           <w:r>
             <w:fldChar w:fldCharType="separate"/>
           </w:r>
           <w:r>
-            <w:t>12</w:t>
-          </w:r>
-          <w:r>
-            <w:fldChar w:fldCharType="end"/>
-          </w:r>
-          <w:r>
-            <w:rPr>
-              <w:rFonts w:hint="eastAsia" w:ascii="宋体" w:hAnsi="宋体" w:eastAsia="宋体" w:cs="宋体"/>
-              <w:szCs w:val="24"/>
-            </w:rPr>
-            <w:fldChar w:fldCharType="end"/>
-          </w:r>
-        </w:p>
-        <w:p>
-          <w:pPr>
-            <w:pStyle w:val="16"/>
-            <w:keepNext w:val="0"/>
-            <w:keepLines w:val="0"/>
-            <w:pageBreakBefore w:val="0"/>
-            <w:widowControl w:val="0"/>
-            <w:tabs>
-              <w:tab w:val="right" w:leader="dot" w:pos="8306"/>
-            </w:tabs>
-            <w:kinsoku w:val="0"/>
-            <w:wordWrap/>
-            <w:overflowPunct/>
-            <w:topLinePunct w:val="0"/>
-            <w:autoSpaceDE w:val="0"/>
-            <w:autoSpaceDN w:val="0"/>
-            <w:bidi w:val="0"/>
-            <w:adjustRightInd w:val="0"/>
-            <w:snapToGrid w:val="0"/>
-            <w:textAlignment w:val="baseline"/>
-          </w:pPr>
-          <w:r>
-            <w:rPr>
-              <w:rFonts w:hint="eastAsia" w:ascii="宋体" w:hAnsi="宋体" w:eastAsia="宋体" w:cs="宋体"/>
-              <w:szCs w:val="24"/>
-            </w:rPr>
-            <w:fldChar w:fldCharType="begin"/>
-          </w:r>
-          <w:r>
-            <w:rPr>
-              <w:rFonts w:hint="eastAsia" w:ascii="宋体" w:hAnsi="宋体" w:eastAsia="宋体" w:cs="宋体"/>
-              <w:szCs w:val="24"/>
-            </w:rPr>
-            <w:instrText xml:space="preserve"> HYPERLINK \l _Toc9333 </w:instrText>
-          </w:r>
-          <w:r>
-            <w:rPr>
-              <w:rFonts w:hint="eastAsia" w:ascii="宋体" w:hAnsi="宋体" w:eastAsia="宋体" w:cs="宋体"/>
-              <w:szCs w:val="24"/>
-            </w:rPr>
-            <w:fldChar w:fldCharType="separate"/>
-          </w:r>
-          <w:r>
-            <w:rPr>
-              <w:rFonts w:hint="default"/>
-              <w:lang w:val="en-US" w:eastAsia="zh-CN"/>
-            </w:rPr>
-            <w:t xml:space="preserve">5. </w:t>
-          </w:r>
-          <w:r>
-            <w:rPr>
-              <w:rFonts w:hint="eastAsia"/>
-              <w:lang w:val="en-US" w:eastAsia="zh-CN"/>
-            </w:rPr>
-            <w:t>最终软件库应用情况说明</w:t>
-          </w:r>
-          <w:r>
-            <w:tab/>
-          </w:r>
-          <w:r>
-            <w:fldChar w:fldCharType="begin"/>
-          </w:r>
-          <w:r>
-            <w:instrText xml:space="preserve"> PAGEREF _Toc9333 \h </w:instrText>
-          </w:r>
-          <w:r>
-            <w:fldChar w:fldCharType="separate"/>
-          </w:r>
-          <w:r>
-            <w:t>13</w:t>
-          </w:r>
-          <w:r>
-            <w:fldChar w:fldCharType="end"/>
-          </w:r>
-          <w:r>
-            <w:rPr>
-              <w:rFonts w:hint="eastAsia" w:ascii="宋体" w:hAnsi="宋体" w:eastAsia="宋体" w:cs="宋体"/>
-              <w:szCs w:val="24"/>
-            </w:rPr>
-            <w:fldChar w:fldCharType="end"/>
-          </w:r>
-        </w:p>
-        <w:p>
-          <w:pPr>
-            <w:pStyle w:val="16"/>
-            <w:keepNext w:val="0"/>
-            <w:keepLines w:val="0"/>
-            <w:pageBreakBefore w:val="0"/>
-            <w:widowControl w:val="0"/>
-            <w:tabs>
-              <w:tab w:val="right" w:leader="dot" w:pos="8306"/>
-            </w:tabs>
-            <w:kinsoku w:val="0"/>
-            <w:wordWrap/>
-            <w:overflowPunct/>
-            <w:topLinePunct w:val="0"/>
-            <w:autoSpaceDE w:val="0"/>
-            <w:autoSpaceDN w:val="0"/>
-            <w:bidi w:val="0"/>
-            <w:adjustRightInd w:val="0"/>
-            <w:snapToGrid w:val="0"/>
-            <w:textAlignment w:val="baseline"/>
-          </w:pPr>
-          <w:r>
-            <w:rPr>
-              <w:rFonts w:hint="eastAsia" w:ascii="宋体" w:hAnsi="宋体" w:eastAsia="宋体" w:cs="宋体"/>
-              <w:szCs w:val="24"/>
-            </w:rPr>
-            <w:fldChar w:fldCharType="begin"/>
-          </w:r>
-          <w:r>
-            <w:rPr>
-              <w:rFonts w:hint="eastAsia" w:ascii="宋体" w:hAnsi="宋体" w:eastAsia="宋体" w:cs="宋体"/>
-              <w:szCs w:val="24"/>
-            </w:rPr>
-            <w:instrText xml:space="preserve"> HYPERLINK \l _Toc29847 </w:instrText>
-          </w:r>
-          <w:r>
-            <w:rPr>
-              <w:rFonts w:hint="eastAsia" w:ascii="宋体" w:hAnsi="宋体" w:eastAsia="宋体" w:cs="宋体"/>
-              <w:szCs w:val="24"/>
-            </w:rPr>
-            <w:fldChar w:fldCharType="separate"/>
-          </w:r>
-          <w:r>
-            <w:rPr>
-              <w:rFonts w:hint="default"/>
-              <w:lang w:val="en-US" w:eastAsia="zh-CN"/>
-            </w:rPr>
-            <w:t xml:space="preserve">6. </w:t>
-          </w:r>
-          <w:r>
-            <w:rPr>
-              <w:rFonts w:hint="eastAsia"/>
-              <w:lang w:val="en-US" w:eastAsia="zh-CN"/>
-            </w:rPr>
-            <w:t>服务数据应用情况说明</w:t>
-          </w:r>
-          <w:r>
-            <w:tab/>
-          </w:r>
-          <w:r>
-            <w:fldChar w:fldCharType="begin"/>
-          </w:r>
-          <w:r>
-            <w:instrText xml:space="preserve"> PAGEREF _Toc29847 \h </w:instrText>
-          </w:r>
-          <w:r>
-            <w:fldChar w:fldCharType="separate"/>
-          </w:r>
-          <w:r>
-            <w:t>14</w:t>
+            <w:t>7</w:t>
           </w:r>
           <w:r>
             <w:fldChar w:fldCharType="end"/>
@@ -3799,6 +3109,7 @@
           <w:lang w:val="en-US" w:eastAsia="zh-CN"/>
         </w:rPr>
       </w:pPr>
+      <w:bookmarkStart w:id="2" w:name="_Toc5044"/>
       <w:r>
         <w:rPr>
           <w:rFonts w:hint="default"/>
@@ -3806,6 +3117,7 @@
         </w:rPr>
         <w:t>管理体系构建与职责落地</w:t>
       </w:r>
+      <w:bookmarkEnd w:id="2"/>
     </w:p>
     <w:p>
       <w:pPr>
@@ -3829,6 +3141,7 @@
           <w:lang w:val="en-US" w:eastAsia="zh-CN"/>
         </w:rPr>
       </w:pPr>
+      <w:bookmarkStart w:id="3" w:name="_Toc8058"/>
       <w:r>
         <w:rPr>
           <w:rFonts w:hint="default"/>
@@ -3836,6 +3149,7 @@
         </w:rPr>
         <w:t>制度与流程确立</w:t>
       </w:r>
+      <w:bookmarkEnd w:id="3"/>
     </w:p>
     <w:p>
       <w:pPr>
@@ -3889,6 +3203,7 @@
           <w:lang w:val="en-US" w:eastAsia="zh-CN"/>
         </w:rPr>
       </w:pPr>
+      <w:bookmarkStart w:id="4" w:name="_Toc4167"/>
       <w:r>
         <w:rPr>
           <w:rFonts w:hint="default"/>
@@ -3896,6 +3211,7 @@
         </w:rPr>
         <w:t>跨部门协同机制运行</w:t>
       </w:r>
+      <w:bookmarkEnd w:id="4"/>
     </w:p>
     <w:p>
       <w:pPr>
@@ -4039,6 +3355,7 @@
           <w:lang w:val="en-US" w:eastAsia="zh-CN"/>
         </w:rPr>
       </w:pPr>
+      <w:bookmarkStart w:id="5" w:name="_Toc11759"/>
       <w:r>
         <w:rPr>
           <w:rFonts w:hint="default"/>
@@ -4046,6 +3363,7 @@
         </w:rPr>
         <w:t>服务数据管理全流程实施情况</w:t>
       </w:r>
+      <w:bookmarkEnd w:id="5"/>
     </w:p>
     <w:p>
       <w:pPr>
@@ -4069,6 +3387,7 @@
           <w:lang w:val="en-US" w:eastAsia="zh-CN"/>
         </w:rPr>
       </w:pPr>
+      <w:bookmarkStart w:id="6" w:name="_Toc16251"/>
       <w:r>
         <w:rPr>
           <w:rFonts w:hint="default"/>
@@ -4076,6 +3395,7 @@
         </w:rPr>
         <w:t>数据识别与规范化采集</w:t>
       </w:r>
+      <w:bookmarkEnd w:id="6"/>
     </w:p>
     <w:p>
       <w:pPr>
@@ -4134,7 +3454,16 @@
           <w:rFonts w:hint="default"/>
           <w:lang w:val="en-US" w:eastAsia="zh-CN"/>
         </w:rPr>
-        <w:t>采集机制建立：初步建立了以运维管理系统（如禅道）为主体的自动化采集与人工录入复核相结合的机制，确保关键数据采集的及时性与完整性。</w:t>
+        <w:t>采集机制建立：初步建立了以运维管理系统</w:t>
+      </w:r>
+      <w:bookmarkStart w:id="14" w:name="_GoBack"/>
+      <w:bookmarkEnd w:id="14"/>
+      <w:r>
+        <w:rPr>
+          <w:rFonts w:hint="default"/>
+          <w:lang w:val="en-US" w:eastAsia="zh-CN"/>
+        </w:rPr>
+        <w:t>为主体的自动化采集与人工录入复核相结合的机制，确保关键数据采集的及时性与完整性。</w:t>
       </w:r>
     </w:p>
     <w:p>
@@ -4159,6 +3488,7 @@
           <w:lang w:val="en-US" w:eastAsia="zh-CN"/>
         </w:rPr>
       </w:pPr>
+      <w:bookmarkStart w:id="7" w:name="_Toc23359"/>
       <w:r>
         <w:rPr>
           <w:rFonts w:hint="default"/>
@@ -4166,6 +3496,7 @@
         </w:rPr>
         <w:t>数据存储、安全与质量保障</w:t>
       </w:r>
+      <w:bookmarkEnd w:id="7"/>
     </w:p>
     <w:p>
       <w:pPr>
@@ -4266,6 +3597,7 @@
           <w:lang w:val="en-US" w:eastAsia="zh-CN"/>
         </w:rPr>
       </w:pPr>
+      <w:bookmarkStart w:id="8" w:name="_Toc9968"/>
       <w:r>
         <w:rPr>
           <w:rFonts w:hint="default"/>
@@ -4273,6 +3605,7 @@
         </w:rPr>
         <w:t>数据处理、分析与应用深化</w:t>
       </w:r>
+      <w:bookmarkEnd w:id="8"/>
     </w:p>
     <w:p>
       <w:pPr>
@@ -4446,6 +3779,7 @@
           <w:lang w:val="en-US" w:eastAsia="zh-CN"/>
         </w:rPr>
       </w:pPr>
+      <w:bookmarkStart w:id="9" w:name="_Toc30293"/>
       <w:r>
         <w:rPr>
           <w:rFonts w:hint="default"/>
@@ -4453,6 +3787,7 @@
         </w:rPr>
         <w:t>考核指标达成情况</w:t>
       </w:r>
+      <w:bookmarkEnd w:id="9"/>
     </w:p>
     <w:p>
       <w:pPr>
@@ -4668,6 +4003,7 @@
           <w:lang w:val="en-US" w:eastAsia="zh-CN"/>
         </w:rPr>
       </w:pPr>
+      <w:bookmarkStart w:id="10" w:name="_Toc619"/>
       <w:r>
         <w:rPr>
           <w:rFonts w:hint="default"/>
@@ -4675,6 +4011,7 @@
         </w:rPr>
         <w:t>实施成效与后续优化方向</w:t>
       </w:r>
+      <w:bookmarkEnd w:id="10"/>
     </w:p>
     <w:p>
       <w:pPr>
@@ -4685,6 +4022,7 @@
           <w:lang w:val="en-US" w:eastAsia="zh-CN"/>
         </w:rPr>
       </w:pPr>
+      <w:bookmarkStart w:id="11" w:name="_Toc31304"/>
       <w:r>
         <w:rPr>
           <w:rFonts w:hint="default"/>
@@ -4692,6 +4030,7 @@
         </w:rPr>
         <w:t>主要成效</w:t>
       </w:r>
+      <w:bookmarkEnd w:id="11"/>
     </w:p>
     <w:p>
       <w:pPr>
@@ -4792,6 +4131,7 @@
           <w:lang w:val="en-US" w:eastAsia="zh-CN"/>
         </w:rPr>
       </w:pPr>
+      <w:bookmarkStart w:id="12" w:name="_Toc23941"/>
       <w:r>
         <w:rPr>
           <w:rFonts w:hint="default"/>
@@ -4799,8 +4139,7 @@
         </w:rPr>
         <w:t>持续优化方向</w:t>
       </w:r>
-      <w:bookmarkStart w:id="2" w:name="_GoBack"/>
-      <w:bookmarkEnd w:id="2"/>
+      <w:bookmarkEnd w:id="12"/>
     </w:p>
     <w:p>
       <w:pPr>
@@ -4944,6 +4283,7 @@
           <w:lang w:val="en-US" w:eastAsia="zh-CN"/>
         </w:rPr>
       </w:pPr>
+      <w:bookmarkStart w:id="13" w:name="_Toc13757"/>
       <w:r>
         <w:rPr>
           <w:rFonts w:hint="default"/>
@@ -4951,6 +4291,7 @@
         </w:rPr>
         <w:t>总结</w:t>
       </w:r>
+      <w:bookmarkEnd w:id="13"/>
     </w:p>
     <w:p>
       <w:pPr>

--- a/8.资源管理/2.运行记录类文件/JXTX-08-11-服务数据应用情况说明.docx
+++ b/8.资源管理/2.运行记录类文件/JXTX-08-11-服务数据应用情况说明.docx
@@ -1,10 +1,11 @@
 
 <file path=word/document.xml><?xml version="1.0" encoding="utf-8"?>
-<w:document xmlns:wpc="http://schemas.microsoft.com/office/word/2010/wordprocessingCanvas" xmlns:mc="http://schemas.openxmlformats.org/markup-compatibility/2006" xmlns:o="urn:schemas-microsoft-com:office:office" xmlns:r="http://schemas.openxmlformats.org/officeDocument/2006/relationships" xmlns:m="http://schemas.openxmlformats.org/officeDocument/2006/math" xmlns:v="urn:schemas-microsoft-com:vml" xmlns:wp14="http://schemas.microsoft.com/office/word/2010/wordprocessingDrawing" xmlns:wp="http://schemas.openxmlformats.org/drawingml/2006/wordprocessingDrawing" xmlns:w="http://schemas.openxmlformats.org/wordprocessingml/2006/main" xmlns:w14="http://schemas.microsoft.com/office/word/2010/wordml" xmlns:w10="urn:schemas-microsoft-com:office:word" xmlns:w15="http://schemas.microsoft.com/office/word/2012/wordml" xmlns:wpg="http://schemas.microsoft.com/office/word/2010/wordprocessingGroup" xmlns:wpi="http://schemas.microsoft.com/office/word/2010/wordprocessingInk" xmlns:wne="http://schemas.microsoft.com/office/word/2006/wordml" xmlns:wps="http://schemas.microsoft.com/office/word/2010/wordprocessingShape" xmlns:wpsCustomData="http://www.wps.cn/officeDocument/2013/wpsCustomData" mc:Ignorable="w14 w15 wp14">
+<w:document xmlns:wpc="http://schemas.microsoft.com/office/word/2010/wordprocessingCanvas" xmlns:mc="http://schemas.openxmlformats.org/markup-compatibility/2006" xmlns:o="urn:schemas-microsoft-com:office:office" xmlns:r="http://schemas.openxmlformats.org/officeDocument/2006/relationships" xmlns:m="http://schemas.openxmlformats.org/officeDocument/2006/math" xmlns:v="urn:schemas-microsoft-com:vml" xmlns:wp14="http://schemas.microsoft.com/office/word/2010/wordprocessingDrawing" xmlns:wp="http://schemas.openxmlformats.org/drawingml/2006/wordprocessingDrawing" xmlns:w10="urn:schemas-microsoft-com:office:word" xmlns:w="http://schemas.openxmlformats.org/wordprocessingml/2006/main" xmlns:w14="http://schemas.microsoft.com/office/word/2010/wordml" xmlns:w15="http://schemas.microsoft.com/office/word/2012/wordml" xmlns:wne="http://schemas.microsoft.com/office/word/2006/wordml" xmlns:wpg="http://schemas.microsoft.com/office/word/2010/wordprocessingGroup" xmlns:wpi="http://schemas.microsoft.com/office/word/2010/wordprocessingInk" xmlns:wps="http://schemas.microsoft.com/office/word/2010/wordprocessingShape" mc:Ignorable="w14 w15 wp14">
+  <!-- Generated by Aspose.Words for .NET 13.3.0.1 -->
   <w:body>
     <w:p>
       <w:pPr>
-        <w:pStyle w:val="24"/>
+        <w:pStyle w:val="a"/>
         <w:keepNext w:val="0"/>
         <w:keepLines w:val="0"/>
         <w:pageBreakBefore w:val="0"/>
@@ -24,7 +25,7 @@
       <w:bookmarkStart w:id="0" w:name="_Toc15007"/>
       <w:r>
         <w:drawing>
-          <wp:anchor distT="0" distB="0" distL="114300" distR="114300" simplePos="0" relativeHeight="251661312" behindDoc="1" locked="0" layoutInCell="1" allowOverlap="1">
+          <wp:anchor distT="0" distB="0" distL="114300" distR="114300" simplePos="0" relativeHeight="251660288" behindDoc="1" locked="0" layoutInCell="1" allowOverlap="1">
             <wp:simplePos x="0" y="0"/>
             <wp:positionH relativeFrom="column">
               <wp:posOffset>-19050</wp:posOffset>
@@ -49,7 +50,7 @@
                     </pic:cNvPicPr>
                   </pic:nvPicPr>
                   <pic:blipFill>
-                    <a:blip r:embed="rId7"/>
+                    <a:blip xmlns:r="http://schemas.openxmlformats.org/officeDocument/2006/relationships" r:embed="rId4"/>
                     <a:stretch>
                       <a:fillRect/>
                     </a:stretch>
@@ -75,7 +76,7 @@
       </w:r>
       <w:r>
         <w:drawing>
-          <wp:anchor distT="0" distB="0" distL="114300" distR="114300" simplePos="0" relativeHeight="251660288" behindDoc="1" locked="0" layoutInCell="1" allowOverlap="1">
+          <wp:anchor distT="0" distB="0" distL="114300" distR="114300" simplePos="0" relativeHeight="251659264" behindDoc="1" locked="0" layoutInCell="1" allowOverlap="1">
             <wp:simplePos x="0" y="0"/>
             <wp:positionH relativeFrom="column">
               <wp:posOffset>0</wp:posOffset>
@@ -100,7 +101,7 @@
                     </pic:cNvPicPr>
                   </pic:nvPicPr>
                   <pic:blipFill>
-                    <a:blip r:embed="rId8"/>
+                    <a:blip xmlns:r="http://schemas.openxmlformats.org/officeDocument/2006/relationships" r:embed="rId5"/>
                     <a:stretch>
                       <a:fillRect/>
                     </a:stretch>
@@ -130,7 +131,7 @@
           <w:lang w:val="en-US" w:eastAsia="zh-CN"/>
         </w:rPr>
         <w:drawing>
-          <wp:anchor distT="0" distB="0" distL="114300" distR="114300" simplePos="0" relativeHeight="251659264" behindDoc="1" locked="0" layoutInCell="1" allowOverlap="1">
+          <wp:anchor distT="0" distB="0" distL="114300" distR="114300" simplePos="0" relativeHeight="251658240" behindDoc="1" locked="0" layoutInCell="1" allowOverlap="1">
             <wp:simplePos x="0" y="0"/>
             <wp:positionH relativeFrom="column">
               <wp:posOffset>635</wp:posOffset>
@@ -155,7 +156,7 @@
                     </pic:cNvPicPr>
                   </pic:nvPicPr>
                   <pic:blipFill>
-                    <a:blip r:embed="rId9">
+                    <a:blip xmlns:r="http://schemas.openxmlformats.org/officeDocument/2006/relationships" r:embed="rId6">
                       <a:alphaModFix amt="58000"/>
                       <a:lum contrast="-52000"/>
                     </a:blip>
@@ -189,7 +190,7 @@
     </w:p>
     <w:p>
       <w:pPr>
-        <w:pStyle w:val="25"/>
+        <w:pStyle w:val="a0"/>
         <w:keepNext w:val="0"/>
         <w:keepLines w:val="0"/>
         <w:pageBreakBefore w:val="0"/>
@@ -236,11 +237,11 @@
         <w:adjustRightInd w:val="0"/>
         <w:snapToGrid w:val="0"/>
         <w:spacing w:after="624" w:afterLines="200" w:line="219" w:lineRule="auto"/>
-        <w:ind w:left="0" w:leftChars="0" w:right="0" w:rightChars="0" w:firstLine="0" w:firstLineChars="0"/>
+        <w:ind w:left="0" w:right="0" w:firstLine="0" w:leftChars="0" w:rightChars="0" w:firstLineChars="0"/>
         <w:jc w:val="center"/>
         <w:textAlignment w:val="baseline"/>
         <w:rPr>
-          <w:rFonts w:hint="default" w:ascii="宋体" w:hAnsi="宋体" w:eastAsia="宋体" w:cs="宋体"/>
+          <w:rFonts w:ascii="宋体" w:eastAsia="宋体" w:hAnsi="宋体" w:cs="宋体" w:hint="default"/>
           <w:sz w:val="24"/>
           <w:szCs w:val="24"/>
           <w:lang w:val="en-US" w:eastAsia="zh-CN"/>
@@ -248,7 +249,7 @@
       </w:pPr>
       <w:r>
         <w:rPr>
-          <w:rFonts w:ascii="宋体" w:hAnsi="宋体" w:eastAsia="宋体" w:cs="宋体"/>
+          <w:rFonts w:ascii="宋体" w:eastAsia="宋体" w:hAnsi="宋体" w:cs="宋体"/>
           <w:b/>
           <w:bCs/>
           <w:spacing w:val="-3"/>
@@ -259,7 +260,7 @@
       </w:r>
       <w:r>
         <w:rPr>
-          <w:rFonts w:hint="eastAsia" w:ascii="宋体" w:hAnsi="宋体" w:eastAsia="宋体" w:cs="宋体"/>
+          <w:rFonts w:ascii="宋体" w:eastAsia="宋体" w:hAnsi="宋体" w:cs="宋体" w:hint="eastAsia"/>
           <w:b/>
           <w:bCs/>
           <w:spacing w:val="-3"/>
@@ -271,7 +272,7 @@
       </w:r>
       <w:r>
         <w:rPr>
-          <w:rFonts w:ascii="宋体" w:hAnsi="宋体" w:eastAsia="宋体" w:cs="宋体"/>
+          <w:rFonts w:ascii="宋体" w:eastAsia="宋体" w:hAnsi="宋体" w:cs="宋体"/>
           <w:b/>
           <w:bCs/>
           <w:spacing w:val="-3"/>
@@ -282,7 +283,7 @@
       </w:r>
       <w:r>
         <w:rPr>
-          <w:rFonts w:hint="eastAsia" w:ascii="宋体" w:hAnsi="宋体" w:cs="宋体"/>
+          <w:rFonts w:ascii="宋体" w:hAnsi="宋体" w:cs="宋体" w:hint="eastAsia"/>
           <w:b/>
           <w:bCs/>
           <w:spacing w:val="-3"/>
@@ -294,7 +295,7 @@
       </w:r>
       <w:r>
         <w:rPr>
-          <w:rFonts w:ascii="宋体" w:hAnsi="宋体" w:eastAsia="宋体" w:cs="宋体"/>
+          <w:rFonts w:ascii="宋体" w:eastAsia="宋体" w:hAnsi="宋体" w:cs="宋体"/>
           <w:b/>
           <w:bCs/>
           <w:spacing w:val="-3"/>
@@ -305,7 +306,7 @@
       </w:r>
       <w:r>
         <w:rPr>
-          <w:rFonts w:hint="eastAsia" w:ascii="宋体" w:hAnsi="宋体" w:cs="宋体"/>
+          <w:rFonts w:ascii="宋体" w:hAnsi="宋体" w:cs="宋体" w:hint="eastAsia"/>
           <w:b/>
           <w:bCs/>
           <w:spacing w:val="-3"/>
@@ -318,18 +319,17 @@
     </w:p>
     <w:tbl>
       <w:tblPr>
-        <w:tblStyle w:val="21"/>
+        <w:tblStyle w:val="TableGrid"/>
         <w:tblW w:w="0" w:type="auto"/>
         <w:jc w:val="center"/>
         <w:tblBorders>
-          <w:top w:val="none" w:color="auto" w:sz="0" w:space="0"/>
-          <w:left w:val="none" w:color="auto" w:sz="0" w:space="0"/>
-          <w:bottom w:val="none" w:color="auto" w:sz="0" w:space="0"/>
-          <w:right w:val="none" w:color="auto" w:sz="0" w:space="0"/>
-          <w:insideH w:val="none" w:color="auto" w:sz="0" w:space="0"/>
-          <w:insideV w:val="none" w:color="auto" w:sz="0" w:space="0"/>
+          <w:top w:val="nil"/>
+          <w:left w:val="nil"/>
+          <w:bottom w:val="nil"/>
+          <w:right w:val="nil"/>
+          <w:insideH w:val="nil"/>
+          <w:insideV w:val="nil"/>
         </w:tblBorders>
-        <w:tblLayout w:type="autofit"/>
         <w:tblCellMar>
           <w:top w:w="0" w:type="dxa"/>
           <w:left w:w="108" w:type="dxa"/>
@@ -343,13 +343,15 @@
       </w:tblGrid>
       <w:tr>
         <w:tblPrEx>
+          <w:tblW w:w="0" w:type="auto"/>
+          <w:jc w:val="center"/>
           <w:tblBorders>
-            <w:top w:val="none" w:color="auto" w:sz="0" w:space="0"/>
-            <w:left w:val="none" w:color="auto" w:sz="0" w:space="0"/>
-            <w:bottom w:val="none" w:color="auto" w:sz="0" w:space="0"/>
-            <w:right w:val="none" w:color="auto" w:sz="0" w:space="0"/>
-            <w:insideH w:val="none" w:color="auto" w:sz="0" w:space="0"/>
-            <w:insideV w:val="none" w:color="auto" w:sz="0" w:space="0"/>
+            <w:top w:val="nil"/>
+            <w:left w:val="nil"/>
+            <w:bottom w:val="nil"/>
+            <w:right w:val="nil"/>
+            <w:insideH w:val="nil"/>
+            <w:insideV w:val="nil"/>
           </w:tblBorders>
           <w:tblCellMar>
             <w:top w:w="0" w:type="dxa"/>
@@ -359,7 +361,7 @@
           </w:tblCellMar>
         </w:tblPrEx>
         <w:trPr>
-          <w:trHeight w:val="810" w:hRule="atLeast"/>
+          <w:trHeight w:val="810"/>
           <w:jc w:val="center"/>
         </w:trPr>
         <w:tc>
@@ -398,7 +400,7 @@
             </w:r>
             <w:r>
               <w:rPr>
-                <w:rFonts w:hint="default" w:asciiTheme="minorAscii" w:hAnsiTheme="minorAscii" w:eastAsiaTheme="minorEastAsia"/>
+                <w:rFonts w:asciiTheme="minorAscii" w:eastAsiaTheme="minorEastAsia" w:hAnsiTheme="minorAscii" w:hint="default"/>
                 <w:spacing w:val="227"/>
                 <w:sz w:val="21"/>
                 <w:vertAlign w:val="baseline"/>
@@ -453,7 +455,7 @@
             </w:r>
             <w:r>
               <w:rPr>
-                <w:rFonts w:hint="eastAsia" w:asciiTheme="minorAscii" w:hAnsiTheme="minorAscii" w:eastAsiaTheme="minorEastAsia"/>
+                <w:rFonts w:asciiTheme="minorAscii" w:eastAsiaTheme="minorEastAsia" w:hAnsiTheme="minorAscii" w:hint="eastAsia"/>
                 <w:spacing w:val="227"/>
                 <w:sz w:val="21"/>
                 <w:vertAlign w:val="baseline"/>
@@ -475,14 +477,8 @@
       </w:tr>
       <w:tr>
         <w:tblPrEx>
-          <w:tblBorders>
-            <w:top w:val="none" w:color="auto" w:sz="0" w:space="0"/>
-            <w:left w:val="none" w:color="auto" w:sz="0" w:space="0"/>
-            <w:bottom w:val="none" w:color="auto" w:sz="0" w:space="0"/>
-            <w:right w:val="none" w:color="auto" w:sz="0" w:space="0"/>
-            <w:insideH w:val="none" w:color="auto" w:sz="0" w:space="0"/>
-            <w:insideV w:val="none" w:color="auto" w:sz="0" w:space="0"/>
-          </w:tblBorders>
+          <w:tblW w:w="0" w:type="auto"/>
+          <w:jc w:val="center"/>
           <w:tblCellMar>
             <w:top w:w="0" w:type="dxa"/>
             <w:left w:w="108" w:type="dxa"/>
@@ -491,7 +487,7 @@
           </w:tblCellMar>
         </w:tblPrEx>
         <w:trPr>
-          <w:trHeight w:val="810" w:hRule="atLeast"/>
+          <w:trHeight w:val="810"/>
           <w:jc w:val="center"/>
         </w:trPr>
         <w:tc>
@@ -516,7 +512,7 @@
               <w:snapToGrid w:val="0"/>
               <w:textAlignment w:val="baseline"/>
               <w:rPr>
-                <w:rFonts w:hint="default" w:ascii="Arial" w:hAnsi="Arial" w:eastAsia="Arial" w:cs="Arial"/>
+                <w:rFonts w:ascii="Arial" w:eastAsia="Arial" w:hAnsi="Arial" w:cs="Arial" w:hint="default"/>
                 <w:snapToGrid w:val="0"/>
                 <w:color w:val="000000"/>
                 <w:kern w:val="0"/>
@@ -548,7 +544,7 @@
             </w:r>
             <w:r>
               <w:rPr>
-                <w:rFonts w:hint="default" w:asciiTheme="minorAscii" w:hAnsiTheme="minorAscii" w:eastAsiaTheme="minorEastAsia"/>
+                <w:rFonts w:asciiTheme="minorAscii" w:eastAsiaTheme="minorEastAsia" w:hAnsiTheme="minorAscii" w:hint="default"/>
                 <w:spacing w:val="227"/>
                 <w:sz w:val="21"/>
                 <w:vertAlign w:val="baseline"/>
@@ -602,7 +598,7 @@
               <w:snapToGrid w:val="0"/>
               <w:textAlignment w:val="baseline"/>
               <w:rPr>
-                <w:rFonts w:hint="default" w:ascii="Arial" w:hAnsi="Arial" w:eastAsia="Arial" w:cs="Arial"/>
+                <w:rFonts w:ascii="Arial" w:eastAsia="Arial" w:hAnsi="Arial" w:cs="Arial" w:hint="default"/>
                 <w:snapToGrid w:val="0"/>
                 <w:color w:val="000000"/>
                 <w:kern w:val="0"/>
@@ -622,7 +618,7 @@
             </w:r>
             <w:r>
               <w:rPr>
-                <w:rFonts w:hint="eastAsia" w:asciiTheme="minorAscii" w:hAnsiTheme="minorAscii" w:eastAsiaTheme="minorEastAsia"/>
+                <w:rFonts w:asciiTheme="minorAscii" w:eastAsiaTheme="minorEastAsia" w:hAnsiTheme="minorAscii" w:hint="eastAsia"/>
                 <w:spacing w:val="227"/>
                 <w:sz w:val="21"/>
                 <w:vertAlign w:val="baseline"/>
@@ -644,14 +640,8 @@
       </w:tr>
       <w:tr>
         <w:tblPrEx>
-          <w:tblBorders>
-            <w:top w:val="none" w:color="auto" w:sz="0" w:space="0"/>
-            <w:left w:val="none" w:color="auto" w:sz="0" w:space="0"/>
-            <w:bottom w:val="none" w:color="auto" w:sz="0" w:space="0"/>
-            <w:right w:val="none" w:color="auto" w:sz="0" w:space="0"/>
-            <w:insideH w:val="none" w:color="auto" w:sz="0" w:space="0"/>
-            <w:insideV w:val="none" w:color="auto" w:sz="0" w:space="0"/>
-          </w:tblBorders>
+          <w:tblW w:w="0" w:type="auto"/>
+          <w:jc w:val="center"/>
           <w:tblCellMar>
             <w:top w:w="0" w:type="dxa"/>
             <w:left w:w="108" w:type="dxa"/>
@@ -660,7 +650,7 @@
           </w:tblCellMar>
         </w:tblPrEx>
         <w:trPr>
-          <w:trHeight w:val="635" w:hRule="atLeast"/>
+          <w:trHeight w:val="635"/>
           <w:jc w:val="center"/>
         </w:trPr>
         <w:tc>
@@ -711,7 +701,7 @@
             </w:r>
             <w:r>
               <w:rPr>
-                <w:rFonts w:hint="eastAsia" w:asciiTheme="minorAscii" w:hAnsiTheme="minorAscii" w:eastAsiaTheme="minorEastAsia"/>
+                <w:rFonts w:asciiTheme="minorAscii" w:eastAsiaTheme="minorEastAsia" w:hAnsiTheme="minorAscii" w:hint="eastAsia"/>
                 <w:spacing w:val="227"/>
                 <w:sz w:val="21"/>
                 <w:vertAlign w:val="baseline"/>
@@ -765,7 +755,7 @@
             </w:r>
             <w:r>
               <w:rPr>
-                <w:rFonts w:hint="eastAsia" w:asciiTheme="minorAscii" w:hAnsiTheme="minorAscii" w:eastAsiaTheme="minorEastAsia"/>
+                <w:rFonts w:asciiTheme="minorAscii" w:eastAsiaTheme="minorEastAsia" w:hAnsiTheme="minorAscii" w:hint="eastAsia"/>
                 <w:spacing w:val="227"/>
                 <w:sz w:val="21"/>
                 <w:vertAlign w:val="baseline"/>
@@ -826,14 +816,14 @@
         <w:ind w:left="3634"/>
         <w:textAlignment w:val="baseline"/>
         <w:rPr>
-          <w:rFonts w:ascii="宋体" w:hAnsi="宋体" w:eastAsia="宋体" w:cs="宋体"/>
+          <w:rFonts w:ascii="宋体" w:eastAsia="宋体" w:hAnsi="宋体" w:cs="宋体"/>
           <w:sz w:val="31"/>
           <w:szCs w:val="31"/>
         </w:rPr>
       </w:pPr>
       <w:r>
         <w:rPr>
-          <w:rFonts w:ascii="宋体" w:hAnsi="宋体" w:eastAsia="宋体" w:cs="宋体"/>
+          <w:rFonts w:ascii="宋体" w:eastAsia="宋体" w:hAnsi="宋体" w:cs="宋体"/>
           <w:b/>
           <w:bCs/>
           <w:spacing w:val="4"/>
@@ -845,16 +835,16 @@
     </w:p>
     <w:tbl>
       <w:tblPr>
-        <w:tblStyle w:val="26"/>
+        <w:tblStyle w:val="TableNormal0"/>
         <w:tblW w:w="8214" w:type="dxa"/>
         <w:jc w:val="center"/>
         <w:tblBorders>
-          <w:top w:val="single" w:color="000000" w:sz="2" w:space="0"/>
-          <w:left w:val="single" w:color="000000" w:sz="2" w:space="0"/>
-          <w:bottom w:val="single" w:color="000000" w:sz="2" w:space="0"/>
-          <w:right w:val="single" w:color="000000" w:sz="2" w:space="0"/>
-          <w:insideH w:val="single" w:color="000000" w:sz="2" w:space="0"/>
-          <w:insideV w:val="single" w:color="000000" w:sz="2" w:space="0"/>
+          <w:top w:val="single" w:sz="2" w:space="0" w:color="000000"/>
+          <w:left w:val="single" w:sz="2" w:space="0" w:color="000000"/>
+          <w:bottom w:val="single" w:sz="2" w:space="0" w:color="000000"/>
+          <w:right w:val="single" w:sz="2" w:space="0" w:color="000000"/>
+          <w:insideH w:val="single" w:sz="2" w:space="0" w:color="000000"/>
+          <w:insideV w:val="single" w:sz="2" w:space="0" w:color="000000"/>
         </w:tblBorders>
         <w:tblLayout w:type="fixed"/>
         <w:tblCellMar>
@@ -874,14 +864,17 @@
       </w:tblGrid>
       <w:tr>
         <w:tblPrEx>
+          <w:tblW w:w="8214" w:type="dxa"/>
+          <w:jc w:val="center"/>
           <w:tblBorders>
-            <w:top w:val="single" w:color="000000" w:sz="2" w:space="0"/>
-            <w:left w:val="single" w:color="000000" w:sz="2" w:space="0"/>
-            <w:bottom w:val="single" w:color="000000" w:sz="2" w:space="0"/>
-            <w:right w:val="single" w:color="000000" w:sz="2" w:space="0"/>
-            <w:insideH w:val="single" w:color="000000" w:sz="2" w:space="0"/>
-            <w:insideV w:val="single" w:color="000000" w:sz="2" w:space="0"/>
+            <w:top w:val="single" w:sz="2" w:space="0" w:color="000000"/>
+            <w:left w:val="single" w:sz="2" w:space="0" w:color="000000"/>
+            <w:bottom w:val="single" w:sz="2" w:space="0" w:color="000000"/>
+            <w:right w:val="single" w:sz="2" w:space="0" w:color="000000"/>
+            <w:insideH w:val="single" w:sz="2" w:space="0" w:color="000000"/>
+            <w:insideV w:val="single" w:sz="2" w:space="0" w:color="000000"/>
           </w:tblBorders>
+          <w:tblLayout w:type="fixed"/>
           <w:tblCellMar>
             <w:top w:w="0" w:type="dxa"/>
             <w:left w:w="0" w:type="dxa"/>
@@ -890,7 +883,7 @@
           </w:tblCellMar>
         </w:tblPrEx>
         <w:trPr>
-          <w:trHeight w:val="593" w:hRule="atLeast"/>
+          <w:trHeight w:val="593"/>
           <w:jc w:val="center"/>
         </w:trPr>
         <w:tc>
@@ -913,18 +906,18 @@
               <w:adjustRightInd w:val="0"/>
               <w:snapToGrid w:val="0"/>
               <w:spacing w:before="176" w:line="228" w:lineRule="auto"/>
-              <w:ind w:left="0" w:leftChars="0" w:right="0" w:rightChars="0" w:firstLine="0" w:firstLineChars="0"/>
+              <w:ind w:left="0" w:right="0" w:firstLine="0" w:leftChars="0" w:rightChars="0" w:firstLineChars="0"/>
               <w:jc w:val="center"/>
               <w:textAlignment w:val="baseline"/>
               <w:rPr>
-                <w:rFonts w:ascii="宋体" w:hAnsi="宋体" w:eastAsia="宋体" w:cs="宋体"/>
+                <w:rFonts w:ascii="宋体" w:eastAsia="宋体" w:hAnsi="宋体" w:cs="宋体"/>
                 <w:sz w:val="20"/>
                 <w:szCs w:val="20"/>
               </w:rPr>
             </w:pPr>
             <w:r>
               <w:rPr>
-                <w:rFonts w:hint="eastAsia" w:ascii="宋体" w:hAnsi="宋体" w:cs="宋体"/>
+                <w:rFonts w:ascii="宋体" w:hAnsi="宋体" w:cs="宋体" w:hint="eastAsia"/>
                 <w:spacing w:val="-14"/>
                 <w:sz w:val="20"/>
                 <w:szCs w:val="20"/>
@@ -934,7 +927,7 @@
             </w:r>
             <w:r>
               <w:rPr>
-                <w:rFonts w:ascii="宋体" w:hAnsi="宋体" w:eastAsia="宋体" w:cs="宋体"/>
+                <w:rFonts w:ascii="宋体" w:eastAsia="宋体" w:hAnsi="宋体" w:cs="宋体"/>
                 <w:spacing w:val="-14"/>
                 <w:sz w:val="20"/>
                 <w:szCs w:val="20"/>
@@ -963,18 +956,18 @@
               <w:adjustRightInd w:val="0"/>
               <w:snapToGrid w:val="0"/>
               <w:spacing w:before="175" w:line="227" w:lineRule="auto"/>
-              <w:ind w:left="0" w:leftChars="0" w:right="0" w:rightChars="0" w:firstLine="0" w:firstLineChars="0"/>
+              <w:ind w:left="0" w:right="0" w:firstLine="0" w:leftChars="0" w:rightChars="0" w:firstLineChars="0"/>
               <w:jc w:val="center"/>
               <w:textAlignment w:val="baseline"/>
               <w:rPr>
-                <w:rFonts w:ascii="宋体" w:hAnsi="宋体" w:eastAsia="宋体" w:cs="宋体"/>
+                <w:rFonts w:ascii="宋体" w:eastAsia="宋体" w:hAnsi="宋体" w:cs="宋体"/>
                 <w:sz w:val="20"/>
                 <w:szCs w:val="20"/>
               </w:rPr>
             </w:pPr>
             <w:r>
               <w:rPr>
-                <w:rFonts w:ascii="宋体" w:hAnsi="宋体" w:eastAsia="宋体" w:cs="宋体"/>
+                <w:rFonts w:ascii="宋体" w:eastAsia="宋体" w:hAnsi="宋体" w:cs="宋体"/>
                 <w:spacing w:val="4"/>
                 <w:sz w:val="20"/>
                 <w:szCs w:val="20"/>
@@ -1003,18 +996,18 @@
               <w:adjustRightInd w:val="0"/>
               <w:snapToGrid w:val="0"/>
               <w:spacing w:before="175" w:line="228" w:lineRule="auto"/>
-              <w:ind w:left="0" w:leftChars="0" w:right="0" w:rightChars="0" w:firstLine="0" w:firstLineChars="0"/>
+              <w:ind w:left="0" w:right="0" w:firstLine="0" w:leftChars="0" w:rightChars="0" w:firstLineChars="0"/>
               <w:jc w:val="center"/>
               <w:textAlignment w:val="baseline"/>
               <w:rPr>
-                <w:rFonts w:ascii="宋体" w:hAnsi="宋体" w:eastAsia="宋体" w:cs="宋体"/>
+                <w:rFonts w:ascii="宋体" w:eastAsia="宋体" w:hAnsi="宋体" w:cs="宋体"/>
                 <w:sz w:val="20"/>
                 <w:szCs w:val="20"/>
               </w:rPr>
             </w:pPr>
             <w:r>
               <w:rPr>
-                <w:rFonts w:ascii="宋体" w:hAnsi="宋体" w:eastAsia="宋体" w:cs="宋体"/>
+                <w:rFonts w:ascii="宋体" w:eastAsia="宋体" w:hAnsi="宋体" w:cs="宋体"/>
                 <w:spacing w:val="7"/>
                 <w:sz w:val="20"/>
                 <w:szCs w:val="20"/>
@@ -1043,11 +1036,11 @@
               <w:adjustRightInd w:val="0"/>
               <w:snapToGrid w:val="0"/>
               <w:spacing w:before="175" w:line="228" w:lineRule="auto"/>
-              <w:ind w:left="0" w:leftChars="0" w:right="0" w:rightChars="0" w:firstLine="0" w:firstLineChars="0"/>
+              <w:ind w:left="0" w:right="0" w:firstLine="0" w:leftChars="0" w:rightChars="0" w:firstLineChars="0"/>
               <w:jc w:val="center"/>
               <w:textAlignment w:val="baseline"/>
               <w:rPr>
-                <w:rFonts w:hint="eastAsia" w:ascii="宋体" w:hAnsi="宋体" w:eastAsia="宋体" w:cs="宋体"/>
+                <w:rFonts w:ascii="宋体" w:eastAsia="宋体" w:hAnsi="宋体" w:cs="宋体" w:hint="eastAsia"/>
                 <w:spacing w:val="7"/>
                 <w:sz w:val="20"/>
                 <w:szCs w:val="20"/>
@@ -1056,7 +1049,7 @@
             </w:pPr>
             <w:r>
               <w:rPr>
-                <w:rFonts w:hint="eastAsia" w:ascii="宋体" w:hAnsi="宋体" w:cs="宋体"/>
+                <w:rFonts w:ascii="宋体" w:hAnsi="宋体" w:cs="宋体" w:hint="eastAsia"/>
                 <w:spacing w:val="7"/>
                 <w:sz w:val="20"/>
                 <w:szCs w:val="20"/>
@@ -1086,11 +1079,11 @@
               <w:adjustRightInd w:val="0"/>
               <w:snapToGrid w:val="0"/>
               <w:spacing w:before="175" w:line="228" w:lineRule="auto"/>
-              <w:ind w:left="0" w:leftChars="0" w:right="0" w:rightChars="0" w:firstLine="0" w:firstLineChars="0"/>
+              <w:ind w:left="0" w:right="0" w:firstLine="0" w:leftChars="0" w:rightChars="0" w:firstLineChars="0"/>
               <w:jc w:val="center"/>
               <w:textAlignment w:val="baseline"/>
               <w:rPr>
-                <w:rFonts w:hint="default" w:ascii="宋体" w:hAnsi="宋体" w:cs="宋体"/>
+                <w:rFonts w:ascii="宋体" w:hAnsi="宋体" w:cs="宋体" w:hint="default"/>
                 <w:spacing w:val="7"/>
                 <w:sz w:val="20"/>
                 <w:szCs w:val="20"/>
@@ -1099,7 +1092,7 @@
             </w:pPr>
             <w:r>
               <w:rPr>
-                <w:rFonts w:hint="eastAsia" w:ascii="宋体" w:hAnsi="宋体" w:cs="宋体"/>
+                <w:rFonts w:ascii="宋体" w:hAnsi="宋体" w:cs="宋体" w:hint="eastAsia"/>
                 <w:spacing w:val="7"/>
                 <w:sz w:val="20"/>
                 <w:szCs w:val="20"/>
@@ -1129,18 +1122,18 @@
               <w:adjustRightInd w:val="0"/>
               <w:snapToGrid w:val="0"/>
               <w:spacing w:before="176" w:line="229" w:lineRule="auto"/>
-              <w:ind w:left="0" w:leftChars="0" w:right="0" w:rightChars="0" w:firstLine="0" w:firstLineChars="0"/>
+              <w:ind w:left="0" w:right="0" w:firstLine="0" w:leftChars="0" w:rightChars="0" w:firstLineChars="0"/>
               <w:jc w:val="center"/>
               <w:textAlignment w:val="baseline"/>
               <w:rPr>
-                <w:rFonts w:ascii="宋体" w:hAnsi="宋体" w:eastAsia="宋体" w:cs="宋体"/>
+                <w:rFonts w:ascii="宋体" w:eastAsia="宋体" w:hAnsi="宋体" w:cs="宋体"/>
                 <w:sz w:val="20"/>
                 <w:szCs w:val="20"/>
               </w:rPr>
             </w:pPr>
             <w:r>
               <w:rPr>
-                <w:rFonts w:ascii="宋体" w:hAnsi="宋体" w:eastAsia="宋体" w:cs="宋体"/>
+                <w:rFonts w:ascii="宋体" w:eastAsia="宋体" w:hAnsi="宋体" w:cs="宋体"/>
                 <w:spacing w:val="7"/>
                 <w:sz w:val="20"/>
                 <w:szCs w:val="20"/>
@@ -1152,14 +1145,9 @@
       </w:tr>
       <w:tr>
         <w:tblPrEx>
-          <w:tblBorders>
-            <w:top w:val="single" w:color="000000" w:sz="2" w:space="0"/>
-            <w:left w:val="single" w:color="000000" w:sz="2" w:space="0"/>
-            <w:bottom w:val="single" w:color="000000" w:sz="2" w:space="0"/>
-            <w:right w:val="single" w:color="000000" w:sz="2" w:space="0"/>
-            <w:insideH w:val="single" w:color="000000" w:sz="2" w:space="0"/>
-            <w:insideV w:val="single" w:color="000000" w:sz="2" w:space="0"/>
-          </w:tblBorders>
+          <w:tblW w:w="8214" w:type="dxa"/>
+          <w:jc w:val="center"/>
+          <w:tblLayout w:type="fixed"/>
           <w:tblCellMar>
             <w:top w:w="0" w:type="dxa"/>
             <w:left w:w="0" w:type="dxa"/>
@@ -1168,7 +1156,7 @@
           </w:tblCellMar>
         </w:tblPrEx>
         <w:trPr>
-          <w:trHeight w:val="516" w:hRule="atLeast"/>
+          <w:trHeight w:val="516"/>
           <w:jc w:val="center"/>
         </w:trPr>
         <w:tc>
@@ -1191,11 +1179,11 @@
               <w:adjustRightInd w:val="0"/>
               <w:snapToGrid w:val="0"/>
               <w:spacing w:before="173" w:line="267" w:lineRule="exact"/>
-              <w:ind w:left="0" w:leftChars="0" w:right="0" w:rightChars="0" w:firstLine="0" w:firstLineChars="0"/>
+              <w:ind w:left="0" w:right="0" w:firstLine="0" w:leftChars="0" w:rightChars="0" w:firstLineChars="0"/>
               <w:jc w:val="center"/>
               <w:textAlignment w:val="baseline"/>
               <w:rPr>
-                <w:rFonts w:hint="default" w:ascii="宋体" w:hAnsi="宋体" w:eastAsia="宋体" w:cs="宋体"/>
+                <w:rFonts w:ascii="宋体" w:eastAsia="宋体" w:hAnsi="宋体" w:cs="宋体" w:hint="default"/>
                 <w:sz w:val="20"/>
                 <w:szCs w:val="20"/>
                 <w:lang w:val="en-US"/>
@@ -1203,7 +1191,7 @@
             </w:pPr>
             <w:r>
               <w:rPr>
-                <w:rFonts w:ascii="宋体" w:hAnsi="宋体" w:eastAsia="宋体" w:cs="宋体"/>
+                <w:rFonts w:ascii="宋体" w:eastAsia="宋体" w:hAnsi="宋体" w:cs="宋体"/>
                 <w:spacing w:val="3"/>
                 <w:position w:val="1"/>
                 <w:sz w:val="20"/>
@@ -1213,7 +1201,7 @@
             </w:r>
             <w:r>
               <w:rPr>
-                <w:rFonts w:hint="eastAsia" w:ascii="宋体" w:hAnsi="宋体" w:cs="宋体"/>
+                <w:rFonts w:ascii="宋体" w:hAnsi="宋体" w:cs="宋体" w:hint="eastAsia"/>
                 <w:spacing w:val="3"/>
                 <w:position w:val="1"/>
                 <w:sz w:val="20"/>
@@ -1224,7 +1212,7 @@
             </w:r>
             <w:r>
               <w:rPr>
-                <w:rFonts w:ascii="宋体" w:hAnsi="宋体" w:eastAsia="宋体" w:cs="宋体"/>
+                <w:rFonts w:ascii="宋体" w:eastAsia="宋体" w:hAnsi="宋体" w:cs="宋体"/>
                 <w:spacing w:val="3"/>
                 <w:position w:val="1"/>
                 <w:sz w:val="20"/>
@@ -1234,7 +1222,7 @@
             </w:r>
             <w:r>
               <w:rPr>
-                <w:rFonts w:hint="eastAsia" w:ascii="宋体" w:hAnsi="宋体" w:cs="宋体"/>
+                <w:rFonts w:ascii="宋体" w:hAnsi="宋体" w:cs="宋体" w:hint="eastAsia"/>
                 <w:spacing w:val="3"/>
                 <w:position w:val="1"/>
                 <w:sz w:val="20"/>
@@ -1265,18 +1253,18 @@
               <w:adjustRightInd w:val="0"/>
               <w:snapToGrid w:val="0"/>
               <w:spacing w:before="173" w:line="267" w:lineRule="exact"/>
-              <w:ind w:left="0" w:leftChars="0" w:right="0" w:rightChars="0" w:firstLine="0" w:firstLineChars="0"/>
+              <w:ind w:left="0" w:right="0" w:firstLine="0" w:leftChars="0" w:rightChars="0" w:firstLineChars="0"/>
               <w:jc w:val="center"/>
               <w:textAlignment w:val="baseline"/>
               <w:rPr>
-                <w:rFonts w:ascii="宋体" w:hAnsi="宋体" w:eastAsia="宋体" w:cs="宋体"/>
+                <w:rFonts w:ascii="宋体" w:eastAsia="宋体" w:hAnsi="宋体" w:cs="宋体"/>
                 <w:sz w:val="20"/>
                 <w:szCs w:val="20"/>
               </w:rPr>
             </w:pPr>
             <w:r>
               <w:rPr>
-                <w:rFonts w:ascii="宋体" w:hAnsi="宋体" w:eastAsia="宋体" w:cs="宋体"/>
+                <w:rFonts w:ascii="宋体" w:eastAsia="宋体" w:hAnsi="宋体" w:cs="宋体"/>
                 <w:spacing w:val="4"/>
                 <w:position w:val="1"/>
                 <w:sz w:val="20"/>
@@ -1306,18 +1294,18 @@
               <w:adjustRightInd w:val="0"/>
               <w:snapToGrid w:val="0"/>
               <w:spacing w:before="172" w:line="228" w:lineRule="auto"/>
-              <w:ind w:left="0" w:leftChars="0" w:right="0" w:rightChars="0" w:firstLine="0" w:firstLineChars="0"/>
+              <w:ind w:left="0" w:right="0" w:firstLine="0" w:leftChars="0" w:rightChars="0" w:firstLineChars="0"/>
               <w:jc w:val="center"/>
               <w:textAlignment w:val="baseline"/>
               <w:rPr>
-                <w:rFonts w:ascii="宋体" w:hAnsi="宋体" w:eastAsia="宋体" w:cs="宋体"/>
+                <w:rFonts w:ascii="宋体" w:eastAsia="宋体" w:hAnsi="宋体" w:cs="宋体"/>
                 <w:sz w:val="20"/>
                 <w:szCs w:val="20"/>
               </w:rPr>
             </w:pPr>
             <w:r>
               <w:rPr>
-                <w:rFonts w:ascii="宋体" w:hAnsi="宋体" w:eastAsia="宋体" w:cs="宋体"/>
+                <w:rFonts w:ascii="宋体" w:eastAsia="宋体" w:hAnsi="宋体" w:cs="宋体"/>
                 <w:spacing w:val="200"/>
                 <w:kern w:val="0"/>
                 <w:sz w:val="20"/>
@@ -1327,7 +1315,7 @@
             </w:r>
             <w:r>
               <w:rPr>
-                <w:rFonts w:ascii="宋体" w:hAnsi="宋体" w:eastAsia="宋体" w:cs="宋体"/>
+                <w:rFonts w:ascii="宋体" w:eastAsia="宋体" w:hAnsi="宋体" w:cs="宋体"/>
                 <w:spacing w:val="0"/>
                 <w:kern w:val="0"/>
                 <w:sz w:val="20"/>
@@ -1357,11 +1345,11 @@
               <w:adjustRightInd w:val="0"/>
               <w:snapToGrid w:val="0"/>
               <w:spacing w:before="173" w:line="229" w:lineRule="auto"/>
-              <w:ind w:left="0" w:leftChars="0" w:right="0" w:rightChars="0" w:firstLine="0" w:firstLineChars="0"/>
+              <w:ind w:left="0" w:right="0" w:firstLine="0" w:leftChars="0" w:rightChars="0" w:firstLineChars="0"/>
               <w:jc w:val="center"/>
               <w:textAlignment w:val="baseline"/>
               <w:rPr>
-                <w:rFonts w:ascii="宋体" w:hAnsi="宋体" w:eastAsia="宋体" w:cs="宋体"/>
+                <w:rFonts w:ascii="宋体" w:eastAsia="宋体" w:hAnsi="宋体" w:cs="宋体"/>
                 <w:spacing w:val="200"/>
                 <w:kern w:val="0"/>
                 <w:sz w:val="20"/>
@@ -1370,7 +1358,7 @@
             </w:pPr>
             <w:r>
               <w:rPr>
-                <w:rFonts w:hint="eastAsia" w:asciiTheme="minorAscii" w:hAnsiTheme="minorAscii" w:eastAsiaTheme="minorEastAsia"/>
+                <w:rFonts w:asciiTheme="minorAscii" w:eastAsiaTheme="minorEastAsia" w:hAnsiTheme="minorAscii" w:hint="eastAsia"/>
                 <w:spacing w:val="0"/>
                 <w:kern w:val="0"/>
                 <w:sz w:val="21"/>
@@ -1401,11 +1389,11 @@
               <w:adjustRightInd w:val="0"/>
               <w:snapToGrid w:val="0"/>
               <w:spacing w:before="172" w:line="228" w:lineRule="auto"/>
-              <w:ind w:left="0" w:leftChars="0" w:right="0" w:rightChars="0" w:firstLine="0" w:firstLineChars="0"/>
+              <w:ind w:left="0" w:right="0" w:firstLine="0" w:leftChars="0" w:rightChars="0" w:firstLineChars="0"/>
               <w:jc w:val="center"/>
               <w:textAlignment w:val="baseline"/>
               <w:rPr>
-                <w:rFonts w:ascii="宋体" w:hAnsi="宋体" w:eastAsia="宋体" w:cs="宋体"/>
+                <w:rFonts w:ascii="宋体" w:eastAsia="宋体" w:hAnsi="宋体" w:cs="宋体"/>
                 <w:spacing w:val="200"/>
                 <w:kern w:val="0"/>
                 <w:sz w:val="20"/>
@@ -1414,7 +1402,7 @@
             </w:pPr>
             <w:r>
               <w:rPr>
-                <w:rFonts w:hint="eastAsia" w:ascii="宋体" w:hAnsi="宋体" w:eastAsia="宋体" w:cs="宋体"/>
+                <w:rFonts w:ascii="宋体" w:eastAsia="宋体" w:hAnsi="宋体" w:cs="宋体" w:hint="eastAsia"/>
                 <w:spacing w:val="200"/>
                 <w:kern w:val="0"/>
                 <w:sz w:val="20"/>
@@ -1424,7 +1412,7 @@
             </w:r>
             <w:r>
               <w:rPr>
-                <w:rFonts w:hint="eastAsia" w:asciiTheme="minorAscii" w:hAnsiTheme="minorAscii" w:eastAsiaTheme="minorEastAsia"/>
+                <w:rFonts w:asciiTheme="minorAscii" w:eastAsiaTheme="minorEastAsia" w:hAnsiTheme="minorAscii" w:hint="eastAsia"/>
                 <w:spacing w:val="0"/>
                 <w:kern w:val="0"/>
                 <w:sz w:val="21"/>
@@ -1455,18 +1443,18 @@
               <w:adjustRightInd w:val="0"/>
               <w:snapToGrid w:val="0"/>
               <w:spacing w:before="173" w:line="229" w:lineRule="auto"/>
-              <w:ind w:left="0" w:leftChars="0" w:right="0" w:rightChars="0" w:firstLine="0" w:firstLineChars="0"/>
+              <w:ind w:left="0" w:right="0" w:firstLine="0" w:leftChars="0" w:rightChars="0" w:firstLineChars="0"/>
               <w:jc w:val="center"/>
               <w:textAlignment w:val="baseline"/>
               <w:rPr>
-                <w:rFonts w:ascii="宋体" w:hAnsi="宋体" w:eastAsia="宋体" w:cs="宋体"/>
+                <w:rFonts w:ascii="宋体" w:eastAsia="宋体" w:hAnsi="宋体" w:cs="宋体"/>
                 <w:sz w:val="20"/>
                 <w:szCs w:val="20"/>
               </w:rPr>
             </w:pPr>
             <w:r>
               <w:rPr>
-                <w:rFonts w:hint="eastAsia" w:asciiTheme="minorAscii" w:hAnsiTheme="minorAscii" w:eastAsiaTheme="minorEastAsia"/>
+                <w:rFonts w:asciiTheme="minorAscii" w:eastAsiaTheme="minorEastAsia" w:hAnsiTheme="minorAscii" w:hint="eastAsia"/>
                 <w:spacing w:val="0"/>
                 <w:kern w:val="0"/>
                 <w:sz w:val="21"/>
@@ -1480,14 +1468,9 @@
       </w:tr>
       <w:tr>
         <w:tblPrEx>
-          <w:tblBorders>
-            <w:top w:val="single" w:color="000000" w:sz="2" w:space="0"/>
-            <w:left w:val="single" w:color="000000" w:sz="2" w:space="0"/>
-            <w:bottom w:val="single" w:color="000000" w:sz="2" w:space="0"/>
-            <w:right w:val="single" w:color="000000" w:sz="2" w:space="0"/>
-            <w:insideH w:val="single" w:color="000000" w:sz="2" w:space="0"/>
-            <w:insideV w:val="single" w:color="000000" w:sz="2" w:space="0"/>
-          </w:tblBorders>
+          <w:tblW w:w="8214" w:type="dxa"/>
+          <w:jc w:val="center"/>
+          <w:tblLayout w:type="fixed"/>
           <w:tblCellMar>
             <w:top w:w="0" w:type="dxa"/>
             <w:left w:w="0" w:type="dxa"/>
@@ -1496,7 +1479,7 @@
           </w:tblCellMar>
         </w:tblPrEx>
         <w:trPr>
-          <w:trHeight w:val="556" w:hRule="atLeast"/>
+          <w:trHeight w:val="556"/>
           <w:jc w:val="center"/>
         </w:trPr>
         <w:tc>
@@ -1505,7 +1488,7 @@
           </w:tcPr>
           <w:p>
             <w:pPr>
-              <w:pStyle w:val="27"/>
+              <w:pStyle w:val="TableText"/>
               <w:keepNext w:val="0"/>
               <w:keepLines w:val="0"/>
               <w:pageBreakBefore w:val="0"/>
@@ -1519,7 +1502,7 @@
               <w:bidi w:val="0"/>
               <w:adjustRightInd w:val="0"/>
               <w:snapToGrid w:val="0"/>
-              <w:ind w:left="0" w:leftChars="0" w:right="0" w:rightChars="0" w:firstLine="0" w:firstLineChars="0"/>
+              <w:ind w:left="0" w:right="0" w:firstLine="0" w:leftChars="0" w:rightChars="0" w:firstLineChars="0"/>
               <w:jc w:val="center"/>
               <w:textAlignment w:val="baseline"/>
             </w:pPr>
@@ -1531,7 +1514,7 @@
           </w:tcPr>
           <w:p>
             <w:pPr>
-              <w:pStyle w:val="27"/>
+              <w:pStyle w:val="TableText"/>
               <w:keepNext w:val="0"/>
               <w:keepLines w:val="0"/>
               <w:pageBreakBefore w:val="0"/>
@@ -1545,7 +1528,7 @@
               <w:bidi w:val="0"/>
               <w:adjustRightInd w:val="0"/>
               <w:snapToGrid w:val="0"/>
-              <w:ind w:left="0" w:leftChars="0" w:right="0" w:rightChars="0" w:firstLine="0" w:firstLineChars="0"/>
+              <w:ind w:left="0" w:right="0" w:firstLine="0" w:leftChars="0" w:rightChars="0" w:firstLineChars="0"/>
               <w:jc w:val="center"/>
               <w:textAlignment w:val="baseline"/>
             </w:pPr>
@@ -1557,7 +1540,7 @@
           </w:tcPr>
           <w:p>
             <w:pPr>
-              <w:pStyle w:val="27"/>
+              <w:pStyle w:val="TableText"/>
               <w:keepNext w:val="0"/>
               <w:keepLines w:val="0"/>
               <w:pageBreakBefore w:val="0"/>
@@ -1571,7 +1554,7 @@
               <w:bidi w:val="0"/>
               <w:adjustRightInd w:val="0"/>
               <w:snapToGrid w:val="0"/>
-              <w:ind w:left="0" w:leftChars="0" w:right="0" w:rightChars="0" w:firstLine="0" w:firstLineChars="0"/>
+              <w:ind w:left="0" w:right="0" w:firstLine="0" w:leftChars="0" w:rightChars="0" w:firstLineChars="0"/>
               <w:jc w:val="center"/>
               <w:textAlignment w:val="baseline"/>
             </w:pPr>
@@ -1583,7 +1566,7 @@
           </w:tcPr>
           <w:p>
             <w:pPr>
-              <w:pStyle w:val="27"/>
+              <w:pStyle w:val="TableText"/>
               <w:keepNext w:val="0"/>
               <w:keepLines w:val="0"/>
               <w:pageBreakBefore w:val="0"/>
@@ -1597,7 +1580,7 @@
               <w:bidi w:val="0"/>
               <w:adjustRightInd w:val="0"/>
               <w:snapToGrid w:val="0"/>
-              <w:ind w:left="0" w:leftChars="0" w:right="0" w:rightChars="0" w:firstLine="0" w:firstLineChars="0"/>
+              <w:ind w:left="0" w:right="0" w:firstLine="0" w:leftChars="0" w:rightChars="0" w:firstLineChars="0"/>
               <w:jc w:val="center"/>
               <w:textAlignment w:val="baseline"/>
             </w:pPr>
@@ -1609,7 +1592,7 @@
           </w:tcPr>
           <w:p>
             <w:pPr>
-              <w:pStyle w:val="27"/>
+              <w:pStyle w:val="TableText"/>
               <w:keepNext w:val="0"/>
               <w:keepLines w:val="0"/>
               <w:pageBreakBefore w:val="0"/>
@@ -1623,7 +1606,7 @@
               <w:bidi w:val="0"/>
               <w:adjustRightInd w:val="0"/>
               <w:snapToGrid w:val="0"/>
-              <w:ind w:left="0" w:leftChars="0" w:right="0" w:rightChars="0" w:firstLine="0" w:firstLineChars="0"/>
+              <w:ind w:left="0" w:right="0" w:firstLine="0" w:leftChars="0" w:rightChars="0" w:firstLineChars="0"/>
               <w:jc w:val="center"/>
               <w:textAlignment w:val="baseline"/>
             </w:pPr>
@@ -1635,7 +1618,7 @@
           </w:tcPr>
           <w:p>
             <w:pPr>
-              <w:pStyle w:val="27"/>
+              <w:pStyle w:val="TableText"/>
               <w:keepNext w:val="0"/>
               <w:keepLines w:val="0"/>
               <w:pageBreakBefore w:val="0"/>
@@ -1649,7 +1632,7 @@
               <w:bidi w:val="0"/>
               <w:adjustRightInd w:val="0"/>
               <w:snapToGrid w:val="0"/>
-              <w:ind w:left="0" w:leftChars="0" w:right="0" w:rightChars="0" w:firstLine="0" w:firstLineChars="0"/>
+              <w:ind w:left="0" w:right="0" w:firstLine="0" w:leftChars="0" w:rightChars="0" w:firstLineChars="0"/>
               <w:jc w:val="center"/>
               <w:textAlignment w:val="baseline"/>
             </w:pPr>
@@ -1658,14 +1641,9 @@
       </w:tr>
       <w:tr>
         <w:tblPrEx>
-          <w:tblBorders>
-            <w:top w:val="single" w:color="000000" w:sz="2" w:space="0"/>
-            <w:left w:val="single" w:color="000000" w:sz="2" w:space="0"/>
-            <w:bottom w:val="single" w:color="000000" w:sz="2" w:space="0"/>
-            <w:right w:val="single" w:color="000000" w:sz="2" w:space="0"/>
-            <w:insideH w:val="single" w:color="000000" w:sz="2" w:space="0"/>
-            <w:insideV w:val="single" w:color="000000" w:sz="2" w:space="0"/>
-          </w:tblBorders>
+          <w:tblW w:w="8214" w:type="dxa"/>
+          <w:jc w:val="center"/>
+          <w:tblLayout w:type="fixed"/>
           <w:tblCellMar>
             <w:top w:w="0" w:type="dxa"/>
             <w:left w:w="0" w:type="dxa"/>
@@ -1674,7 +1652,7 @@
           </w:tblCellMar>
         </w:tblPrEx>
         <w:trPr>
-          <w:trHeight w:val="556" w:hRule="atLeast"/>
+          <w:trHeight w:val="556"/>
           <w:jc w:val="center"/>
         </w:trPr>
         <w:tc>
@@ -1683,7 +1661,7 @@
           </w:tcPr>
           <w:p>
             <w:pPr>
-              <w:pStyle w:val="27"/>
+              <w:pStyle w:val="TableText"/>
               <w:keepNext w:val="0"/>
               <w:keepLines w:val="0"/>
               <w:pageBreakBefore w:val="0"/>
@@ -1697,7 +1675,7 @@
               <w:bidi w:val="0"/>
               <w:adjustRightInd w:val="0"/>
               <w:snapToGrid w:val="0"/>
-              <w:ind w:left="0" w:leftChars="0" w:right="0" w:rightChars="0" w:firstLine="0" w:firstLineChars="0"/>
+              <w:ind w:left="0" w:right="0" w:firstLine="0" w:leftChars="0" w:rightChars="0" w:firstLineChars="0"/>
               <w:jc w:val="center"/>
               <w:textAlignment w:val="baseline"/>
             </w:pPr>
@@ -1709,7 +1687,7 @@
           </w:tcPr>
           <w:p>
             <w:pPr>
-              <w:pStyle w:val="27"/>
+              <w:pStyle w:val="TableText"/>
               <w:keepNext w:val="0"/>
               <w:keepLines w:val="0"/>
               <w:pageBreakBefore w:val="0"/>
@@ -1723,7 +1701,7 @@
               <w:bidi w:val="0"/>
               <w:adjustRightInd w:val="0"/>
               <w:snapToGrid w:val="0"/>
-              <w:ind w:left="0" w:leftChars="0" w:right="0" w:rightChars="0" w:firstLine="0" w:firstLineChars="0"/>
+              <w:ind w:left="0" w:right="0" w:firstLine="0" w:leftChars="0" w:rightChars="0" w:firstLineChars="0"/>
               <w:jc w:val="center"/>
               <w:textAlignment w:val="baseline"/>
             </w:pPr>
@@ -1735,7 +1713,7 @@
           </w:tcPr>
           <w:p>
             <w:pPr>
-              <w:pStyle w:val="27"/>
+              <w:pStyle w:val="TableText"/>
               <w:keepNext w:val="0"/>
               <w:keepLines w:val="0"/>
               <w:pageBreakBefore w:val="0"/>
@@ -1749,7 +1727,7 @@
               <w:bidi w:val="0"/>
               <w:adjustRightInd w:val="0"/>
               <w:snapToGrid w:val="0"/>
-              <w:ind w:left="0" w:leftChars="0" w:right="0" w:rightChars="0" w:firstLine="0" w:firstLineChars="0"/>
+              <w:ind w:left="0" w:right="0" w:firstLine="0" w:leftChars="0" w:rightChars="0" w:firstLineChars="0"/>
               <w:jc w:val="center"/>
               <w:textAlignment w:val="baseline"/>
             </w:pPr>
@@ -1761,7 +1739,7 @@
           </w:tcPr>
           <w:p>
             <w:pPr>
-              <w:pStyle w:val="27"/>
+              <w:pStyle w:val="TableText"/>
               <w:keepNext w:val="0"/>
               <w:keepLines w:val="0"/>
               <w:pageBreakBefore w:val="0"/>
@@ -1775,7 +1753,7 @@
               <w:bidi w:val="0"/>
               <w:adjustRightInd w:val="0"/>
               <w:snapToGrid w:val="0"/>
-              <w:ind w:left="0" w:leftChars="0" w:right="0" w:rightChars="0" w:firstLine="0" w:firstLineChars="0"/>
+              <w:ind w:left="0" w:right="0" w:firstLine="0" w:leftChars="0" w:rightChars="0" w:firstLineChars="0"/>
               <w:jc w:val="center"/>
               <w:textAlignment w:val="baseline"/>
             </w:pPr>
@@ -1787,7 +1765,7 @@
           </w:tcPr>
           <w:p>
             <w:pPr>
-              <w:pStyle w:val="27"/>
+              <w:pStyle w:val="TableText"/>
               <w:keepNext w:val="0"/>
               <w:keepLines w:val="0"/>
               <w:pageBreakBefore w:val="0"/>
@@ -1801,7 +1779,7 @@
               <w:bidi w:val="0"/>
               <w:adjustRightInd w:val="0"/>
               <w:snapToGrid w:val="0"/>
-              <w:ind w:left="0" w:leftChars="0" w:right="0" w:rightChars="0" w:firstLine="0" w:firstLineChars="0"/>
+              <w:ind w:left="0" w:right="0" w:firstLine="0" w:leftChars="0" w:rightChars="0" w:firstLineChars="0"/>
               <w:jc w:val="center"/>
               <w:textAlignment w:val="baseline"/>
             </w:pPr>
@@ -1813,7 +1791,7 @@
           </w:tcPr>
           <w:p>
             <w:pPr>
-              <w:pStyle w:val="27"/>
+              <w:pStyle w:val="TableText"/>
               <w:keepNext w:val="0"/>
               <w:keepLines w:val="0"/>
               <w:pageBreakBefore w:val="0"/>
@@ -1827,7 +1805,7 @@
               <w:bidi w:val="0"/>
               <w:adjustRightInd w:val="0"/>
               <w:snapToGrid w:val="0"/>
-              <w:ind w:left="0" w:leftChars="0" w:right="0" w:rightChars="0" w:firstLine="0" w:firstLineChars="0"/>
+              <w:ind w:left="0" w:right="0" w:firstLine="0" w:leftChars="0" w:rightChars="0" w:firstLineChars="0"/>
               <w:jc w:val="center"/>
               <w:textAlignment w:val="baseline"/>
             </w:pPr>
@@ -1836,14 +1814,9 @@
       </w:tr>
       <w:tr>
         <w:tblPrEx>
-          <w:tblBorders>
-            <w:top w:val="single" w:color="000000" w:sz="2" w:space="0"/>
-            <w:left w:val="single" w:color="000000" w:sz="2" w:space="0"/>
-            <w:bottom w:val="single" w:color="000000" w:sz="2" w:space="0"/>
-            <w:right w:val="single" w:color="000000" w:sz="2" w:space="0"/>
-            <w:insideH w:val="single" w:color="000000" w:sz="2" w:space="0"/>
-            <w:insideV w:val="single" w:color="000000" w:sz="2" w:space="0"/>
-          </w:tblBorders>
+          <w:tblW w:w="8214" w:type="dxa"/>
+          <w:jc w:val="center"/>
+          <w:tblLayout w:type="fixed"/>
           <w:tblCellMar>
             <w:top w:w="0" w:type="dxa"/>
             <w:left w:w="0" w:type="dxa"/>
@@ -1852,7 +1825,7 @@
           </w:tblCellMar>
         </w:tblPrEx>
         <w:trPr>
-          <w:trHeight w:val="557" w:hRule="atLeast"/>
+          <w:trHeight w:val="557"/>
           <w:jc w:val="center"/>
         </w:trPr>
         <w:tc>
@@ -1861,7 +1834,7 @@
           </w:tcPr>
           <w:p>
             <w:pPr>
-              <w:pStyle w:val="27"/>
+              <w:pStyle w:val="TableText"/>
               <w:keepNext w:val="0"/>
               <w:keepLines w:val="0"/>
               <w:pageBreakBefore w:val="0"/>
@@ -1875,7 +1848,7 @@
               <w:bidi w:val="0"/>
               <w:adjustRightInd w:val="0"/>
               <w:snapToGrid w:val="0"/>
-              <w:ind w:left="0" w:leftChars="0" w:right="0" w:rightChars="0" w:firstLine="0" w:firstLineChars="0"/>
+              <w:ind w:left="0" w:right="0" w:firstLine="0" w:leftChars="0" w:rightChars="0" w:firstLineChars="0"/>
               <w:jc w:val="center"/>
               <w:textAlignment w:val="baseline"/>
             </w:pPr>
@@ -1887,7 +1860,7 @@
           </w:tcPr>
           <w:p>
             <w:pPr>
-              <w:pStyle w:val="27"/>
+              <w:pStyle w:val="TableText"/>
               <w:keepNext w:val="0"/>
               <w:keepLines w:val="0"/>
               <w:pageBreakBefore w:val="0"/>
@@ -1901,7 +1874,7 @@
               <w:bidi w:val="0"/>
               <w:adjustRightInd w:val="0"/>
               <w:snapToGrid w:val="0"/>
-              <w:ind w:left="0" w:leftChars="0" w:right="0" w:rightChars="0" w:firstLine="0" w:firstLineChars="0"/>
+              <w:ind w:left="0" w:right="0" w:firstLine="0" w:leftChars="0" w:rightChars="0" w:firstLineChars="0"/>
               <w:jc w:val="center"/>
               <w:textAlignment w:val="baseline"/>
             </w:pPr>
@@ -1913,7 +1886,7 @@
           </w:tcPr>
           <w:p>
             <w:pPr>
-              <w:pStyle w:val="27"/>
+              <w:pStyle w:val="TableText"/>
               <w:keepNext w:val="0"/>
               <w:keepLines w:val="0"/>
               <w:pageBreakBefore w:val="0"/>
@@ -1927,7 +1900,7 @@
               <w:bidi w:val="0"/>
               <w:adjustRightInd w:val="0"/>
               <w:snapToGrid w:val="0"/>
-              <w:ind w:left="0" w:leftChars="0" w:right="0" w:rightChars="0" w:firstLine="0" w:firstLineChars="0"/>
+              <w:ind w:left="0" w:right="0" w:firstLine="0" w:leftChars="0" w:rightChars="0" w:firstLineChars="0"/>
               <w:jc w:val="center"/>
               <w:textAlignment w:val="baseline"/>
             </w:pPr>
@@ -1939,7 +1912,7 @@
           </w:tcPr>
           <w:p>
             <w:pPr>
-              <w:pStyle w:val="27"/>
+              <w:pStyle w:val="TableText"/>
               <w:keepNext w:val="0"/>
               <w:keepLines w:val="0"/>
               <w:pageBreakBefore w:val="0"/>
@@ -1953,7 +1926,7 @@
               <w:bidi w:val="0"/>
               <w:adjustRightInd w:val="0"/>
               <w:snapToGrid w:val="0"/>
-              <w:ind w:left="0" w:leftChars="0" w:right="0" w:rightChars="0" w:firstLine="0" w:firstLineChars="0"/>
+              <w:ind w:left="0" w:right="0" w:firstLine="0" w:leftChars="0" w:rightChars="0" w:firstLineChars="0"/>
               <w:jc w:val="center"/>
               <w:textAlignment w:val="baseline"/>
             </w:pPr>
@@ -1965,7 +1938,7 @@
           </w:tcPr>
           <w:p>
             <w:pPr>
-              <w:pStyle w:val="27"/>
+              <w:pStyle w:val="TableText"/>
               <w:keepNext w:val="0"/>
               <w:keepLines w:val="0"/>
               <w:pageBreakBefore w:val="0"/>
@@ -1979,7 +1952,7 @@
               <w:bidi w:val="0"/>
               <w:adjustRightInd w:val="0"/>
               <w:snapToGrid w:val="0"/>
-              <w:ind w:left="0" w:leftChars="0" w:right="0" w:rightChars="0" w:firstLine="0" w:firstLineChars="0"/>
+              <w:ind w:left="0" w:right="0" w:firstLine="0" w:leftChars="0" w:rightChars="0" w:firstLineChars="0"/>
               <w:jc w:val="center"/>
               <w:textAlignment w:val="baseline"/>
             </w:pPr>
@@ -1991,7 +1964,7 @@
           </w:tcPr>
           <w:p>
             <w:pPr>
-              <w:pStyle w:val="27"/>
+              <w:pStyle w:val="TableText"/>
               <w:keepNext w:val="0"/>
               <w:keepLines w:val="0"/>
               <w:pageBreakBefore w:val="0"/>
@@ -2005,7 +1978,7 @@
               <w:bidi w:val="0"/>
               <w:adjustRightInd w:val="0"/>
               <w:snapToGrid w:val="0"/>
-              <w:ind w:left="0" w:leftChars="0" w:right="0" w:rightChars="0" w:firstLine="0" w:firstLineChars="0"/>
+              <w:ind w:left="0" w:right="0" w:firstLine="0" w:leftChars="0" w:rightChars="0" w:firstLineChars="0"/>
               <w:jc w:val="center"/>
               <w:textAlignment w:val="baseline"/>
             </w:pPr>
@@ -2037,7 +2010,7 @@
     <w:sdt>
       <w:sdtPr>
         <w:rPr>
-          <w:rFonts w:ascii="宋体" w:hAnsi="宋体" w:eastAsia="宋体" w:cs="Arial"/>
+          <w:rFonts w:ascii="宋体" w:eastAsia="宋体" w:hAnsi="宋体" w:cs="Arial"/>
           <w:snapToGrid w:val="0"/>
           <w:color w:val="000000"/>
           <w:kern w:val="0"/>
@@ -2053,7 +2026,7 @@
       </w:sdtPr>
       <w:sdtEndPr>
         <w:rPr>
-          <w:rFonts w:hint="eastAsia" w:ascii="宋体" w:hAnsi="宋体" w:eastAsia="宋体" w:cs="宋体"/>
+          <w:rFonts w:ascii="宋体" w:eastAsia="宋体" w:hAnsi="宋体" w:cs="宋体" w:hint="eastAsia"/>
           <w:snapToGrid w:val="0"/>
           <w:color w:val="000000"/>
           <w:kern w:val="0"/>
@@ -2079,18 +2052,18 @@
             <w:adjustRightInd w:val="0"/>
             <w:snapToGrid w:val="0"/>
             <w:spacing w:before="0" w:beforeLines="0" w:after="0" w:afterLines="0" w:line="240" w:lineRule="auto"/>
-            <w:ind w:left="0" w:leftChars="0" w:right="0" w:rightChars="0" w:firstLine="0" w:firstLineChars="0"/>
+            <w:ind w:left="0" w:right="0" w:firstLine="0" w:leftChars="0" w:rightChars="0" w:firstLineChars="0"/>
             <w:jc w:val="center"/>
             <w:textAlignment w:val="baseline"/>
             <w:rPr>
-              <w:rFonts w:hint="eastAsia" w:ascii="宋体" w:hAnsi="宋体" w:eastAsia="宋体" w:cs="宋体"/>
+              <w:rFonts w:ascii="宋体" w:eastAsia="宋体" w:hAnsi="宋体" w:cs="宋体" w:hint="eastAsia"/>
               <w:sz w:val="24"/>
               <w:szCs w:val="24"/>
             </w:rPr>
           </w:pPr>
           <w:r>
             <w:rPr>
-              <w:rFonts w:hint="eastAsia" w:ascii="宋体" w:hAnsi="宋体" w:eastAsia="宋体" w:cs="宋体"/>
+              <w:rFonts w:ascii="宋体" w:eastAsia="宋体" w:hAnsi="宋体" w:cs="宋体" w:hint="eastAsia"/>
               <w:sz w:val="24"/>
               <w:szCs w:val="24"/>
             </w:rPr>
@@ -2099,14 +2072,14 @@
         </w:p>
         <w:p>
           <w:pPr>
-            <w:pStyle w:val="16"/>
+            <w:pStyle w:val="TOC1"/>
             <w:tabs>
               <w:tab w:val="right" w:leader="dot" w:pos="8306"/>
             </w:tabs>
           </w:pPr>
           <w:r>
             <w:rPr>
-              <w:rFonts w:hint="eastAsia" w:ascii="宋体" w:hAnsi="宋体" w:eastAsia="宋体" w:cs="宋体"/>
+              <w:rFonts w:ascii="宋体" w:eastAsia="宋体" w:hAnsi="宋体" w:cs="宋体" w:hint="eastAsia"/>
               <w:sz w:val="24"/>
               <w:szCs w:val="24"/>
             </w:rPr>
@@ -2114,7 +2087,7 @@
           </w:r>
           <w:r>
             <w:rPr>
-              <w:rFonts w:hint="eastAsia" w:ascii="宋体" w:hAnsi="宋体" w:eastAsia="宋体" w:cs="宋体"/>
+              <w:rFonts w:ascii="宋体" w:eastAsia="宋体" w:hAnsi="宋体" w:cs="宋体" w:hint="eastAsia"/>
               <w:sz w:val="24"/>
               <w:szCs w:val="24"/>
             </w:rPr>
@@ -2122,7 +2095,7 @@
           </w:r>
           <w:r>
             <w:rPr>
-              <w:rFonts w:hint="eastAsia" w:ascii="宋体" w:hAnsi="宋体" w:eastAsia="宋体" w:cs="宋体"/>
+              <w:rFonts w:ascii="宋体" w:eastAsia="宋体" w:hAnsi="宋体" w:cs="宋体" w:hint="eastAsia"/>
               <w:sz w:val="24"/>
               <w:szCs w:val="24"/>
             </w:rPr>
@@ -2130,21 +2103,21 @@
           </w:r>
           <w:r>
             <w:rPr>
-              <w:rFonts w:hint="eastAsia" w:ascii="宋体" w:hAnsi="宋体" w:eastAsia="宋体" w:cs="宋体"/>
+              <w:rFonts w:ascii="宋体" w:eastAsia="宋体" w:hAnsi="宋体" w:cs="宋体" w:hint="eastAsia"/>
               <w:szCs w:val="24"/>
             </w:rPr>
             <w:fldChar w:fldCharType="begin"/>
           </w:r>
           <w:r>
             <w:rPr>
-              <w:rFonts w:hint="eastAsia" w:ascii="宋体" w:hAnsi="宋体" w:eastAsia="宋体" w:cs="宋体"/>
+              <w:rFonts w:ascii="宋体" w:eastAsia="宋体" w:hAnsi="宋体" w:cs="宋体" w:hint="eastAsia"/>
               <w:szCs w:val="24"/>
             </w:rPr>
             <w:instrText xml:space="preserve"> HYPERLINK \l _Toc15007 </w:instrText>
           </w:r>
           <w:r>
             <w:rPr>
-              <w:rFonts w:hint="eastAsia" w:ascii="宋体" w:hAnsi="宋体" w:eastAsia="宋体" w:cs="宋体"/>
+              <w:rFonts w:ascii="宋体" w:eastAsia="宋体" w:hAnsi="宋体" w:cs="宋体" w:hint="eastAsia"/>
               <w:szCs w:val="24"/>
             </w:rPr>
             <w:fldChar w:fldCharType="separate"/>
@@ -2176,7 +2149,7 @@
           </w:r>
           <w:r>
             <w:rPr>
-              <w:rFonts w:hint="eastAsia" w:ascii="宋体" w:hAnsi="宋体" w:eastAsia="宋体" w:cs="宋体"/>
+              <w:rFonts w:ascii="宋体" w:eastAsia="宋体" w:hAnsi="宋体" w:cs="宋体" w:hint="eastAsia"/>
               <w:szCs w:val="24"/>
             </w:rPr>
             <w:fldChar w:fldCharType="end"/>
@@ -2184,28 +2157,28 @@
         </w:p>
         <w:p>
           <w:pPr>
-            <w:pStyle w:val="16"/>
+            <w:pStyle w:val="TOC1"/>
             <w:tabs>
               <w:tab w:val="right" w:leader="dot" w:pos="8306"/>
             </w:tabs>
           </w:pPr>
           <w:r>
             <w:rPr>
-              <w:rFonts w:hint="eastAsia" w:ascii="宋体" w:hAnsi="宋体" w:eastAsia="宋体" w:cs="宋体"/>
+              <w:rFonts w:ascii="宋体" w:eastAsia="宋体" w:hAnsi="宋体" w:cs="宋体" w:hint="eastAsia"/>
               <w:szCs w:val="24"/>
             </w:rPr>
             <w:fldChar w:fldCharType="begin"/>
           </w:r>
           <w:r>
             <w:rPr>
-              <w:rFonts w:hint="eastAsia" w:ascii="宋体" w:hAnsi="宋体" w:eastAsia="宋体" w:cs="宋体"/>
+              <w:rFonts w:ascii="宋体" w:eastAsia="宋体" w:hAnsi="宋体" w:cs="宋体" w:hint="eastAsia"/>
               <w:szCs w:val="24"/>
             </w:rPr>
             <w:instrText xml:space="preserve"> HYPERLINK \l _Toc23426 </w:instrText>
           </w:r>
           <w:r>
             <w:rPr>
-              <w:rFonts w:hint="eastAsia" w:ascii="宋体" w:hAnsi="宋体" w:eastAsia="宋体" w:cs="宋体"/>
+              <w:rFonts w:ascii="宋体" w:eastAsia="宋体" w:hAnsi="宋体" w:cs="宋体" w:hint="eastAsia"/>
               <w:szCs w:val="24"/>
             </w:rPr>
             <w:fldChar w:fldCharType="separate"/>
@@ -2237,7 +2210,7 @@
           </w:r>
           <w:r>
             <w:rPr>
-              <w:rFonts w:hint="eastAsia" w:ascii="宋体" w:hAnsi="宋体" w:eastAsia="宋体" w:cs="宋体"/>
+              <w:rFonts w:ascii="宋体" w:eastAsia="宋体" w:hAnsi="宋体" w:cs="宋体" w:hint="eastAsia"/>
               <w:szCs w:val="24"/>
             </w:rPr>
             <w:fldChar w:fldCharType="end"/>
@@ -2245,28 +2218,28 @@
         </w:p>
         <w:p>
           <w:pPr>
-            <w:pStyle w:val="16"/>
+            <w:pStyle w:val="TOC1"/>
             <w:tabs>
               <w:tab w:val="right" w:leader="dot" w:pos="8306"/>
             </w:tabs>
           </w:pPr>
           <w:r>
             <w:rPr>
-              <w:rFonts w:hint="eastAsia" w:ascii="宋体" w:hAnsi="宋体" w:eastAsia="宋体" w:cs="宋体"/>
+              <w:rFonts w:ascii="宋体" w:eastAsia="宋体" w:hAnsi="宋体" w:cs="宋体" w:hint="eastAsia"/>
               <w:szCs w:val="24"/>
             </w:rPr>
             <w:fldChar w:fldCharType="begin"/>
           </w:r>
           <w:r>
             <w:rPr>
-              <w:rFonts w:hint="eastAsia" w:ascii="宋体" w:hAnsi="宋体" w:eastAsia="宋体" w:cs="宋体"/>
+              <w:rFonts w:ascii="宋体" w:eastAsia="宋体" w:hAnsi="宋体" w:cs="宋体" w:hint="eastAsia"/>
               <w:szCs w:val="24"/>
             </w:rPr>
             <w:instrText xml:space="preserve"> HYPERLINK \l _Toc5044 </w:instrText>
           </w:r>
           <w:r>
             <w:rPr>
-              <w:rFonts w:hint="eastAsia" w:ascii="宋体" w:hAnsi="宋体" w:eastAsia="宋体" w:cs="宋体"/>
+              <w:rFonts w:ascii="宋体" w:eastAsia="宋体" w:hAnsi="宋体" w:cs="宋体" w:hint="eastAsia"/>
               <w:szCs w:val="24"/>
             </w:rPr>
             <w:fldChar w:fldCharType="separate"/>
@@ -2298,7 +2271,7 @@
           </w:r>
           <w:r>
             <w:rPr>
-              <w:rFonts w:hint="eastAsia" w:ascii="宋体" w:hAnsi="宋体" w:eastAsia="宋体" w:cs="宋体"/>
+              <w:rFonts w:ascii="宋体" w:eastAsia="宋体" w:hAnsi="宋体" w:cs="宋体" w:hint="eastAsia"/>
               <w:szCs w:val="24"/>
             </w:rPr>
             <w:fldChar w:fldCharType="end"/>
@@ -2306,28 +2279,28 @@
         </w:p>
         <w:p>
           <w:pPr>
-            <w:pStyle w:val="17"/>
+            <w:pStyle w:val="TOC2"/>
             <w:tabs>
               <w:tab w:val="right" w:leader="dot" w:pos="8306"/>
             </w:tabs>
           </w:pPr>
           <w:r>
             <w:rPr>
-              <w:rFonts w:hint="eastAsia" w:ascii="宋体" w:hAnsi="宋体" w:eastAsia="宋体" w:cs="宋体"/>
+              <w:rFonts w:ascii="宋体" w:eastAsia="宋体" w:hAnsi="宋体" w:cs="宋体" w:hint="eastAsia"/>
               <w:szCs w:val="24"/>
             </w:rPr>
             <w:fldChar w:fldCharType="begin"/>
           </w:r>
           <w:r>
             <w:rPr>
-              <w:rFonts w:hint="eastAsia" w:ascii="宋体" w:hAnsi="宋体" w:eastAsia="宋体" w:cs="宋体"/>
+              <w:rFonts w:ascii="宋体" w:eastAsia="宋体" w:hAnsi="宋体" w:cs="宋体" w:hint="eastAsia"/>
               <w:szCs w:val="24"/>
             </w:rPr>
             <w:instrText xml:space="preserve"> HYPERLINK \l _Toc8058 </w:instrText>
           </w:r>
           <w:r>
             <w:rPr>
-              <w:rFonts w:hint="eastAsia" w:ascii="宋体" w:hAnsi="宋体" w:eastAsia="宋体" w:cs="宋体"/>
+              <w:rFonts w:ascii="宋体" w:eastAsia="宋体" w:hAnsi="宋体" w:cs="宋体" w:hint="eastAsia"/>
               <w:szCs w:val="24"/>
             </w:rPr>
             <w:fldChar w:fldCharType="separate"/>
@@ -2359,7 +2332,7 @@
           </w:r>
           <w:r>
             <w:rPr>
-              <w:rFonts w:hint="eastAsia" w:ascii="宋体" w:hAnsi="宋体" w:eastAsia="宋体" w:cs="宋体"/>
+              <w:rFonts w:ascii="宋体" w:eastAsia="宋体" w:hAnsi="宋体" w:cs="宋体" w:hint="eastAsia"/>
               <w:szCs w:val="24"/>
             </w:rPr>
             <w:fldChar w:fldCharType="end"/>
@@ -2367,28 +2340,28 @@
         </w:p>
         <w:p>
           <w:pPr>
-            <w:pStyle w:val="17"/>
+            <w:pStyle w:val="TOC2"/>
             <w:tabs>
               <w:tab w:val="right" w:leader="dot" w:pos="8306"/>
             </w:tabs>
           </w:pPr>
           <w:r>
             <w:rPr>
-              <w:rFonts w:hint="eastAsia" w:ascii="宋体" w:hAnsi="宋体" w:eastAsia="宋体" w:cs="宋体"/>
+              <w:rFonts w:ascii="宋体" w:eastAsia="宋体" w:hAnsi="宋体" w:cs="宋体" w:hint="eastAsia"/>
               <w:szCs w:val="24"/>
             </w:rPr>
             <w:fldChar w:fldCharType="begin"/>
           </w:r>
           <w:r>
             <w:rPr>
-              <w:rFonts w:hint="eastAsia" w:ascii="宋体" w:hAnsi="宋体" w:eastAsia="宋体" w:cs="宋体"/>
+              <w:rFonts w:ascii="宋体" w:eastAsia="宋体" w:hAnsi="宋体" w:cs="宋体" w:hint="eastAsia"/>
               <w:szCs w:val="24"/>
             </w:rPr>
             <w:instrText xml:space="preserve"> HYPERLINK \l _Toc4167 </w:instrText>
           </w:r>
           <w:r>
             <w:rPr>
-              <w:rFonts w:hint="eastAsia" w:ascii="宋体" w:hAnsi="宋体" w:eastAsia="宋体" w:cs="宋体"/>
+              <w:rFonts w:ascii="宋体" w:eastAsia="宋体" w:hAnsi="宋体" w:cs="宋体" w:hint="eastAsia"/>
               <w:szCs w:val="24"/>
             </w:rPr>
             <w:fldChar w:fldCharType="separate"/>
@@ -2420,7 +2393,7 @@
           </w:r>
           <w:r>
             <w:rPr>
-              <w:rFonts w:hint="eastAsia" w:ascii="宋体" w:hAnsi="宋体" w:eastAsia="宋体" w:cs="宋体"/>
+              <w:rFonts w:ascii="宋体" w:eastAsia="宋体" w:hAnsi="宋体" w:cs="宋体" w:hint="eastAsia"/>
               <w:szCs w:val="24"/>
             </w:rPr>
             <w:fldChar w:fldCharType="end"/>
@@ -2428,28 +2401,28 @@
         </w:p>
         <w:p>
           <w:pPr>
-            <w:pStyle w:val="16"/>
+            <w:pStyle w:val="TOC1"/>
             <w:tabs>
               <w:tab w:val="right" w:leader="dot" w:pos="8306"/>
             </w:tabs>
           </w:pPr>
           <w:r>
             <w:rPr>
-              <w:rFonts w:hint="eastAsia" w:ascii="宋体" w:hAnsi="宋体" w:eastAsia="宋体" w:cs="宋体"/>
+              <w:rFonts w:ascii="宋体" w:eastAsia="宋体" w:hAnsi="宋体" w:cs="宋体" w:hint="eastAsia"/>
               <w:szCs w:val="24"/>
             </w:rPr>
             <w:fldChar w:fldCharType="begin"/>
           </w:r>
           <w:r>
             <w:rPr>
-              <w:rFonts w:hint="eastAsia" w:ascii="宋体" w:hAnsi="宋体" w:eastAsia="宋体" w:cs="宋体"/>
+              <w:rFonts w:ascii="宋体" w:eastAsia="宋体" w:hAnsi="宋体" w:cs="宋体" w:hint="eastAsia"/>
               <w:szCs w:val="24"/>
             </w:rPr>
             <w:instrText xml:space="preserve"> HYPERLINK \l _Toc11759 </w:instrText>
           </w:r>
           <w:r>
             <w:rPr>
-              <w:rFonts w:hint="eastAsia" w:ascii="宋体" w:hAnsi="宋体" w:eastAsia="宋体" w:cs="宋体"/>
+              <w:rFonts w:ascii="宋体" w:eastAsia="宋体" w:hAnsi="宋体" w:cs="宋体" w:hint="eastAsia"/>
               <w:szCs w:val="24"/>
             </w:rPr>
             <w:fldChar w:fldCharType="separate"/>
@@ -2481,7 +2454,7 @@
           </w:r>
           <w:r>
             <w:rPr>
-              <w:rFonts w:hint="eastAsia" w:ascii="宋体" w:hAnsi="宋体" w:eastAsia="宋体" w:cs="宋体"/>
+              <w:rFonts w:ascii="宋体" w:eastAsia="宋体" w:hAnsi="宋体" w:cs="宋体" w:hint="eastAsia"/>
               <w:szCs w:val="24"/>
             </w:rPr>
             <w:fldChar w:fldCharType="end"/>
@@ -2489,28 +2462,28 @@
         </w:p>
         <w:p>
           <w:pPr>
-            <w:pStyle w:val="17"/>
+            <w:pStyle w:val="TOC2"/>
             <w:tabs>
               <w:tab w:val="right" w:leader="dot" w:pos="8306"/>
             </w:tabs>
           </w:pPr>
           <w:r>
             <w:rPr>
-              <w:rFonts w:hint="eastAsia" w:ascii="宋体" w:hAnsi="宋体" w:eastAsia="宋体" w:cs="宋体"/>
+              <w:rFonts w:ascii="宋体" w:eastAsia="宋体" w:hAnsi="宋体" w:cs="宋体" w:hint="eastAsia"/>
               <w:szCs w:val="24"/>
             </w:rPr>
             <w:fldChar w:fldCharType="begin"/>
           </w:r>
           <w:r>
             <w:rPr>
-              <w:rFonts w:hint="eastAsia" w:ascii="宋体" w:hAnsi="宋体" w:eastAsia="宋体" w:cs="宋体"/>
+              <w:rFonts w:ascii="宋体" w:eastAsia="宋体" w:hAnsi="宋体" w:cs="宋体" w:hint="eastAsia"/>
               <w:szCs w:val="24"/>
             </w:rPr>
             <w:instrText xml:space="preserve"> HYPERLINK \l _Toc16251 </w:instrText>
           </w:r>
           <w:r>
             <w:rPr>
-              <w:rFonts w:hint="eastAsia" w:ascii="宋体" w:hAnsi="宋体" w:eastAsia="宋体" w:cs="宋体"/>
+              <w:rFonts w:ascii="宋体" w:eastAsia="宋体" w:hAnsi="宋体" w:cs="宋体" w:hint="eastAsia"/>
               <w:szCs w:val="24"/>
             </w:rPr>
             <w:fldChar w:fldCharType="separate"/>
@@ -2542,7 +2515,7 @@
           </w:r>
           <w:r>
             <w:rPr>
-              <w:rFonts w:hint="eastAsia" w:ascii="宋体" w:hAnsi="宋体" w:eastAsia="宋体" w:cs="宋体"/>
+              <w:rFonts w:ascii="宋体" w:eastAsia="宋体" w:hAnsi="宋体" w:cs="宋体" w:hint="eastAsia"/>
               <w:szCs w:val="24"/>
             </w:rPr>
             <w:fldChar w:fldCharType="end"/>
@@ -2550,28 +2523,28 @@
         </w:p>
         <w:p>
           <w:pPr>
-            <w:pStyle w:val="17"/>
+            <w:pStyle w:val="TOC2"/>
             <w:tabs>
               <w:tab w:val="right" w:leader="dot" w:pos="8306"/>
             </w:tabs>
           </w:pPr>
           <w:r>
             <w:rPr>
-              <w:rFonts w:hint="eastAsia" w:ascii="宋体" w:hAnsi="宋体" w:eastAsia="宋体" w:cs="宋体"/>
+              <w:rFonts w:ascii="宋体" w:eastAsia="宋体" w:hAnsi="宋体" w:cs="宋体" w:hint="eastAsia"/>
               <w:szCs w:val="24"/>
             </w:rPr>
             <w:fldChar w:fldCharType="begin"/>
           </w:r>
           <w:r>
             <w:rPr>
-              <w:rFonts w:hint="eastAsia" w:ascii="宋体" w:hAnsi="宋体" w:eastAsia="宋体" w:cs="宋体"/>
+              <w:rFonts w:ascii="宋体" w:eastAsia="宋体" w:hAnsi="宋体" w:cs="宋体" w:hint="eastAsia"/>
               <w:szCs w:val="24"/>
             </w:rPr>
             <w:instrText xml:space="preserve"> HYPERLINK \l _Toc23359 </w:instrText>
           </w:r>
           <w:r>
             <w:rPr>
-              <w:rFonts w:hint="eastAsia" w:ascii="宋体" w:hAnsi="宋体" w:eastAsia="宋体" w:cs="宋体"/>
+              <w:rFonts w:ascii="宋体" w:eastAsia="宋体" w:hAnsi="宋体" w:cs="宋体" w:hint="eastAsia"/>
               <w:szCs w:val="24"/>
             </w:rPr>
             <w:fldChar w:fldCharType="separate"/>
@@ -2603,7 +2576,7 @@
           </w:r>
           <w:r>
             <w:rPr>
-              <w:rFonts w:hint="eastAsia" w:ascii="宋体" w:hAnsi="宋体" w:eastAsia="宋体" w:cs="宋体"/>
+              <w:rFonts w:ascii="宋体" w:eastAsia="宋体" w:hAnsi="宋体" w:cs="宋体" w:hint="eastAsia"/>
               <w:szCs w:val="24"/>
             </w:rPr>
             <w:fldChar w:fldCharType="end"/>
@@ -2611,28 +2584,28 @@
         </w:p>
         <w:p>
           <w:pPr>
-            <w:pStyle w:val="17"/>
+            <w:pStyle w:val="TOC2"/>
             <w:tabs>
               <w:tab w:val="right" w:leader="dot" w:pos="8306"/>
             </w:tabs>
           </w:pPr>
           <w:r>
             <w:rPr>
-              <w:rFonts w:hint="eastAsia" w:ascii="宋体" w:hAnsi="宋体" w:eastAsia="宋体" w:cs="宋体"/>
+              <w:rFonts w:ascii="宋体" w:eastAsia="宋体" w:hAnsi="宋体" w:cs="宋体" w:hint="eastAsia"/>
               <w:szCs w:val="24"/>
             </w:rPr>
             <w:fldChar w:fldCharType="begin"/>
           </w:r>
           <w:r>
             <w:rPr>
-              <w:rFonts w:hint="eastAsia" w:ascii="宋体" w:hAnsi="宋体" w:eastAsia="宋体" w:cs="宋体"/>
+              <w:rFonts w:ascii="宋体" w:eastAsia="宋体" w:hAnsi="宋体" w:cs="宋体" w:hint="eastAsia"/>
               <w:szCs w:val="24"/>
             </w:rPr>
             <w:instrText xml:space="preserve"> HYPERLINK \l _Toc9968 </w:instrText>
           </w:r>
           <w:r>
             <w:rPr>
-              <w:rFonts w:hint="eastAsia" w:ascii="宋体" w:hAnsi="宋体" w:eastAsia="宋体" w:cs="宋体"/>
+              <w:rFonts w:ascii="宋体" w:eastAsia="宋体" w:hAnsi="宋体" w:cs="宋体" w:hint="eastAsia"/>
               <w:szCs w:val="24"/>
             </w:rPr>
             <w:fldChar w:fldCharType="separate"/>
@@ -2664,7 +2637,7 @@
           </w:r>
           <w:r>
             <w:rPr>
-              <w:rFonts w:hint="eastAsia" w:ascii="宋体" w:hAnsi="宋体" w:eastAsia="宋体" w:cs="宋体"/>
+              <w:rFonts w:ascii="宋体" w:eastAsia="宋体" w:hAnsi="宋体" w:cs="宋体" w:hint="eastAsia"/>
               <w:szCs w:val="24"/>
             </w:rPr>
             <w:fldChar w:fldCharType="end"/>
@@ -2672,28 +2645,28 @@
         </w:p>
         <w:p>
           <w:pPr>
-            <w:pStyle w:val="16"/>
+            <w:pStyle w:val="TOC1"/>
             <w:tabs>
               <w:tab w:val="right" w:leader="dot" w:pos="8306"/>
             </w:tabs>
           </w:pPr>
           <w:r>
             <w:rPr>
-              <w:rFonts w:hint="eastAsia" w:ascii="宋体" w:hAnsi="宋体" w:eastAsia="宋体" w:cs="宋体"/>
+              <w:rFonts w:ascii="宋体" w:eastAsia="宋体" w:hAnsi="宋体" w:cs="宋体" w:hint="eastAsia"/>
               <w:szCs w:val="24"/>
             </w:rPr>
             <w:fldChar w:fldCharType="begin"/>
           </w:r>
           <w:r>
             <w:rPr>
-              <w:rFonts w:hint="eastAsia" w:ascii="宋体" w:hAnsi="宋体" w:eastAsia="宋体" w:cs="宋体"/>
+              <w:rFonts w:ascii="宋体" w:eastAsia="宋体" w:hAnsi="宋体" w:cs="宋体" w:hint="eastAsia"/>
               <w:szCs w:val="24"/>
             </w:rPr>
             <w:instrText xml:space="preserve"> HYPERLINK \l _Toc30293 </w:instrText>
           </w:r>
           <w:r>
             <w:rPr>
-              <w:rFonts w:hint="eastAsia" w:ascii="宋体" w:hAnsi="宋体" w:eastAsia="宋体" w:cs="宋体"/>
+              <w:rFonts w:ascii="宋体" w:eastAsia="宋体" w:hAnsi="宋体" w:cs="宋体" w:hint="eastAsia"/>
               <w:szCs w:val="24"/>
             </w:rPr>
             <w:fldChar w:fldCharType="separate"/>
@@ -2725,7 +2698,7 @@
           </w:r>
           <w:r>
             <w:rPr>
-              <w:rFonts w:hint="eastAsia" w:ascii="宋体" w:hAnsi="宋体" w:eastAsia="宋体" w:cs="宋体"/>
+              <w:rFonts w:ascii="宋体" w:eastAsia="宋体" w:hAnsi="宋体" w:cs="宋体" w:hint="eastAsia"/>
               <w:szCs w:val="24"/>
             </w:rPr>
             <w:fldChar w:fldCharType="end"/>
@@ -2733,28 +2706,28 @@
         </w:p>
         <w:p>
           <w:pPr>
-            <w:pStyle w:val="16"/>
+            <w:pStyle w:val="TOC1"/>
             <w:tabs>
               <w:tab w:val="right" w:leader="dot" w:pos="8306"/>
             </w:tabs>
           </w:pPr>
           <w:r>
             <w:rPr>
-              <w:rFonts w:hint="eastAsia" w:ascii="宋体" w:hAnsi="宋体" w:eastAsia="宋体" w:cs="宋体"/>
+              <w:rFonts w:ascii="宋体" w:eastAsia="宋体" w:hAnsi="宋体" w:cs="宋体" w:hint="eastAsia"/>
               <w:szCs w:val="24"/>
             </w:rPr>
             <w:fldChar w:fldCharType="begin"/>
           </w:r>
           <w:r>
             <w:rPr>
-              <w:rFonts w:hint="eastAsia" w:ascii="宋体" w:hAnsi="宋体" w:eastAsia="宋体" w:cs="宋体"/>
+              <w:rFonts w:ascii="宋体" w:eastAsia="宋体" w:hAnsi="宋体" w:cs="宋体" w:hint="eastAsia"/>
               <w:szCs w:val="24"/>
             </w:rPr>
             <w:instrText xml:space="preserve"> HYPERLINK \l _Toc619 </w:instrText>
           </w:r>
           <w:r>
             <w:rPr>
-              <w:rFonts w:hint="eastAsia" w:ascii="宋体" w:hAnsi="宋体" w:eastAsia="宋体" w:cs="宋体"/>
+              <w:rFonts w:ascii="宋体" w:eastAsia="宋体" w:hAnsi="宋体" w:cs="宋体" w:hint="eastAsia"/>
               <w:szCs w:val="24"/>
             </w:rPr>
             <w:fldChar w:fldCharType="separate"/>
@@ -2786,7 +2759,7 @@
           </w:r>
           <w:r>
             <w:rPr>
-              <w:rFonts w:hint="eastAsia" w:ascii="宋体" w:hAnsi="宋体" w:eastAsia="宋体" w:cs="宋体"/>
+              <w:rFonts w:ascii="宋体" w:eastAsia="宋体" w:hAnsi="宋体" w:cs="宋体" w:hint="eastAsia"/>
               <w:szCs w:val="24"/>
             </w:rPr>
             <w:fldChar w:fldCharType="end"/>
@@ -2794,28 +2767,28 @@
         </w:p>
         <w:p>
           <w:pPr>
-            <w:pStyle w:val="17"/>
+            <w:pStyle w:val="TOC2"/>
             <w:tabs>
               <w:tab w:val="right" w:leader="dot" w:pos="8306"/>
             </w:tabs>
           </w:pPr>
           <w:r>
             <w:rPr>
-              <w:rFonts w:hint="eastAsia" w:ascii="宋体" w:hAnsi="宋体" w:eastAsia="宋体" w:cs="宋体"/>
+              <w:rFonts w:ascii="宋体" w:eastAsia="宋体" w:hAnsi="宋体" w:cs="宋体" w:hint="eastAsia"/>
               <w:szCs w:val="24"/>
             </w:rPr>
             <w:fldChar w:fldCharType="begin"/>
           </w:r>
           <w:r>
             <w:rPr>
-              <w:rFonts w:hint="eastAsia" w:ascii="宋体" w:hAnsi="宋体" w:eastAsia="宋体" w:cs="宋体"/>
+              <w:rFonts w:ascii="宋体" w:eastAsia="宋体" w:hAnsi="宋体" w:cs="宋体" w:hint="eastAsia"/>
               <w:szCs w:val="24"/>
             </w:rPr>
             <w:instrText xml:space="preserve"> HYPERLINK \l _Toc31304 </w:instrText>
           </w:r>
           <w:r>
             <w:rPr>
-              <w:rFonts w:hint="eastAsia" w:ascii="宋体" w:hAnsi="宋体" w:eastAsia="宋体" w:cs="宋体"/>
+              <w:rFonts w:ascii="宋体" w:eastAsia="宋体" w:hAnsi="宋体" w:cs="宋体" w:hint="eastAsia"/>
               <w:szCs w:val="24"/>
             </w:rPr>
             <w:fldChar w:fldCharType="separate"/>
@@ -2847,7 +2820,7 @@
           </w:r>
           <w:r>
             <w:rPr>
-              <w:rFonts w:hint="eastAsia" w:ascii="宋体" w:hAnsi="宋体" w:eastAsia="宋体" w:cs="宋体"/>
+              <w:rFonts w:ascii="宋体" w:eastAsia="宋体" w:hAnsi="宋体" w:cs="宋体" w:hint="eastAsia"/>
               <w:szCs w:val="24"/>
             </w:rPr>
             <w:fldChar w:fldCharType="end"/>
@@ -2855,28 +2828,28 @@
         </w:p>
         <w:p>
           <w:pPr>
-            <w:pStyle w:val="17"/>
+            <w:pStyle w:val="TOC2"/>
             <w:tabs>
               <w:tab w:val="right" w:leader="dot" w:pos="8306"/>
             </w:tabs>
           </w:pPr>
           <w:r>
             <w:rPr>
-              <w:rFonts w:hint="eastAsia" w:ascii="宋体" w:hAnsi="宋体" w:eastAsia="宋体" w:cs="宋体"/>
+              <w:rFonts w:ascii="宋体" w:eastAsia="宋体" w:hAnsi="宋体" w:cs="宋体" w:hint="eastAsia"/>
               <w:szCs w:val="24"/>
             </w:rPr>
             <w:fldChar w:fldCharType="begin"/>
           </w:r>
           <w:r>
             <w:rPr>
-              <w:rFonts w:hint="eastAsia" w:ascii="宋体" w:hAnsi="宋体" w:eastAsia="宋体" w:cs="宋体"/>
+              <w:rFonts w:ascii="宋体" w:eastAsia="宋体" w:hAnsi="宋体" w:cs="宋体" w:hint="eastAsia"/>
               <w:szCs w:val="24"/>
             </w:rPr>
             <w:instrText xml:space="preserve"> HYPERLINK \l _Toc23941 </w:instrText>
           </w:r>
           <w:r>
             <w:rPr>
-              <w:rFonts w:hint="eastAsia" w:ascii="宋体" w:hAnsi="宋体" w:eastAsia="宋体" w:cs="宋体"/>
+              <w:rFonts w:ascii="宋体" w:eastAsia="宋体" w:hAnsi="宋体" w:cs="宋体" w:hint="eastAsia"/>
               <w:szCs w:val="24"/>
             </w:rPr>
             <w:fldChar w:fldCharType="separate"/>
@@ -2908,7 +2881,7 @@
           </w:r>
           <w:r>
             <w:rPr>
-              <w:rFonts w:hint="eastAsia" w:ascii="宋体" w:hAnsi="宋体" w:eastAsia="宋体" w:cs="宋体"/>
+              <w:rFonts w:ascii="宋体" w:eastAsia="宋体" w:hAnsi="宋体" w:cs="宋体" w:hint="eastAsia"/>
               <w:szCs w:val="24"/>
             </w:rPr>
             <w:fldChar w:fldCharType="end"/>
@@ -2916,28 +2889,28 @@
         </w:p>
         <w:p>
           <w:pPr>
-            <w:pStyle w:val="16"/>
+            <w:pStyle w:val="TOC1"/>
             <w:tabs>
               <w:tab w:val="right" w:leader="dot" w:pos="8306"/>
             </w:tabs>
           </w:pPr>
           <w:r>
             <w:rPr>
-              <w:rFonts w:hint="eastAsia" w:ascii="宋体" w:hAnsi="宋体" w:eastAsia="宋体" w:cs="宋体"/>
+              <w:rFonts w:ascii="宋体" w:eastAsia="宋体" w:hAnsi="宋体" w:cs="宋体" w:hint="eastAsia"/>
               <w:szCs w:val="24"/>
             </w:rPr>
             <w:fldChar w:fldCharType="begin"/>
           </w:r>
           <w:r>
             <w:rPr>
-              <w:rFonts w:hint="eastAsia" w:ascii="宋体" w:hAnsi="宋体" w:eastAsia="宋体" w:cs="宋体"/>
+              <w:rFonts w:ascii="宋体" w:eastAsia="宋体" w:hAnsi="宋体" w:cs="宋体" w:hint="eastAsia"/>
               <w:szCs w:val="24"/>
             </w:rPr>
             <w:instrText xml:space="preserve"> HYPERLINK \l _Toc13757 </w:instrText>
           </w:r>
           <w:r>
             <w:rPr>
-              <w:rFonts w:hint="eastAsia" w:ascii="宋体" w:hAnsi="宋体" w:eastAsia="宋体" w:cs="宋体"/>
+              <w:rFonts w:ascii="宋体" w:eastAsia="宋体" w:hAnsi="宋体" w:cs="宋体" w:hint="eastAsia"/>
               <w:szCs w:val="24"/>
             </w:rPr>
             <w:fldChar w:fldCharType="separate"/>
@@ -2969,7 +2942,7 @@
           </w:r>
           <w:r>
             <w:rPr>
-              <w:rFonts w:hint="eastAsia" w:ascii="宋体" w:hAnsi="宋体" w:eastAsia="宋体" w:cs="宋体"/>
+              <w:rFonts w:ascii="宋体" w:eastAsia="宋体" w:hAnsi="宋体" w:cs="宋体" w:hint="eastAsia"/>
               <w:szCs w:val="24"/>
             </w:rPr>
             <w:fldChar w:fldCharType="end"/>
@@ -2992,7 +2965,7 @@
             <w:snapToGrid w:val="0"/>
             <w:textAlignment w:val="baseline"/>
             <w:rPr>
-              <w:rFonts w:hint="eastAsia" w:ascii="宋体" w:hAnsi="宋体" w:eastAsia="宋体" w:cs="宋体"/>
+              <w:rFonts w:ascii="宋体" w:eastAsia="宋体" w:hAnsi="宋体" w:cs="宋体" w:hint="eastAsia"/>
               <w:snapToGrid w:val="0"/>
               <w:color w:val="000000"/>
               <w:kern w:val="0"/>
@@ -3003,7 +2976,7 @@
           </w:pPr>
           <w:r>
             <w:rPr>
-              <w:rFonts w:hint="eastAsia" w:ascii="宋体" w:hAnsi="宋体" w:eastAsia="宋体" w:cs="宋体"/>
+              <w:rFonts w:ascii="宋体" w:eastAsia="宋体" w:hAnsi="宋体" w:cs="宋体" w:hint="eastAsia"/>
               <w:szCs w:val="24"/>
             </w:rPr>
             <w:fldChar w:fldCharType="end"/>
@@ -3028,7 +3001,7 @@
         <w:snapToGrid w:val="0"/>
         <w:textAlignment w:val="baseline"/>
         <w:rPr>
-          <w:rFonts w:ascii="Arial" w:hAnsi="Arial" w:eastAsia="Arial" w:cs="Arial"/>
+          <w:rFonts w:ascii="Arial" w:eastAsia="Arial" w:hAnsi="Arial" w:cs="Arial"/>
           <w:snapToGrid w:val="0"/>
           <w:color w:val="000000"/>
           <w:kern w:val="0"/>
@@ -3039,7 +3012,7 @@
       </w:pPr>
       <w:r>
         <w:rPr>
-          <w:rFonts w:ascii="Arial" w:hAnsi="Arial" w:eastAsia="Arial" w:cs="Arial"/>
+          <w:rFonts w:ascii="Arial" w:eastAsia="Arial" w:hAnsi="Arial" w:cs="Arial"/>
           <w:snapToGrid w:val="0"/>
           <w:color w:val="000000"/>
           <w:kern w:val="0"/>
@@ -3052,7 +3025,7 @@
     </w:p>
     <w:p>
       <w:pPr>
-        <w:pStyle w:val="29"/>
+        <w:pStyle w:val="a1"/>
         <w:keepNext w:val="0"/>
         <w:keepLines w:val="0"/>
         <w:pageBreakBefore w:val="0"/>
@@ -3089,7 +3062,7 @@
     </w:p>
     <w:p>
       <w:pPr>
-        <w:pStyle w:val="28"/>
+        <w:pStyle w:val="1"/>
         <w:keepNext w:val="0"/>
         <w:keepLines w:val="0"/>
         <w:pageBreakBefore w:val="0"/>
@@ -3121,7 +3094,7 @@
     </w:p>
     <w:p>
       <w:pPr>
-        <w:pStyle w:val="30"/>
+        <w:pStyle w:val="2"/>
         <w:keepNext w:val="0"/>
         <w:keepLines w:val="0"/>
         <w:pageBreakBefore w:val="0"/>
@@ -3153,7 +3126,7 @@
     </w:p>
     <w:p>
       <w:pPr>
-        <w:pStyle w:val="29"/>
+        <w:pStyle w:val="a1"/>
         <w:keepNext w:val="0"/>
         <w:keepLines w:val="0"/>
         <w:pageBreakBefore w:val="0"/>
@@ -3183,7 +3156,7 @@
     </w:p>
     <w:p>
       <w:pPr>
-        <w:pStyle w:val="30"/>
+        <w:pStyle w:val="2"/>
         <w:keepNext w:val="0"/>
         <w:keepLines w:val="0"/>
         <w:pageBreakBefore w:val="0"/>
@@ -3215,7 +3188,7 @@
     </w:p>
     <w:p>
       <w:pPr>
-        <w:pStyle w:val="29"/>
+        <w:pStyle w:val="a1"/>
         <w:keepNext w:val="0"/>
         <w:keepLines w:val="0"/>
         <w:pageBreakBefore w:val="0"/>
@@ -3245,7 +3218,7 @@
     </w:p>
     <w:p>
       <w:pPr>
-        <w:pStyle w:val="29"/>
+        <w:pStyle w:val="a1"/>
         <w:keepNext w:val="0"/>
         <w:keepLines w:val="0"/>
         <w:pageBreakBefore w:val="0"/>
@@ -3275,7 +3248,7 @@
     </w:p>
     <w:p>
       <w:pPr>
-        <w:pStyle w:val="29"/>
+        <w:pStyle w:val="a1"/>
         <w:keepNext w:val="0"/>
         <w:keepLines w:val="0"/>
         <w:pageBreakBefore w:val="0"/>
@@ -3305,7 +3278,7 @@
     </w:p>
     <w:p>
       <w:pPr>
-        <w:pStyle w:val="29"/>
+        <w:pStyle w:val="a1"/>
         <w:keepNext w:val="0"/>
         <w:keepLines w:val="0"/>
         <w:pageBreakBefore w:val="0"/>
@@ -3335,7 +3308,7 @@
     </w:p>
     <w:p>
       <w:pPr>
-        <w:pStyle w:val="28"/>
+        <w:pStyle w:val="1"/>
         <w:keepNext w:val="0"/>
         <w:keepLines w:val="0"/>
         <w:pageBreakBefore w:val="0"/>
@@ -3367,7 +3340,7 @@
     </w:p>
     <w:p>
       <w:pPr>
-        <w:pStyle w:val="30"/>
+        <w:pStyle w:val="2"/>
         <w:keepNext w:val="0"/>
         <w:keepLines w:val="0"/>
         <w:pageBreakBefore w:val="0"/>
@@ -3399,7 +3372,7 @@
     </w:p>
     <w:p>
       <w:pPr>
-        <w:pStyle w:val="29"/>
+        <w:pStyle w:val="a1"/>
         <w:keepNext w:val="0"/>
         <w:keepLines w:val="0"/>
         <w:pageBreakBefore w:val="0"/>
@@ -3429,7 +3402,7 @@
     </w:p>
     <w:p>
       <w:pPr>
-        <w:pStyle w:val="29"/>
+        <w:pStyle w:val="a1"/>
         <w:keepNext w:val="0"/>
         <w:keepLines w:val="0"/>
         <w:pageBreakBefore w:val="0"/>
@@ -3456,8 +3429,8 @@
         </w:rPr>
         <w:t>采集机制建立：初步建立了以运维管理系统</w:t>
       </w:r>
-      <w:bookmarkStart w:id="14" w:name="_GoBack"/>
-      <w:bookmarkEnd w:id="14"/>
+      <w:bookmarkStart w:id="7" w:name="_GoBack"/>
+      <w:bookmarkEnd w:id="7"/>
       <w:r>
         <w:rPr>
           <w:rFonts w:hint="default"/>
@@ -3468,7 +3441,7 @@
     </w:p>
     <w:p>
       <w:pPr>
-        <w:pStyle w:val="30"/>
+        <w:pStyle w:val="2"/>
         <w:keepNext w:val="0"/>
         <w:keepLines w:val="0"/>
         <w:pageBreakBefore w:val="0"/>
@@ -3488,7 +3461,7 @@
           <w:lang w:val="en-US" w:eastAsia="zh-CN"/>
         </w:rPr>
       </w:pPr>
-      <w:bookmarkStart w:id="7" w:name="_Toc23359"/>
+      <w:bookmarkStart w:id="8" w:name="_Toc23359"/>
       <w:r>
         <w:rPr>
           <w:rFonts w:hint="default"/>
@@ -3496,11 +3469,11 @@
         </w:rPr>
         <w:t>数据存储、安全与质量保障</w:t>
       </w:r>
-      <w:bookmarkEnd w:id="7"/>
+      <w:bookmarkEnd w:id="8"/>
     </w:p>
     <w:p>
       <w:pPr>
-        <w:pStyle w:val="29"/>
+        <w:pStyle w:val="a1"/>
         <w:keepNext w:val="0"/>
         <w:keepLines w:val="0"/>
         <w:pageBreakBefore w:val="0"/>
@@ -3530,7 +3503,7 @@
     </w:p>
     <w:p>
       <w:pPr>
-        <w:pStyle w:val="29"/>
+        <w:pStyle w:val="a1"/>
         <w:keepNext w:val="0"/>
         <w:keepLines w:val="0"/>
         <w:pageBreakBefore w:val="0"/>
@@ -3560,7 +3533,7 @@
     </w:p>
     <w:p>
       <w:pPr>
-        <w:pStyle w:val="29"/>
+        <w:pStyle w:val="a1"/>
         <w:keepNext w:val="0"/>
         <w:keepLines w:val="0"/>
         <w:pageBreakBefore w:val="0"/>
@@ -3590,14 +3563,14 @@
     </w:p>
     <w:p>
       <w:pPr>
-        <w:pStyle w:val="30"/>
+        <w:pStyle w:val="2"/>
         <w:bidi w:val="0"/>
         <w:rPr>
           <w:rFonts w:hint="default"/>
           <w:lang w:val="en-US" w:eastAsia="zh-CN"/>
         </w:rPr>
       </w:pPr>
-      <w:bookmarkStart w:id="8" w:name="_Toc9968"/>
+      <w:bookmarkStart w:id="9" w:name="_Toc9968"/>
       <w:r>
         <w:rPr>
           <w:rFonts w:hint="default"/>
@@ -3605,11 +3578,11 @@
         </w:rPr>
         <w:t>数据处理、分析与应用深化</w:t>
       </w:r>
-      <w:bookmarkEnd w:id="8"/>
+      <w:bookmarkEnd w:id="9"/>
     </w:p>
     <w:p>
       <w:pPr>
-        <w:pStyle w:val="29"/>
+        <w:pStyle w:val="a1"/>
         <w:keepNext w:val="0"/>
         <w:keepLines w:val="0"/>
         <w:pageBreakBefore w:val="0"/>
@@ -3639,7 +3612,7 @@
     </w:p>
     <w:p>
       <w:pPr>
-        <w:pStyle w:val="29"/>
+        <w:pStyle w:val="a1"/>
         <w:keepNext w:val="0"/>
         <w:keepLines w:val="0"/>
         <w:pageBreakBefore w:val="0"/>
@@ -3669,7 +3642,7 @@
     </w:p>
     <w:p>
       <w:pPr>
-        <w:pStyle w:val="29"/>
+        <w:pStyle w:val="a1"/>
         <w:keepNext w:val="0"/>
         <w:keepLines w:val="0"/>
         <w:pageBreakBefore w:val="0"/>
@@ -3699,7 +3672,7 @@
     </w:p>
     <w:p>
       <w:pPr>
-        <w:pStyle w:val="29"/>
+        <w:pStyle w:val="a1"/>
         <w:keepNext w:val="0"/>
         <w:keepLines w:val="0"/>
         <w:pageBreakBefore w:val="0"/>
@@ -3729,7 +3702,7 @@
     </w:p>
     <w:p>
       <w:pPr>
-        <w:pStyle w:val="29"/>
+        <w:pStyle w:val="a1"/>
         <w:keepNext w:val="0"/>
         <w:keepLines w:val="0"/>
         <w:pageBreakBefore w:val="0"/>
@@ -3759,7 +3732,7 @@
     </w:p>
     <w:p>
       <w:pPr>
-        <w:pStyle w:val="28"/>
+        <w:pStyle w:val="1"/>
         <w:keepNext w:val="0"/>
         <w:keepLines w:val="0"/>
         <w:pageBreakBefore w:val="0"/>
@@ -3779,7 +3752,7 @@
           <w:lang w:val="en-US" w:eastAsia="zh-CN"/>
         </w:rPr>
       </w:pPr>
-      <w:bookmarkStart w:id="9" w:name="_Toc30293"/>
+      <w:bookmarkStart w:id="10" w:name="_Toc30293"/>
       <w:r>
         <w:rPr>
           <w:rFonts w:hint="default"/>
@@ -3787,11 +3760,11 @@
         </w:rPr>
         <w:t>考核指标达成情况</w:t>
       </w:r>
-      <w:bookmarkEnd w:id="9"/>
+      <w:bookmarkEnd w:id="10"/>
     </w:p>
     <w:p>
       <w:pPr>
-        <w:pStyle w:val="29"/>
+        <w:pStyle w:val="a1"/>
         <w:keepNext w:val="0"/>
         <w:keepLines w:val="0"/>
         <w:pageBreakBefore w:val="0"/>
@@ -3824,7 +3797,7 @@
             <wp:cNvGraphicFramePr/>
             <a:graphic xmlns:a="http://schemas.openxmlformats.org/drawingml/2006/main">
               <a:graphicData uri="http://schemas.openxmlformats.org/drawingml/2006/chart">
-                <c:chart xmlns:c="http://schemas.openxmlformats.org/drawingml/2006/chart" xmlns:r="http://schemas.openxmlformats.org/officeDocument/2006/relationships" r:id="rId10"/>
+                <c:chart xmlns:c="http://schemas.openxmlformats.org/drawingml/2006/chart" xmlns:r="http://schemas.openxmlformats.org/officeDocument/2006/relationships" r:id="rId7"/>
               </a:graphicData>
             </a:graphic>
           </wp:inline>
@@ -3833,7 +3806,7 @@
     </w:p>
     <w:p>
       <w:pPr>
-        <w:pStyle w:val="29"/>
+        <w:pStyle w:val="a1"/>
         <w:keepNext w:val="0"/>
         <w:keepLines w:val="0"/>
         <w:pageBreakBefore w:val="0"/>
@@ -3863,7 +3836,7 @@
     </w:p>
     <w:p>
       <w:pPr>
-        <w:pStyle w:val="29"/>
+        <w:pStyle w:val="a1"/>
         <w:keepNext w:val="0"/>
         <w:keepLines w:val="0"/>
         <w:pageBreakBefore w:val="0"/>
@@ -3893,7 +3866,7 @@
     </w:p>
     <w:p>
       <w:pPr>
-        <w:pStyle w:val="29"/>
+        <w:pStyle w:val="a1"/>
         <w:keepNext w:val="0"/>
         <w:keepLines w:val="0"/>
         <w:pageBreakBefore w:val="0"/>
@@ -3923,7 +3896,7 @@
     </w:p>
     <w:p>
       <w:pPr>
-        <w:pStyle w:val="29"/>
+        <w:pStyle w:val="a1"/>
         <w:keepNext w:val="0"/>
         <w:keepLines w:val="0"/>
         <w:pageBreakBefore w:val="0"/>
@@ -3953,7 +3926,7 @@
     </w:p>
     <w:p>
       <w:pPr>
-        <w:pStyle w:val="29"/>
+        <w:pStyle w:val="a1"/>
         <w:keepNext w:val="0"/>
         <w:keepLines w:val="0"/>
         <w:pageBreakBefore w:val="0"/>
@@ -3983,7 +3956,7 @@
     </w:p>
     <w:p>
       <w:pPr>
-        <w:pStyle w:val="28"/>
+        <w:pStyle w:val="1"/>
         <w:keepNext w:val="0"/>
         <w:keepLines w:val="0"/>
         <w:pageBreakBefore w:val="0"/>
@@ -4003,38 +3976,38 @@
           <w:lang w:val="en-US" w:eastAsia="zh-CN"/>
         </w:rPr>
       </w:pPr>
-      <w:bookmarkStart w:id="10" w:name="_Toc619"/>
+      <w:bookmarkStart w:id="11" w:name="_Toc619"/>
       <w:r>
         <w:rPr>
           <w:rFonts w:hint="default"/>
           <w:lang w:val="en-US" w:eastAsia="zh-CN"/>
         </w:rPr>
         <w:t>实施成效与后续优化方向</w:t>
-      </w:r>
-      <w:bookmarkEnd w:id="10"/>
-    </w:p>
-    <w:p>
-      <w:pPr>
-        <w:pStyle w:val="30"/>
-        <w:bidi w:val="0"/>
-        <w:rPr>
-          <w:rFonts w:hint="default"/>
-          <w:lang w:val="en-US" w:eastAsia="zh-CN"/>
-        </w:rPr>
-      </w:pPr>
-      <w:bookmarkStart w:id="11" w:name="_Toc31304"/>
-      <w:r>
-        <w:rPr>
-          <w:rFonts w:hint="default"/>
-          <w:lang w:val="en-US" w:eastAsia="zh-CN"/>
-        </w:rPr>
-        <w:t>主要成效</w:t>
       </w:r>
       <w:bookmarkEnd w:id="11"/>
     </w:p>
     <w:p>
       <w:pPr>
-        <w:pStyle w:val="29"/>
+        <w:pStyle w:val="2"/>
+        <w:bidi w:val="0"/>
+        <w:rPr>
+          <w:rFonts w:hint="default"/>
+          <w:lang w:val="en-US" w:eastAsia="zh-CN"/>
+        </w:rPr>
+      </w:pPr>
+      <w:bookmarkStart w:id="12" w:name="_Toc31304"/>
+      <w:r>
+        <w:rPr>
+          <w:rFonts w:hint="default"/>
+          <w:lang w:val="en-US" w:eastAsia="zh-CN"/>
+        </w:rPr>
+        <w:t>主要成效</w:t>
+      </w:r>
+      <w:bookmarkEnd w:id="12"/>
+    </w:p>
+    <w:p>
+      <w:pPr>
+        <w:pStyle w:val="a1"/>
         <w:keepNext w:val="0"/>
         <w:keepLines w:val="0"/>
         <w:pageBreakBefore w:val="0"/>
@@ -4064,7 +4037,7 @@
     </w:p>
     <w:p>
       <w:pPr>
-        <w:pStyle w:val="29"/>
+        <w:pStyle w:val="a1"/>
         <w:keepNext w:val="0"/>
         <w:keepLines w:val="0"/>
         <w:pageBreakBefore w:val="0"/>
@@ -4094,7 +4067,7 @@
     </w:p>
     <w:p>
       <w:pPr>
-        <w:pStyle w:val="29"/>
+        <w:pStyle w:val="a1"/>
         <w:keepNext w:val="0"/>
         <w:keepLines w:val="0"/>
         <w:pageBreakBefore w:val="0"/>
@@ -4124,14 +4097,14 @@
     </w:p>
     <w:p>
       <w:pPr>
-        <w:pStyle w:val="30"/>
+        <w:pStyle w:val="2"/>
         <w:bidi w:val="0"/>
         <w:rPr>
           <w:rFonts w:hint="default"/>
           <w:lang w:val="en-US" w:eastAsia="zh-CN"/>
         </w:rPr>
       </w:pPr>
-      <w:bookmarkStart w:id="12" w:name="_Toc23941"/>
+      <w:bookmarkStart w:id="13" w:name="_Toc23941"/>
       <w:r>
         <w:rPr>
           <w:rFonts w:hint="default"/>
@@ -4139,11 +4112,11 @@
         </w:rPr>
         <w:t>持续优化方向</w:t>
       </w:r>
-      <w:bookmarkEnd w:id="12"/>
+      <w:bookmarkEnd w:id="13"/>
     </w:p>
     <w:p>
       <w:pPr>
-        <w:pStyle w:val="29"/>
+        <w:pStyle w:val="a1"/>
         <w:keepNext w:val="0"/>
         <w:keepLines w:val="0"/>
         <w:pageBreakBefore w:val="0"/>
@@ -4173,7 +4146,7 @@
     </w:p>
     <w:p>
       <w:pPr>
-        <w:pStyle w:val="29"/>
+        <w:pStyle w:val="a1"/>
         <w:keepNext w:val="0"/>
         <w:keepLines w:val="0"/>
         <w:pageBreakBefore w:val="0"/>
@@ -4203,7 +4176,7 @@
     </w:p>
     <w:p>
       <w:pPr>
-        <w:pStyle w:val="29"/>
+        <w:pStyle w:val="a1"/>
         <w:keepNext w:val="0"/>
         <w:keepLines w:val="0"/>
         <w:pageBreakBefore w:val="0"/>
@@ -4233,7 +4206,7 @@
     </w:p>
     <w:p>
       <w:pPr>
-        <w:pStyle w:val="29"/>
+        <w:pStyle w:val="a1"/>
         <w:keepNext w:val="0"/>
         <w:keepLines w:val="0"/>
         <w:pageBreakBefore w:val="0"/>
@@ -4263,7 +4236,7 @@
     </w:p>
     <w:p>
       <w:pPr>
-        <w:pStyle w:val="28"/>
+        <w:pStyle w:val="1"/>
         <w:keepNext w:val="0"/>
         <w:keepLines w:val="0"/>
         <w:pageBreakBefore w:val="0"/>
@@ -4283,7 +4256,7 @@
           <w:lang w:val="en-US" w:eastAsia="zh-CN"/>
         </w:rPr>
       </w:pPr>
-      <w:bookmarkStart w:id="13" w:name="_Toc13757"/>
+      <w:bookmarkStart w:id="14" w:name="_Toc13757"/>
       <w:r>
         <w:rPr>
           <w:rFonts w:hint="default"/>
@@ -4291,11 +4264,11 @@
         </w:rPr>
         <w:t>总结</w:t>
       </w:r>
-      <w:bookmarkEnd w:id="13"/>
+      <w:bookmarkEnd w:id="14"/>
     </w:p>
     <w:p>
       <w:pPr>
-        <w:pStyle w:val="29"/>
+        <w:pStyle w:val="a1"/>
         <w:keepNext w:val="0"/>
         <w:keepLines w:val="0"/>
         <w:pageBreakBefore w:val="0"/>
@@ -4324,73 +4297,23 @@
       </w:r>
     </w:p>
     <w:sectPr>
-      <w:headerReference r:id="rId5" w:type="default"/>
+      <w:headerReference w:type="default" r:id="rId8"/>
       <w:pgSz w:w="11906" w:h="16838"/>
       <w:pgMar w:top="1417" w:right="1800" w:bottom="1440" w:left="1800" w:header="1140" w:footer="992" w:gutter="0"/>
-      <w:cols w:space="425" w:num="1"/>
+      <w:cols w:num="1" w:space="425"/>
       <w:docGrid w:type="lines" w:linePitch="312" w:charSpace="0"/>
     </w:sectPr>
   </w:body>
 </w:document>
 </file>
 
-<file path=word/endnotes.xml><?xml version="1.0" encoding="utf-8"?>
-<w:endnotes xmlns:wpc="http://schemas.microsoft.com/office/word/2010/wordprocessingCanvas" xmlns:mc="http://schemas.openxmlformats.org/markup-compatibility/2006" xmlns:o="urn:schemas-microsoft-com:office:office" xmlns:r="http://schemas.openxmlformats.org/officeDocument/2006/relationships" xmlns:m="http://schemas.openxmlformats.org/officeDocument/2006/math" xmlns:v="urn:schemas-microsoft-com:vml" xmlns:wp14="http://schemas.microsoft.com/office/word/2010/wordprocessingDrawing" xmlns:wp="http://schemas.openxmlformats.org/drawingml/2006/wordprocessingDrawing" xmlns:w="http://schemas.openxmlformats.org/wordprocessingml/2006/main" xmlns:w14="http://schemas.microsoft.com/office/word/2010/wordml" xmlns:w15="http://schemas.microsoft.com/office/word/2012/wordml" xmlns:w10="urn:schemas-microsoft-com:office:word" xmlns:wpg="http://schemas.microsoft.com/office/word/2010/wordprocessingGroup" xmlns:wpi="http://schemas.microsoft.com/office/word/2010/wordprocessingInk" xmlns:wne="http://schemas.microsoft.com/office/word/2006/wordml" xmlns:wps="http://schemas.microsoft.com/office/word/2010/wordprocessingShape" xmlns:wpsCustomData="http://www.wps.cn/officeDocument/2013/wpsCustomData" mc:Ignorable="w14 w15 wp14">
-  <w:endnote w:type="separator" w:id="0">
-    <w:p>
-      <w:pPr>
-        <w:spacing w:line="240" w:lineRule="auto"/>
-      </w:pPr>
-      <w:r>
-        <w:separator/>
-      </w:r>
-    </w:p>
-  </w:endnote>
-  <w:endnote w:type="continuationSeparator" w:id="1">
-    <w:p>
-      <w:pPr>
-        <w:spacing w:line="240" w:lineRule="auto"/>
-      </w:pPr>
-      <w:r>
-        <w:continuationSeparator/>
-      </w:r>
-    </w:p>
-  </w:endnote>
-</w:endnotes>
-</file>
-
-<file path=word/footnotes.xml><?xml version="1.0" encoding="utf-8"?>
-<w:footnotes xmlns:wpc="http://schemas.microsoft.com/office/word/2010/wordprocessingCanvas" xmlns:mc="http://schemas.openxmlformats.org/markup-compatibility/2006" xmlns:o="urn:schemas-microsoft-com:office:office" xmlns:r="http://schemas.openxmlformats.org/officeDocument/2006/relationships" xmlns:m="http://schemas.openxmlformats.org/officeDocument/2006/math" xmlns:v="urn:schemas-microsoft-com:vml" xmlns:wp14="http://schemas.microsoft.com/office/word/2010/wordprocessingDrawing" xmlns:wp="http://schemas.openxmlformats.org/drawingml/2006/wordprocessingDrawing" xmlns:w="http://schemas.openxmlformats.org/wordprocessingml/2006/main" xmlns:w14="http://schemas.microsoft.com/office/word/2010/wordml" xmlns:w15="http://schemas.microsoft.com/office/word/2012/wordml" xmlns:w10="urn:schemas-microsoft-com:office:word" xmlns:wpg="http://schemas.microsoft.com/office/word/2010/wordprocessingGroup" xmlns:wpi="http://schemas.microsoft.com/office/word/2010/wordprocessingInk" xmlns:wne="http://schemas.microsoft.com/office/word/2006/wordml" xmlns:wps="http://schemas.microsoft.com/office/word/2010/wordprocessingShape" xmlns:wpsCustomData="http://www.wps.cn/officeDocument/2013/wpsCustomData" mc:Ignorable="w14 w15 wp14">
-  <w:footnote w:type="separator" w:id="0">
-    <w:p>
-      <w:pPr>
-        <w:spacing w:line="360" w:lineRule="auto"/>
-      </w:pPr>
-      <w:r>
-        <w:separator/>
-      </w:r>
-    </w:p>
-  </w:footnote>
-  <w:footnote w:type="continuationSeparator" w:id="1">
-    <w:p>
-      <w:pPr>
-        <w:spacing w:line="360" w:lineRule="auto"/>
-      </w:pPr>
-      <w:r>
-        <w:continuationSeparator/>
-      </w:r>
-    </w:p>
-  </w:footnote>
-</w:footnotes>
-</file>
-
 <file path=word/header1.xml><?xml version="1.0" encoding="utf-8"?>
-<w:hdr xmlns:wpc="http://schemas.microsoft.com/office/word/2010/wordprocessingCanvas" xmlns:mc="http://schemas.openxmlformats.org/markup-compatibility/2006" xmlns:o="urn:schemas-microsoft-com:office:office" xmlns:r="http://schemas.openxmlformats.org/officeDocument/2006/relationships" xmlns:m="http://schemas.openxmlformats.org/officeDocument/2006/math" xmlns:v="urn:schemas-microsoft-com:vml" xmlns:wp14="http://schemas.microsoft.com/office/word/2010/wordprocessingDrawing" xmlns:wp="http://schemas.openxmlformats.org/drawingml/2006/wordprocessingDrawing" xmlns:w10="urn:schemas-microsoft-com:office:word" xmlns:w="http://schemas.openxmlformats.org/wordprocessingml/2006/main" xmlns:w14="http://schemas.microsoft.com/office/word/2010/wordml" xmlns:w15="http://schemas.microsoft.com/office/word/2012/wordml" xmlns:wpg="http://schemas.microsoft.com/office/word/2010/wordprocessingGroup" xmlns:wpi="http://schemas.microsoft.com/office/word/2010/wordprocessingInk" xmlns:wne="http://schemas.microsoft.com/office/word/2006/wordml" xmlns:wps="http://schemas.microsoft.com/office/word/2010/wordprocessingShape" xmlns:wpsCustomData="http://www.wps.cn/officeDocument/2013/wpsCustomData" mc:Ignorable="w14 w15 wp14">
+<w:hdr xmlns:wpc="http://schemas.microsoft.com/office/word/2010/wordprocessingCanvas" xmlns:mc="http://schemas.openxmlformats.org/markup-compatibility/2006" xmlns:o="urn:schemas-microsoft-com:office:office" xmlns:r="http://schemas.openxmlformats.org/officeDocument/2006/relationships" xmlns:m="http://schemas.openxmlformats.org/officeDocument/2006/math" xmlns:v="urn:schemas-microsoft-com:vml" xmlns:wp14="http://schemas.microsoft.com/office/word/2010/wordprocessingDrawing" xmlns:wp="http://schemas.openxmlformats.org/drawingml/2006/wordprocessingDrawing" xmlns:w10="urn:schemas-microsoft-com:office:word" xmlns:w="http://schemas.openxmlformats.org/wordprocessingml/2006/main" xmlns:w14="http://schemas.microsoft.com/office/word/2010/wordml" xmlns:w15="http://schemas.microsoft.com/office/word/2012/wordml" xmlns:wne="http://schemas.microsoft.com/office/word/2006/wordml" xmlns:wpg="http://schemas.microsoft.com/office/word/2010/wordprocessingGroup" xmlns:wpi="http://schemas.microsoft.com/office/word/2010/wordprocessingInk" xmlns:wps="http://schemas.microsoft.com/office/word/2010/wordprocessingShape" mc:Ignorable="w14 w15 wp14">
   <w:p>
     <w:pPr>
-      <w:pStyle w:val="15"/>
+      <w:pStyle w:val="Header"/>
       <w:pBdr>
-        <w:bottom w:val="single" w:color="auto" w:sz="4" w:space="1"/>
+        <w:bottom w:val="single" w:sz="4" w:space="1" w:color="auto"/>
       </w:pBdr>
       <w:tabs>
         <w:tab w:val="left" w:pos="335"/>
@@ -4398,27 +4321,27 @@
       </w:tabs>
       <w:jc w:val="right"/>
       <w:rPr>
-        <w:rFonts w:hint="eastAsia" w:eastAsiaTheme="minorEastAsia"/>
+        <w:rFonts w:eastAsiaTheme="minorEastAsia" w:hint="eastAsia"/>
         <w:lang w:eastAsia="zh-CN"/>
       </w:rPr>
     </w:pPr>
     <w:r>
       <w:rPr>
-        <w:rFonts w:hint="eastAsia" w:eastAsiaTheme="minorEastAsia"/>
+        <w:rFonts w:eastAsiaTheme="minorEastAsia" w:hint="eastAsia"/>
         <w:lang w:val="en-US" w:eastAsia="zh-CN"/>
       </w:rPr>
       <w:tab/>
     </w:r>
     <w:r>
       <w:rPr>
-        <w:rFonts w:hint="eastAsia" w:eastAsiaTheme="minorEastAsia"/>
+        <w:rFonts w:eastAsiaTheme="minorEastAsia" w:hint="eastAsia"/>
         <w:lang w:val="en-US" w:eastAsia="zh-CN"/>
       </w:rPr>
       <w:tab/>
     </w:r>
     <w:r>
       <w:rPr>
-        <w:rFonts w:hint="eastAsia" w:eastAsiaTheme="minorEastAsia"/>
+        <w:rFonts w:eastAsiaTheme="minorEastAsia" w:hint="eastAsia"/>
         <w:lang w:val="en-US" w:eastAsia="zh-CN"/>
       </w:rPr>
       <w:t>江西通信产业服务有限公司</w:t>
@@ -4428,15 +4351,15 @@
 </file>
 
 <file path=word/numbering.xml><?xml version="1.0" encoding="utf-8"?>
-<w:numbering xmlns:wpc="http://schemas.microsoft.com/office/word/2010/wordprocessingCanvas" xmlns:mc="http://schemas.openxmlformats.org/markup-compatibility/2006" xmlns:o="urn:schemas-microsoft-com:office:office" xmlns:r="http://schemas.openxmlformats.org/officeDocument/2006/relationships" xmlns:m="http://schemas.openxmlformats.org/officeDocument/2006/math" xmlns:v="urn:schemas-microsoft-com:vml" xmlns:wp14="http://schemas.microsoft.com/office/word/2010/wordprocessingDrawing" xmlns:wp="http://schemas.openxmlformats.org/drawingml/2006/wordprocessingDrawing" xmlns:w10="urn:schemas-microsoft-com:office:word" xmlns:w="http://schemas.openxmlformats.org/wordprocessingml/2006/main" xmlns:w14="http://schemas.microsoft.com/office/word/2010/wordml" xmlns:wpg="http://schemas.microsoft.com/office/word/2010/wordprocessingGroup" xmlns:wpi="http://schemas.microsoft.com/office/word/2010/wordprocessingInk" xmlns:wne="http://schemas.microsoft.com/office/word/2006/wordml" xmlns:wps="http://schemas.microsoft.com/office/word/2010/wordprocessingShape" xmlns:wpsCustomData="http://www.wps.cn/officeDocument/2013/wpsCustomData" mc:Ignorable="w14 wp14">
+<w:numbering xmlns:wpc="http://schemas.microsoft.com/office/word/2010/wordprocessingCanvas" xmlns:mc="http://schemas.openxmlformats.org/markup-compatibility/2006" xmlns:o="urn:schemas-microsoft-com:office:office" xmlns:r="http://schemas.openxmlformats.org/officeDocument/2006/relationships" xmlns:m="http://schemas.openxmlformats.org/officeDocument/2006/math" xmlns:v="urn:schemas-microsoft-com:vml" xmlns:wp14="http://schemas.microsoft.com/office/word/2010/wordprocessingDrawing" xmlns:wp="http://schemas.openxmlformats.org/drawingml/2006/wordprocessingDrawing" xmlns:w10="urn:schemas-microsoft-com:office:word" xmlns:w="http://schemas.openxmlformats.org/wordprocessingml/2006/main" xmlns:w14="http://schemas.microsoft.com/office/word/2010/wordml" xmlns:w15="http://schemas.microsoft.com/office/word/2012/wordml" xmlns:wne="http://schemas.microsoft.com/office/word/2006/wordml" xmlns:wpg="http://schemas.microsoft.com/office/word/2010/wordprocessingGroup" xmlns:wpi="http://schemas.microsoft.com/office/word/2010/wordprocessingInk" xmlns:wps="http://schemas.microsoft.com/office/word/2010/wordprocessingShape" mc:Ignorable="w14 w15 wp14">
   <w:abstractNum w:abstractNumId="0">
     <w:nsid w:val="8E964DCE"/>
     <w:multiLevelType w:val="multilevel"/>
     <w:tmpl w:val="8E964DCE"/>
-    <w:lvl w:ilvl="0" w:tentative="0">
+    <w:lvl w:ilvl="0">
       <w:start w:val="1"/>
       <w:numFmt w:val="decimal"/>
-      <w:pStyle w:val="2"/>
+      <w:pStyle w:val="Heading1"/>
       <w:lvlText w:val="%1."/>
       <w:lvlJc w:val="left"/>
       <w:pPr>
@@ -4446,10 +4369,10 @@
         <w:rFonts w:hint="default"/>
       </w:rPr>
     </w:lvl>
-    <w:lvl w:ilvl="1" w:tentative="0">
+    <w:lvl w:ilvl="1">
       <w:start w:val="1"/>
       <w:numFmt w:val="decimal"/>
-      <w:pStyle w:val="3"/>
+      <w:pStyle w:val="Heading2"/>
       <w:lvlText w:val="%1.%2."/>
       <w:lvlJc w:val="left"/>
       <w:pPr>
@@ -4459,10 +4382,10 @@
         <w:rFonts w:hint="default"/>
       </w:rPr>
     </w:lvl>
-    <w:lvl w:ilvl="2" w:tentative="0">
+    <w:lvl w:ilvl="2">
       <w:start w:val="1"/>
       <w:numFmt w:val="decimal"/>
-      <w:pStyle w:val="4"/>
+      <w:pStyle w:val="Heading3"/>
       <w:lvlText w:val="%1.%2.%3."/>
       <w:lvlJc w:val="left"/>
       <w:pPr>
@@ -4472,10 +4395,10 @@
         <w:rFonts w:hint="default"/>
       </w:rPr>
     </w:lvl>
-    <w:lvl w:ilvl="3" w:tentative="0">
+    <w:lvl w:ilvl="3">
       <w:start w:val="1"/>
       <w:numFmt w:val="decimal"/>
-      <w:pStyle w:val="5"/>
+      <w:pStyle w:val="Heading4"/>
       <w:lvlText w:val="%1.%2.%3.%4."/>
       <w:lvlJc w:val="left"/>
       <w:pPr>
@@ -4485,10 +4408,10 @@
         <w:rFonts w:hint="default"/>
       </w:rPr>
     </w:lvl>
-    <w:lvl w:ilvl="4" w:tentative="0">
+    <w:lvl w:ilvl="4">
       <w:start w:val="1"/>
       <w:numFmt w:val="decimal"/>
-      <w:pStyle w:val="6"/>
+      <w:pStyle w:val="Heading5"/>
       <w:lvlText w:val="%1.%2.%3.%4.%5."/>
       <w:lvlJc w:val="left"/>
       <w:pPr>
@@ -4498,10 +4421,10 @@
         <w:rFonts w:hint="default"/>
       </w:rPr>
     </w:lvl>
-    <w:lvl w:ilvl="5" w:tentative="0">
+    <w:lvl w:ilvl="5">
       <w:start w:val="1"/>
       <w:numFmt w:val="decimal"/>
-      <w:pStyle w:val="7"/>
+      <w:pStyle w:val="Heading6"/>
       <w:lvlText w:val="%1.%2.%3.%4.%5.%6."/>
       <w:lvlJc w:val="left"/>
       <w:pPr>
@@ -4511,10 +4434,10 @@
         <w:rFonts w:hint="default"/>
       </w:rPr>
     </w:lvl>
-    <w:lvl w:ilvl="6" w:tentative="0">
+    <w:lvl w:ilvl="6">
       <w:start w:val="1"/>
       <w:numFmt w:val="decimal"/>
-      <w:pStyle w:val="8"/>
+      <w:pStyle w:val="Heading7"/>
       <w:lvlText w:val="%1.%2.%3.%4.%5.%6.%7."/>
       <w:lvlJc w:val="left"/>
       <w:pPr>
@@ -4524,10 +4447,10 @@
         <w:rFonts w:hint="default"/>
       </w:rPr>
     </w:lvl>
-    <w:lvl w:ilvl="7" w:tentative="0">
+    <w:lvl w:ilvl="7">
       <w:start w:val="1"/>
       <w:numFmt w:val="decimal"/>
-      <w:pStyle w:val="9"/>
+      <w:pStyle w:val="Heading8"/>
       <w:lvlText w:val="%1.%2.%3.%4.%5.%6.%7.%8."/>
       <w:lvlJc w:val="left"/>
       <w:pPr>
@@ -4537,10 +4460,10 @@
         <w:rFonts w:hint="default"/>
       </w:rPr>
     </w:lvl>
-    <w:lvl w:ilvl="8" w:tentative="0">
+    <w:lvl w:ilvl="8">
       <w:start w:val="1"/>
       <w:numFmt w:val="decimal"/>
-      <w:pStyle w:val="10"/>
+      <w:pStyle w:val="Heading9"/>
       <w:lvlText w:val="%1.%2.%3.%4.%5.%6.%7.%8.%9."/>
       <w:lvlJc w:val="left"/>
       <w:pPr>
@@ -4558,269 +4481,267 @@
 </file>
 
 <file path=word/styles.xml><?xml version="1.0" encoding="utf-8"?>
-<w:styles xmlns:mc="http://schemas.openxmlformats.org/markup-compatibility/2006" xmlns:o="urn:schemas-microsoft-com:office:office" xmlns:r="http://schemas.openxmlformats.org/officeDocument/2006/relationships" xmlns:m="http://schemas.openxmlformats.org/officeDocument/2006/math" xmlns:v="urn:schemas-microsoft-com:vml" xmlns:w="http://schemas.openxmlformats.org/wordprocessingml/2006/main" xmlns:w14="http://schemas.microsoft.com/office/word/2010/wordml" xmlns:w10="urn:schemas-microsoft-com:office:word" xmlns:sl="http://schemas.openxmlformats.org/schemaLibrary/2006/main" xmlns:wpsCustomData="http://www.wps.cn/officeDocument/2013/wpsCustomData" mc:Ignorable="w14">
+<w:styles xmlns:mc="http://schemas.openxmlformats.org/markup-compatibility/2006" xmlns:r="http://schemas.openxmlformats.org/officeDocument/2006/relationships" xmlns:w="http://schemas.openxmlformats.org/wordprocessingml/2006/main" xmlns:w14="http://schemas.microsoft.com/office/word/2010/wordml" xmlns:w15="http://schemas.microsoft.com/office/word/2012/wordml" mc:Ignorable="w14 w15">
   <w:docDefaults>
     <w:rPrDefault>
       <w:rPr>
-        <w:rFonts w:ascii="Times New Roman" w:hAnsi="Times New Roman" w:eastAsia="宋体" w:cs="Times New Roman"/>
+        <w:rFonts w:ascii="Times New Roman" w:eastAsia="宋体" w:hAnsi="Times New Roman" w:cs="Times New Roman"/>
       </w:rPr>
     </w:rPrDefault>
     <w:pPrDefault/>
   </w:docDefaults>
-  <w:latentStyles w:count="260" w:defQFormat="0" w:defUnhideWhenUsed="1" w:defSemiHidden="1" w:defUIPriority="99" w:defLockedState="0">
-    <w:lsdException w:qFormat="1" w:unhideWhenUsed="0" w:uiPriority="0" w:semiHidden="0" w:name="Normal"/>
-    <w:lsdException w:qFormat="1" w:unhideWhenUsed="0" w:uiPriority="0" w:semiHidden="0" w:name="heading 1"/>
-    <w:lsdException w:qFormat="1" w:uiPriority="0" w:semiHidden="0" w:name="heading 2"/>
-    <w:lsdException w:qFormat="1" w:uiPriority="0" w:name="heading 3"/>
-    <w:lsdException w:qFormat="1" w:uiPriority="0" w:semiHidden="0" w:name="heading 4"/>
-    <w:lsdException w:qFormat="1" w:uiPriority="0" w:name="heading 5"/>
-    <w:lsdException w:qFormat="1" w:uiPriority="0" w:name="heading 6"/>
-    <w:lsdException w:qFormat="1" w:uiPriority="0" w:name="heading 7"/>
-    <w:lsdException w:qFormat="1" w:uiPriority="0" w:name="heading 8"/>
-    <w:lsdException w:qFormat="1" w:uiPriority="0" w:name="heading 9"/>
-    <w:lsdException w:unhideWhenUsed="0" w:uiPriority="0" w:semiHidden="0" w:name="index 1"/>
-    <w:lsdException w:unhideWhenUsed="0" w:uiPriority="0" w:semiHidden="0" w:name="index 2"/>
-    <w:lsdException w:unhideWhenUsed="0" w:uiPriority="0" w:semiHidden="0" w:name="index 3"/>
-    <w:lsdException w:unhideWhenUsed="0" w:uiPriority="0" w:semiHidden="0" w:name="index 4"/>
-    <w:lsdException w:unhideWhenUsed="0" w:uiPriority="0" w:semiHidden="0" w:name="index 5"/>
-    <w:lsdException w:unhideWhenUsed="0" w:uiPriority="0" w:semiHidden="0" w:name="index 6"/>
-    <w:lsdException w:unhideWhenUsed="0" w:uiPriority="0" w:semiHidden="0" w:name="index 7"/>
-    <w:lsdException w:unhideWhenUsed="0" w:uiPriority="0" w:semiHidden="0" w:name="index 8"/>
-    <w:lsdException w:unhideWhenUsed="0" w:uiPriority="0" w:semiHidden="0" w:name="index 9"/>
-    <w:lsdException w:qFormat="1" w:unhideWhenUsed="0" w:uiPriority="0" w:semiHidden="0" w:name="toc 1"/>
-    <w:lsdException w:qFormat="1" w:unhideWhenUsed="0" w:uiPriority="0" w:semiHidden="0" w:name="toc 2"/>
-    <w:lsdException w:qFormat="1" w:unhideWhenUsed="0" w:uiPriority="0" w:semiHidden="0" w:name="toc 3"/>
-    <w:lsdException w:unhideWhenUsed="0" w:uiPriority="0" w:semiHidden="0" w:name="toc 4"/>
-    <w:lsdException w:unhideWhenUsed="0" w:uiPriority="0" w:semiHidden="0" w:name="toc 5"/>
-    <w:lsdException w:unhideWhenUsed="0" w:uiPriority="0" w:semiHidden="0" w:name="toc 6"/>
-    <w:lsdException w:unhideWhenUsed="0" w:uiPriority="0" w:semiHidden="0" w:name="toc 7"/>
-    <w:lsdException w:unhideWhenUsed="0" w:uiPriority="0" w:semiHidden="0" w:name="toc 8"/>
-    <w:lsdException w:unhideWhenUsed="0" w:uiPriority="0" w:semiHidden="0" w:name="toc 9"/>
-    <w:lsdException w:unhideWhenUsed="0" w:uiPriority="0" w:semiHidden="0" w:name="Normal Indent"/>
-    <w:lsdException w:unhideWhenUsed="0" w:uiPriority="0" w:semiHidden="0" w:name="footnote text"/>
-    <w:lsdException w:qFormat="1" w:unhideWhenUsed="0" w:uiPriority="0" w:semiHidden="0" w:name="annotation text"/>
-    <w:lsdException w:qFormat="1" w:unhideWhenUsed="0" w:uiPriority="0" w:semiHidden="0" w:name="header"/>
-    <w:lsdException w:qFormat="1" w:unhideWhenUsed="0" w:uiPriority="0" w:semiHidden="0" w:name="footer"/>
-    <w:lsdException w:unhideWhenUsed="0" w:uiPriority="0" w:semiHidden="0" w:name="index heading"/>
-    <w:lsdException w:qFormat="1" w:uiPriority="0" w:name="caption"/>
-    <w:lsdException w:unhideWhenUsed="0" w:uiPriority="0" w:semiHidden="0" w:name="table of figures"/>
-    <w:lsdException w:unhideWhenUsed="0" w:uiPriority="0" w:semiHidden="0" w:name="envelope address"/>
-    <w:lsdException w:unhideWhenUsed="0" w:uiPriority="0" w:semiHidden="0" w:name="envelope return"/>
-    <w:lsdException w:unhideWhenUsed="0" w:uiPriority="0" w:semiHidden="0" w:name="footnote reference"/>
-    <w:lsdException w:unhideWhenUsed="0" w:uiPriority="0" w:semiHidden="0" w:name="annotation reference"/>
-    <w:lsdException w:unhideWhenUsed="0" w:uiPriority="0" w:semiHidden="0" w:name="line number"/>
-    <w:lsdException w:unhideWhenUsed="0" w:uiPriority="0" w:semiHidden="0" w:name="page number"/>
-    <w:lsdException w:unhideWhenUsed="0" w:uiPriority="0" w:semiHidden="0" w:name="endnote reference"/>
-    <w:lsdException w:unhideWhenUsed="0" w:uiPriority="0" w:semiHidden="0" w:name="endnote text"/>
-    <w:lsdException w:unhideWhenUsed="0" w:uiPriority="0" w:semiHidden="0" w:name="table of authorities"/>
-    <w:lsdException w:unhideWhenUsed="0" w:uiPriority="0" w:semiHidden="0" w:name="macro"/>
-    <w:lsdException w:unhideWhenUsed="0" w:uiPriority="0" w:semiHidden="0" w:name="toa heading"/>
-    <w:lsdException w:unhideWhenUsed="0" w:uiPriority="0" w:semiHidden="0" w:name="List"/>
-    <w:lsdException w:unhideWhenUsed="0" w:uiPriority="0" w:semiHidden="0" w:name="List Bullet"/>
-    <w:lsdException w:unhideWhenUsed="0" w:uiPriority="0" w:semiHidden="0" w:name="List Number"/>
-    <w:lsdException w:unhideWhenUsed="0" w:uiPriority="0" w:semiHidden="0" w:name="List 2"/>
-    <w:lsdException w:unhideWhenUsed="0" w:uiPriority="0" w:semiHidden="0" w:name="List 3"/>
-    <w:lsdException w:unhideWhenUsed="0" w:uiPriority="0" w:semiHidden="0" w:name="List 4"/>
-    <w:lsdException w:unhideWhenUsed="0" w:uiPriority="0" w:semiHidden="0" w:name="List 5"/>
-    <w:lsdException w:unhideWhenUsed="0" w:uiPriority="0" w:semiHidden="0" w:name="List Bullet 2"/>
-    <w:lsdException w:unhideWhenUsed="0" w:uiPriority="0" w:semiHidden="0" w:name="List Bullet 3"/>
-    <w:lsdException w:unhideWhenUsed="0" w:uiPriority="0" w:semiHidden="0" w:name="List Bullet 4"/>
-    <w:lsdException w:unhideWhenUsed="0" w:uiPriority="0" w:semiHidden="0" w:name="List Bullet 5"/>
-    <w:lsdException w:unhideWhenUsed="0" w:uiPriority="0" w:semiHidden="0" w:name="List Number 2"/>
-    <w:lsdException w:unhideWhenUsed="0" w:uiPriority="0" w:semiHidden="0" w:name="List Number 3"/>
-    <w:lsdException w:unhideWhenUsed="0" w:uiPriority="0" w:semiHidden="0" w:name="List Number 4"/>
-    <w:lsdException w:unhideWhenUsed="0" w:uiPriority="0" w:semiHidden="0" w:name="List Number 5"/>
-    <w:lsdException w:qFormat="1" w:unhideWhenUsed="0" w:uiPriority="0" w:semiHidden="0" w:name="Title"/>
-    <w:lsdException w:unhideWhenUsed="0" w:uiPriority="0" w:semiHidden="0" w:name="Closing"/>
-    <w:lsdException w:unhideWhenUsed="0" w:uiPriority="0" w:semiHidden="0" w:name="Signature"/>
-    <w:lsdException w:qFormat="1" w:unhideWhenUsed="0" w:uiPriority="0" w:name="Default Paragraph Font"/>
-    <w:lsdException w:qFormat="1" w:unhideWhenUsed="0" w:uiPriority="0" w:name="Body Text"/>
-    <w:lsdException w:unhideWhenUsed="0" w:uiPriority="0" w:semiHidden="0" w:name="Body Text Indent"/>
-    <w:lsdException w:unhideWhenUsed="0" w:uiPriority="0" w:semiHidden="0" w:name="List Continue"/>
-    <w:lsdException w:unhideWhenUsed="0" w:uiPriority="0" w:semiHidden="0" w:name="List Continue 2"/>
-    <w:lsdException w:unhideWhenUsed="0" w:uiPriority="0" w:semiHidden="0" w:name="List Continue 3"/>
-    <w:lsdException w:unhideWhenUsed="0" w:uiPriority="0" w:semiHidden="0" w:name="List Continue 4"/>
-    <w:lsdException w:unhideWhenUsed="0" w:uiPriority="0" w:semiHidden="0" w:name="List Continue 5"/>
-    <w:lsdException w:unhideWhenUsed="0" w:uiPriority="0" w:semiHidden="0" w:name="Message Header"/>
-    <w:lsdException w:qFormat="1" w:unhideWhenUsed="0" w:uiPriority="0" w:semiHidden="0" w:name="Subtitle"/>
-    <w:lsdException w:unhideWhenUsed="0" w:uiPriority="0" w:semiHidden="0" w:name="Salutation"/>
-    <w:lsdException w:unhideWhenUsed="0" w:uiPriority="0" w:semiHidden="0" w:name="Date"/>
-    <w:lsdException w:unhideWhenUsed="0" w:uiPriority="0" w:semiHidden="0" w:name="Body Text First Indent"/>
-    <w:lsdException w:unhideWhenUsed="0" w:uiPriority="0" w:semiHidden="0" w:name="Body Text First Indent 2"/>
-    <w:lsdException w:uiPriority="99" w:name="Note Heading"/>
-    <w:lsdException w:unhideWhenUsed="0" w:uiPriority="0" w:semiHidden="0" w:name="Body Text 2"/>
-    <w:lsdException w:unhideWhenUsed="0" w:uiPriority="0" w:semiHidden="0" w:name="Body Text 3"/>
-    <w:lsdException w:unhideWhenUsed="0" w:uiPriority="0" w:semiHidden="0" w:name="Body Text Indent 2"/>
-    <w:lsdException w:unhideWhenUsed="0" w:uiPriority="0" w:semiHidden="0" w:name="Body Text Indent 3"/>
-    <w:lsdException w:unhideWhenUsed="0" w:uiPriority="0" w:semiHidden="0" w:name="Block Text"/>
-    <w:lsdException w:unhideWhenUsed="0" w:uiPriority="0" w:semiHidden="0" w:name="Hyperlink"/>
-    <w:lsdException w:unhideWhenUsed="0" w:uiPriority="0" w:semiHidden="0" w:name="FollowedHyperlink"/>
-    <w:lsdException w:qFormat="1" w:unhideWhenUsed="0" w:uiPriority="0" w:semiHidden="0" w:name="Strong"/>
-    <w:lsdException w:qFormat="1" w:unhideWhenUsed="0" w:uiPriority="0" w:semiHidden="0" w:name="Emphasis"/>
-    <w:lsdException w:unhideWhenUsed="0" w:uiPriority="0" w:semiHidden="0" w:name="Document Map"/>
-    <w:lsdException w:unhideWhenUsed="0" w:uiPriority="0" w:semiHidden="0" w:name="Plain Text"/>
-    <w:lsdException w:unhideWhenUsed="0" w:uiPriority="0" w:semiHidden="0" w:name="E-mail Signature"/>
-    <w:lsdException w:qFormat="1" w:unhideWhenUsed="0" w:uiPriority="0" w:semiHidden="0" w:name="Normal (Web)"/>
-    <w:lsdException w:unhideWhenUsed="0" w:uiPriority="0" w:semiHidden="0" w:name="HTML Acronym"/>
-    <w:lsdException w:unhideWhenUsed="0" w:uiPriority="0" w:semiHidden="0" w:name="HTML Address"/>
-    <w:lsdException w:unhideWhenUsed="0" w:uiPriority="0" w:semiHidden="0" w:name="HTML Cite"/>
-    <w:lsdException w:unhideWhenUsed="0" w:uiPriority="0" w:semiHidden="0" w:name="HTML Code"/>
-    <w:lsdException w:unhideWhenUsed="0" w:uiPriority="0" w:semiHidden="0" w:name="HTML Definition"/>
-    <w:lsdException w:unhideWhenUsed="0" w:uiPriority="0" w:semiHidden="0" w:name="HTML Keyboard"/>
-    <w:lsdException w:unhideWhenUsed="0" w:uiPriority="0" w:semiHidden="0" w:name="HTML Preformatted"/>
-    <w:lsdException w:unhideWhenUsed="0" w:uiPriority="0" w:semiHidden="0" w:name="HTML Sample"/>
-    <w:lsdException w:unhideWhenUsed="0" w:uiPriority="0" w:semiHidden="0" w:name="HTML Typewriter"/>
-    <w:lsdException w:unhideWhenUsed="0" w:uiPriority="0" w:semiHidden="0" w:name="HTML Variable"/>
-    <w:lsdException w:qFormat="1" w:unhideWhenUsed="0" w:uiPriority="0" w:name="Normal Table"/>
-    <w:lsdException w:unhideWhenUsed="0" w:uiPriority="0" w:semiHidden="0" w:name="annotation subject"/>
-    <w:lsdException w:unhideWhenUsed="0" w:uiPriority="0" w:semiHidden="0" w:name="Table Simple 1"/>
-    <w:lsdException w:unhideWhenUsed="0" w:uiPriority="0" w:semiHidden="0" w:name="Table Simple 2"/>
-    <w:lsdException w:unhideWhenUsed="0" w:uiPriority="0" w:semiHidden="0" w:name="Table Simple 3"/>
-    <w:lsdException w:unhideWhenUsed="0" w:uiPriority="0" w:semiHidden="0" w:name="Table Classic 1"/>
-    <w:lsdException w:unhideWhenUsed="0" w:uiPriority="0" w:semiHidden="0" w:name="Table Classic 2"/>
-    <w:lsdException w:unhideWhenUsed="0" w:uiPriority="0" w:semiHidden="0" w:name="Table Classic 3"/>
-    <w:lsdException w:unhideWhenUsed="0" w:uiPriority="0" w:semiHidden="0" w:name="Table Classic 4"/>
-    <w:lsdException w:unhideWhenUsed="0" w:uiPriority="0" w:semiHidden="0" w:name="Table Colorful 1"/>
-    <w:lsdException w:unhideWhenUsed="0" w:uiPriority="0" w:semiHidden="0" w:name="Table Colorful 2"/>
-    <w:lsdException w:unhideWhenUsed="0" w:uiPriority="0" w:semiHidden="0" w:name="Table Colorful 3"/>
-    <w:lsdException w:unhideWhenUsed="0" w:uiPriority="0" w:semiHidden="0" w:name="Table Columns 1"/>
-    <w:lsdException w:unhideWhenUsed="0" w:uiPriority="0" w:semiHidden="0" w:name="Table Columns 2"/>
-    <w:lsdException w:unhideWhenUsed="0" w:uiPriority="0" w:semiHidden="0" w:name="Table Columns 3"/>
-    <w:lsdException w:unhideWhenUsed="0" w:uiPriority="0" w:semiHidden="0" w:name="Table Columns 4"/>
-    <w:lsdException w:unhideWhenUsed="0" w:uiPriority="0" w:semiHidden="0" w:name="Table Columns 5"/>
-    <w:lsdException w:unhideWhenUsed="0" w:uiPriority="0" w:semiHidden="0" w:name="Table Grid 1"/>
-    <w:lsdException w:unhideWhenUsed="0" w:uiPriority="0" w:semiHidden="0" w:name="Table Grid 2"/>
-    <w:lsdException w:unhideWhenUsed="0" w:uiPriority="0" w:semiHidden="0" w:name="Table Grid 3"/>
-    <w:lsdException w:unhideWhenUsed="0" w:uiPriority="0" w:semiHidden="0" w:name="Table Grid 4"/>
-    <w:lsdException w:unhideWhenUsed="0" w:uiPriority="0" w:semiHidden="0" w:name="Table Grid 5"/>
-    <w:lsdException w:unhideWhenUsed="0" w:uiPriority="0" w:semiHidden="0" w:name="Table Grid 6"/>
-    <w:lsdException w:unhideWhenUsed="0" w:uiPriority="0" w:semiHidden="0" w:name="Table Grid 7"/>
-    <w:lsdException w:unhideWhenUsed="0" w:uiPriority="0" w:semiHidden="0" w:name="Table Grid 8"/>
-    <w:lsdException w:unhideWhenUsed="0" w:uiPriority="0" w:semiHidden="0" w:name="Table List 1"/>
-    <w:lsdException w:unhideWhenUsed="0" w:uiPriority="0" w:semiHidden="0" w:name="Table List 2"/>
-    <w:lsdException w:unhideWhenUsed="0" w:uiPriority="0" w:semiHidden="0" w:name="Table List 3"/>
-    <w:lsdException w:unhideWhenUsed="0" w:uiPriority="0" w:semiHidden="0" w:name="Table List 4"/>
-    <w:lsdException w:unhideWhenUsed="0" w:uiPriority="0" w:semiHidden="0" w:name="Table List 5"/>
-    <w:lsdException w:unhideWhenUsed="0" w:uiPriority="0" w:semiHidden="0" w:name="Table List 6"/>
-    <w:lsdException w:unhideWhenUsed="0" w:uiPriority="0" w:semiHidden="0" w:name="Table List 7"/>
-    <w:lsdException w:unhideWhenUsed="0" w:uiPriority="0" w:semiHidden="0" w:name="Table List 8"/>
-    <w:lsdException w:unhideWhenUsed="0" w:uiPriority="0" w:semiHidden="0" w:name="Table 3D effects 1"/>
-    <w:lsdException w:unhideWhenUsed="0" w:uiPriority="0" w:semiHidden="0" w:name="Table 3D effects 2"/>
-    <w:lsdException w:unhideWhenUsed="0" w:uiPriority="0" w:semiHidden="0" w:name="Table 3D effects 3"/>
-    <w:lsdException w:unhideWhenUsed="0" w:uiPriority="0" w:semiHidden="0" w:name="Table Contemporary"/>
-    <w:lsdException w:unhideWhenUsed="0" w:uiPriority="0" w:semiHidden="0" w:name="Table Elegant"/>
-    <w:lsdException w:unhideWhenUsed="0" w:uiPriority="0" w:semiHidden="0" w:name="Table Professional"/>
-    <w:lsdException w:unhideWhenUsed="0" w:uiPriority="0" w:semiHidden="0" w:name="Table Subtle 1"/>
-    <w:lsdException w:unhideWhenUsed="0" w:uiPriority="0" w:semiHidden="0" w:name="Table Subtle 2"/>
-    <w:lsdException w:unhideWhenUsed="0" w:uiPriority="0" w:semiHidden="0" w:name="Table Web 1"/>
-    <w:lsdException w:unhideWhenUsed="0" w:uiPriority="0" w:semiHidden="0" w:name="Table Web 2"/>
-    <w:lsdException w:unhideWhenUsed="0" w:uiPriority="0" w:semiHidden="0" w:name="Table Web 3"/>
-    <w:lsdException w:unhideWhenUsed="0" w:uiPriority="0" w:semiHidden="0" w:name="Balloon Text"/>
-    <w:lsdException w:qFormat="1" w:unhideWhenUsed="0" w:uiPriority="0" w:semiHidden="0" w:name="Table Grid"/>
-    <w:lsdException w:unhideWhenUsed="0" w:uiPriority="0" w:semiHidden="0" w:name="Table Theme"/>
-    <w:lsdException w:unhideWhenUsed="0" w:uiPriority="60" w:semiHidden="0" w:name="Light Shading"/>
-    <w:lsdException w:unhideWhenUsed="0" w:uiPriority="61" w:semiHidden="0" w:name="Light List"/>
-    <w:lsdException w:unhideWhenUsed="0" w:uiPriority="62" w:semiHidden="0" w:name="Light Grid"/>
-    <w:lsdException w:unhideWhenUsed="0" w:uiPriority="63" w:semiHidden="0" w:name="Medium Shading 1"/>
-    <w:lsdException w:unhideWhenUsed="0" w:uiPriority="64" w:semiHidden="0" w:name="Medium Shading 2"/>
-    <w:lsdException w:unhideWhenUsed="0" w:uiPriority="65" w:semiHidden="0" w:name="Medium List 1"/>
-    <w:lsdException w:unhideWhenUsed="0" w:uiPriority="66" w:semiHidden="0" w:name="Medium List 2"/>
-    <w:lsdException w:unhideWhenUsed="0" w:uiPriority="67" w:semiHidden="0" w:name="Medium Grid 1"/>
-    <w:lsdException w:unhideWhenUsed="0" w:uiPriority="68" w:semiHidden="0" w:name="Medium Grid 2"/>
-    <w:lsdException w:unhideWhenUsed="0" w:uiPriority="69" w:semiHidden="0" w:name="Medium Grid 3"/>
-    <w:lsdException w:unhideWhenUsed="0" w:uiPriority="70" w:semiHidden="0" w:name="Dark List"/>
-    <w:lsdException w:unhideWhenUsed="0" w:uiPriority="71" w:semiHidden="0" w:name="Colorful Shading"/>
-    <w:lsdException w:unhideWhenUsed="0" w:uiPriority="72" w:semiHidden="0" w:name="Colorful List"/>
-    <w:lsdException w:unhideWhenUsed="0" w:uiPriority="73" w:semiHidden="0" w:name="Colorful Grid"/>
-    <w:lsdException w:unhideWhenUsed="0" w:uiPriority="60" w:semiHidden="0" w:name="Light Shading Accent 1"/>
-    <w:lsdException w:unhideWhenUsed="0" w:uiPriority="61" w:semiHidden="0" w:name="Light List Accent 1"/>
-    <w:lsdException w:unhideWhenUsed="0" w:uiPriority="62" w:semiHidden="0" w:name="Light Grid Accent 1"/>
-    <w:lsdException w:unhideWhenUsed="0" w:uiPriority="63" w:semiHidden="0" w:name="Medium Shading 1 Accent 1"/>
-    <w:lsdException w:unhideWhenUsed="0" w:uiPriority="64" w:semiHidden="0" w:name="Medium Shading 2 Accent 1"/>
-    <w:lsdException w:unhideWhenUsed="0" w:uiPriority="65" w:semiHidden="0" w:name="Medium List 1 Accent 1"/>
-    <w:lsdException w:unhideWhenUsed="0" w:uiPriority="66" w:semiHidden="0" w:name="Medium List 2 Accent 1"/>
-    <w:lsdException w:unhideWhenUsed="0" w:uiPriority="67" w:semiHidden="0" w:name="Medium Grid 1 Accent 1"/>
-    <w:lsdException w:unhideWhenUsed="0" w:uiPriority="68" w:semiHidden="0" w:name="Medium Grid 2 Accent 1"/>
-    <w:lsdException w:unhideWhenUsed="0" w:uiPriority="69" w:semiHidden="0" w:name="Medium Grid 3 Accent 1"/>
-    <w:lsdException w:unhideWhenUsed="0" w:uiPriority="70" w:semiHidden="0" w:name="Dark List Accent 1"/>
-    <w:lsdException w:unhideWhenUsed="0" w:uiPriority="71" w:semiHidden="0" w:name="Colorful Shading Accent 1"/>
-    <w:lsdException w:unhideWhenUsed="0" w:uiPriority="72" w:semiHidden="0" w:name="Colorful List Accent 1"/>
-    <w:lsdException w:unhideWhenUsed="0" w:uiPriority="73" w:semiHidden="0" w:name="Colorful Grid Accent 1"/>
-    <w:lsdException w:unhideWhenUsed="0" w:uiPriority="60" w:semiHidden="0" w:name="Light Shading Accent 2"/>
-    <w:lsdException w:unhideWhenUsed="0" w:uiPriority="61" w:semiHidden="0" w:name="Light List Accent 2"/>
-    <w:lsdException w:unhideWhenUsed="0" w:uiPriority="62" w:semiHidden="0" w:name="Light Grid Accent 2"/>
-    <w:lsdException w:unhideWhenUsed="0" w:uiPriority="63" w:semiHidden="0" w:name="Medium Shading 1 Accent 2"/>
-    <w:lsdException w:unhideWhenUsed="0" w:uiPriority="64" w:semiHidden="0" w:name="Medium Shading 2 Accent 2"/>
-    <w:lsdException w:unhideWhenUsed="0" w:uiPriority="65" w:semiHidden="0" w:name="Medium List 1 Accent 2"/>
-    <w:lsdException w:unhideWhenUsed="0" w:uiPriority="66" w:semiHidden="0" w:name="Medium List 2 Accent 2"/>
-    <w:lsdException w:unhideWhenUsed="0" w:uiPriority="67" w:semiHidden="0" w:name="Medium Grid 1 Accent 2"/>
-    <w:lsdException w:unhideWhenUsed="0" w:uiPriority="68" w:semiHidden="0" w:name="Medium Grid 2 Accent 2"/>
-    <w:lsdException w:unhideWhenUsed="0" w:uiPriority="69" w:semiHidden="0" w:name="Medium Grid 3 Accent 2"/>
-    <w:lsdException w:unhideWhenUsed="0" w:uiPriority="70" w:semiHidden="0" w:name="Dark List Accent 2"/>
-    <w:lsdException w:unhideWhenUsed="0" w:uiPriority="71" w:semiHidden="0" w:name="Colorful Shading Accent 2"/>
-    <w:lsdException w:unhideWhenUsed="0" w:uiPriority="72" w:semiHidden="0" w:name="Colorful List Accent 2"/>
-    <w:lsdException w:unhideWhenUsed="0" w:uiPriority="73" w:semiHidden="0" w:name="Colorful Grid Accent 2"/>
-    <w:lsdException w:unhideWhenUsed="0" w:uiPriority="60" w:semiHidden="0" w:name="Light Shading Accent 3"/>
-    <w:lsdException w:unhideWhenUsed="0" w:uiPriority="61" w:semiHidden="0" w:name="Light List Accent 3"/>
-    <w:lsdException w:unhideWhenUsed="0" w:uiPriority="62" w:semiHidden="0" w:name="Light Grid Accent 3"/>
-    <w:lsdException w:unhideWhenUsed="0" w:uiPriority="63" w:semiHidden="0" w:name="Medium Shading 1 Accent 3"/>
-    <w:lsdException w:unhideWhenUsed="0" w:uiPriority="64" w:semiHidden="0" w:name="Medium Shading 2 Accent 3"/>
-    <w:lsdException w:unhideWhenUsed="0" w:uiPriority="65" w:semiHidden="0" w:name="Medium List 1 Accent 3"/>
-    <w:lsdException w:unhideWhenUsed="0" w:uiPriority="66" w:semiHidden="0" w:name="Medium List 2 Accent 3"/>
-    <w:lsdException w:unhideWhenUsed="0" w:uiPriority="67" w:semiHidden="0" w:name="Medium Grid 1 Accent 3"/>
-    <w:lsdException w:unhideWhenUsed="0" w:uiPriority="68" w:semiHidden="0" w:name="Medium Grid 2 Accent 3"/>
-    <w:lsdException w:unhideWhenUsed="0" w:uiPriority="69" w:semiHidden="0" w:name="Medium Grid 3 Accent 3"/>
-    <w:lsdException w:unhideWhenUsed="0" w:uiPriority="70" w:semiHidden="0" w:name="Dark List Accent 3"/>
-    <w:lsdException w:unhideWhenUsed="0" w:uiPriority="71" w:semiHidden="0" w:name="Colorful Shading Accent 3"/>
-    <w:lsdException w:unhideWhenUsed="0" w:uiPriority="72" w:semiHidden="0" w:name="Colorful List Accent 3"/>
-    <w:lsdException w:unhideWhenUsed="0" w:uiPriority="73" w:semiHidden="0" w:name="Colorful Grid Accent 3"/>
-    <w:lsdException w:unhideWhenUsed="0" w:uiPriority="60" w:semiHidden="0" w:name="Light Shading Accent 4"/>
-    <w:lsdException w:unhideWhenUsed="0" w:uiPriority="61" w:semiHidden="0" w:name="Light List Accent 4"/>
-    <w:lsdException w:unhideWhenUsed="0" w:uiPriority="62" w:semiHidden="0" w:name="Light Grid Accent 4"/>
-    <w:lsdException w:unhideWhenUsed="0" w:uiPriority="63" w:semiHidden="0" w:name="Medium Shading 1 Accent 4"/>
-    <w:lsdException w:unhideWhenUsed="0" w:uiPriority="64" w:semiHidden="0" w:name="Medium Shading 2 Accent 4"/>
-    <w:lsdException w:unhideWhenUsed="0" w:uiPriority="65" w:semiHidden="0" w:name="Medium List 1 Accent 4"/>
-    <w:lsdException w:unhideWhenUsed="0" w:uiPriority="66" w:semiHidden="0" w:name="Medium List 2 Accent 4"/>
-    <w:lsdException w:unhideWhenUsed="0" w:uiPriority="67" w:semiHidden="0" w:name="Medium Grid 1 Accent 4"/>
-    <w:lsdException w:unhideWhenUsed="0" w:uiPriority="68" w:semiHidden="0" w:name="Medium Grid 2 Accent 4"/>
-    <w:lsdException w:unhideWhenUsed="0" w:uiPriority="69" w:semiHidden="0" w:name="Medium Grid 3 Accent 4"/>
-    <w:lsdException w:unhideWhenUsed="0" w:uiPriority="70" w:semiHidden="0" w:name="Dark List Accent 4"/>
-    <w:lsdException w:unhideWhenUsed="0" w:uiPriority="71" w:semiHidden="0" w:name="Colorful Shading Accent 4"/>
-    <w:lsdException w:unhideWhenUsed="0" w:uiPriority="72" w:semiHidden="0" w:name="Colorful List Accent 4"/>
-    <w:lsdException w:unhideWhenUsed="0" w:uiPriority="73" w:semiHidden="0" w:name="Colorful Grid Accent 4"/>
-    <w:lsdException w:unhideWhenUsed="0" w:uiPriority="60" w:semiHidden="0" w:name="Light Shading Accent 5"/>
-    <w:lsdException w:unhideWhenUsed="0" w:uiPriority="61" w:semiHidden="0" w:name="Light List Accent 5"/>
-    <w:lsdException w:unhideWhenUsed="0" w:uiPriority="62" w:semiHidden="0" w:name="Light Grid Accent 5"/>
-    <w:lsdException w:unhideWhenUsed="0" w:uiPriority="63" w:semiHidden="0" w:name="Medium Shading 1 Accent 5"/>
-    <w:lsdException w:unhideWhenUsed="0" w:uiPriority="64" w:semiHidden="0" w:name="Medium Shading 2 Accent 5"/>
-    <w:lsdException w:unhideWhenUsed="0" w:uiPriority="65" w:semiHidden="0" w:name="Medium List 1 Accent 5"/>
-    <w:lsdException w:unhideWhenUsed="0" w:uiPriority="66" w:semiHidden="0" w:name="Medium List 2 Accent 5"/>
-    <w:lsdException w:unhideWhenUsed="0" w:uiPriority="67" w:semiHidden="0" w:name="Medium Grid 1 Accent 5"/>
-    <w:lsdException w:unhideWhenUsed="0" w:uiPriority="68" w:semiHidden="0" w:name="Medium Grid 2 Accent 5"/>
-    <w:lsdException w:unhideWhenUsed="0" w:uiPriority="69" w:semiHidden="0" w:name="Medium Grid 3 Accent 5"/>
-    <w:lsdException w:unhideWhenUsed="0" w:uiPriority="70" w:semiHidden="0" w:name="Dark List Accent 5"/>
-    <w:lsdException w:unhideWhenUsed="0" w:uiPriority="71" w:semiHidden="0" w:name="Colorful Shading Accent 5"/>
-    <w:lsdException w:unhideWhenUsed="0" w:uiPriority="72" w:semiHidden="0" w:name="Colorful List Accent 5"/>
-    <w:lsdException w:unhideWhenUsed="0" w:uiPriority="73" w:semiHidden="0" w:name="Colorful Grid Accent 5"/>
-    <w:lsdException w:unhideWhenUsed="0" w:uiPriority="60" w:semiHidden="0" w:name="Light Shading Accent 6"/>
-    <w:lsdException w:unhideWhenUsed="0" w:uiPriority="61" w:semiHidden="0" w:name="Light List Accent 6"/>
-    <w:lsdException w:unhideWhenUsed="0" w:uiPriority="62" w:semiHidden="0" w:name="Light Grid Accent 6"/>
-    <w:lsdException w:unhideWhenUsed="0" w:uiPriority="63" w:semiHidden="0" w:name="Medium Shading 1 Accent 6"/>
-    <w:lsdException w:unhideWhenUsed="0" w:uiPriority="64" w:semiHidden="0" w:name="Medium Shading 2 Accent 6"/>
-    <w:lsdException w:unhideWhenUsed="0" w:uiPriority="65" w:semiHidden="0" w:name="Medium List 1 Accent 6"/>
-    <w:lsdException w:unhideWhenUsed="0" w:uiPriority="66" w:semiHidden="0" w:name="Medium List 2 Accent 6"/>
-    <w:lsdException w:unhideWhenUsed="0" w:uiPriority="67" w:semiHidden="0" w:name="Medium Grid 1 Accent 6"/>
-    <w:lsdException w:unhideWhenUsed="0" w:uiPriority="68" w:semiHidden="0" w:name="Medium Grid 2 Accent 6"/>
-    <w:lsdException w:unhideWhenUsed="0" w:uiPriority="69" w:semiHidden="0" w:name="Medium Grid 3 Accent 6"/>
-    <w:lsdException w:unhideWhenUsed="0" w:uiPriority="70" w:semiHidden="0" w:name="Dark List Accent 6"/>
-    <w:lsdException w:unhideWhenUsed="0" w:uiPriority="71" w:semiHidden="0" w:name="Colorful Shading Accent 6"/>
-    <w:lsdException w:unhideWhenUsed="0" w:uiPriority="72" w:semiHidden="0" w:name="Colorful List Accent 6"/>
-    <w:lsdException w:unhideWhenUsed="0" w:uiPriority="73" w:semiHidden="0" w:name="Colorful Grid Accent 6"/>
+  <w:latentStyles w:defLockedState="0" w:defUIPriority="99" w:defSemiHidden="1" w:defUnhideWhenUsed="1" w:defQFormat="0" w:count="260">
+    <w:lsdException w:name="Normal" w:semiHidden="0" w:uiPriority="0" w:unhideWhenUsed="0" w:qFormat="1"/>
+    <w:lsdException w:name="heading 1" w:semiHidden="0" w:uiPriority="0" w:unhideWhenUsed="0" w:qFormat="1"/>
+    <w:lsdException w:name="heading 2" w:semiHidden="0" w:uiPriority="0" w:qFormat="1"/>
+    <w:lsdException w:name="heading 3" w:uiPriority="0" w:qFormat="1"/>
+    <w:lsdException w:name="heading 4" w:semiHidden="0" w:uiPriority="0" w:qFormat="1"/>
+    <w:lsdException w:name="heading 5" w:uiPriority="0" w:qFormat="1"/>
+    <w:lsdException w:name="heading 6" w:uiPriority="0" w:qFormat="1"/>
+    <w:lsdException w:name="heading 7" w:uiPriority="0" w:qFormat="1"/>
+    <w:lsdException w:name="heading 8" w:uiPriority="0" w:qFormat="1"/>
+    <w:lsdException w:name="heading 9" w:uiPriority="0" w:qFormat="1"/>
+    <w:lsdException w:name="index 1" w:semiHidden="0" w:uiPriority="0" w:unhideWhenUsed="0"/>
+    <w:lsdException w:name="index 2" w:semiHidden="0" w:uiPriority="0" w:unhideWhenUsed="0"/>
+    <w:lsdException w:name="index 3" w:semiHidden="0" w:uiPriority="0" w:unhideWhenUsed="0"/>
+    <w:lsdException w:name="index 4" w:semiHidden="0" w:uiPriority="0" w:unhideWhenUsed="0"/>
+    <w:lsdException w:name="index 5" w:semiHidden="0" w:uiPriority="0" w:unhideWhenUsed="0"/>
+    <w:lsdException w:name="index 6" w:semiHidden="0" w:uiPriority="0" w:unhideWhenUsed="0"/>
+    <w:lsdException w:name="index 7" w:semiHidden="0" w:uiPriority="0" w:unhideWhenUsed="0"/>
+    <w:lsdException w:name="index 8" w:semiHidden="0" w:uiPriority="0" w:unhideWhenUsed="0"/>
+    <w:lsdException w:name="index 9" w:semiHidden="0" w:uiPriority="0" w:unhideWhenUsed="0"/>
+    <w:lsdException w:name="toc 1" w:semiHidden="0" w:uiPriority="0" w:unhideWhenUsed="0" w:qFormat="1"/>
+    <w:lsdException w:name="toc 2" w:semiHidden="0" w:uiPriority="0" w:unhideWhenUsed="0" w:qFormat="1"/>
+    <w:lsdException w:name="toc 3" w:semiHidden="0" w:uiPriority="0" w:unhideWhenUsed="0" w:qFormat="1"/>
+    <w:lsdException w:name="toc 4" w:semiHidden="0" w:uiPriority="0" w:unhideWhenUsed="0"/>
+    <w:lsdException w:name="toc 5" w:semiHidden="0" w:uiPriority="0" w:unhideWhenUsed="0"/>
+    <w:lsdException w:name="toc 6" w:semiHidden="0" w:uiPriority="0" w:unhideWhenUsed="0"/>
+    <w:lsdException w:name="toc 7" w:semiHidden="0" w:uiPriority="0" w:unhideWhenUsed="0"/>
+    <w:lsdException w:name="toc 8" w:semiHidden="0" w:uiPriority="0" w:unhideWhenUsed="0"/>
+    <w:lsdException w:name="toc 9" w:semiHidden="0" w:uiPriority="0" w:unhideWhenUsed="0"/>
+    <w:lsdException w:name="Normal Indent" w:semiHidden="0" w:uiPriority="0" w:unhideWhenUsed="0"/>
+    <w:lsdException w:name="footnote text" w:semiHidden="0" w:uiPriority="0" w:unhideWhenUsed="0"/>
+    <w:lsdException w:name="annotation text" w:semiHidden="0" w:uiPriority="0" w:unhideWhenUsed="0" w:qFormat="1"/>
+    <w:lsdException w:name="header" w:semiHidden="0" w:uiPriority="0" w:unhideWhenUsed="0" w:qFormat="1"/>
+    <w:lsdException w:name="footer" w:semiHidden="0" w:uiPriority="0" w:unhideWhenUsed="0" w:qFormat="1"/>
+    <w:lsdException w:name="index heading" w:semiHidden="0" w:uiPriority="0" w:unhideWhenUsed="0"/>
+    <w:lsdException w:name="caption" w:uiPriority="0" w:qFormat="1"/>
+    <w:lsdException w:name="table of figures" w:semiHidden="0" w:uiPriority="0" w:unhideWhenUsed="0"/>
+    <w:lsdException w:name="envelope address" w:semiHidden="0" w:uiPriority="0" w:unhideWhenUsed="0"/>
+    <w:lsdException w:name="envelope return" w:semiHidden="0" w:uiPriority="0" w:unhideWhenUsed="0"/>
+    <w:lsdException w:name="footnote reference" w:semiHidden="0" w:uiPriority="0" w:unhideWhenUsed="0"/>
+    <w:lsdException w:name="annotation reference" w:semiHidden="0" w:uiPriority="0" w:unhideWhenUsed="0"/>
+    <w:lsdException w:name="line number" w:semiHidden="0" w:uiPriority="0" w:unhideWhenUsed="0"/>
+    <w:lsdException w:name="page number" w:semiHidden="0" w:uiPriority="0" w:unhideWhenUsed="0"/>
+    <w:lsdException w:name="endnote reference" w:semiHidden="0" w:uiPriority="0" w:unhideWhenUsed="0"/>
+    <w:lsdException w:name="endnote text" w:semiHidden="0" w:uiPriority="0" w:unhideWhenUsed="0"/>
+    <w:lsdException w:name="table of authorities" w:semiHidden="0" w:uiPriority="0" w:unhideWhenUsed="0"/>
+    <w:lsdException w:name="macro" w:semiHidden="0" w:uiPriority="0" w:unhideWhenUsed="0"/>
+    <w:lsdException w:name="toa heading" w:semiHidden="0" w:uiPriority="0" w:unhideWhenUsed="0"/>
+    <w:lsdException w:name="List" w:semiHidden="0" w:uiPriority="0" w:unhideWhenUsed="0"/>
+    <w:lsdException w:name="List Bullet" w:semiHidden="0" w:uiPriority="0" w:unhideWhenUsed="0"/>
+    <w:lsdException w:name="List Number" w:semiHidden="0" w:uiPriority="0" w:unhideWhenUsed="0"/>
+    <w:lsdException w:name="List 2" w:semiHidden="0" w:uiPriority="0" w:unhideWhenUsed="0"/>
+    <w:lsdException w:name="List 3" w:semiHidden="0" w:uiPriority="0" w:unhideWhenUsed="0"/>
+    <w:lsdException w:name="List 4" w:semiHidden="0" w:uiPriority="0" w:unhideWhenUsed="0"/>
+    <w:lsdException w:name="List 5" w:semiHidden="0" w:uiPriority="0" w:unhideWhenUsed="0"/>
+    <w:lsdException w:name="List Bullet 2" w:semiHidden="0" w:uiPriority="0" w:unhideWhenUsed="0"/>
+    <w:lsdException w:name="List Bullet 3" w:semiHidden="0" w:uiPriority="0" w:unhideWhenUsed="0"/>
+    <w:lsdException w:name="List Bullet 4" w:semiHidden="0" w:uiPriority="0" w:unhideWhenUsed="0"/>
+    <w:lsdException w:name="List Bullet 5" w:semiHidden="0" w:uiPriority="0" w:unhideWhenUsed="0"/>
+    <w:lsdException w:name="List Number 2" w:semiHidden="0" w:uiPriority="0" w:unhideWhenUsed="0"/>
+    <w:lsdException w:name="List Number 3" w:semiHidden="0" w:uiPriority="0" w:unhideWhenUsed="0"/>
+    <w:lsdException w:name="List Number 4" w:semiHidden="0" w:uiPriority="0" w:unhideWhenUsed="0"/>
+    <w:lsdException w:name="List Number 5" w:semiHidden="0" w:uiPriority="0" w:unhideWhenUsed="0"/>
+    <w:lsdException w:name="Title" w:semiHidden="0" w:uiPriority="0" w:unhideWhenUsed="0" w:qFormat="1"/>
+    <w:lsdException w:name="Closing" w:semiHidden="0" w:uiPriority="0" w:unhideWhenUsed="0"/>
+    <w:lsdException w:name="Signature" w:semiHidden="0" w:uiPriority="0" w:unhideWhenUsed="0"/>
+    <w:lsdException w:name="Default Paragraph Font" w:uiPriority="0" w:unhideWhenUsed="0" w:qFormat="1"/>
+    <w:lsdException w:name="Body Text" w:uiPriority="0" w:unhideWhenUsed="0" w:qFormat="1"/>
+    <w:lsdException w:name="Body Text Indent" w:semiHidden="0" w:uiPriority="0" w:unhideWhenUsed="0"/>
+    <w:lsdException w:name="List Continue" w:semiHidden="0" w:uiPriority="0" w:unhideWhenUsed="0"/>
+    <w:lsdException w:name="List Continue 2" w:semiHidden="0" w:uiPriority="0" w:unhideWhenUsed="0"/>
+    <w:lsdException w:name="List Continue 3" w:semiHidden="0" w:uiPriority="0" w:unhideWhenUsed="0"/>
+    <w:lsdException w:name="List Continue 4" w:semiHidden="0" w:uiPriority="0" w:unhideWhenUsed="0"/>
+    <w:lsdException w:name="List Continue 5" w:semiHidden="0" w:uiPriority="0" w:unhideWhenUsed="0"/>
+    <w:lsdException w:name="Message Header" w:semiHidden="0" w:uiPriority="0" w:unhideWhenUsed="0"/>
+    <w:lsdException w:name="Subtitle" w:semiHidden="0" w:uiPriority="0" w:unhideWhenUsed="0" w:qFormat="1"/>
+    <w:lsdException w:name="Salutation" w:semiHidden="0" w:uiPriority="0" w:unhideWhenUsed="0"/>
+    <w:lsdException w:name="Date" w:semiHidden="0" w:uiPriority="0" w:unhideWhenUsed="0"/>
+    <w:lsdException w:name="Body Text First Indent" w:semiHidden="0" w:uiPriority="0" w:unhideWhenUsed="0"/>
+    <w:lsdException w:name="Body Text First Indent 2" w:semiHidden="0" w:uiPriority="0" w:unhideWhenUsed="0"/>
+    <w:lsdException w:name="Body Text 2" w:semiHidden="0" w:uiPriority="0" w:unhideWhenUsed="0"/>
+    <w:lsdException w:name="Body Text 3" w:semiHidden="0" w:uiPriority="0" w:unhideWhenUsed="0"/>
+    <w:lsdException w:name="Body Text Indent 2" w:semiHidden="0" w:uiPriority="0" w:unhideWhenUsed="0"/>
+    <w:lsdException w:name="Body Text Indent 3" w:semiHidden="0" w:uiPriority="0" w:unhideWhenUsed="0"/>
+    <w:lsdException w:name="Block Text" w:semiHidden="0" w:uiPriority="0" w:unhideWhenUsed="0"/>
+    <w:lsdException w:name="Hyperlink" w:semiHidden="0" w:uiPriority="0" w:unhideWhenUsed="0"/>
+    <w:lsdException w:name="FollowedHyperlink" w:semiHidden="0" w:uiPriority="0" w:unhideWhenUsed="0"/>
+    <w:lsdException w:name="Strong" w:semiHidden="0" w:uiPriority="0" w:unhideWhenUsed="0" w:qFormat="1"/>
+    <w:lsdException w:name="Emphasis" w:semiHidden="0" w:uiPriority="0" w:unhideWhenUsed="0" w:qFormat="1"/>
+    <w:lsdException w:name="Document Map" w:semiHidden="0" w:uiPriority="0" w:unhideWhenUsed="0"/>
+    <w:lsdException w:name="Plain Text" w:semiHidden="0" w:uiPriority="0" w:unhideWhenUsed="0"/>
+    <w:lsdException w:name="E-mail Signature" w:semiHidden="0" w:uiPriority="0" w:unhideWhenUsed="0"/>
+    <w:lsdException w:name="Normal (Web)" w:semiHidden="0" w:uiPriority="0" w:unhideWhenUsed="0" w:qFormat="1"/>
+    <w:lsdException w:name="HTML Acronym" w:semiHidden="0" w:uiPriority="0" w:unhideWhenUsed="0"/>
+    <w:lsdException w:name="HTML Address" w:semiHidden="0" w:uiPriority="0" w:unhideWhenUsed="0"/>
+    <w:lsdException w:name="HTML Cite" w:semiHidden="0" w:uiPriority="0" w:unhideWhenUsed="0"/>
+    <w:lsdException w:name="HTML Code" w:semiHidden="0" w:uiPriority="0" w:unhideWhenUsed="0"/>
+    <w:lsdException w:name="HTML Definition" w:semiHidden="0" w:uiPriority="0" w:unhideWhenUsed="0"/>
+    <w:lsdException w:name="HTML Keyboard" w:semiHidden="0" w:uiPriority="0" w:unhideWhenUsed="0"/>
+    <w:lsdException w:name="HTML Preformatted" w:semiHidden="0" w:uiPriority="0" w:unhideWhenUsed="0"/>
+    <w:lsdException w:name="HTML Sample" w:semiHidden="0" w:uiPriority="0" w:unhideWhenUsed="0"/>
+    <w:lsdException w:name="HTML Typewriter" w:semiHidden="0" w:uiPriority="0" w:unhideWhenUsed="0"/>
+    <w:lsdException w:name="HTML Variable" w:semiHidden="0" w:uiPriority="0" w:unhideWhenUsed="0"/>
+    <w:lsdException w:name="Normal Table" w:uiPriority="0" w:unhideWhenUsed="0" w:qFormat="1"/>
+    <w:lsdException w:name="annotation subject" w:semiHidden="0" w:uiPriority="0" w:unhideWhenUsed="0"/>
+    <w:lsdException w:name="Table Simple 1" w:semiHidden="0" w:uiPriority="0" w:unhideWhenUsed="0"/>
+    <w:lsdException w:name="Table Simple 2" w:semiHidden="0" w:uiPriority="0" w:unhideWhenUsed="0"/>
+    <w:lsdException w:name="Table Simple 3" w:semiHidden="0" w:uiPriority="0" w:unhideWhenUsed="0"/>
+    <w:lsdException w:name="Table Classic 1" w:semiHidden="0" w:uiPriority="0" w:unhideWhenUsed="0"/>
+    <w:lsdException w:name="Table Classic 2" w:semiHidden="0" w:uiPriority="0" w:unhideWhenUsed="0"/>
+    <w:lsdException w:name="Table Classic 3" w:semiHidden="0" w:uiPriority="0" w:unhideWhenUsed="0"/>
+    <w:lsdException w:name="Table Classic 4" w:semiHidden="0" w:uiPriority="0" w:unhideWhenUsed="0"/>
+    <w:lsdException w:name="Table Colorful 1" w:semiHidden="0" w:uiPriority="0" w:unhideWhenUsed="0"/>
+    <w:lsdException w:name="Table Colorful 2" w:semiHidden="0" w:uiPriority="0" w:unhideWhenUsed="0"/>
+    <w:lsdException w:name="Table Colorful 3" w:semiHidden="0" w:uiPriority="0" w:unhideWhenUsed="0"/>
+    <w:lsdException w:name="Table Columns 1" w:semiHidden="0" w:uiPriority="0" w:unhideWhenUsed="0"/>
+    <w:lsdException w:name="Table Columns 2" w:semiHidden="0" w:uiPriority="0" w:unhideWhenUsed="0"/>
+    <w:lsdException w:name="Table Columns 3" w:semiHidden="0" w:uiPriority="0" w:unhideWhenUsed="0"/>
+    <w:lsdException w:name="Table Columns 4" w:semiHidden="0" w:uiPriority="0" w:unhideWhenUsed="0"/>
+    <w:lsdException w:name="Table Columns 5" w:semiHidden="0" w:uiPriority="0" w:unhideWhenUsed="0"/>
+    <w:lsdException w:name="Table Grid 1" w:semiHidden="0" w:uiPriority="0" w:unhideWhenUsed="0"/>
+    <w:lsdException w:name="Table Grid 2" w:semiHidden="0" w:uiPriority="0" w:unhideWhenUsed="0"/>
+    <w:lsdException w:name="Table Grid 3" w:semiHidden="0" w:uiPriority="0" w:unhideWhenUsed="0"/>
+    <w:lsdException w:name="Table Grid 4" w:semiHidden="0" w:uiPriority="0" w:unhideWhenUsed="0"/>
+    <w:lsdException w:name="Table Grid 5" w:semiHidden="0" w:uiPriority="0" w:unhideWhenUsed="0"/>
+    <w:lsdException w:name="Table Grid 6" w:semiHidden="0" w:uiPriority="0" w:unhideWhenUsed="0"/>
+    <w:lsdException w:name="Table Grid 7" w:semiHidden="0" w:uiPriority="0" w:unhideWhenUsed="0"/>
+    <w:lsdException w:name="Table Grid 8" w:semiHidden="0" w:uiPriority="0" w:unhideWhenUsed="0"/>
+    <w:lsdException w:name="Table List 1" w:semiHidden="0" w:uiPriority="0" w:unhideWhenUsed="0"/>
+    <w:lsdException w:name="Table List 2" w:semiHidden="0" w:uiPriority="0" w:unhideWhenUsed="0"/>
+    <w:lsdException w:name="Table List 3" w:semiHidden="0" w:uiPriority="0" w:unhideWhenUsed="0"/>
+    <w:lsdException w:name="Table List 4" w:semiHidden="0" w:uiPriority="0" w:unhideWhenUsed="0"/>
+    <w:lsdException w:name="Table List 5" w:semiHidden="0" w:uiPriority="0" w:unhideWhenUsed="0"/>
+    <w:lsdException w:name="Table List 6" w:semiHidden="0" w:uiPriority="0" w:unhideWhenUsed="0"/>
+    <w:lsdException w:name="Table List 7" w:semiHidden="0" w:uiPriority="0" w:unhideWhenUsed="0"/>
+    <w:lsdException w:name="Table List 8" w:semiHidden="0" w:uiPriority="0" w:unhideWhenUsed="0"/>
+    <w:lsdException w:name="Table 3D effects 1" w:semiHidden="0" w:uiPriority="0" w:unhideWhenUsed="0"/>
+    <w:lsdException w:name="Table 3D effects 2" w:semiHidden="0" w:uiPriority="0" w:unhideWhenUsed="0"/>
+    <w:lsdException w:name="Table 3D effects 3" w:semiHidden="0" w:uiPriority="0" w:unhideWhenUsed="0"/>
+    <w:lsdException w:name="Table Contemporary" w:semiHidden="0" w:uiPriority="0" w:unhideWhenUsed="0"/>
+    <w:lsdException w:name="Table Elegant" w:semiHidden="0" w:uiPriority="0" w:unhideWhenUsed="0"/>
+    <w:lsdException w:name="Table Professional" w:semiHidden="0" w:uiPriority="0" w:unhideWhenUsed="0"/>
+    <w:lsdException w:name="Table Subtle 1" w:semiHidden="0" w:uiPriority="0" w:unhideWhenUsed="0"/>
+    <w:lsdException w:name="Table Subtle 2" w:semiHidden="0" w:uiPriority="0" w:unhideWhenUsed="0"/>
+    <w:lsdException w:name="Table Web 1" w:semiHidden="0" w:uiPriority="0" w:unhideWhenUsed="0"/>
+    <w:lsdException w:name="Table Web 2" w:semiHidden="0" w:uiPriority="0" w:unhideWhenUsed="0"/>
+    <w:lsdException w:name="Table Web 3" w:semiHidden="0" w:uiPriority="0" w:unhideWhenUsed="0"/>
+    <w:lsdException w:name="Balloon Text" w:semiHidden="0" w:uiPriority="0" w:unhideWhenUsed="0"/>
+    <w:lsdException w:name="Table Grid" w:semiHidden="0" w:uiPriority="0" w:unhideWhenUsed="0" w:qFormat="1"/>
+    <w:lsdException w:name="Table Theme" w:semiHidden="0" w:uiPriority="0" w:unhideWhenUsed="0"/>
+    <w:lsdException w:name="Light Shading" w:semiHidden="0" w:uiPriority="60" w:unhideWhenUsed="0"/>
+    <w:lsdException w:name="Light List" w:semiHidden="0" w:uiPriority="61" w:unhideWhenUsed="0"/>
+    <w:lsdException w:name="Light Grid" w:semiHidden="0" w:uiPriority="62" w:unhideWhenUsed="0"/>
+    <w:lsdException w:name="Medium Shading 1" w:semiHidden="0" w:uiPriority="63" w:unhideWhenUsed="0"/>
+    <w:lsdException w:name="Medium Shading 2" w:semiHidden="0" w:uiPriority="64" w:unhideWhenUsed="0"/>
+    <w:lsdException w:name="Medium List 1" w:semiHidden="0" w:uiPriority="65" w:unhideWhenUsed="0"/>
+    <w:lsdException w:name="Medium List 2" w:semiHidden="0" w:uiPriority="66" w:unhideWhenUsed="0"/>
+    <w:lsdException w:name="Medium Grid 1" w:semiHidden="0" w:uiPriority="67" w:unhideWhenUsed="0"/>
+    <w:lsdException w:name="Medium Grid 2" w:semiHidden="0" w:uiPriority="68" w:unhideWhenUsed="0"/>
+    <w:lsdException w:name="Medium Grid 3" w:semiHidden="0" w:uiPriority="69" w:unhideWhenUsed="0"/>
+    <w:lsdException w:name="Dark List" w:semiHidden="0" w:uiPriority="70" w:unhideWhenUsed="0"/>
+    <w:lsdException w:name="Colorful Shading" w:semiHidden="0" w:uiPriority="71" w:unhideWhenUsed="0"/>
+    <w:lsdException w:name="Colorful List" w:semiHidden="0" w:uiPriority="72" w:unhideWhenUsed="0"/>
+    <w:lsdException w:name="Colorful Grid" w:semiHidden="0" w:uiPriority="73" w:unhideWhenUsed="0"/>
+    <w:lsdException w:name="Light Shading Accent 1" w:semiHidden="0" w:uiPriority="60" w:unhideWhenUsed="0"/>
+    <w:lsdException w:name="Light List Accent 1" w:semiHidden="0" w:uiPriority="61" w:unhideWhenUsed="0"/>
+    <w:lsdException w:name="Light Grid Accent 1" w:semiHidden="0" w:uiPriority="62" w:unhideWhenUsed="0"/>
+    <w:lsdException w:name="Medium Shading 1 Accent 1" w:semiHidden="0" w:uiPriority="63" w:unhideWhenUsed="0"/>
+    <w:lsdException w:name="Medium Shading 2 Accent 1" w:semiHidden="0" w:uiPriority="64" w:unhideWhenUsed="0"/>
+    <w:lsdException w:name="Medium List 1 Accent 1" w:semiHidden="0" w:uiPriority="65" w:unhideWhenUsed="0"/>
+    <w:lsdException w:name="Medium List 2 Accent 1" w:semiHidden="0" w:uiPriority="66" w:unhideWhenUsed="0"/>
+    <w:lsdException w:name="Medium Grid 1 Accent 1" w:semiHidden="0" w:uiPriority="67" w:unhideWhenUsed="0"/>
+    <w:lsdException w:name="Medium Grid 2 Accent 1" w:semiHidden="0" w:uiPriority="68" w:unhideWhenUsed="0"/>
+    <w:lsdException w:name="Medium Grid 3 Accent 1" w:semiHidden="0" w:uiPriority="69" w:unhideWhenUsed="0"/>
+    <w:lsdException w:name="Dark List Accent 1" w:semiHidden="0" w:uiPriority="70" w:unhideWhenUsed="0"/>
+    <w:lsdException w:name="Colorful Shading Accent 1" w:semiHidden="0" w:uiPriority="71" w:unhideWhenUsed="0"/>
+    <w:lsdException w:name="Colorful List Accent 1" w:semiHidden="0" w:uiPriority="72" w:unhideWhenUsed="0"/>
+    <w:lsdException w:name="Colorful Grid Accent 1" w:semiHidden="0" w:uiPriority="73" w:unhideWhenUsed="0"/>
+    <w:lsdException w:name="Light Shading Accent 2" w:semiHidden="0" w:uiPriority="60" w:unhideWhenUsed="0"/>
+    <w:lsdException w:name="Light List Accent 2" w:semiHidden="0" w:uiPriority="61" w:unhideWhenUsed="0"/>
+    <w:lsdException w:name="Light Grid Accent 2" w:semiHidden="0" w:uiPriority="62" w:unhideWhenUsed="0"/>
+    <w:lsdException w:name="Medium Shading 1 Accent 2" w:semiHidden="0" w:uiPriority="63" w:unhideWhenUsed="0"/>
+    <w:lsdException w:name="Medium Shading 2 Accent 2" w:semiHidden="0" w:uiPriority="64" w:unhideWhenUsed="0"/>
+    <w:lsdException w:name="Medium List 1 Accent 2" w:semiHidden="0" w:uiPriority="65" w:unhideWhenUsed="0"/>
+    <w:lsdException w:name="Medium List 2 Accent 2" w:semiHidden="0" w:uiPriority="66" w:unhideWhenUsed="0"/>
+    <w:lsdException w:name="Medium Grid 1 Accent 2" w:semiHidden="0" w:uiPriority="67" w:unhideWhenUsed="0"/>
+    <w:lsdException w:name="Medium Grid 2 Accent 2" w:semiHidden="0" w:uiPriority="68" w:unhideWhenUsed="0"/>
+    <w:lsdException w:name="Medium Grid 3 Accent 2" w:semiHidden="0" w:uiPriority="69" w:unhideWhenUsed="0"/>
+    <w:lsdException w:name="Dark List Accent 2" w:semiHidden="0" w:uiPriority="70" w:unhideWhenUsed="0"/>
+    <w:lsdException w:name="Colorful Shading Accent 2" w:semiHidden="0" w:uiPriority="71" w:unhideWhenUsed="0"/>
+    <w:lsdException w:name="Colorful List Accent 2" w:semiHidden="0" w:uiPriority="72" w:unhideWhenUsed="0"/>
+    <w:lsdException w:name="Colorful Grid Accent 2" w:semiHidden="0" w:uiPriority="73" w:unhideWhenUsed="0"/>
+    <w:lsdException w:name="Light Shading Accent 3" w:semiHidden="0" w:uiPriority="60" w:unhideWhenUsed="0"/>
+    <w:lsdException w:name="Light List Accent 3" w:semiHidden="0" w:uiPriority="61" w:unhideWhenUsed="0"/>
+    <w:lsdException w:name="Light Grid Accent 3" w:semiHidden="0" w:uiPriority="62" w:unhideWhenUsed="0"/>
+    <w:lsdException w:name="Medium Shading 1 Accent 3" w:semiHidden="0" w:uiPriority="63" w:unhideWhenUsed="0"/>
+    <w:lsdException w:name="Medium Shading 2 Accent 3" w:semiHidden="0" w:uiPriority="64" w:unhideWhenUsed="0"/>
+    <w:lsdException w:name="Medium List 1 Accent 3" w:semiHidden="0" w:uiPriority="65" w:unhideWhenUsed="0"/>
+    <w:lsdException w:name="Medium List 2 Accent 3" w:semiHidden="0" w:uiPriority="66" w:unhideWhenUsed="0"/>
+    <w:lsdException w:name="Medium Grid 1 Accent 3" w:semiHidden="0" w:uiPriority="67" w:unhideWhenUsed="0"/>
+    <w:lsdException w:name="Medium Grid 2 Accent 3" w:semiHidden="0" w:uiPriority="68" w:unhideWhenUsed="0"/>
+    <w:lsdException w:name="Medium Grid 3 Accent 3" w:semiHidden="0" w:uiPriority="69" w:unhideWhenUsed="0"/>
+    <w:lsdException w:name="Dark List Accent 3" w:semiHidden="0" w:uiPriority="70" w:unhideWhenUsed="0"/>
+    <w:lsdException w:name="Colorful Shading Accent 3" w:semiHidden="0" w:uiPriority="71" w:unhideWhenUsed="0"/>
+    <w:lsdException w:name="Colorful List Accent 3" w:semiHidden="0" w:uiPriority="72" w:unhideWhenUsed="0"/>
+    <w:lsdException w:name="Colorful Grid Accent 3" w:semiHidden="0" w:uiPriority="73" w:unhideWhenUsed="0"/>
+    <w:lsdException w:name="Light Shading Accent 4" w:semiHidden="0" w:uiPriority="60" w:unhideWhenUsed="0"/>
+    <w:lsdException w:name="Light List Accent 4" w:semiHidden="0" w:uiPriority="61" w:unhideWhenUsed="0"/>
+    <w:lsdException w:name="Light Grid Accent 4" w:semiHidden="0" w:uiPriority="62" w:unhideWhenUsed="0"/>
+    <w:lsdException w:name="Medium Shading 1 Accent 4" w:semiHidden="0" w:uiPriority="63" w:unhideWhenUsed="0"/>
+    <w:lsdException w:name="Medium Shading 2 Accent 4" w:semiHidden="0" w:uiPriority="64" w:unhideWhenUsed="0"/>
+    <w:lsdException w:name="Medium List 1 Accent 4" w:semiHidden="0" w:uiPriority="65" w:unhideWhenUsed="0"/>
+    <w:lsdException w:name="Medium List 2 Accent 4" w:semiHidden="0" w:uiPriority="66" w:unhideWhenUsed="0"/>
+    <w:lsdException w:name="Medium Grid 1 Accent 4" w:semiHidden="0" w:uiPriority="67" w:unhideWhenUsed="0"/>
+    <w:lsdException w:name="Medium Grid 2 Accent 4" w:semiHidden="0" w:uiPriority="68" w:unhideWhenUsed="0"/>
+    <w:lsdException w:name="Medium Grid 3 Accent 4" w:semiHidden="0" w:uiPriority="69" w:unhideWhenUsed="0"/>
+    <w:lsdException w:name="Dark List Accent 4" w:semiHidden="0" w:uiPriority="70" w:unhideWhenUsed="0"/>
+    <w:lsdException w:name="Colorful Shading Accent 4" w:semiHidden="0" w:uiPriority="71" w:unhideWhenUsed="0"/>
+    <w:lsdException w:name="Colorful List Accent 4" w:semiHidden="0" w:uiPriority="72" w:unhideWhenUsed="0"/>
+    <w:lsdException w:name="Colorful Grid Accent 4" w:semiHidden="0" w:uiPriority="73" w:unhideWhenUsed="0"/>
+    <w:lsdException w:name="Light Shading Accent 5" w:semiHidden="0" w:uiPriority="60" w:unhideWhenUsed="0"/>
+    <w:lsdException w:name="Light List Accent 5" w:semiHidden="0" w:uiPriority="61" w:unhideWhenUsed="0"/>
+    <w:lsdException w:name="Light Grid Accent 5" w:semiHidden="0" w:uiPriority="62" w:unhideWhenUsed="0"/>
+    <w:lsdException w:name="Medium Shading 1 Accent 5" w:semiHidden="0" w:uiPriority="63" w:unhideWhenUsed="0"/>
+    <w:lsdException w:name="Medium Shading 2 Accent 5" w:semiHidden="0" w:uiPriority="64" w:unhideWhenUsed="0"/>
+    <w:lsdException w:name="Medium List 1 Accent 5" w:semiHidden="0" w:uiPriority="65" w:unhideWhenUsed="0"/>
+    <w:lsdException w:name="Medium List 2 Accent 5" w:semiHidden="0" w:uiPriority="66" w:unhideWhenUsed="0"/>
+    <w:lsdException w:name="Medium Grid 1 Accent 5" w:semiHidden="0" w:uiPriority="67" w:unhideWhenUsed="0"/>
+    <w:lsdException w:name="Medium Grid 2 Accent 5" w:semiHidden="0" w:uiPriority="68" w:unhideWhenUsed="0"/>
+    <w:lsdException w:name="Medium Grid 3 Accent 5" w:semiHidden="0" w:uiPriority="69" w:unhideWhenUsed="0"/>
+    <w:lsdException w:name="Dark List Accent 5" w:semiHidden="0" w:uiPriority="70" w:unhideWhenUsed="0"/>
+    <w:lsdException w:name="Colorful Shading Accent 5" w:semiHidden="0" w:uiPriority="71" w:unhideWhenUsed="0"/>
+    <w:lsdException w:name="Colorful List Accent 5" w:semiHidden="0" w:uiPriority="72" w:unhideWhenUsed="0"/>
+    <w:lsdException w:name="Colorful Grid Accent 5" w:semiHidden="0" w:uiPriority="73" w:unhideWhenUsed="0"/>
+    <w:lsdException w:name="Light Shading Accent 6" w:semiHidden="0" w:uiPriority="60" w:unhideWhenUsed="0"/>
+    <w:lsdException w:name="Light List Accent 6" w:semiHidden="0" w:uiPriority="61" w:unhideWhenUsed="0"/>
+    <w:lsdException w:name="Light Grid Accent 6" w:semiHidden="0" w:uiPriority="62" w:unhideWhenUsed="0"/>
+    <w:lsdException w:name="Medium Shading 1 Accent 6" w:semiHidden="0" w:uiPriority="63" w:unhideWhenUsed="0"/>
+    <w:lsdException w:name="Medium Shading 2 Accent 6" w:semiHidden="0" w:uiPriority="64" w:unhideWhenUsed="0"/>
+    <w:lsdException w:name="Medium List 1 Accent 6" w:semiHidden="0" w:uiPriority="65" w:unhideWhenUsed="0"/>
+    <w:lsdException w:name="Medium List 2 Accent 6" w:semiHidden="0" w:uiPriority="66" w:unhideWhenUsed="0"/>
+    <w:lsdException w:name="Medium Grid 1 Accent 6" w:semiHidden="0" w:uiPriority="67" w:unhideWhenUsed="0"/>
+    <w:lsdException w:name="Medium Grid 2 Accent 6" w:semiHidden="0" w:uiPriority="68" w:unhideWhenUsed="0"/>
+    <w:lsdException w:name="Medium Grid 3 Accent 6" w:semiHidden="0" w:uiPriority="69" w:unhideWhenUsed="0"/>
+    <w:lsdException w:name="Dark List Accent 6" w:semiHidden="0" w:uiPriority="70" w:unhideWhenUsed="0"/>
+    <w:lsdException w:name="Colorful Shading Accent 6" w:semiHidden="0" w:uiPriority="71" w:unhideWhenUsed="0"/>
+    <w:lsdException w:name="Colorful List Accent 6" w:semiHidden="0" w:uiPriority="72" w:unhideWhenUsed="0"/>
+    <w:lsdException w:name="Colorful Grid Accent 6" w:semiHidden="0" w:uiPriority="73" w:unhideWhenUsed="0"/>
   </w:latentStyles>
-  <w:style w:type="paragraph" w:default="1" w:styleId="1">
+  <w:style w:type="paragraph" w:default="1" w:styleId="Normal">
     <w:name w:val="Normal"/>
     <w:qFormat/>
-    <w:uiPriority w:val="0"/>
     <w:pPr>
       <w:kinsoku w:val="0"/>
       <w:autoSpaceDE w:val="0"/>
@@ -4832,7 +4753,7 @@
       <w:textAlignment w:val="baseline"/>
     </w:pPr>
     <w:rPr>
-      <w:rFonts w:ascii="Arial" w:hAnsi="Arial" w:eastAsia="宋体" w:cs="Arial"/>
+      <w:rFonts w:ascii="Arial" w:eastAsia="宋体" w:hAnsi="Arial" w:cs="Arial"/>
       <w:snapToGrid w:val="0"/>
       <w:color w:val="000000"/>
       <w:kern w:val="0"/>
@@ -4841,12 +4762,11 @@
       <w:lang w:val="en-US" w:eastAsia="en-US" w:bidi="ar-SA"/>
     </w:rPr>
   </w:style>
-  <w:style w:type="paragraph" w:styleId="2">
+  <w:style w:type="paragraph" w:styleId="Heading1">
     <w:name w:val="heading 1"/>
-    <w:basedOn w:val="1"/>
-    <w:next w:val="1"/>
+    <w:basedOn w:val="Normal"/>
+    <w:next w:val="Normal"/>
     <w:qFormat/>
-    <w:uiPriority w:val="0"/>
     <w:pPr>
       <w:keepNext/>
       <w:keepLines/>
@@ -4864,13 +4784,12 @@
       <w:sz w:val="44"/>
     </w:rPr>
   </w:style>
-  <w:style w:type="paragraph" w:styleId="3">
+  <w:style w:type="paragraph" w:styleId="Heading2">
     <w:name w:val="heading 2"/>
-    <w:basedOn w:val="1"/>
-    <w:next w:val="1"/>
+    <w:basedOn w:val="Normal"/>
+    <w:next w:val="Normal"/>
     <w:unhideWhenUsed/>
     <w:qFormat/>
-    <w:uiPriority w:val="0"/>
     <w:pPr>
       <w:keepNext/>
       <w:keepLines/>
@@ -4883,19 +4802,18 @@
       <w:outlineLvl w:val="1"/>
     </w:pPr>
     <w:rPr>
-      <w:rFonts w:ascii="Arial" w:hAnsi="Arial" w:eastAsia="黑体"/>
+      <w:rFonts w:ascii="Arial" w:eastAsia="黑体" w:hAnsi="Arial"/>
       <w:b/>
       <w:sz w:val="32"/>
     </w:rPr>
   </w:style>
-  <w:style w:type="paragraph" w:styleId="4">
+  <w:style w:type="paragraph" w:styleId="Heading3">
     <w:name w:val="heading 3"/>
-    <w:basedOn w:val="1"/>
-    <w:next w:val="1"/>
+    <w:basedOn w:val="Normal"/>
+    <w:next w:val="Normal"/>
     <w:semiHidden/>
     <w:unhideWhenUsed/>
     <w:qFormat/>
-    <w:uiPriority w:val="0"/>
     <w:pPr>
       <w:keepNext/>
       <w:keepLines/>
@@ -4912,13 +4830,12 @@
       <w:sz w:val="32"/>
     </w:rPr>
   </w:style>
-  <w:style w:type="paragraph" w:styleId="5">
+  <w:style w:type="paragraph" w:styleId="Heading4">
     <w:name w:val="heading 4"/>
-    <w:basedOn w:val="1"/>
-    <w:next w:val="1"/>
+    <w:basedOn w:val="Normal"/>
+    <w:next w:val="Normal"/>
     <w:unhideWhenUsed/>
     <w:qFormat/>
-    <w:uiPriority w:val="0"/>
     <w:pPr>
       <w:keepNext/>
       <w:keepLines/>
@@ -4931,19 +4848,18 @@
       <w:outlineLvl w:val="3"/>
     </w:pPr>
     <w:rPr>
-      <w:rFonts w:ascii="Arial" w:hAnsi="Arial" w:eastAsia="黑体"/>
+      <w:rFonts w:ascii="Arial" w:eastAsia="黑体" w:hAnsi="Arial"/>
       <w:b/>
       <w:sz w:val="28"/>
     </w:rPr>
   </w:style>
-  <w:style w:type="paragraph" w:styleId="6">
+  <w:style w:type="paragraph" w:styleId="Heading5">
     <w:name w:val="heading 5"/>
-    <w:basedOn w:val="1"/>
-    <w:next w:val="1"/>
+    <w:basedOn w:val="Normal"/>
+    <w:next w:val="Normal"/>
     <w:semiHidden/>
     <w:unhideWhenUsed/>
     <w:qFormat/>
-    <w:uiPriority w:val="0"/>
     <w:pPr>
       <w:keepNext/>
       <w:keepLines/>
@@ -4960,14 +4876,13 @@
       <w:sz w:val="28"/>
     </w:rPr>
   </w:style>
-  <w:style w:type="paragraph" w:styleId="7">
+  <w:style w:type="paragraph" w:styleId="Heading6">
     <w:name w:val="heading 6"/>
-    <w:basedOn w:val="1"/>
-    <w:next w:val="1"/>
+    <w:basedOn w:val="Normal"/>
+    <w:next w:val="Normal"/>
     <w:semiHidden/>
     <w:unhideWhenUsed/>
     <w:qFormat/>
-    <w:uiPriority w:val="0"/>
     <w:pPr>
       <w:keepNext/>
       <w:keepLines/>
@@ -4980,19 +4895,18 @@
       <w:outlineLvl w:val="5"/>
     </w:pPr>
     <w:rPr>
-      <w:rFonts w:ascii="Arial" w:hAnsi="Arial" w:eastAsia="黑体"/>
+      <w:rFonts w:ascii="Arial" w:eastAsia="黑体" w:hAnsi="Arial"/>
       <w:b/>
       <w:sz w:val="24"/>
     </w:rPr>
   </w:style>
-  <w:style w:type="paragraph" w:styleId="8">
+  <w:style w:type="paragraph" w:styleId="Heading7">
     <w:name w:val="heading 7"/>
-    <w:basedOn w:val="1"/>
-    <w:next w:val="1"/>
+    <w:basedOn w:val="Normal"/>
+    <w:next w:val="Normal"/>
     <w:semiHidden/>
     <w:unhideWhenUsed/>
     <w:qFormat/>
-    <w:uiPriority w:val="0"/>
     <w:pPr>
       <w:keepNext/>
       <w:keepLines/>
@@ -5009,14 +4923,13 @@
       <w:sz w:val="24"/>
     </w:rPr>
   </w:style>
-  <w:style w:type="paragraph" w:styleId="9">
+  <w:style w:type="paragraph" w:styleId="Heading8">
     <w:name w:val="heading 8"/>
-    <w:basedOn w:val="1"/>
-    <w:next w:val="1"/>
+    <w:basedOn w:val="Normal"/>
+    <w:next w:val="Normal"/>
     <w:semiHidden/>
     <w:unhideWhenUsed/>
     <w:qFormat/>
-    <w:uiPriority w:val="0"/>
     <w:pPr>
       <w:keepNext/>
       <w:keepLines/>
@@ -5029,18 +4942,17 @@
       <w:outlineLvl w:val="7"/>
     </w:pPr>
     <w:rPr>
-      <w:rFonts w:ascii="Arial" w:hAnsi="Arial" w:eastAsia="黑体"/>
+      <w:rFonts w:ascii="Arial" w:eastAsia="黑体" w:hAnsi="Arial"/>
       <w:sz w:val="24"/>
     </w:rPr>
   </w:style>
-  <w:style w:type="paragraph" w:styleId="10">
+  <w:style w:type="paragraph" w:styleId="Heading9">
     <w:name w:val="heading 9"/>
-    <w:basedOn w:val="1"/>
-    <w:next w:val="1"/>
+    <w:basedOn w:val="Normal"/>
+    <w:next w:val="Normal"/>
     <w:semiHidden/>
     <w:unhideWhenUsed/>
     <w:qFormat/>
-    <w:uiPriority w:val="0"/>
     <w:pPr>
       <w:keepNext/>
       <w:keepLines/>
@@ -5053,21 +4965,19 @@
       <w:outlineLvl w:val="8"/>
     </w:pPr>
     <w:rPr>
-      <w:rFonts w:ascii="Arial" w:hAnsi="Arial" w:eastAsia="黑体"/>
+      <w:rFonts w:ascii="Arial" w:eastAsia="黑体" w:hAnsi="Arial"/>
       <w:sz w:val="21"/>
     </w:rPr>
   </w:style>
-  <w:style w:type="character" w:default="1" w:styleId="22">
+  <w:style w:type="character" w:default="1" w:styleId="DefaultParagraphFont">
     <w:name w:val="Default Paragraph Font"/>
     <w:semiHidden/>
     <w:qFormat/>
-    <w:uiPriority w:val="0"/>
   </w:style>
-  <w:style w:type="table" w:default="1" w:styleId="20">
+  <w:style w:type="table" w:default="1" w:styleId="TableNormal">
     <w:name w:val="Normal Table"/>
     <w:semiHidden/>
     <w:qFormat/>
-    <w:uiPriority w:val="0"/>
     <w:tblPr>
       <w:tblCellMar>
         <w:top w:w="0" w:type="dxa"/>
@@ -5077,43 +4987,39 @@
       </w:tblCellMar>
     </w:tblPr>
   </w:style>
-  <w:style w:type="paragraph" w:styleId="11">
+  <w:style w:type="paragraph" w:styleId="CommentText">
     <w:name w:val="annotation text"/>
-    <w:basedOn w:val="1"/>
+    <w:basedOn w:val="Normal"/>
     <w:qFormat/>
-    <w:uiPriority w:val="0"/>
     <w:pPr>
       <w:jc w:val="left"/>
     </w:pPr>
   </w:style>
-  <w:style w:type="paragraph" w:styleId="12">
+  <w:style w:type="paragraph" w:styleId="BodyText">
     <w:name w:val="Body Text"/>
-    <w:basedOn w:val="1"/>
+    <w:basedOn w:val="Normal"/>
     <w:semiHidden/>
     <w:qFormat/>
-    <w:uiPriority w:val="0"/>
     <w:rPr>
-      <w:rFonts w:ascii="Arial" w:hAnsi="Arial" w:eastAsia="Arial" w:cs="Arial"/>
+      <w:rFonts w:ascii="Arial" w:eastAsia="Arial" w:hAnsi="Arial" w:cs="Arial"/>
       <w:sz w:val="21"/>
       <w:szCs w:val="21"/>
       <w:lang w:val="en-US" w:eastAsia="en-US" w:bidi="ar-SA"/>
     </w:rPr>
   </w:style>
-  <w:style w:type="paragraph" w:styleId="13">
+  <w:style w:type="paragraph" w:styleId="TOC3">
     <w:name w:val="toc 3"/>
-    <w:basedOn w:val="1"/>
-    <w:next w:val="1"/>
+    <w:basedOn w:val="Normal"/>
+    <w:next w:val="Normal"/>
     <w:qFormat/>
-    <w:uiPriority w:val="0"/>
     <w:pPr>
       <w:ind w:left="840" w:leftChars="400"/>
     </w:pPr>
   </w:style>
-  <w:style w:type="paragraph" w:styleId="14">
+  <w:style w:type="paragraph" w:styleId="Footer">
     <w:name w:val="footer"/>
-    <w:basedOn w:val="1"/>
+    <w:basedOn w:val="Normal"/>
     <w:qFormat/>
-    <w:uiPriority w:val="0"/>
     <w:pPr>
       <w:tabs>
         <w:tab w:val="center" w:pos="4153"/>
@@ -5126,17 +5032,16 @@
       <w:sz w:val="18"/>
     </w:rPr>
   </w:style>
-  <w:style w:type="paragraph" w:styleId="15">
+  <w:style w:type="paragraph" w:styleId="Header">
     <w:name w:val="header"/>
-    <w:basedOn w:val="1"/>
+    <w:basedOn w:val="Normal"/>
     <w:qFormat/>
-    <w:uiPriority w:val="0"/>
     <w:pPr>
       <w:pBdr>
-        <w:top w:val="none" w:color="auto" w:sz="0" w:space="0"/>
-        <w:left w:val="none" w:color="auto" w:sz="0" w:space="0"/>
-        <w:bottom w:val="none" w:color="auto" w:sz="0" w:space="0"/>
-        <w:right w:val="none" w:color="auto" w:sz="0" w:space="0"/>
+        <w:top w:val="nil"/>
+        <w:left w:val="nil"/>
+        <w:bottom w:val="nil"/>
+        <w:right w:val="nil"/>
       </w:pBdr>
       <w:tabs>
         <w:tab w:val="center" w:pos="4153"/>
@@ -5151,41 +5056,37 @@
       <w:sz w:val="18"/>
     </w:rPr>
   </w:style>
-  <w:style w:type="paragraph" w:styleId="16">
+  <w:style w:type="paragraph" w:styleId="TOC1">
     <w:name w:val="toc 1"/>
-    <w:basedOn w:val="1"/>
-    <w:next w:val="1"/>
+    <w:basedOn w:val="Normal"/>
+    <w:next w:val="Normal"/>
     <w:qFormat/>
-    <w:uiPriority w:val="0"/>
     <w:rPr>
-      <w:rFonts w:ascii="Arial" w:hAnsi="Arial" w:eastAsia="Microsoft JhengHei"/>
+      <w:rFonts w:ascii="Arial" w:eastAsia="Microsoft JhengHei" w:hAnsi="Arial"/>
       <w:sz w:val="24"/>
     </w:rPr>
   </w:style>
-  <w:style w:type="paragraph" w:styleId="17">
+  <w:style w:type="paragraph" w:styleId="TOC2">
     <w:name w:val="toc 2"/>
-    <w:basedOn w:val="1"/>
-    <w:next w:val="1"/>
+    <w:basedOn w:val="Normal"/>
+    <w:next w:val="Normal"/>
     <w:qFormat/>
-    <w:uiPriority w:val="0"/>
     <w:pPr>
       <w:ind w:left="420" w:leftChars="200"/>
     </w:pPr>
   </w:style>
-  <w:style w:type="paragraph" w:styleId="18">
+  <w:style w:type="paragraph" w:styleId="NormalWeb">
     <w:name w:val="Normal (Web)"/>
-    <w:basedOn w:val="1"/>
+    <w:basedOn w:val="Normal"/>
     <w:qFormat/>
-    <w:uiPriority w:val="0"/>
     <w:rPr>
       <w:sz w:val="24"/>
     </w:rPr>
   </w:style>
-  <w:style w:type="paragraph" w:styleId="19">
+  <w:style w:type="paragraph" w:styleId="Title">
     <w:name w:val="Title"/>
-    <w:basedOn w:val="1"/>
+    <w:basedOn w:val="Normal"/>
     <w:qFormat/>
-    <w:uiPriority w:val="0"/>
     <w:pPr>
       <w:spacing w:before="240" w:beforeLines="0" w:beforeAutospacing="0" w:after="60" w:afterLines="0" w:afterAutospacing="0"/>
       <w:jc w:val="center"/>
@@ -5197,73 +5098,68 @@
       <w:sz w:val="32"/>
     </w:rPr>
   </w:style>
-  <w:style w:type="table" w:styleId="21">
+  <w:style w:type="table" w:styleId="TableGrid">
     <w:name w:val="Table Grid"/>
-    <w:basedOn w:val="20"/>
+    <w:basedOn w:val="TableNormal"/>
     <w:qFormat/>
-    <w:uiPriority w:val="0"/>
     <w:pPr>
       <w:widowControl w:val="0"/>
       <w:jc w:val="both"/>
     </w:pPr>
     <w:tblPr>
       <w:tblBorders>
-        <w:top w:val="single" w:color="auto" w:sz="4" w:space="0"/>
-        <w:left w:val="single" w:color="auto" w:sz="4" w:space="0"/>
-        <w:bottom w:val="single" w:color="auto" w:sz="4" w:space="0"/>
-        <w:right w:val="single" w:color="auto" w:sz="4" w:space="0"/>
-        <w:insideH w:val="single" w:color="auto" w:sz="4" w:space="0"/>
-        <w:insideV w:val="single" w:color="auto" w:sz="4" w:space="0"/>
+        <w:top w:val="single" w:sz="4" w:space="0" w:color="auto"/>
+        <w:left w:val="single" w:sz="4" w:space="0" w:color="auto"/>
+        <w:bottom w:val="single" w:sz="4" w:space="0" w:color="auto"/>
+        <w:right w:val="single" w:sz="4" w:space="0" w:color="auto"/>
+        <w:insideH w:val="single" w:sz="4" w:space="0" w:color="auto"/>
+        <w:insideV w:val="single" w:sz="4" w:space="0" w:color="auto"/>
       </w:tblBorders>
     </w:tblPr>
   </w:style>
-  <w:style w:type="character" w:styleId="23">
+  <w:style w:type="character" w:styleId="Strong">
     <w:name w:val="Strong"/>
-    <w:basedOn w:val="22"/>
+    <w:basedOn w:val="DefaultParagraphFont"/>
     <w:qFormat/>
-    <w:uiPriority w:val="0"/>
     <w:rPr>
       <w:b/>
     </w:rPr>
   </w:style>
-  <w:style w:type="paragraph" w:customStyle="1" w:styleId="24">
+  <w:style w:type="paragraph" w:customStyle="1" w:styleId="a">
     <w:name w:val="柴_公司名"/>
-    <w:basedOn w:val="19"/>
+    <w:basedOn w:val="Title"/>
     <w:qFormat/>
-    <w:uiPriority w:val="0"/>
     <w:pPr>
       <w:spacing w:after="600" w:afterLines="600"/>
     </w:pPr>
     <w:rPr>
-      <w:rFonts w:hint="eastAsia" w:ascii="宋体" w:hAnsi="宋体" w:eastAsia="宋体" w:cs="宋体"/>
+      <w:rFonts w:ascii="宋体" w:eastAsia="宋体" w:hAnsi="宋体" w:cs="宋体" w:hint="eastAsia"/>
       <w:bCs/>
       <w:spacing w:val="-6"/>
       <w:sz w:val="52"/>
       <w:szCs w:val="52"/>
     </w:rPr>
   </w:style>
-  <w:style w:type="paragraph" w:customStyle="1" w:styleId="25">
+  <w:style w:type="paragraph" w:customStyle="1" w:styleId="a0">
     <w:name w:val="柴_文档名"/>
-    <w:basedOn w:val="19"/>
+    <w:basedOn w:val="Title"/>
     <w:qFormat/>
-    <w:uiPriority w:val="0"/>
     <w:pPr>
       <w:spacing w:after="900" w:afterLines="900"/>
     </w:pPr>
     <w:rPr>
-      <w:rFonts w:ascii="黑体" w:hAnsi="黑体" w:eastAsia="黑体" w:cs="黑体"/>
+      <w:rFonts w:ascii="黑体" w:eastAsia="黑体" w:hAnsi="黑体" w:cs="黑体"/>
       <w:bCs/>
       <w:spacing w:val="-7"/>
       <w:sz w:val="52"/>
       <w:szCs w:val="52"/>
     </w:rPr>
   </w:style>
-  <w:style w:type="table" w:customStyle="1" w:styleId="26">
+  <w:style w:type="table" w:customStyle="1" w:styleId="TableNormal0">
     <w:name w:val="Table Normal_0"/>
     <w:semiHidden/>
     <w:unhideWhenUsed/>
     <w:qFormat/>
-    <w:uiPriority w:val="0"/>
     <w:tblPr>
       <w:tblCellMar>
         <w:top w:w="0" w:type="dxa"/>
@@ -5273,87 +5169,81 @@
       </w:tblCellMar>
     </w:tblPr>
   </w:style>
-  <w:style w:type="paragraph" w:customStyle="1" w:styleId="27">
+  <w:style w:type="paragraph" w:customStyle="1" w:styleId="TableText">
     <w:name w:val="Table Text"/>
-    <w:basedOn w:val="1"/>
+    <w:basedOn w:val="Normal"/>
     <w:semiHidden/>
     <w:qFormat/>
-    <w:uiPriority w:val="0"/>
     <w:rPr>
-      <w:rFonts w:ascii="宋体" w:hAnsi="宋体" w:eastAsia="宋体" w:cs="宋体"/>
+      <w:rFonts w:ascii="宋体" w:eastAsia="宋体" w:hAnsi="宋体" w:cs="宋体"/>
       <w:sz w:val="21"/>
       <w:szCs w:val="21"/>
       <w:lang w:val="en-US" w:eastAsia="en-US" w:bidi="ar-SA"/>
     </w:rPr>
   </w:style>
-  <w:style w:type="paragraph" w:customStyle="1" w:styleId="28">
+  <w:style w:type="paragraph" w:customStyle="1" w:styleId="1">
     <w:name w:val="柴_标题1"/>
-    <w:basedOn w:val="2"/>
-    <w:next w:val="29"/>
-    <w:link w:val="38"/>
+    <w:basedOn w:val="Heading1"/>
+    <w:next w:val="a1"/>
+    <w:link w:val="1Char"/>
     <w:qFormat/>
-    <w:uiPriority w:val="0"/>
     <w:pPr>
       <w:spacing w:before="100" w:after="90" w:line="360" w:lineRule="auto"/>
     </w:pPr>
     <w:rPr>
-      <w:rFonts w:ascii="Arial" w:hAnsi="Arial" w:eastAsia="宋体"/>
+      <w:rFonts w:ascii="Arial" w:eastAsia="宋体" w:hAnsi="Arial"/>
       <w:sz w:val="32"/>
     </w:rPr>
   </w:style>
-  <w:style w:type="paragraph" w:customStyle="1" w:styleId="29">
+  <w:style w:type="paragraph" w:customStyle="1" w:styleId="a1">
     <w:name w:val="柴_正文"/>
-    <w:basedOn w:val="12"/>
-    <w:link w:val="42"/>
+    <w:basedOn w:val="BodyText"/>
+    <w:link w:val="Char"/>
     <w:qFormat/>
-    <w:uiPriority w:val="0"/>
     <w:pPr>
       <w:spacing w:line="360" w:lineRule="auto"/>
       <w:ind w:firstLine="470" w:firstLineChars="200"/>
     </w:pPr>
     <w:rPr>
-      <w:rFonts w:ascii="Arial" w:hAnsi="Arial" w:eastAsia="宋体"/>
+      <w:rFonts w:ascii="Arial" w:eastAsia="宋体" w:hAnsi="Arial"/>
       <w:sz w:val="24"/>
       <w:lang w:eastAsia="zh-CN"/>
     </w:rPr>
   </w:style>
-  <w:style w:type="paragraph" w:customStyle="1" w:styleId="30">
+  <w:style w:type="paragraph" w:customStyle="1" w:styleId="2">
     <w:name w:val="柴_标题2"/>
-    <w:basedOn w:val="3"/>
-    <w:next w:val="29"/>
+    <w:basedOn w:val="Heading2"/>
+    <w:next w:val="a1"/>
     <w:qFormat/>
-    <w:uiPriority w:val="0"/>
     <w:pPr>
       <w:spacing w:line="360" w:lineRule="auto"/>
     </w:pPr>
     <w:rPr>
-      <w:rFonts w:ascii="Arial" w:hAnsi="Arial" w:eastAsia="宋体"/>
+      <w:rFonts w:ascii="Arial" w:eastAsia="宋体" w:hAnsi="Arial"/>
       <w:sz w:val="28"/>
     </w:rPr>
   </w:style>
-  <w:style w:type="paragraph" w:customStyle="1" w:styleId="31">
+  <w:style w:type="paragraph" w:customStyle="1" w:styleId="3">
     <w:name w:val="柴_标题3"/>
-    <w:basedOn w:val="4"/>
-    <w:next w:val="29"/>
+    <w:basedOn w:val="Heading3"/>
+    <w:next w:val="a1"/>
     <w:qFormat/>
-    <w:uiPriority w:val="0"/>
     <w:pPr>
       <w:spacing w:line="360" w:lineRule="auto"/>
       <w:ind w:left="0" w:firstLine="472" w:firstLineChars="200"/>
     </w:pPr>
     <w:rPr>
-      <w:rFonts w:ascii="宋体" w:hAnsi="宋体" w:eastAsia="宋体" w:cs="宋体"/>
+      <w:rFonts w:ascii="宋体" w:eastAsia="宋体" w:hAnsi="宋体" w:cs="宋体"/>
       <w:spacing w:val="-2"/>
       <w:sz w:val="24"/>
       <w:szCs w:val="24"/>
     </w:rPr>
   </w:style>
-  <w:style w:type="paragraph" w:customStyle="1" w:styleId="32">
+  <w:style w:type="paragraph" w:customStyle="1" w:styleId="a2">
     <w:name w:val="柴_目录"/>
-    <w:basedOn w:val="1"/>
-    <w:next w:val="12"/>
+    <w:basedOn w:val="Normal"/>
+    <w:next w:val="BodyText"/>
     <w:qFormat/>
-    <w:uiPriority w:val="0"/>
     <w:pPr>
       <w:tabs>
         <w:tab w:val="right" w:leader="dot" w:pos="8442"/>
@@ -5361,64 +5251,59 @@
       <w:ind w:left="0" w:leftChars="0"/>
     </w:pPr>
     <w:rPr>
-      <w:rFonts w:ascii="Arial" w:hAnsi="Arial" w:eastAsia="Microsoft JhengHei"/>
+      <w:rFonts w:ascii="Arial" w:eastAsia="Microsoft JhengHei" w:hAnsi="Arial"/>
       <w:sz w:val="24"/>
     </w:rPr>
   </w:style>
-  <w:style w:type="paragraph" w:customStyle="1" w:styleId="33">
+  <w:style w:type="paragraph" w:customStyle="1" w:styleId="WPSOffice1">
     <w:name w:val="WPSOffice手动目录 1"/>
     <w:qFormat/>
-    <w:uiPriority w:val="0"/>
     <w:pPr>
       <w:ind w:leftChars="0"/>
     </w:pPr>
     <w:rPr>
-      <w:rFonts w:ascii="Times New Roman" w:hAnsi="Times New Roman" w:eastAsia="宋体" w:cs="Times New Roman"/>
+      <w:rFonts w:ascii="Times New Roman" w:eastAsia="宋体" w:hAnsi="Times New Roman" w:cs="Times New Roman"/>
       <w:sz w:val="20"/>
       <w:szCs w:val="20"/>
     </w:rPr>
   </w:style>
-  <w:style w:type="paragraph" w:customStyle="1" w:styleId="34">
+  <w:style w:type="paragraph" w:customStyle="1" w:styleId="WPSOffice2">
     <w:name w:val="WPSOffice手动目录 2"/>
     <w:qFormat/>
-    <w:uiPriority w:val="0"/>
     <w:pPr>
       <w:ind w:leftChars="200"/>
     </w:pPr>
     <w:rPr>
-      <w:rFonts w:ascii="Times New Roman" w:hAnsi="Times New Roman" w:eastAsia="宋体" w:cs="Times New Roman"/>
+      <w:rFonts w:ascii="Times New Roman" w:eastAsia="宋体" w:hAnsi="Times New Roman" w:cs="Times New Roman"/>
       <w:sz w:val="20"/>
       <w:szCs w:val="20"/>
     </w:rPr>
   </w:style>
-  <w:style w:type="paragraph" w:customStyle="1" w:styleId="35">
+  <w:style w:type="paragraph" w:customStyle="1" w:styleId="WPSOffice3">
     <w:name w:val="WPSOffice手动目录 3"/>
     <w:qFormat/>
-    <w:uiPriority w:val="0"/>
     <w:pPr>
       <w:ind w:leftChars="400"/>
     </w:pPr>
     <w:rPr>
-      <w:rFonts w:ascii="Times New Roman" w:hAnsi="Times New Roman" w:eastAsia="宋体" w:cs="Times New Roman"/>
+      <w:rFonts w:ascii="Times New Roman" w:eastAsia="宋体" w:hAnsi="Times New Roman" w:cs="Times New Roman"/>
       <w:sz w:val="20"/>
       <w:szCs w:val="20"/>
     </w:rPr>
   </w:style>
-  <w:style w:type="paragraph" w:customStyle="1" w:styleId="36">
+  <w:style w:type="paragraph" w:customStyle="1" w:styleId="Compact">
     <w:name w:val="Compact"/>
-    <w:basedOn w:val="12"/>
+    <w:basedOn w:val="BodyText"/>
     <w:qFormat/>
-    <w:uiPriority w:val="0"/>
     <w:pPr>
       <w:spacing w:before="36" w:after="36"/>
     </w:pPr>
   </w:style>
-  <w:style w:type="table" w:customStyle="1" w:styleId="37">
+  <w:style w:type="table" w:customStyle="1" w:styleId="Table">
     <w:name w:val="Table"/>
     <w:semiHidden/>
     <w:unhideWhenUsed/>
     <w:qFormat/>
-    <w:uiPriority w:val="0"/>
     <w:tblPr>
       <w:tblCellMar>
         <w:top w:w="0" w:type="dxa"/>
@@ -5430,28 +5315,26 @@
     <w:tblStylePr w:type="firstRow">
       <w:tcPr>
         <w:tcBorders>
-          <w:bottom w:val="single" w:color="auto" w:sz="0" w:space="0"/>
+          <w:bottom w:val="single" w:sz="0" w:space="0" w:color="auto"/>
         </w:tcBorders>
         <w:vAlign w:val="bottom"/>
       </w:tcPr>
     </w:tblStylePr>
   </w:style>
-  <w:style w:type="character" w:customStyle="1" w:styleId="38">
+  <w:style w:type="character" w:customStyle="1" w:styleId="1Char">
     <w:name w:val="柴_标题1 Char"/>
-    <w:link w:val="28"/>
+    <w:link w:val="1"/>
     <w:qFormat/>
-    <w:uiPriority w:val="0"/>
     <w:rPr>
-      <w:rFonts w:ascii="Arial" w:hAnsi="Arial" w:eastAsia="宋体"/>
+      <w:rFonts w:ascii="Arial" w:eastAsia="宋体" w:hAnsi="Arial"/>
       <w:sz w:val="32"/>
     </w:rPr>
   </w:style>
-  <w:style w:type="table" w:customStyle="1" w:styleId="39">
+  <w:style w:type="table" w:customStyle="1" w:styleId="TableNormal1">
     <w:name w:val="Table Normal_1"/>
     <w:semiHidden/>
     <w:unhideWhenUsed/>
     <w:qFormat/>
-    <w:uiPriority w:val="0"/>
     <w:tblPr>
       <w:tblCellMar>
         <w:top w:w="0" w:type="dxa"/>
@@ -5461,11 +5344,10 @@
       </w:tblCellMar>
     </w:tblPr>
   </w:style>
-  <w:style w:type="paragraph" w:customStyle="1" w:styleId="40">
+  <w:style w:type="paragraph" w:customStyle="1" w:styleId="a3">
     <w:name w:val="柴_正文_无缩进"/>
-    <w:basedOn w:val="1"/>
+    <w:basedOn w:val="Normal"/>
     <w:qFormat/>
-    <w:uiPriority w:val="0"/>
     <w:pPr>
       <w:ind w:firstLine="0" w:firstLineChars="0"/>
     </w:pPr>
@@ -5475,31 +5357,29 @@
       <w:lang w:eastAsia="zh-CN"/>
     </w:rPr>
   </w:style>
-  <w:style w:type="paragraph" w:customStyle="1" w:styleId="41">
+  <w:style w:type="paragraph" w:customStyle="1" w:styleId="4">
     <w:name w:val="柴_标题4"/>
-    <w:basedOn w:val="5"/>
-    <w:next w:val="1"/>
+    <w:basedOn w:val="Heading4"/>
+    <w:next w:val="Normal"/>
     <w:qFormat/>
-    <w:uiPriority w:val="0"/>
     <w:pPr>
       <w:widowControl w:val="0"/>
       <w:spacing w:before="160" w:line="360" w:lineRule="auto"/>
-      <w:ind w:left="981" w:leftChars="300" w:hanging="862"/>
+      <w:ind w:left="981" w:hanging="862" w:leftChars="300"/>
     </w:pPr>
     <w:rPr>
-      <w:rFonts w:hint="eastAsia" w:ascii="Calibri" w:hAnsi="Calibri" w:eastAsia="宋体" w:cs="宋体"/>
+      <w:rFonts w:ascii="Calibri" w:eastAsia="宋体" w:hAnsi="Calibri" w:cs="宋体" w:hint="eastAsia"/>
       <w:sz w:val="24"/>
       <w:szCs w:val="24"/>
       <w:lang w:eastAsia="zh-CN" w:bidi="zh-CN"/>
     </w:rPr>
   </w:style>
-  <w:style w:type="character" w:customStyle="1" w:styleId="42">
+  <w:style w:type="character" w:customStyle="1" w:styleId="Char">
     <w:name w:val="柴_正文 Char"/>
-    <w:link w:val="29"/>
+    <w:link w:val="a1"/>
     <w:qFormat/>
-    <w:uiPriority w:val="0"/>
     <w:rPr>
-      <w:rFonts w:ascii="Arial" w:hAnsi="Arial" w:eastAsia="宋体"/>
+      <w:rFonts w:ascii="Arial" w:eastAsia="宋体" w:hAnsi="Arial"/>
       <w:sz w:val="24"/>
       <w:lang w:eastAsia="zh-CN"/>
     </w:rPr>
@@ -5917,551 +5797,6 @@
 </c:chartSpace>
 </file>
 
-<file path=word/charts/colors1.xml><?xml version="1.0" encoding="utf-8"?>
-<cs:colorStyle xmlns:cs="http://schemas.microsoft.com/office/drawing/2012/chartStyle" xmlns:a="http://schemas.openxmlformats.org/drawingml/2006/main" meth="cycle" id="10">
-  <a:schemeClr val="accent1"/>
-  <a:schemeClr val="accent2"/>
-  <a:schemeClr val="accent3"/>
-  <a:schemeClr val="accent4"/>
-  <a:schemeClr val="accent5"/>
-  <a:schemeClr val="accent6"/>
-  <cs:variation/>
-  <cs:variation>
-    <a:lumMod val="60000"/>
-  </cs:variation>
-  <cs:variation>
-    <a:lumMod val="80000"/>
-    <a:lumOff val="20000"/>
-  </cs:variation>
-  <cs:variation>
-    <a:lumMod val="80000"/>
-  </cs:variation>
-  <cs:variation>
-    <a:lumMod val="60000"/>
-    <a:lumOff val="40000"/>
-  </cs:variation>
-  <cs:variation>
-    <a:lumMod val="50000"/>
-  </cs:variation>
-  <cs:variation>
-    <a:lumMod val="70000"/>
-    <a:lumOff val="30000"/>
-  </cs:variation>
-  <cs:variation>
-    <a:lumMod val="70000"/>
-  </cs:variation>
-  <cs:variation>
-    <a:lumMod val="50000"/>
-    <a:lumOff val="50000"/>
-  </cs:variation>
-</cs:colorStyle>
-</file>
-
-<file path=word/charts/style1.xml><?xml version="1.0" encoding="utf-8"?>
-<cs:chartStyle xmlns:cs="http://schemas.microsoft.com/office/drawing/2012/chartStyle" xmlns:a="http://schemas.openxmlformats.org/drawingml/2006/main" id="10028">
-  <cs:axisTitle>
-    <cs:lnRef idx="0"/>
-    <cs:fillRef idx="0"/>
-    <cs:effectRef idx="0"/>
-    <cs:fontRef idx="minor">
-      <a:schemeClr val="tx1">
-        <a:lumMod val="65000"/>
-        <a:lumOff val="35000"/>
-      </a:schemeClr>
-    </cs:fontRef>
-    <cs:defRPr sz="1000" kern="1200"/>
-  </cs:axisTitle>
-  <cs:categoryAxis>
-    <cs:lnRef idx="0"/>
-    <cs:fillRef idx="0"/>
-    <cs:effectRef idx="0"/>
-    <cs:fontRef idx="minor">
-      <a:schemeClr val="tx1">
-        <a:lumMod val="65000"/>
-        <a:lumOff val="35000"/>
-      </a:schemeClr>
-    </cs:fontRef>
-    <cs:spPr>
-      <a:ln w="9525" cap="flat" cmpd="sng" algn="ctr">
-        <a:solidFill>
-          <a:schemeClr val="tx1">
-            <a:lumMod val="15000"/>
-            <a:lumOff val="85000"/>
-          </a:schemeClr>
-        </a:solidFill>
-        <a:round/>
-      </a:ln>
-    </cs:spPr>
-    <cs:defRPr sz="900" kern="1200"/>
-  </cs:categoryAxis>
-  <cs:chartArea mods="allowNoFillOverride allowNoLineOverride">
-    <cs:lnRef idx="0"/>
-    <cs:fillRef idx="0"/>
-    <cs:effectRef idx="0"/>
-    <cs:fontRef idx="minor">
-      <a:schemeClr val="tx1"/>
-    </cs:fontRef>
-    <cs:spPr>
-      <a:solidFill>
-        <a:schemeClr val="bg1"/>
-      </a:solidFill>
-      <a:ln w="9525" cap="flat" cmpd="sng" algn="ctr">
-        <a:solidFill>
-          <a:schemeClr val="tx1">
-            <a:lumMod val="15000"/>
-            <a:lumOff val="85000"/>
-          </a:schemeClr>
-        </a:solidFill>
-        <a:round/>
-      </a:ln>
-    </cs:spPr>
-    <cs:defRPr sz="1000" kern="1200"/>
-  </cs:chartArea>
-  <cs:dataLabel>
-    <cs:lnRef idx="0"/>
-    <cs:fillRef idx="0"/>
-    <cs:effectRef idx="0"/>
-    <cs:fontRef idx="minor">
-      <a:schemeClr val="tx1">
-        <a:lumMod val="75000"/>
-        <a:lumOff val="25000"/>
-      </a:schemeClr>
-    </cs:fontRef>
-    <cs:defRPr sz="1000" kern="1200"/>
-  </cs:dataLabel>
-  <cs:dataLabelCallout>
-    <cs:lnRef idx="0"/>
-    <cs:fillRef idx="0"/>
-    <cs:effectRef idx="0"/>
-    <cs:fontRef idx="minor">
-      <a:schemeClr val="dk1">
-        <a:lumMod val="65000"/>
-        <a:lumOff val="35000"/>
-      </a:schemeClr>
-    </cs:fontRef>
-    <cs:spPr>
-      <a:solidFill>
-        <a:schemeClr val="lt1"/>
-      </a:solidFill>
-      <a:ln>
-        <a:solidFill>
-          <a:schemeClr val="dk1">
-            <a:lumMod val="25000"/>
-            <a:lumOff val="75000"/>
-          </a:schemeClr>
-        </a:solidFill>
-      </a:ln>
-    </cs:spPr>
-    <cs:defRPr sz="1000" kern="1200"/>
-    <cs:bodyPr rot="0" spcFirstLastPara="1" vertOverflow="clip" horzOverflow="clip" vert="horz" wrap="square" lIns="36576" tIns="18288" rIns="36576" bIns="18288" anchor="ctr" anchorCtr="1">
-      <a:spAutoFit/>
-    </cs:bodyPr>
-  </cs:dataLabelCallout>
-  <cs:dataPoint>
-    <cs:lnRef idx="0"/>
-    <cs:fillRef idx="1">
-      <cs:styleClr val="auto"/>
-    </cs:fillRef>
-    <cs:effectRef idx="0"/>
-    <cs:fontRef idx="minor">
-      <a:schemeClr val="tx1"/>
-    </cs:fontRef>
-  </cs:dataPoint>
-  <cs:dataPoint3D>
-    <cs:lnRef idx="0"/>
-    <cs:fillRef idx="1">
-      <cs:styleClr val="auto"/>
-    </cs:fillRef>
-    <cs:effectRef idx="0"/>
-    <cs:fontRef idx="minor">
-      <a:schemeClr val="tx1"/>
-    </cs:fontRef>
-  </cs:dataPoint3D>
-  <cs:dataPointLine>
-    <cs:lnRef idx="0">
-      <cs:styleClr val="auto"/>
-    </cs:lnRef>
-    <cs:fillRef idx="0">
-      <cs:styleClr val="auto"/>
-    </cs:fillRef>
-    <cs:effectRef idx="0"/>
-    <cs:fontRef idx="minor">
-      <a:schemeClr val="dk1"/>
-    </cs:fontRef>
-    <cs:spPr>
-      <a:ln w="28575" cap="rnd">
-        <a:solidFill>
-          <a:schemeClr val="phClr"/>
-        </a:solidFill>
-        <a:round/>
-      </a:ln>
-      <a:effectLst/>
-    </cs:spPr>
-  </cs:dataPointLine>
-  <cs:dataPointMarker>
-    <cs:lnRef idx="0">
-      <cs:styleClr val="auto"/>
-    </cs:lnRef>
-    <cs:fillRef idx="1">
-      <cs:styleClr val="auto"/>
-    </cs:fillRef>
-    <cs:effectRef idx="0"/>
-    <cs:fontRef idx="minor">
-      <a:schemeClr val="tx1"/>
-    </cs:fontRef>
-    <cs:spPr>
-      <a:ln w="9525">
-        <a:solidFill>
-          <a:schemeClr val="phClr"/>
-        </a:solidFill>
-      </a:ln>
-    </cs:spPr>
-  </cs:dataPointMarker>
-  <cs:dataPointMarkerLayout symbol="circle" size="5"/>
-  <cs:dataPointWireframe>
-    <cs:lnRef idx="0">
-      <cs:styleClr val="auto"/>
-    </cs:lnRef>
-    <cs:fillRef idx="1"/>
-    <cs:effectRef idx="0"/>
-    <cs:fontRef idx="minor">
-      <a:schemeClr val="tx1"/>
-    </cs:fontRef>
-    <cs:spPr>
-      <a:ln w="9525" cap="rnd">
-        <a:solidFill>
-          <a:schemeClr val="phClr"/>
-        </a:solidFill>
-        <a:round/>
-      </a:ln>
-    </cs:spPr>
-  </cs:dataPointWireframe>
-  <cs:dataTable>
-    <cs:lnRef idx="0"/>
-    <cs:fillRef idx="0"/>
-    <cs:effectRef idx="0"/>
-    <cs:fontRef idx="minor">
-      <a:schemeClr val="tx1">
-        <a:lumMod val="65000"/>
-        <a:lumOff val="35000"/>
-      </a:schemeClr>
-    </cs:fontRef>
-    <cs:spPr>
-      <a:noFill/>
-      <a:ln w="9525" cap="flat" cmpd="sng" algn="ctr">
-        <a:solidFill>
-          <a:schemeClr val="tx1">
-            <a:lumMod val="15000"/>
-            <a:lumOff val="85000"/>
-          </a:schemeClr>
-        </a:solidFill>
-        <a:round/>
-      </a:ln>
-    </cs:spPr>
-    <cs:defRPr sz="900" kern="1200"/>
-  </cs:dataTable>
-  <cs:downBar>
-    <cs:lnRef idx="0"/>
-    <cs:fillRef idx="0"/>
-    <cs:effectRef idx="0"/>
-    <cs:fontRef idx="minor">
-      <a:schemeClr val="dk1"/>
-    </cs:fontRef>
-    <cs:spPr>
-      <a:solidFill>
-        <a:schemeClr val="dk1">
-          <a:lumMod val="65000"/>
-          <a:lumOff val="35000"/>
-        </a:schemeClr>
-      </a:solidFill>
-      <a:ln w="9525">
-        <a:solidFill>
-          <a:schemeClr val="tx1">
-            <a:lumMod val="65000"/>
-            <a:lumOff val="35000"/>
-          </a:schemeClr>
-        </a:solidFill>
-      </a:ln>
-    </cs:spPr>
-  </cs:downBar>
-  <cs:dropLine>
-    <cs:lnRef idx="0"/>
-    <cs:fillRef idx="0"/>
-    <cs:effectRef idx="0"/>
-    <cs:fontRef idx="minor">
-      <a:schemeClr val="tx1"/>
-    </cs:fontRef>
-    <cs:spPr>
-      <a:ln w="9525" cap="flat" cmpd="sng" algn="ctr">
-        <a:solidFill>
-          <a:schemeClr val="tx1">
-            <a:lumMod val="35000"/>
-            <a:lumOff val="65000"/>
-          </a:schemeClr>
-        </a:solidFill>
-        <a:round/>
-      </a:ln>
-    </cs:spPr>
-  </cs:dropLine>
-  <cs:errorBar>
-    <cs:lnRef idx="0"/>
-    <cs:fillRef idx="0"/>
-    <cs:effectRef idx="0"/>
-    <cs:fontRef idx="minor">
-      <a:schemeClr val="tx1"/>
-    </cs:fontRef>
-    <cs:spPr>
-      <a:ln w="9525" cap="flat" cmpd="sng" algn="ctr">
-        <a:solidFill>
-          <a:schemeClr val="tx1">
-            <a:lumMod val="65000"/>
-            <a:lumOff val="35000"/>
-          </a:schemeClr>
-        </a:solidFill>
-        <a:round/>
-      </a:ln>
-    </cs:spPr>
-  </cs:errorBar>
-  <cs:floor>
-    <cs:lnRef idx="0"/>
-    <cs:fillRef idx="0"/>
-    <cs:effectRef idx="0"/>
-    <cs:fontRef idx="minor">
-      <a:schemeClr val="tx1"/>
-    </cs:fontRef>
-    <cs:spPr>
-      <a:noFill/>
-      <a:ln>
-        <a:noFill/>
-      </a:ln>
-    </cs:spPr>
-  </cs:floor>
-  <cs:gridlineMajor>
-    <cs:lnRef idx="0"/>
-    <cs:fillRef idx="0"/>
-    <cs:effectRef idx="0"/>
-    <cs:fontRef idx="minor">
-      <a:schemeClr val="tx1"/>
-    </cs:fontRef>
-    <cs:spPr>
-      <a:ln w="9525" cap="flat" cmpd="sng" algn="ctr">
-        <a:solidFill>
-          <a:schemeClr val="lt1">
-            <a:lumMod val="90200"/>
-          </a:schemeClr>
-        </a:solidFill>
-        <a:round/>
-      </a:ln>
-    </cs:spPr>
-  </cs:gridlineMajor>
-  <cs:gridlineMinor>
-    <cs:lnRef idx="0"/>
-    <cs:fillRef idx="0"/>
-    <cs:effectRef idx="0"/>
-    <cs:fontRef idx="minor">
-      <a:schemeClr val="tx1"/>
-    </cs:fontRef>
-    <cs:spPr>
-      <a:ln w="9525" cap="flat" cmpd="sng" algn="ctr">
-        <a:solidFill>
-          <a:schemeClr val="tx1">
-            <a:lumMod val="5000"/>
-            <a:lumOff val="95000"/>
-          </a:schemeClr>
-        </a:solidFill>
-        <a:round/>
-      </a:ln>
-    </cs:spPr>
-  </cs:gridlineMinor>
-  <cs:hiLoLine>
-    <cs:lnRef idx="0"/>
-    <cs:fillRef idx="0"/>
-    <cs:effectRef idx="0"/>
-    <cs:fontRef idx="minor">
-      <a:schemeClr val="tx1"/>
-    </cs:fontRef>
-    <cs:spPr>
-      <a:ln w="9525" cap="flat" cmpd="sng" algn="ctr">
-        <a:solidFill>
-          <a:schemeClr val="tx1">
-            <a:lumMod val="75000"/>
-            <a:lumOff val="25000"/>
-          </a:schemeClr>
-        </a:solidFill>
-        <a:round/>
-      </a:ln>
-    </cs:spPr>
-  </cs:hiLoLine>
-  <cs:leaderLine>
-    <cs:lnRef idx="0"/>
-    <cs:fillRef idx="0"/>
-    <cs:effectRef idx="0"/>
-    <cs:fontRef idx="minor">
-      <a:schemeClr val="tx1"/>
-    </cs:fontRef>
-    <cs:spPr>
-      <a:ln w="9525" cap="flat" cmpd="sng" algn="ctr">
-        <a:solidFill>
-          <a:schemeClr val="tx1">
-            <a:lumMod val="35000"/>
-            <a:lumOff val="65000"/>
-          </a:schemeClr>
-        </a:solidFill>
-        <a:round/>
-      </a:ln>
-    </cs:spPr>
-  </cs:leaderLine>
-  <cs:legend>
-    <cs:lnRef idx="0"/>
-    <cs:fillRef idx="0"/>
-    <cs:effectRef idx="0"/>
-    <cs:fontRef idx="minor">
-      <a:schemeClr val="tx1">
-        <a:lumMod val="65000"/>
-        <a:lumOff val="35000"/>
-      </a:schemeClr>
-    </cs:fontRef>
-    <cs:defRPr sz="900" kern="1200"/>
-  </cs:legend>
-  <cs:plotArea mods="allowNoFillOverride allowNoLineOverride">
-    <cs:lnRef idx="0"/>
-    <cs:fillRef idx="0"/>
-    <cs:effectRef idx="0"/>
-    <cs:fontRef idx="minor">
-      <a:schemeClr val="tx1"/>
-    </cs:fontRef>
-  </cs:plotArea>
-  <cs:plotArea3D mods="allowNoFillOverride allowNoLineOverride">
-    <cs:lnRef idx="0"/>
-    <cs:fillRef idx="0"/>
-    <cs:effectRef idx="0"/>
-    <cs:fontRef idx="minor">
-      <a:schemeClr val="tx1"/>
-    </cs:fontRef>
-  </cs:plotArea3D>
-  <cs:seriesAxis>
-    <cs:lnRef idx="0"/>
-    <cs:fillRef idx="0"/>
-    <cs:effectRef idx="0"/>
-    <cs:fontRef idx="minor">
-      <a:schemeClr val="tx1">
-        <a:lumMod val="65000"/>
-        <a:lumOff val="35000"/>
-      </a:schemeClr>
-    </cs:fontRef>
-    <cs:defRPr sz="900" kern="1200"/>
-  </cs:seriesAxis>
-  <cs:seriesLine>
-    <cs:lnRef idx="0"/>
-    <cs:fillRef idx="0"/>
-    <cs:effectRef idx="0"/>
-    <cs:fontRef idx="minor">
-      <a:schemeClr val="tx1"/>
-    </cs:fontRef>
-    <cs:spPr>
-      <a:ln w="9525" cap="flat" cmpd="sng" algn="ctr">
-        <a:solidFill>
-          <a:schemeClr val="tx1">
-            <a:lumMod val="35000"/>
-            <a:lumOff val="65000"/>
-          </a:schemeClr>
-        </a:solidFill>
-        <a:round/>
-      </a:ln>
-    </cs:spPr>
-  </cs:seriesLine>
-  <cs:title>
-    <cs:lnRef idx="0"/>
-    <cs:fillRef idx="0"/>
-    <cs:effectRef idx="0"/>
-    <cs:fontRef idx="minor">
-      <a:schemeClr val="tx1">
-        <a:lumMod val="75000"/>
-        <a:lumOff val="25000"/>
-      </a:schemeClr>
-    </cs:fontRef>
-    <cs:defRPr sz="1400" b="1" kern="1200" baseline="0"/>
-  </cs:title>
-  <cs:trendline>
-    <cs:lnRef idx="0">
-      <cs:styleClr val="auto"/>
-    </cs:lnRef>
-    <cs:fillRef idx="0"/>
-    <cs:effectRef idx="0"/>
-    <cs:fontRef idx="minor">
-      <a:schemeClr val="tx1"/>
-    </cs:fontRef>
-    <cs:spPr>
-      <a:ln w="19050" cap="rnd">
-        <a:solidFill>
-          <a:schemeClr val="phClr"/>
-        </a:solidFill>
-        <a:prstDash val="sysDot"/>
-      </a:ln>
-    </cs:spPr>
-  </cs:trendline>
-  <cs:trendlineLabel>
-    <cs:lnRef idx="0"/>
-    <cs:fillRef idx="0"/>
-    <cs:effectRef idx="0"/>
-    <cs:fontRef idx="minor">
-      <a:schemeClr val="tx1">
-        <a:lumMod val="65000"/>
-        <a:lumOff val="35000"/>
-      </a:schemeClr>
-    </cs:fontRef>
-    <cs:defRPr sz="900" kern="1200"/>
-  </cs:trendlineLabel>
-  <cs:upBar>
-    <cs:lnRef idx="0"/>
-    <cs:fillRef idx="0"/>
-    <cs:effectRef idx="0"/>
-    <cs:fontRef idx="minor">
-      <a:schemeClr val="dk1"/>
-    </cs:fontRef>
-    <cs:spPr>
-      <a:solidFill>
-        <a:schemeClr val="lt1"/>
-      </a:solidFill>
-      <a:ln w="9525">
-        <a:solidFill>
-          <a:schemeClr val="tx1">
-            <a:lumMod val="15000"/>
-            <a:lumOff val="85000"/>
-          </a:schemeClr>
-        </a:solidFill>
-      </a:ln>
-    </cs:spPr>
-  </cs:upBar>
-  <cs:valueAxis>
-    <cs:lnRef idx="0"/>
-    <cs:fillRef idx="0"/>
-    <cs:effectRef idx="0"/>
-    <cs:fontRef idx="minor">
-      <a:schemeClr val="tx1">
-        <a:lumMod val="65000"/>
-        <a:lumOff val="35000"/>
-      </a:schemeClr>
-    </cs:fontRef>
-    <cs:defRPr sz="900" kern="1200"/>
-  </cs:valueAxis>
-  <cs:wall>
-    <cs:lnRef idx="0"/>
-    <cs:fillRef idx="0"/>
-    <cs:effectRef idx="0"/>
-    <cs:fontRef idx="minor">
-      <a:schemeClr val="tx1"/>
-    </cs:fontRef>
-    <cs:spPr>
-      <a:noFill/>
-      <a:ln>
-        <a:noFill/>
-      </a:ln>
-    </cs:spPr>
-  </cs:wall>
-</cs:chartStyle>
-</file>
-
 <file path=word/theme/theme1.xml><?xml version="1.0" encoding="utf-8"?>
 <a:theme xmlns:a="http://schemas.openxmlformats.org/drawingml/2006/main" name="WPS">
   <a:themeElements>

--- a/8.资源管理/2.运行记录类文件/JXTX-08-11-服务数据应用情况说明.docx
+++ b/8.资源管理/2.运行记录类文件/JXTX-08-11-服务数据应用情况说明.docx
@@ -1,11 +1,10 @@
 
 <file path=word/document.xml><?xml version="1.0" encoding="utf-8"?>
-<w:document xmlns:wpc="http://schemas.microsoft.com/office/word/2010/wordprocessingCanvas" xmlns:mc="http://schemas.openxmlformats.org/markup-compatibility/2006" xmlns:o="urn:schemas-microsoft-com:office:office" xmlns:r="http://schemas.openxmlformats.org/officeDocument/2006/relationships" xmlns:m="http://schemas.openxmlformats.org/officeDocument/2006/math" xmlns:v="urn:schemas-microsoft-com:vml" xmlns:wp14="http://schemas.microsoft.com/office/word/2010/wordprocessingDrawing" xmlns:wp="http://schemas.openxmlformats.org/drawingml/2006/wordprocessingDrawing" xmlns:w10="urn:schemas-microsoft-com:office:word" xmlns:w="http://schemas.openxmlformats.org/wordprocessingml/2006/main" xmlns:w14="http://schemas.microsoft.com/office/word/2010/wordml" xmlns:w15="http://schemas.microsoft.com/office/word/2012/wordml" xmlns:wne="http://schemas.microsoft.com/office/word/2006/wordml" xmlns:wpg="http://schemas.microsoft.com/office/word/2010/wordprocessingGroup" xmlns:wpi="http://schemas.microsoft.com/office/word/2010/wordprocessingInk" xmlns:wps="http://schemas.microsoft.com/office/word/2010/wordprocessingShape" mc:Ignorable="w14 w15 wp14">
-  <!-- Generated by Aspose.Words for .NET 13.3.0.1 -->
+<w:document xmlns:wpc="http://schemas.microsoft.com/office/word/2010/wordprocessingCanvas" xmlns:mc="http://schemas.openxmlformats.org/markup-compatibility/2006" xmlns:o="urn:schemas-microsoft-com:office:office" xmlns:r="http://schemas.openxmlformats.org/officeDocument/2006/relationships" xmlns:m="http://schemas.openxmlformats.org/officeDocument/2006/math" xmlns:v="urn:schemas-microsoft-com:vml" xmlns:wp14="http://schemas.microsoft.com/office/word/2010/wordprocessingDrawing" xmlns:wp="http://schemas.openxmlformats.org/drawingml/2006/wordprocessingDrawing" xmlns:w="http://schemas.openxmlformats.org/wordprocessingml/2006/main" xmlns:w14="http://schemas.microsoft.com/office/word/2010/wordml" xmlns:w10="urn:schemas-microsoft-com:office:word" xmlns:w15="http://schemas.microsoft.com/office/word/2012/wordml" xmlns:wpg="http://schemas.microsoft.com/office/word/2010/wordprocessingGroup" xmlns:wpi="http://schemas.microsoft.com/office/word/2010/wordprocessingInk" xmlns:wne="http://schemas.microsoft.com/office/word/2006/wordml" xmlns:wps="http://schemas.microsoft.com/office/word/2010/wordprocessingShape" xmlns:wpsCustomData="http://www.wps.cn/officeDocument/2013/wpsCustomData" mc:Ignorable="w14 w15 wp14">
   <w:body>
     <w:p>
       <w:pPr>
-        <w:pStyle w:val="a"/>
+        <w:pStyle w:val="24"/>
         <w:keepNext w:val="0"/>
         <w:keepLines w:val="0"/>
         <w:pageBreakBefore w:val="0"/>
@@ -25,7 +24,7 @@
       <w:bookmarkStart w:id="0" w:name="_Toc15007"/>
       <w:r>
         <w:drawing>
-          <wp:anchor distT="0" distB="0" distL="114300" distR="114300" simplePos="0" relativeHeight="251660288" behindDoc="1" locked="0" layoutInCell="1" allowOverlap="1">
+          <wp:anchor distT="0" distB="0" distL="114300" distR="114300" simplePos="0" relativeHeight="251661312" behindDoc="1" locked="0" layoutInCell="1" allowOverlap="1">
             <wp:simplePos x="0" y="0"/>
             <wp:positionH relativeFrom="column">
               <wp:posOffset>-19050</wp:posOffset>
@@ -50,7 +49,7 @@
                     </pic:cNvPicPr>
                   </pic:nvPicPr>
                   <pic:blipFill>
-                    <a:blip xmlns:r="http://schemas.openxmlformats.org/officeDocument/2006/relationships" r:embed="rId4"/>
+                    <a:blip r:embed="rId7"/>
                     <a:stretch>
                       <a:fillRect/>
                     </a:stretch>
@@ -76,7 +75,7 @@
       </w:r>
       <w:r>
         <w:drawing>
-          <wp:anchor distT="0" distB="0" distL="114300" distR="114300" simplePos="0" relativeHeight="251659264" behindDoc="1" locked="0" layoutInCell="1" allowOverlap="1">
+          <wp:anchor distT="0" distB="0" distL="114300" distR="114300" simplePos="0" relativeHeight="251660288" behindDoc="1" locked="0" layoutInCell="1" allowOverlap="1">
             <wp:simplePos x="0" y="0"/>
             <wp:positionH relativeFrom="column">
               <wp:posOffset>0</wp:posOffset>
@@ -101,7 +100,7 @@
                     </pic:cNvPicPr>
                   </pic:nvPicPr>
                   <pic:blipFill>
-                    <a:blip xmlns:r="http://schemas.openxmlformats.org/officeDocument/2006/relationships" r:embed="rId5"/>
+                    <a:blip r:embed="rId8"/>
                     <a:stretch>
                       <a:fillRect/>
                     </a:stretch>
@@ -131,7 +130,7 @@
           <w:lang w:val="en-US" w:eastAsia="zh-CN"/>
         </w:rPr>
         <w:drawing>
-          <wp:anchor distT="0" distB="0" distL="114300" distR="114300" simplePos="0" relativeHeight="251658240" behindDoc="1" locked="0" layoutInCell="1" allowOverlap="1">
+          <wp:anchor distT="0" distB="0" distL="114300" distR="114300" simplePos="0" relativeHeight="251659264" behindDoc="1" locked="0" layoutInCell="1" allowOverlap="1">
             <wp:simplePos x="0" y="0"/>
             <wp:positionH relativeFrom="column">
               <wp:posOffset>635</wp:posOffset>
@@ -156,7 +155,7 @@
                     </pic:cNvPicPr>
                   </pic:nvPicPr>
                   <pic:blipFill>
-                    <a:blip xmlns:r="http://schemas.openxmlformats.org/officeDocument/2006/relationships" r:embed="rId6">
+                    <a:blip r:embed="rId9">
                       <a:alphaModFix amt="58000"/>
                       <a:lum contrast="-52000"/>
                     </a:blip>
@@ -190,7 +189,7 @@
     </w:p>
     <w:p>
       <w:pPr>
-        <w:pStyle w:val="a0"/>
+        <w:pStyle w:val="25"/>
         <w:keepNext w:val="0"/>
         <w:keepLines w:val="0"/>
         <w:pageBreakBefore w:val="0"/>
@@ -237,11 +236,11 @@
         <w:adjustRightInd w:val="0"/>
         <w:snapToGrid w:val="0"/>
         <w:spacing w:after="624" w:afterLines="200" w:line="219" w:lineRule="auto"/>
-        <w:ind w:left="0" w:right="0" w:firstLine="0" w:leftChars="0" w:rightChars="0" w:firstLineChars="0"/>
+        <w:ind w:left="0" w:leftChars="0" w:right="0" w:rightChars="0" w:firstLine="0" w:firstLineChars="0"/>
         <w:jc w:val="center"/>
         <w:textAlignment w:val="baseline"/>
         <w:rPr>
-          <w:rFonts w:ascii="宋体" w:eastAsia="宋体" w:hAnsi="宋体" w:cs="宋体" w:hint="default"/>
+          <w:rFonts w:hint="default" w:ascii="宋体" w:hAnsi="宋体" w:eastAsia="宋体" w:cs="宋体"/>
           <w:sz w:val="24"/>
           <w:szCs w:val="24"/>
           <w:lang w:val="en-US" w:eastAsia="zh-CN"/>
@@ -249,7 +248,7 @@
       </w:pPr>
       <w:r>
         <w:rPr>
-          <w:rFonts w:ascii="宋体" w:eastAsia="宋体" w:hAnsi="宋体" w:cs="宋体"/>
+          <w:rFonts w:ascii="宋体" w:hAnsi="宋体" w:eastAsia="宋体" w:cs="宋体"/>
           <w:b/>
           <w:bCs/>
           <w:spacing w:val="-3"/>
@@ -260,7 +259,7 @@
       </w:r>
       <w:r>
         <w:rPr>
-          <w:rFonts w:ascii="宋体" w:eastAsia="宋体" w:hAnsi="宋体" w:cs="宋体" w:hint="eastAsia"/>
+          <w:rFonts w:hint="eastAsia" w:ascii="宋体" w:hAnsi="宋体" w:eastAsia="宋体" w:cs="宋体"/>
           <w:b/>
           <w:bCs/>
           <w:spacing w:val="-3"/>
@@ -272,7 +271,7 @@
       </w:r>
       <w:r>
         <w:rPr>
-          <w:rFonts w:ascii="宋体" w:eastAsia="宋体" w:hAnsi="宋体" w:cs="宋体"/>
+          <w:rFonts w:ascii="宋体" w:hAnsi="宋体" w:eastAsia="宋体" w:cs="宋体"/>
           <w:b/>
           <w:bCs/>
           <w:spacing w:val="-3"/>
@@ -283,7 +282,7 @@
       </w:r>
       <w:r>
         <w:rPr>
-          <w:rFonts w:ascii="宋体" w:hAnsi="宋体" w:cs="宋体" w:hint="eastAsia"/>
+          <w:rFonts w:hint="eastAsia" w:ascii="宋体" w:hAnsi="宋体" w:cs="宋体"/>
           <w:b/>
           <w:bCs/>
           <w:spacing w:val="-3"/>
@@ -295,7 +294,7 @@
       </w:r>
       <w:r>
         <w:rPr>
-          <w:rFonts w:ascii="宋体" w:eastAsia="宋体" w:hAnsi="宋体" w:cs="宋体"/>
+          <w:rFonts w:ascii="宋体" w:hAnsi="宋体" w:eastAsia="宋体" w:cs="宋体"/>
           <w:b/>
           <w:bCs/>
           <w:spacing w:val="-3"/>
@@ -306,7 +305,7 @@
       </w:r>
       <w:r>
         <w:rPr>
-          <w:rFonts w:ascii="宋体" w:hAnsi="宋体" w:cs="宋体" w:hint="eastAsia"/>
+          <w:rFonts w:hint="eastAsia" w:ascii="宋体" w:hAnsi="宋体" w:cs="宋体"/>
           <w:b/>
           <w:bCs/>
           <w:spacing w:val="-3"/>
@@ -319,17 +318,18 @@
     </w:p>
     <w:tbl>
       <w:tblPr>
-        <w:tblStyle w:val="TableGrid"/>
+        <w:tblStyle w:val="21"/>
         <w:tblW w:w="0" w:type="auto"/>
         <w:jc w:val="center"/>
         <w:tblBorders>
-          <w:top w:val="nil"/>
-          <w:left w:val="nil"/>
-          <w:bottom w:val="nil"/>
-          <w:right w:val="nil"/>
-          <w:insideH w:val="nil"/>
-          <w:insideV w:val="nil"/>
+          <w:top w:val="none" w:color="auto" w:sz="0" w:space="0"/>
+          <w:left w:val="none" w:color="auto" w:sz="0" w:space="0"/>
+          <w:bottom w:val="none" w:color="auto" w:sz="0" w:space="0"/>
+          <w:right w:val="none" w:color="auto" w:sz="0" w:space="0"/>
+          <w:insideH w:val="none" w:color="auto" w:sz="0" w:space="0"/>
+          <w:insideV w:val="none" w:color="auto" w:sz="0" w:space="0"/>
         </w:tblBorders>
+        <w:tblLayout w:type="autofit"/>
         <w:tblCellMar>
           <w:top w:w="0" w:type="dxa"/>
           <w:left w:w="108" w:type="dxa"/>
@@ -343,15 +343,13 @@
       </w:tblGrid>
       <w:tr>
         <w:tblPrEx>
-          <w:tblW w:w="0" w:type="auto"/>
-          <w:jc w:val="center"/>
           <w:tblBorders>
-            <w:top w:val="nil"/>
-            <w:left w:val="nil"/>
-            <w:bottom w:val="nil"/>
-            <w:right w:val="nil"/>
-            <w:insideH w:val="nil"/>
-            <w:insideV w:val="nil"/>
+            <w:top w:val="none" w:color="auto" w:sz="0" w:space="0"/>
+            <w:left w:val="none" w:color="auto" w:sz="0" w:space="0"/>
+            <w:bottom w:val="none" w:color="auto" w:sz="0" w:space="0"/>
+            <w:right w:val="none" w:color="auto" w:sz="0" w:space="0"/>
+            <w:insideH w:val="none" w:color="auto" w:sz="0" w:space="0"/>
+            <w:insideV w:val="none" w:color="auto" w:sz="0" w:space="0"/>
           </w:tblBorders>
           <w:tblCellMar>
             <w:top w:w="0" w:type="dxa"/>
@@ -361,7 +359,7 @@
           </w:tblCellMar>
         </w:tblPrEx>
         <w:trPr>
-          <w:trHeight w:val="810"/>
+          <w:trHeight w:val="810" w:hRule="atLeast"/>
           <w:jc w:val="center"/>
         </w:trPr>
         <w:tc>
@@ -400,7 +398,7 @@
             </w:r>
             <w:r>
               <w:rPr>
-                <w:rFonts w:asciiTheme="minorAscii" w:eastAsiaTheme="minorEastAsia" w:hAnsiTheme="minorAscii" w:hint="default"/>
+                <w:rFonts w:hint="default" w:asciiTheme="minorAscii" w:hAnsiTheme="minorAscii" w:eastAsiaTheme="minorEastAsia"/>
                 <w:spacing w:val="227"/>
                 <w:sz w:val="21"/>
                 <w:vertAlign w:val="baseline"/>
@@ -455,7 +453,7 @@
             </w:r>
             <w:r>
               <w:rPr>
-                <w:rFonts w:asciiTheme="minorAscii" w:eastAsiaTheme="minorEastAsia" w:hAnsiTheme="minorAscii" w:hint="eastAsia"/>
+                <w:rFonts w:hint="eastAsia" w:asciiTheme="minorAscii" w:hAnsiTheme="minorAscii" w:eastAsiaTheme="minorEastAsia"/>
                 <w:spacing w:val="227"/>
                 <w:sz w:val="21"/>
                 <w:vertAlign w:val="baseline"/>
@@ -477,8 +475,14 @@
       </w:tr>
       <w:tr>
         <w:tblPrEx>
-          <w:tblW w:w="0" w:type="auto"/>
-          <w:jc w:val="center"/>
+          <w:tblBorders>
+            <w:top w:val="none" w:color="auto" w:sz="0" w:space="0"/>
+            <w:left w:val="none" w:color="auto" w:sz="0" w:space="0"/>
+            <w:bottom w:val="none" w:color="auto" w:sz="0" w:space="0"/>
+            <w:right w:val="none" w:color="auto" w:sz="0" w:space="0"/>
+            <w:insideH w:val="none" w:color="auto" w:sz="0" w:space="0"/>
+            <w:insideV w:val="none" w:color="auto" w:sz="0" w:space="0"/>
+          </w:tblBorders>
           <w:tblCellMar>
             <w:top w:w="0" w:type="dxa"/>
             <w:left w:w="108" w:type="dxa"/>
@@ -487,7 +491,7 @@
           </w:tblCellMar>
         </w:tblPrEx>
         <w:trPr>
-          <w:trHeight w:val="810"/>
+          <w:trHeight w:val="810" w:hRule="atLeast"/>
           <w:jc w:val="center"/>
         </w:trPr>
         <w:tc>
@@ -512,7 +516,7 @@
               <w:snapToGrid w:val="0"/>
               <w:textAlignment w:val="baseline"/>
               <w:rPr>
-                <w:rFonts w:ascii="Arial" w:eastAsia="Arial" w:hAnsi="Arial" w:cs="Arial" w:hint="default"/>
+                <w:rFonts w:hint="default" w:ascii="Arial" w:hAnsi="Arial" w:eastAsia="Arial" w:cs="Arial"/>
                 <w:snapToGrid w:val="0"/>
                 <w:color w:val="000000"/>
                 <w:kern w:val="0"/>
@@ -544,7 +548,7 @@
             </w:r>
             <w:r>
               <w:rPr>
-                <w:rFonts w:asciiTheme="minorAscii" w:eastAsiaTheme="minorEastAsia" w:hAnsiTheme="minorAscii" w:hint="default"/>
+                <w:rFonts w:hint="default" w:asciiTheme="minorAscii" w:hAnsiTheme="minorAscii" w:eastAsiaTheme="minorEastAsia"/>
                 <w:spacing w:val="227"/>
                 <w:sz w:val="21"/>
                 <w:vertAlign w:val="baseline"/>
@@ -598,7 +602,7 @@
               <w:snapToGrid w:val="0"/>
               <w:textAlignment w:val="baseline"/>
               <w:rPr>
-                <w:rFonts w:ascii="Arial" w:eastAsia="Arial" w:hAnsi="Arial" w:cs="Arial" w:hint="default"/>
+                <w:rFonts w:hint="default" w:ascii="Arial" w:hAnsi="Arial" w:eastAsia="Arial" w:cs="Arial"/>
                 <w:snapToGrid w:val="0"/>
                 <w:color w:val="000000"/>
                 <w:kern w:val="0"/>
@@ -618,7 +622,7 @@
             </w:r>
             <w:r>
               <w:rPr>
-                <w:rFonts w:asciiTheme="minorAscii" w:eastAsiaTheme="minorEastAsia" w:hAnsiTheme="minorAscii" w:hint="eastAsia"/>
+                <w:rFonts w:hint="eastAsia" w:asciiTheme="minorAscii" w:hAnsiTheme="minorAscii" w:eastAsiaTheme="minorEastAsia"/>
                 <w:spacing w:val="227"/>
                 <w:sz w:val="21"/>
                 <w:vertAlign w:val="baseline"/>
@@ -640,8 +644,14 @@
       </w:tr>
       <w:tr>
         <w:tblPrEx>
-          <w:tblW w:w="0" w:type="auto"/>
-          <w:jc w:val="center"/>
+          <w:tblBorders>
+            <w:top w:val="none" w:color="auto" w:sz="0" w:space="0"/>
+            <w:left w:val="none" w:color="auto" w:sz="0" w:space="0"/>
+            <w:bottom w:val="none" w:color="auto" w:sz="0" w:space="0"/>
+            <w:right w:val="none" w:color="auto" w:sz="0" w:space="0"/>
+            <w:insideH w:val="none" w:color="auto" w:sz="0" w:space="0"/>
+            <w:insideV w:val="none" w:color="auto" w:sz="0" w:space="0"/>
+          </w:tblBorders>
           <w:tblCellMar>
             <w:top w:w="0" w:type="dxa"/>
             <w:left w:w="108" w:type="dxa"/>
@@ -650,7 +660,7 @@
           </w:tblCellMar>
         </w:tblPrEx>
         <w:trPr>
-          <w:trHeight w:val="635"/>
+          <w:trHeight w:val="635" w:hRule="atLeast"/>
           <w:jc w:val="center"/>
         </w:trPr>
         <w:tc>
@@ -701,7 +711,7 @@
             </w:r>
             <w:r>
               <w:rPr>
-                <w:rFonts w:asciiTheme="minorAscii" w:eastAsiaTheme="minorEastAsia" w:hAnsiTheme="minorAscii" w:hint="eastAsia"/>
+                <w:rFonts w:hint="eastAsia" w:asciiTheme="minorAscii" w:hAnsiTheme="minorAscii" w:eastAsiaTheme="minorEastAsia"/>
                 <w:spacing w:val="227"/>
                 <w:sz w:val="21"/>
                 <w:vertAlign w:val="baseline"/>
@@ -755,7 +765,7 @@
             </w:r>
             <w:r>
               <w:rPr>
-                <w:rFonts w:asciiTheme="minorAscii" w:eastAsiaTheme="minorEastAsia" w:hAnsiTheme="minorAscii" w:hint="eastAsia"/>
+                <w:rFonts w:hint="eastAsia" w:asciiTheme="minorAscii" w:hAnsiTheme="minorAscii" w:eastAsiaTheme="minorEastAsia"/>
                 <w:spacing w:val="227"/>
                 <w:sz w:val="21"/>
                 <w:vertAlign w:val="baseline"/>
@@ -816,14 +826,14 @@
         <w:ind w:left="3634"/>
         <w:textAlignment w:val="baseline"/>
         <w:rPr>
-          <w:rFonts w:ascii="宋体" w:eastAsia="宋体" w:hAnsi="宋体" w:cs="宋体"/>
+          <w:rFonts w:ascii="宋体" w:hAnsi="宋体" w:eastAsia="宋体" w:cs="宋体"/>
           <w:sz w:val="31"/>
           <w:szCs w:val="31"/>
         </w:rPr>
       </w:pPr>
       <w:r>
         <w:rPr>
-          <w:rFonts w:ascii="宋体" w:eastAsia="宋体" w:hAnsi="宋体" w:cs="宋体"/>
+          <w:rFonts w:ascii="宋体" w:hAnsi="宋体" w:eastAsia="宋体" w:cs="宋体"/>
           <w:b/>
           <w:bCs/>
           <w:spacing w:val="4"/>
@@ -835,16 +845,16 @@
     </w:p>
     <w:tbl>
       <w:tblPr>
-        <w:tblStyle w:val="TableNormal0"/>
+        <w:tblStyle w:val="26"/>
         <w:tblW w:w="8214" w:type="dxa"/>
         <w:jc w:val="center"/>
         <w:tblBorders>
-          <w:top w:val="single" w:sz="2" w:space="0" w:color="000000"/>
-          <w:left w:val="single" w:sz="2" w:space="0" w:color="000000"/>
-          <w:bottom w:val="single" w:sz="2" w:space="0" w:color="000000"/>
-          <w:right w:val="single" w:sz="2" w:space="0" w:color="000000"/>
-          <w:insideH w:val="single" w:sz="2" w:space="0" w:color="000000"/>
-          <w:insideV w:val="single" w:sz="2" w:space="0" w:color="000000"/>
+          <w:top w:val="single" w:color="000000" w:sz="2" w:space="0"/>
+          <w:left w:val="single" w:color="000000" w:sz="2" w:space="0"/>
+          <w:bottom w:val="single" w:color="000000" w:sz="2" w:space="0"/>
+          <w:right w:val="single" w:color="000000" w:sz="2" w:space="0"/>
+          <w:insideH w:val="single" w:color="000000" w:sz="2" w:space="0"/>
+          <w:insideV w:val="single" w:color="000000" w:sz="2" w:space="0"/>
         </w:tblBorders>
         <w:tblLayout w:type="fixed"/>
         <w:tblCellMar>
@@ -864,17 +874,14 @@
       </w:tblGrid>
       <w:tr>
         <w:tblPrEx>
-          <w:tblW w:w="8214" w:type="dxa"/>
-          <w:jc w:val="center"/>
           <w:tblBorders>
-            <w:top w:val="single" w:sz="2" w:space="0" w:color="000000"/>
-            <w:left w:val="single" w:sz="2" w:space="0" w:color="000000"/>
-            <w:bottom w:val="single" w:sz="2" w:space="0" w:color="000000"/>
-            <w:right w:val="single" w:sz="2" w:space="0" w:color="000000"/>
-            <w:insideH w:val="single" w:sz="2" w:space="0" w:color="000000"/>
-            <w:insideV w:val="single" w:sz="2" w:space="0" w:color="000000"/>
+            <w:top w:val="single" w:color="000000" w:sz="2" w:space="0"/>
+            <w:left w:val="single" w:color="000000" w:sz="2" w:space="0"/>
+            <w:bottom w:val="single" w:color="000000" w:sz="2" w:space="0"/>
+            <w:right w:val="single" w:color="000000" w:sz="2" w:space="0"/>
+            <w:insideH w:val="single" w:color="000000" w:sz="2" w:space="0"/>
+            <w:insideV w:val="single" w:color="000000" w:sz="2" w:space="0"/>
           </w:tblBorders>
-          <w:tblLayout w:type="fixed"/>
           <w:tblCellMar>
             <w:top w:w="0" w:type="dxa"/>
             <w:left w:w="0" w:type="dxa"/>
@@ -883,7 +890,7 @@
           </w:tblCellMar>
         </w:tblPrEx>
         <w:trPr>
-          <w:trHeight w:val="593"/>
+          <w:trHeight w:val="593" w:hRule="atLeast"/>
           <w:jc w:val="center"/>
         </w:trPr>
         <w:tc>
@@ -906,18 +913,18 @@
               <w:adjustRightInd w:val="0"/>
               <w:snapToGrid w:val="0"/>
               <w:spacing w:before="176" w:line="228" w:lineRule="auto"/>
-              <w:ind w:left="0" w:right="0" w:firstLine="0" w:leftChars="0" w:rightChars="0" w:firstLineChars="0"/>
+              <w:ind w:left="0" w:leftChars="0" w:right="0" w:rightChars="0" w:firstLine="0" w:firstLineChars="0"/>
               <w:jc w:val="center"/>
               <w:textAlignment w:val="baseline"/>
               <w:rPr>
-                <w:rFonts w:ascii="宋体" w:eastAsia="宋体" w:hAnsi="宋体" w:cs="宋体"/>
+                <w:rFonts w:ascii="宋体" w:hAnsi="宋体" w:eastAsia="宋体" w:cs="宋体"/>
                 <w:sz w:val="20"/>
                 <w:szCs w:val="20"/>
               </w:rPr>
             </w:pPr>
             <w:r>
               <w:rPr>
-                <w:rFonts w:ascii="宋体" w:hAnsi="宋体" w:cs="宋体" w:hint="eastAsia"/>
+                <w:rFonts w:hint="eastAsia" w:ascii="宋体" w:hAnsi="宋体" w:cs="宋体"/>
                 <w:spacing w:val="-14"/>
                 <w:sz w:val="20"/>
                 <w:szCs w:val="20"/>
@@ -927,7 +934,7 @@
             </w:r>
             <w:r>
               <w:rPr>
-                <w:rFonts w:ascii="宋体" w:eastAsia="宋体" w:hAnsi="宋体" w:cs="宋体"/>
+                <w:rFonts w:ascii="宋体" w:hAnsi="宋体" w:eastAsia="宋体" w:cs="宋体"/>
                 <w:spacing w:val="-14"/>
                 <w:sz w:val="20"/>
                 <w:szCs w:val="20"/>
@@ -956,18 +963,18 @@
               <w:adjustRightInd w:val="0"/>
               <w:snapToGrid w:val="0"/>
               <w:spacing w:before="175" w:line="227" w:lineRule="auto"/>
-              <w:ind w:left="0" w:right="0" w:firstLine="0" w:leftChars="0" w:rightChars="0" w:firstLineChars="0"/>
+              <w:ind w:left="0" w:leftChars="0" w:right="0" w:rightChars="0" w:firstLine="0" w:firstLineChars="0"/>
               <w:jc w:val="center"/>
               <w:textAlignment w:val="baseline"/>
               <w:rPr>
-                <w:rFonts w:ascii="宋体" w:eastAsia="宋体" w:hAnsi="宋体" w:cs="宋体"/>
+                <w:rFonts w:ascii="宋体" w:hAnsi="宋体" w:eastAsia="宋体" w:cs="宋体"/>
                 <w:sz w:val="20"/>
                 <w:szCs w:val="20"/>
               </w:rPr>
             </w:pPr>
             <w:r>
               <w:rPr>
-                <w:rFonts w:ascii="宋体" w:eastAsia="宋体" w:hAnsi="宋体" w:cs="宋体"/>
+                <w:rFonts w:ascii="宋体" w:hAnsi="宋体" w:eastAsia="宋体" w:cs="宋体"/>
                 <w:spacing w:val="4"/>
                 <w:sz w:val="20"/>
                 <w:szCs w:val="20"/>
@@ -996,18 +1003,18 @@
               <w:adjustRightInd w:val="0"/>
               <w:snapToGrid w:val="0"/>
               <w:spacing w:before="175" w:line="228" w:lineRule="auto"/>
-              <w:ind w:left="0" w:right="0" w:firstLine="0" w:leftChars="0" w:rightChars="0" w:firstLineChars="0"/>
+              <w:ind w:left="0" w:leftChars="0" w:right="0" w:rightChars="0" w:firstLine="0" w:firstLineChars="0"/>
               <w:jc w:val="center"/>
               <w:textAlignment w:val="baseline"/>
               <w:rPr>
-                <w:rFonts w:ascii="宋体" w:eastAsia="宋体" w:hAnsi="宋体" w:cs="宋体"/>
+                <w:rFonts w:ascii="宋体" w:hAnsi="宋体" w:eastAsia="宋体" w:cs="宋体"/>
                 <w:sz w:val="20"/>
                 <w:szCs w:val="20"/>
               </w:rPr>
             </w:pPr>
             <w:r>
               <w:rPr>
-                <w:rFonts w:ascii="宋体" w:eastAsia="宋体" w:hAnsi="宋体" w:cs="宋体"/>
+                <w:rFonts w:ascii="宋体" w:hAnsi="宋体" w:eastAsia="宋体" w:cs="宋体"/>
                 <w:spacing w:val="7"/>
                 <w:sz w:val="20"/>
                 <w:szCs w:val="20"/>
@@ -1036,11 +1043,11 @@
               <w:adjustRightInd w:val="0"/>
               <w:snapToGrid w:val="0"/>
               <w:spacing w:before="175" w:line="228" w:lineRule="auto"/>
-              <w:ind w:left="0" w:right="0" w:firstLine="0" w:leftChars="0" w:rightChars="0" w:firstLineChars="0"/>
+              <w:ind w:left="0" w:leftChars="0" w:right="0" w:rightChars="0" w:firstLine="0" w:firstLineChars="0"/>
               <w:jc w:val="center"/>
               <w:textAlignment w:val="baseline"/>
               <w:rPr>
-                <w:rFonts w:ascii="宋体" w:eastAsia="宋体" w:hAnsi="宋体" w:cs="宋体" w:hint="eastAsia"/>
+                <w:rFonts w:hint="eastAsia" w:ascii="宋体" w:hAnsi="宋体" w:eastAsia="宋体" w:cs="宋体"/>
                 <w:spacing w:val="7"/>
                 <w:sz w:val="20"/>
                 <w:szCs w:val="20"/>
@@ -1049,7 +1056,7 @@
             </w:pPr>
             <w:r>
               <w:rPr>
-                <w:rFonts w:ascii="宋体" w:hAnsi="宋体" w:cs="宋体" w:hint="eastAsia"/>
+                <w:rFonts w:hint="eastAsia" w:ascii="宋体" w:hAnsi="宋体" w:cs="宋体"/>
                 <w:spacing w:val="7"/>
                 <w:sz w:val="20"/>
                 <w:szCs w:val="20"/>
@@ -1079,11 +1086,11 @@
               <w:adjustRightInd w:val="0"/>
               <w:snapToGrid w:val="0"/>
               <w:spacing w:before="175" w:line="228" w:lineRule="auto"/>
-              <w:ind w:left="0" w:right="0" w:firstLine="0" w:leftChars="0" w:rightChars="0" w:firstLineChars="0"/>
+              <w:ind w:left="0" w:leftChars="0" w:right="0" w:rightChars="0" w:firstLine="0" w:firstLineChars="0"/>
               <w:jc w:val="center"/>
               <w:textAlignment w:val="baseline"/>
               <w:rPr>
-                <w:rFonts w:ascii="宋体" w:hAnsi="宋体" w:cs="宋体" w:hint="default"/>
+                <w:rFonts w:hint="default" w:ascii="宋体" w:hAnsi="宋体" w:cs="宋体"/>
                 <w:spacing w:val="7"/>
                 <w:sz w:val="20"/>
                 <w:szCs w:val="20"/>
@@ -1092,7 +1099,7 @@
             </w:pPr>
             <w:r>
               <w:rPr>
-                <w:rFonts w:ascii="宋体" w:hAnsi="宋体" w:cs="宋体" w:hint="eastAsia"/>
+                <w:rFonts w:hint="eastAsia" w:ascii="宋体" w:hAnsi="宋体" w:cs="宋体"/>
                 <w:spacing w:val="7"/>
                 <w:sz w:val="20"/>
                 <w:szCs w:val="20"/>
@@ -1122,18 +1129,18 @@
               <w:adjustRightInd w:val="0"/>
               <w:snapToGrid w:val="0"/>
               <w:spacing w:before="176" w:line="229" w:lineRule="auto"/>
-              <w:ind w:left="0" w:right="0" w:firstLine="0" w:leftChars="0" w:rightChars="0" w:firstLineChars="0"/>
+              <w:ind w:left="0" w:leftChars="0" w:right="0" w:rightChars="0" w:firstLine="0" w:firstLineChars="0"/>
               <w:jc w:val="center"/>
               <w:textAlignment w:val="baseline"/>
               <w:rPr>
-                <w:rFonts w:ascii="宋体" w:eastAsia="宋体" w:hAnsi="宋体" w:cs="宋体"/>
+                <w:rFonts w:ascii="宋体" w:hAnsi="宋体" w:eastAsia="宋体" w:cs="宋体"/>
                 <w:sz w:val="20"/>
                 <w:szCs w:val="20"/>
               </w:rPr>
             </w:pPr>
             <w:r>
               <w:rPr>
-                <w:rFonts w:ascii="宋体" w:eastAsia="宋体" w:hAnsi="宋体" w:cs="宋体"/>
+                <w:rFonts w:ascii="宋体" w:hAnsi="宋体" w:eastAsia="宋体" w:cs="宋体"/>
                 <w:spacing w:val="7"/>
                 <w:sz w:val="20"/>
                 <w:szCs w:val="20"/>
@@ -1145,9 +1152,14 @@
       </w:tr>
       <w:tr>
         <w:tblPrEx>
-          <w:tblW w:w="8214" w:type="dxa"/>
-          <w:jc w:val="center"/>
-          <w:tblLayout w:type="fixed"/>
+          <w:tblBorders>
+            <w:top w:val="single" w:color="000000" w:sz="2" w:space="0"/>
+            <w:left w:val="single" w:color="000000" w:sz="2" w:space="0"/>
+            <w:bottom w:val="single" w:color="000000" w:sz="2" w:space="0"/>
+            <w:right w:val="single" w:color="000000" w:sz="2" w:space="0"/>
+            <w:insideH w:val="single" w:color="000000" w:sz="2" w:space="0"/>
+            <w:insideV w:val="single" w:color="000000" w:sz="2" w:space="0"/>
+          </w:tblBorders>
           <w:tblCellMar>
             <w:top w:w="0" w:type="dxa"/>
             <w:left w:w="0" w:type="dxa"/>
@@ -1156,7 +1168,7 @@
           </w:tblCellMar>
         </w:tblPrEx>
         <w:trPr>
-          <w:trHeight w:val="516"/>
+          <w:trHeight w:val="516" w:hRule="atLeast"/>
           <w:jc w:val="center"/>
         </w:trPr>
         <w:tc>
@@ -1179,11 +1191,11 @@
               <w:adjustRightInd w:val="0"/>
               <w:snapToGrid w:val="0"/>
               <w:spacing w:before="173" w:line="267" w:lineRule="exact"/>
-              <w:ind w:left="0" w:right="0" w:firstLine="0" w:leftChars="0" w:rightChars="0" w:firstLineChars="0"/>
+              <w:ind w:left="0" w:leftChars="0" w:right="0" w:rightChars="0" w:firstLine="0" w:firstLineChars="0"/>
               <w:jc w:val="center"/>
               <w:textAlignment w:val="baseline"/>
               <w:rPr>
-                <w:rFonts w:ascii="宋体" w:eastAsia="宋体" w:hAnsi="宋体" w:cs="宋体" w:hint="default"/>
+                <w:rFonts w:hint="default" w:ascii="宋体" w:hAnsi="宋体" w:eastAsia="宋体" w:cs="宋体"/>
                 <w:sz w:val="20"/>
                 <w:szCs w:val="20"/>
                 <w:lang w:val="en-US"/>
@@ -1191,7 +1203,7 @@
             </w:pPr>
             <w:r>
               <w:rPr>
-                <w:rFonts w:ascii="宋体" w:eastAsia="宋体" w:hAnsi="宋体" w:cs="宋体"/>
+                <w:rFonts w:ascii="宋体" w:hAnsi="宋体" w:eastAsia="宋体" w:cs="宋体"/>
                 <w:spacing w:val="3"/>
                 <w:position w:val="1"/>
                 <w:sz w:val="20"/>
@@ -1201,7 +1213,7 @@
             </w:r>
             <w:r>
               <w:rPr>
-                <w:rFonts w:ascii="宋体" w:hAnsi="宋体" w:cs="宋体" w:hint="eastAsia"/>
+                <w:rFonts w:hint="eastAsia" w:ascii="宋体" w:hAnsi="宋体" w:cs="宋体"/>
                 <w:spacing w:val="3"/>
                 <w:position w:val="1"/>
                 <w:sz w:val="20"/>
@@ -1212,7 +1224,7 @@
             </w:r>
             <w:r>
               <w:rPr>
-                <w:rFonts w:ascii="宋体" w:eastAsia="宋体" w:hAnsi="宋体" w:cs="宋体"/>
+                <w:rFonts w:ascii="宋体" w:hAnsi="宋体" w:eastAsia="宋体" w:cs="宋体"/>
                 <w:spacing w:val="3"/>
                 <w:position w:val="1"/>
                 <w:sz w:val="20"/>
@@ -1222,7 +1234,7 @@
             </w:r>
             <w:r>
               <w:rPr>
-                <w:rFonts w:ascii="宋体" w:hAnsi="宋体" w:cs="宋体" w:hint="eastAsia"/>
+                <w:rFonts w:hint="eastAsia" w:ascii="宋体" w:hAnsi="宋体" w:cs="宋体"/>
                 <w:spacing w:val="3"/>
                 <w:position w:val="1"/>
                 <w:sz w:val="20"/>
@@ -1253,18 +1265,18 @@
               <w:adjustRightInd w:val="0"/>
               <w:snapToGrid w:val="0"/>
               <w:spacing w:before="173" w:line="267" w:lineRule="exact"/>
-              <w:ind w:left="0" w:right="0" w:firstLine="0" w:leftChars="0" w:rightChars="0" w:firstLineChars="0"/>
+              <w:ind w:left="0" w:leftChars="0" w:right="0" w:rightChars="0" w:firstLine="0" w:firstLineChars="0"/>
               <w:jc w:val="center"/>
               <w:textAlignment w:val="baseline"/>
               <w:rPr>
-                <w:rFonts w:ascii="宋体" w:eastAsia="宋体" w:hAnsi="宋体" w:cs="宋体"/>
+                <w:rFonts w:ascii="宋体" w:hAnsi="宋体" w:eastAsia="宋体" w:cs="宋体"/>
                 <w:sz w:val="20"/>
                 <w:szCs w:val="20"/>
               </w:rPr>
             </w:pPr>
             <w:r>
               <w:rPr>
-                <w:rFonts w:ascii="宋体" w:eastAsia="宋体" w:hAnsi="宋体" w:cs="宋体"/>
+                <w:rFonts w:ascii="宋体" w:hAnsi="宋体" w:eastAsia="宋体" w:cs="宋体"/>
                 <w:spacing w:val="4"/>
                 <w:position w:val="1"/>
                 <w:sz w:val="20"/>
@@ -1294,18 +1306,18 @@
               <w:adjustRightInd w:val="0"/>
               <w:snapToGrid w:val="0"/>
               <w:spacing w:before="172" w:line="228" w:lineRule="auto"/>
-              <w:ind w:left="0" w:right="0" w:firstLine="0" w:leftChars="0" w:rightChars="0" w:firstLineChars="0"/>
+              <w:ind w:left="0" w:leftChars="0" w:right="0" w:rightChars="0" w:firstLine="0" w:firstLineChars="0"/>
               <w:jc w:val="center"/>
               <w:textAlignment w:val="baseline"/>
               <w:rPr>
-                <w:rFonts w:ascii="宋体" w:eastAsia="宋体" w:hAnsi="宋体" w:cs="宋体"/>
+                <w:rFonts w:ascii="宋体" w:hAnsi="宋体" w:eastAsia="宋体" w:cs="宋体"/>
                 <w:sz w:val="20"/>
                 <w:szCs w:val="20"/>
               </w:rPr>
             </w:pPr>
             <w:r>
               <w:rPr>
-                <w:rFonts w:ascii="宋体" w:eastAsia="宋体" w:hAnsi="宋体" w:cs="宋体"/>
+                <w:rFonts w:ascii="宋体" w:hAnsi="宋体" w:eastAsia="宋体" w:cs="宋体"/>
                 <w:spacing w:val="200"/>
                 <w:kern w:val="0"/>
                 <w:sz w:val="20"/>
@@ -1315,7 +1327,7 @@
             </w:r>
             <w:r>
               <w:rPr>
-                <w:rFonts w:ascii="宋体" w:eastAsia="宋体" w:hAnsi="宋体" w:cs="宋体"/>
+                <w:rFonts w:ascii="宋体" w:hAnsi="宋体" w:eastAsia="宋体" w:cs="宋体"/>
                 <w:spacing w:val="0"/>
                 <w:kern w:val="0"/>
                 <w:sz w:val="20"/>
@@ -1345,11 +1357,11 @@
               <w:adjustRightInd w:val="0"/>
               <w:snapToGrid w:val="0"/>
               <w:spacing w:before="173" w:line="229" w:lineRule="auto"/>
-              <w:ind w:left="0" w:right="0" w:firstLine="0" w:leftChars="0" w:rightChars="0" w:firstLineChars="0"/>
+              <w:ind w:left="0" w:leftChars="0" w:right="0" w:rightChars="0" w:firstLine="0" w:firstLineChars="0"/>
               <w:jc w:val="center"/>
               <w:textAlignment w:val="baseline"/>
               <w:rPr>
-                <w:rFonts w:ascii="宋体" w:eastAsia="宋体" w:hAnsi="宋体" w:cs="宋体"/>
+                <w:rFonts w:ascii="宋体" w:hAnsi="宋体" w:eastAsia="宋体" w:cs="宋体"/>
                 <w:spacing w:val="200"/>
                 <w:kern w:val="0"/>
                 <w:sz w:val="20"/>
@@ -1358,7 +1370,7 @@
             </w:pPr>
             <w:r>
               <w:rPr>
-                <w:rFonts w:asciiTheme="minorAscii" w:eastAsiaTheme="minorEastAsia" w:hAnsiTheme="minorAscii" w:hint="eastAsia"/>
+                <w:rFonts w:hint="eastAsia" w:asciiTheme="minorAscii" w:hAnsiTheme="minorAscii" w:eastAsiaTheme="minorEastAsia"/>
                 <w:spacing w:val="0"/>
                 <w:kern w:val="0"/>
                 <w:sz w:val="21"/>
@@ -1389,11 +1401,11 @@
               <w:adjustRightInd w:val="0"/>
               <w:snapToGrid w:val="0"/>
               <w:spacing w:before="172" w:line="228" w:lineRule="auto"/>
-              <w:ind w:left="0" w:right="0" w:firstLine="0" w:leftChars="0" w:rightChars="0" w:firstLineChars="0"/>
+              <w:ind w:left="0" w:leftChars="0" w:right="0" w:rightChars="0" w:firstLine="0" w:firstLineChars="0"/>
               <w:jc w:val="center"/>
               <w:textAlignment w:val="baseline"/>
               <w:rPr>
-                <w:rFonts w:ascii="宋体" w:eastAsia="宋体" w:hAnsi="宋体" w:cs="宋体"/>
+                <w:rFonts w:ascii="宋体" w:hAnsi="宋体" w:eastAsia="宋体" w:cs="宋体"/>
                 <w:spacing w:val="200"/>
                 <w:kern w:val="0"/>
                 <w:sz w:val="20"/>
@@ -1402,7 +1414,7 @@
             </w:pPr>
             <w:r>
               <w:rPr>
-                <w:rFonts w:ascii="宋体" w:eastAsia="宋体" w:hAnsi="宋体" w:cs="宋体" w:hint="eastAsia"/>
+                <w:rFonts w:hint="eastAsia" w:ascii="宋体" w:hAnsi="宋体" w:eastAsia="宋体" w:cs="宋体"/>
                 <w:spacing w:val="200"/>
                 <w:kern w:val="0"/>
                 <w:sz w:val="20"/>
@@ -1412,7 +1424,7 @@
             </w:r>
             <w:r>
               <w:rPr>
-                <w:rFonts w:asciiTheme="minorAscii" w:eastAsiaTheme="minorEastAsia" w:hAnsiTheme="minorAscii" w:hint="eastAsia"/>
+                <w:rFonts w:hint="eastAsia" w:asciiTheme="minorAscii" w:hAnsiTheme="minorAscii" w:eastAsiaTheme="minorEastAsia"/>
                 <w:spacing w:val="0"/>
                 <w:kern w:val="0"/>
                 <w:sz w:val="21"/>
@@ -1443,18 +1455,18 @@
               <w:adjustRightInd w:val="0"/>
               <w:snapToGrid w:val="0"/>
               <w:spacing w:before="173" w:line="229" w:lineRule="auto"/>
-              <w:ind w:left="0" w:right="0" w:firstLine="0" w:leftChars="0" w:rightChars="0" w:firstLineChars="0"/>
+              <w:ind w:left="0" w:leftChars="0" w:right="0" w:rightChars="0" w:firstLine="0" w:firstLineChars="0"/>
               <w:jc w:val="center"/>
               <w:textAlignment w:val="baseline"/>
               <w:rPr>
-                <w:rFonts w:ascii="宋体" w:eastAsia="宋体" w:hAnsi="宋体" w:cs="宋体"/>
+                <w:rFonts w:ascii="宋体" w:hAnsi="宋体" w:eastAsia="宋体" w:cs="宋体"/>
                 <w:sz w:val="20"/>
                 <w:szCs w:val="20"/>
               </w:rPr>
             </w:pPr>
             <w:r>
               <w:rPr>
-                <w:rFonts w:asciiTheme="minorAscii" w:eastAsiaTheme="minorEastAsia" w:hAnsiTheme="minorAscii" w:hint="eastAsia"/>
+                <w:rFonts w:hint="eastAsia" w:asciiTheme="minorAscii" w:hAnsiTheme="minorAscii" w:eastAsiaTheme="minorEastAsia"/>
                 <w:spacing w:val="0"/>
                 <w:kern w:val="0"/>
                 <w:sz w:val="21"/>
@@ -1468,9 +1480,14 @@
       </w:tr>
       <w:tr>
         <w:tblPrEx>
-          <w:tblW w:w="8214" w:type="dxa"/>
-          <w:jc w:val="center"/>
-          <w:tblLayout w:type="fixed"/>
+          <w:tblBorders>
+            <w:top w:val="single" w:color="000000" w:sz="2" w:space="0"/>
+            <w:left w:val="single" w:color="000000" w:sz="2" w:space="0"/>
+            <w:bottom w:val="single" w:color="000000" w:sz="2" w:space="0"/>
+            <w:right w:val="single" w:color="000000" w:sz="2" w:space="0"/>
+            <w:insideH w:val="single" w:color="000000" w:sz="2" w:space="0"/>
+            <w:insideV w:val="single" w:color="000000" w:sz="2" w:space="0"/>
+          </w:tblBorders>
           <w:tblCellMar>
             <w:top w:w="0" w:type="dxa"/>
             <w:left w:w="0" w:type="dxa"/>
@@ -1479,7 +1496,7 @@
           </w:tblCellMar>
         </w:tblPrEx>
         <w:trPr>
-          <w:trHeight w:val="556"/>
+          <w:trHeight w:val="556" w:hRule="atLeast"/>
           <w:jc w:val="center"/>
         </w:trPr>
         <w:tc>
@@ -1488,7 +1505,7 @@
           </w:tcPr>
           <w:p>
             <w:pPr>
-              <w:pStyle w:val="TableText"/>
+              <w:pStyle w:val="27"/>
               <w:keepNext w:val="0"/>
               <w:keepLines w:val="0"/>
               <w:pageBreakBefore w:val="0"/>
@@ -1502,7 +1519,7 @@
               <w:bidi w:val="0"/>
               <w:adjustRightInd w:val="0"/>
               <w:snapToGrid w:val="0"/>
-              <w:ind w:left="0" w:right="0" w:firstLine="0" w:leftChars="0" w:rightChars="0" w:firstLineChars="0"/>
+              <w:ind w:left="0" w:leftChars="0" w:right="0" w:rightChars="0" w:firstLine="0" w:firstLineChars="0"/>
               <w:jc w:val="center"/>
               <w:textAlignment w:val="baseline"/>
             </w:pPr>
@@ -1514,7 +1531,7 @@
           </w:tcPr>
           <w:p>
             <w:pPr>
-              <w:pStyle w:val="TableText"/>
+              <w:pStyle w:val="27"/>
               <w:keepNext w:val="0"/>
               <w:keepLines w:val="0"/>
               <w:pageBreakBefore w:val="0"/>
@@ -1528,7 +1545,7 @@
               <w:bidi w:val="0"/>
               <w:adjustRightInd w:val="0"/>
               <w:snapToGrid w:val="0"/>
-              <w:ind w:left="0" w:right="0" w:firstLine="0" w:leftChars="0" w:rightChars="0" w:firstLineChars="0"/>
+              <w:ind w:left="0" w:leftChars="0" w:right="0" w:rightChars="0" w:firstLine="0" w:firstLineChars="0"/>
               <w:jc w:val="center"/>
               <w:textAlignment w:val="baseline"/>
             </w:pPr>
@@ -1540,7 +1557,7 @@
           </w:tcPr>
           <w:p>
             <w:pPr>
-              <w:pStyle w:val="TableText"/>
+              <w:pStyle w:val="27"/>
               <w:keepNext w:val="0"/>
               <w:keepLines w:val="0"/>
               <w:pageBreakBefore w:val="0"/>
@@ -1554,7 +1571,7 @@
               <w:bidi w:val="0"/>
               <w:adjustRightInd w:val="0"/>
               <w:snapToGrid w:val="0"/>
-              <w:ind w:left="0" w:right="0" w:firstLine="0" w:leftChars="0" w:rightChars="0" w:firstLineChars="0"/>
+              <w:ind w:left="0" w:leftChars="0" w:right="0" w:rightChars="0" w:firstLine="0" w:firstLineChars="0"/>
               <w:jc w:val="center"/>
               <w:textAlignment w:val="baseline"/>
             </w:pPr>
@@ -1566,7 +1583,7 @@
           </w:tcPr>
           <w:p>
             <w:pPr>
-              <w:pStyle w:val="TableText"/>
+              <w:pStyle w:val="27"/>
               <w:keepNext w:val="0"/>
               <w:keepLines w:val="0"/>
               <w:pageBreakBefore w:val="0"/>
@@ -1580,7 +1597,7 @@
               <w:bidi w:val="0"/>
               <w:adjustRightInd w:val="0"/>
               <w:snapToGrid w:val="0"/>
-              <w:ind w:left="0" w:right="0" w:firstLine="0" w:leftChars="0" w:rightChars="0" w:firstLineChars="0"/>
+              <w:ind w:left="0" w:leftChars="0" w:right="0" w:rightChars="0" w:firstLine="0" w:firstLineChars="0"/>
               <w:jc w:val="center"/>
               <w:textAlignment w:val="baseline"/>
             </w:pPr>
@@ -1592,7 +1609,7 @@
           </w:tcPr>
           <w:p>
             <w:pPr>
-              <w:pStyle w:val="TableText"/>
+              <w:pStyle w:val="27"/>
               <w:keepNext w:val="0"/>
               <w:keepLines w:val="0"/>
               <w:pageBreakBefore w:val="0"/>
@@ -1606,7 +1623,7 @@
               <w:bidi w:val="0"/>
               <w:adjustRightInd w:val="0"/>
               <w:snapToGrid w:val="0"/>
-              <w:ind w:left="0" w:right="0" w:firstLine="0" w:leftChars="0" w:rightChars="0" w:firstLineChars="0"/>
+              <w:ind w:left="0" w:leftChars="0" w:right="0" w:rightChars="0" w:firstLine="0" w:firstLineChars="0"/>
               <w:jc w:val="center"/>
               <w:textAlignment w:val="baseline"/>
             </w:pPr>
@@ -1618,7 +1635,7 @@
           </w:tcPr>
           <w:p>
             <w:pPr>
-              <w:pStyle w:val="TableText"/>
+              <w:pStyle w:val="27"/>
               <w:keepNext w:val="0"/>
               <w:keepLines w:val="0"/>
               <w:pageBreakBefore w:val="0"/>
@@ -1632,7 +1649,7 @@
               <w:bidi w:val="0"/>
               <w:adjustRightInd w:val="0"/>
               <w:snapToGrid w:val="0"/>
-              <w:ind w:left="0" w:right="0" w:firstLine="0" w:leftChars="0" w:rightChars="0" w:firstLineChars="0"/>
+              <w:ind w:left="0" w:leftChars="0" w:right="0" w:rightChars="0" w:firstLine="0" w:firstLineChars="0"/>
               <w:jc w:val="center"/>
               <w:textAlignment w:val="baseline"/>
             </w:pPr>
@@ -1641,9 +1658,14 @@
       </w:tr>
       <w:tr>
         <w:tblPrEx>
-          <w:tblW w:w="8214" w:type="dxa"/>
-          <w:jc w:val="center"/>
-          <w:tblLayout w:type="fixed"/>
+          <w:tblBorders>
+            <w:top w:val="single" w:color="000000" w:sz="2" w:space="0"/>
+            <w:left w:val="single" w:color="000000" w:sz="2" w:space="0"/>
+            <w:bottom w:val="single" w:color="000000" w:sz="2" w:space="0"/>
+            <w:right w:val="single" w:color="000000" w:sz="2" w:space="0"/>
+            <w:insideH w:val="single" w:color="000000" w:sz="2" w:space="0"/>
+            <w:insideV w:val="single" w:color="000000" w:sz="2" w:space="0"/>
+          </w:tblBorders>
           <w:tblCellMar>
             <w:top w:w="0" w:type="dxa"/>
             <w:left w:w="0" w:type="dxa"/>
@@ -1652,7 +1674,7 @@
           </w:tblCellMar>
         </w:tblPrEx>
         <w:trPr>
-          <w:trHeight w:val="556"/>
+          <w:trHeight w:val="556" w:hRule="atLeast"/>
           <w:jc w:val="center"/>
         </w:trPr>
         <w:tc>
@@ -1661,7 +1683,7 @@
           </w:tcPr>
           <w:p>
             <w:pPr>
-              <w:pStyle w:val="TableText"/>
+              <w:pStyle w:val="27"/>
               <w:keepNext w:val="0"/>
               <w:keepLines w:val="0"/>
               <w:pageBreakBefore w:val="0"/>
@@ -1675,7 +1697,7 @@
               <w:bidi w:val="0"/>
               <w:adjustRightInd w:val="0"/>
               <w:snapToGrid w:val="0"/>
-              <w:ind w:left="0" w:right="0" w:firstLine="0" w:leftChars="0" w:rightChars="0" w:firstLineChars="0"/>
+              <w:ind w:left="0" w:leftChars="0" w:right="0" w:rightChars="0" w:firstLine="0" w:firstLineChars="0"/>
               <w:jc w:val="center"/>
               <w:textAlignment w:val="baseline"/>
             </w:pPr>
@@ -1687,7 +1709,7 @@
           </w:tcPr>
           <w:p>
             <w:pPr>
-              <w:pStyle w:val="TableText"/>
+              <w:pStyle w:val="27"/>
               <w:keepNext w:val="0"/>
               <w:keepLines w:val="0"/>
               <w:pageBreakBefore w:val="0"/>
@@ -1701,7 +1723,7 @@
               <w:bidi w:val="0"/>
               <w:adjustRightInd w:val="0"/>
               <w:snapToGrid w:val="0"/>
-              <w:ind w:left="0" w:right="0" w:firstLine="0" w:leftChars="0" w:rightChars="0" w:firstLineChars="0"/>
+              <w:ind w:left="0" w:leftChars="0" w:right="0" w:rightChars="0" w:firstLine="0" w:firstLineChars="0"/>
               <w:jc w:val="center"/>
               <w:textAlignment w:val="baseline"/>
             </w:pPr>
@@ -1713,7 +1735,7 @@
           </w:tcPr>
           <w:p>
             <w:pPr>
-              <w:pStyle w:val="TableText"/>
+              <w:pStyle w:val="27"/>
               <w:keepNext w:val="0"/>
               <w:keepLines w:val="0"/>
               <w:pageBreakBefore w:val="0"/>
@@ -1727,7 +1749,7 @@
               <w:bidi w:val="0"/>
               <w:adjustRightInd w:val="0"/>
               <w:snapToGrid w:val="0"/>
-              <w:ind w:left="0" w:right="0" w:firstLine="0" w:leftChars="0" w:rightChars="0" w:firstLineChars="0"/>
+              <w:ind w:left="0" w:leftChars="0" w:right="0" w:rightChars="0" w:firstLine="0" w:firstLineChars="0"/>
               <w:jc w:val="center"/>
               <w:textAlignment w:val="baseline"/>
             </w:pPr>
@@ -1739,7 +1761,7 @@
           </w:tcPr>
           <w:p>
             <w:pPr>
-              <w:pStyle w:val="TableText"/>
+              <w:pStyle w:val="27"/>
               <w:keepNext w:val="0"/>
               <w:keepLines w:val="0"/>
               <w:pageBreakBefore w:val="0"/>
@@ -1753,7 +1775,7 @@
               <w:bidi w:val="0"/>
               <w:adjustRightInd w:val="0"/>
               <w:snapToGrid w:val="0"/>
-              <w:ind w:left="0" w:right="0" w:firstLine="0" w:leftChars="0" w:rightChars="0" w:firstLineChars="0"/>
+              <w:ind w:left="0" w:leftChars="0" w:right="0" w:rightChars="0" w:firstLine="0" w:firstLineChars="0"/>
               <w:jc w:val="center"/>
               <w:textAlignment w:val="baseline"/>
             </w:pPr>
@@ -1765,7 +1787,7 @@
           </w:tcPr>
           <w:p>
             <w:pPr>
-              <w:pStyle w:val="TableText"/>
+              <w:pStyle w:val="27"/>
               <w:keepNext w:val="0"/>
               <w:keepLines w:val="0"/>
               <w:pageBreakBefore w:val="0"/>
@@ -1779,7 +1801,7 @@
               <w:bidi w:val="0"/>
               <w:adjustRightInd w:val="0"/>
               <w:snapToGrid w:val="0"/>
-              <w:ind w:left="0" w:right="0" w:firstLine="0" w:leftChars="0" w:rightChars="0" w:firstLineChars="0"/>
+              <w:ind w:left="0" w:leftChars="0" w:right="0" w:rightChars="0" w:firstLine="0" w:firstLineChars="0"/>
               <w:jc w:val="center"/>
               <w:textAlignment w:val="baseline"/>
             </w:pPr>
@@ -1791,7 +1813,7 @@
           </w:tcPr>
           <w:p>
             <w:pPr>
-              <w:pStyle w:val="TableText"/>
+              <w:pStyle w:val="27"/>
               <w:keepNext w:val="0"/>
               <w:keepLines w:val="0"/>
               <w:pageBreakBefore w:val="0"/>
@@ -1805,7 +1827,7 @@
               <w:bidi w:val="0"/>
               <w:adjustRightInd w:val="0"/>
               <w:snapToGrid w:val="0"/>
-              <w:ind w:left="0" w:right="0" w:firstLine="0" w:leftChars="0" w:rightChars="0" w:firstLineChars="0"/>
+              <w:ind w:left="0" w:leftChars="0" w:right="0" w:rightChars="0" w:firstLine="0" w:firstLineChars="0"/>
               <w:jc w:val="center"/>
               <w:textAlignment w:val="baseline"/>
             </w:pPr>
@@ -1814,9 +1836,14 @@
       </w:tr>
       <w:tr>
         <w:tblPrEx>
-          <w:tblW w:w="8214" w:type="dxa"/>
-          <w:jc w:val="center"/>
-          <w:tblLayout w:type="fixed"/>
+          <w:tblBorders>
+            <w:top w:val="single" w:color="000000" w:sz="2" w:space="0"/>
+            <w:left w:val="single" w:color="000000" w:sz="2" w:space="0"/>
+            <w:bottom w:val="single" w:color="000000" w:sz="2" w:space="0"/>
+            <w:right w:val="single" w:color="000000" w:sz="2" w:space="0"/>
+            <w:insideH w:val="single" w:color="000000" w:sz="2" w:space="0"/>
+            <w:insideV w:val="single" w:color="000000" w:sz="2" w:space="0"/>
+          </w:tblBorders>
           <w:tblCellMar>
             <w:top w:w="0" w:type="dxa"/>
             <w:left w:w="0" w:type="dxa"/>
@@ -1825,7 +1852,7 @@
           </w:tblCellMar>
         </w:tblPrEx>
         <w:trPr>
-          <w:trHeight w:val="557"/>
+          <w:trHeight w:val="557" w:hRule="atLeast"/>
           <w:jc w:val="center"/>
         </w:trPr>
         <w:tc>
@@ -1834,7 +1861,7 @@
           </w:tcPr>
           <w:p>
             <w:pPr>
-              <w:pStyle w:val="TableText"/>
+              <w:pStyle w:val="27"/>
               <w:keepNext w:val="0"/>
               <w:keepLines w:val="0"/>
               <w:pageBreakBefore w:val="0"/>
@@ -1848,7 +1875,7 @@
               <w:bidi w:val="0"/>
               <w:adjustRightInd w:val="0"/>
               <w:snapToGrid w:val="0"/>
-              <w:ind w:left="0" w:right="0" w:firstLine="0" w:leftChars="0" w:rightChars="0" w:firstLineChars="0"/>
+              <w:ind w:left="0" w:leftChars="0" w:right="0" w:rightChars="0" w:firstLine="0" w:firstLineChars="0"/>
               <w:jc w:val="center"/>
               <w:textAlignment w:val="baseline"/>
             </w:pPr>
@@ -1860,7 +1887,7 @@
           </w:tcPr>
           <w:p>
             <w:pPr>
-              <w:pStyle w:val="TableText"/>
+              <w:pStyle w:val="27"/>
               <w:keepNext w:val="0"/>
               <w:keepLines w:val="0"/>
               <w:pageBreakBefore w:val="0"/>
@@ -1874,7 +1901,7 @@
               <w:bidi w:val="0"/>
               <w:adjustRightInd w:val="0"/>
               <w:snapToGrid w:val="0"/>
-              <w:ind w:left="0" w:right="0" w:firstLine="0" w:leftChars="0" w:rightChars="0" w:firstLineChars="0"/>
+              <w:ind w:left="0" w:leftChars="0" w:right="0" w:rightChars="0" w:firstLine="0" w:firstLineChars="0"/>
               <w:jc w:val="center"/>
               <w:textAlignment w:val="baseline"/>
             </w:pPr>
@@ -1886,7 +1913,7 @@
           </w:tcPr>
           <w:p>
             <w:pPr>
-              <w:pStyle w:val="TableText"/>
+              <w:pStyle w:val="27"/>
               <w:keepNext w:val="0"/>
               <w:keepLines w:val="0"/>
               <w:pageBreakBefore w:val="0"/>
@@ -1900,7 +1927,7 @@
               <w:bidi w:val="0"/>
               <w:adjustRightInd w:val="0"/>
               <w:snapToGrid w:val="0"/>
-              <w:ind w:left="0" w:right="0" w:firstLine="0" w:leftChars="0" w:rightChars="0" w:firstLineChars="0"/>
+              <w:ind w:left="0" w:leftChars="0" w:right="0" w:rightChars="0" w:firstLine="0" w:firstLineChars="0"/>
               <w:jc w:val="center"/>
               <w:textAlignment w:val="baseline"/>
             </w:pPr>
@@ -1912,7 +1939,7 @@
           </w:tcPr>
           <w:p>
             <w:pPr>
-              <w:pStyle w:val="TableText"/>
+              <w:pStyle w:val="27"/>
               <w:keepNext w:val="0"/>
               <w:keepLines w:val="0"/>
               <w:pageBreakBefore w:val="0"/>
@@ -1926,7 +1953,7 @@
               <w:bidi w:val="0"/>
               <w:adjustRightInd w:val="0"/>
               <w:snapToGrid w:val="0"/>
-              <w:ind w:left="0" w:right="0" w:firstLine="0" w:leftChars="0" w:rightChars="0" w:firstLineChars="0"/>
+              <w:ind w:left="0" w:leftChars="0" w:right="0" w:rightChars="0" w:firstLine="0" w:firstLineChars="0"/>
               <w:jc w:val="center"/>
               <w:textAlignment w:val="baseline"/>
             </w:pPr>
@@ -1938,7 +1965,7 @@
           </w:tcPr>
           <w:p>
             <w:pPr>
-              <w:pStyle w:val="TableText"/>
+              <w:pStyle w:val="27"/>
               <w:keepNext w:val="0"/>
               <w:keepLines w:val="0"/>
               <w:pageBreakBefore w:val="0"/>
@@ -1952,7 +1979,7 @@
               <w:bidi w:val="0"/>
               <w:adjustRightInd w:val="0"/>
               <w:snapToGrid w:val="0"/>
-              <w:ind w:left="0" w:right="0" w:firstLine="0" w:leftChars="0" w:rightChars="0" w:firstLineChars="0"/>
+              <w:ind w:left="0" w:leftChars="0" w:right="0" w:rightChars="0" w:firstLine="0" w:firstLineChars="0"/>
               <w:jc w:val="center"/>
               <w:textAlignment w:val="baseline"/>
             </w:pPr>
@@ -1964,7 +1991,7 @@
           </w:tcPr>
           <w:p>
             <w:pPr>
-              <w:pStyle w:val="TableText"/>
+              <w:pStyle w:val="27"/>
               <w:keepNext w:val="0"/>
               <w:keepLines w:val="0"/>
               <w:pageBreakBefore w:val="0"/>
@@ -1978,7 +2005,7 @@
               <w:bidi w:val="0"/>
               <w:adjustRightInd w:val="0"/>
               <w:snapToGrid w:val="0"/>
-              <w:ind w:left="0" w:right="0" w:firstLine="0" w:leftChars="0" w:rightChars="0" w:firstLineChars="0"/>
+              <w:ind w:left="0" w:leftChars="0" w:right="0" w:rightChars="0" w:firstLine="0" w:firstLineChars="0"/>
               <w:jc w:val="center"/>
               <w:textAlignment w:val="baseline"/>
             </w:pPr>
@@ -2010,7 +2037,7 @@
     <w:sdt>
       <w:sdtPr>
         <w:rPr>
-          <w:rFonts w:ascii="宋体" w:eastAsia="宋体" w:hAnsi="宋体" w:cs="Arial"/>
+          <w:rFonts w:ascii="宋体" w:hAnsi="宋体" w:eastAsia="宋体" w:cs="Arial"/>
           <w:snapToGrid w:val="0"/>
           <w:color w:val="000000"/>
           <w:kern w:val="0"/>
@@ -2026,7 +2053,7 @@
       </w:sdtPr>
       <w:sdtEndPr>
         <w:rPr>
-          <w:rFonts w:ascii="宋体" w:eastAsia="宋体" w:hAnsi="宋体" w:cs="宋体" w:hint="eastAsia"/>
+          <w:rFonts w:hint="eastAsia" w:ascii="宋体" w:hAnsi="宋体" w:eastAsia="宋体" w:cs="宋体"/>
           <w:snapToGrid w:val="0"/>
           <w:color w:val="000000"/>
           <w:kern w:val="0"/>
@@ -2052,18 +2079,18 @@
             <w:adjustRightInd w:val="0"/>
             <w:snapToGrid w:val="0"/>
             <w:spacing w:before="0" w:beforeLines="0" w:after="0" w:afterLines="0" w:line="240" w:lineRule="auto"/>
-            <w:ind w:left="0" w:right="0" w:firstLine="0" w:leftChars="0" w:rightChars="0" w:firstLineChars="0"/>
+            <w:ind w:left="0" w:leftChars="0" w:right="0" w:rightChars="0" w:firstLine="0" w:firstLineChars="0"/>
             <w:jc w:val="center"/>
             <w:textAlignment w:val="baseline"/>
             <w:rPr>
-              <w:rFonts w:ascii="宋体" w:eastAsia="宋体" w:hAnsi="宋体" w:cs="宋体" w:hint="eastAsia"/>
+              <w:rFonts w:hint="eastAsia" w:ascii="宋体" w:hAnsi="宋体" w:eastAsia="宋体" w:cs="宋体"/>
               <w:sz w:val="24"/>
               <w:szCs w:val="24"/>
             </w:rPr>
           </w:pPr>
           <w:r>
             <w:rPr>
-              <w:rFonts w:ascii="宋体" w:eastAsia="宋体" w:hAnsi="宋体" w:cs="宋体" w:hint="eastAsia"/>
+              <w:rFonts w:hint="eastAsia" w:ascii="宋体" w:hAnsi="宋体" w:eastAsia="宋体" w:cs="宋体"/>
               <w:sz w:val="24"/>
               <w:szCs w:val="24"/>
             </w:rPr>
@@ -2072,14 +2099,14 @@
         </w:p>
         <w:p>
           <w:pPr>
-            <w:pStyle w:val="TOC1"/>
+            <w:pStyle w:val="16"/>
             <w:tabs>
               <w:tab w:val="right" w:leader="dot" w:pos="8306"/>
             </w:tabs>
           </w:pPr>
           <w:r>
             <w:rPr>
-              <w:rFonts w:ascii="宋体" w:eastAsia="宋体" w:hAnsi="宋体" w:cs="宋体" w:hint="eastAsia"/>
+              <w:rFonts w:hint="eastAsia" w:ascii="宋体" w:hAnsi="宋体" w:eastAsia="宋体" w:cs="宋体"/>
               <w:sz w:val="24"/>
               <w:szCs w:val="24"/>
             </w:rPr>
@@ -2087,7 +2114,7 @@
           </w:r>
           <w:r>
             <w:rPr>
-              <w:rFonts w:ascii="宋体" w:eastAsia="宋体" w:hAnsi="宋体" w:cs="宋体" w:hint="eastAsia"/>
+              <w:rFonts w:hint="eastAsia" w:ascii="宋体" w:hAnsi="宋体" w:eastAsia="宋体" w:cs="宋体"/>
               <w:sz w:val="24"/>
               <w:szCs w:val="24"/>
             </w:rPr>
@@ -2095,7 +2122,7 @@
           </w:r>
           <w:r>
             <w:rPr>
-              <w:rFonts w:ascii="宋体" w:eastAsia="宋体" w:hAnsi="宋体" w:cs="宋体" w:hint="eastAsia"/>
+              <w:rFonts w:hint="eastAsia" w:ascii="宋体" w:hAnsi="宋体" w:eastAsia="宋体" w:cs="宋体"/>
               <w:sz w:val="24"/>
               <w:szCs w:val="24"/>
             </w:rPr>
@@ -2103,21 +2130,21 @@
           </w:r>
           <w:r>
             <w:rPr>
-              <w:rFonts w:ascii="宋体" w:eastAsia="宋体" w:hAnsi="宋体" w:cs="宋体" w:hint="eastAsia"/>
+              <w:rFonts w:hint="eastAsia" w:ascii="宋体" w:hAnsi="宋体" w:eastAsia="宋体" w:cs="宋体"/>
               <w:szCs w:val="24"/>
             </w:rPr>
             <w:fldChar w:fldCharType="begin"/>
           </w:r>
           <w:r>
             <w:rPr>
-              <w:rFonts w:ascii="宋体" w:eastAsia="宋体" w:hAnsi="宋体" w:cs="宋体" w:hint="eastAsia"/>
+              <w:rFonts w:hint="eastAsia" w:ascii="宋体" w:hAnsi="宋体" w:eastAsia="宋体" w:cs="宋体"/>
               <w:szCs w:val="24"/>
             </w:rPr>
             <w:instrText xml:space="preserve"> HYPERLINK \l _Toc15007 </w:instrText>
           </w:r>
           <w:r>
             <w:rPr>
-              <w:rFonts w:ascii="宋体" w:eastAsia="宋体" w:hAnsi="宋体" w:cs="宋体" w:hint="eastAsia"/>
+              <w:rFonts w:hint="eastAsia" w:ascii="宋体" w:hAnsi="宋体" w:eastAsia="宋体" w:cs="宋体"/>
               <w:szCs w:val="24"/>
             </w:rPr>
             <w:fldChar w:fldCharType="separate"/>
@@ -2149,7 +2176,7 @@
           </w:r>
           <w:r>
             <w:rPr>
-              <w:rFonts w:ascii="宋体" w:eastAsia="宋体" w:hAnsi="宋体" w:cs="宋体" w:hint="eastAsia"/>
+              <w:rFonts w:hint="eastAsia" w:ascii="宋体" w:hAnsi="宋体" w:eastAsia="宋体" w:cs="宋体"/>
               <w:szCs w:val="24"/>
             </w:rPr>
             <w:fldChar w:fldCharType="end"/>
@@ -2157,28 +2184,28 @@
         </w:p>
         <w:p>
           <w:pPr>
-            <w:pStyle w:val="TOC1"/>
+            <w:pStyle w:val="16"/>
             <w:tabs>
               <w:tab w:val="right" w:leader="dot" w:pos="8306"/>
             </w:tabs>
           </w:pPr>
           <w:r>
             <w:rPr>
-              <w:rFonts w:ascii="宋体" w:eastAsia="宋体" w:hAnsi="宋体" w:cs="宋体" w:hint="eastAsia"/>
+              <w:rFonts w:hint="eastAsia" w:ascii="宋体" w:hAnsi="宋体" w:eastAsia="宋体" w:cs="宋体"/>
               <w:szCs w:val="24"/>
             </w:rPr>
             <w:fldChar w:fldCharType="begin"/>
           </w:r>
           <w:r>
             <w:rPr>
-              <w:rFonts w:ascii="宋体" w:eastAsia="宋体" w:hAnsi="宋体" w:cs="宋体" w:hint="eastAsia"/>
+              <w:rFonts w:hint="eastAsia" w:ascii="宋体" w:hAnsi="宋体" w:eastAsia="宋体" w:cs="宋体"/>
               <w:szCs w:val="24"/>
             </w:rPr>
             <w:instrText xml:space="preserve"> HYPERLINK \l _Toc23426 </w:instrText>
           </w:r>
           <w:r>
             <w:rPr>
-              <w:rFonts w:ascii="宋体" w:eastAsia="宋体" w:hAnsi="宋体" w:cs="宋体" w:hint="eastAsia"/>
+              <w:rFonts w:hint="eastAsia" w:ascii="宋体" w:hAnsi="宋体" w:eastAsia="宋体" w:cs="宋体"/>
               <w:szCs w:val="24"/>
             </w:rPr>
             <w:fldChar w:fldCharType="separate"/>
@@ -2210,7 +2237,7 @@
           </w:r>
           <w:r>
             <w:rPr>
-              <w:rFonts w:ascii="宋体" w:eastAsia="宋体" w:hAnsi="宋体" w:cs="宋体" w:hint="eastAsia"/>
+              <w:rFonts w:hint="eastAsia" w:ascii="宋体" w:hAnsi="宋体" w:eastAsia="宋体" w:cs="宋体"/>
               <w:szCs w:val="24"/>
             </w:rPr>
             <w:fldChar w:fldCharType="end"/>
@@ -2218,28 +2245,28 @@
         </w:p>
         <w:p>
           <w:pPr>
-            <w:pStyle w:val="TOC1"/>
+            <w:pStyle w:val="16"/>
             <w:tabs>
               <w:tab w:val="right" w:leader="dot" w:pos="8306"/>
             </w:tabs>
           </w:pPr>
           <w:r>
             <w:rPr>
-              <w:rFonts w:ascii="宋体" w:eastAsia="宋体" w:hAnsi="宋体" w:cs="宋体" w:hint="eastAsia"/>
+              <w:rFonts w:hint="eastAsia" w:ascii="宋体" w:hAnsi="宋体" w:eastAsia="宋体" w:cs="宋体"/>
               <w:szCs w:val="24"/>
             </w:rPr>
             <w:fldChar w:fldCharType="begin"/>
           </w:r>
           <w:r>
             <w:rPr>
-              <w:rFonts w:ascii="宋体" w:eastAsia="宋体" w:hAnsi="宋体" w:cs="宋体" w:hint="eastAsia"/>
+              <w:rFonts w:hint="eastAsia" w:ascii="宋体" w:hAnsi="宋体" w:eastAsia="宋体" w:cs="宋体"/>
               <w:szCs w:val="24"/>
             </w:rPr>
             <w:instrText xml:space="preserve"> HYPERLINK \l _Toc5044 </w:instrText>
           </w:r>
           <w:r>
             <w:rPr>
-              <w:rFonts w:ascii="宋体" w:eastAsia="宋体" w:hAnsi="宋体" w:cs="宋体" w:hint="eastAsia"/>
+              <w:rFonts w:hint="eastAsia" w:ascii="宋体" w:hAnsi="宋体" w:eastAsia="宋体" w:cs="宋体"/>
               <w:szCs w:val="24"/>
             </w:rPr>
             <w:fldChar w:fldCharType="separate"/>
@@ -2271,7 +2298,7 @@
           </w:r>
           <w:r>
             <w:rPr>
-              <w:rFonts w:ascii="宋体" w:eastAsia="宋体" w:hAnsi="宋体" w:cs="宋体" w:hint="eastAsia"/>
+              <w:rFonts w:hint="eastAsia" w:ascii="宋体" w:hAnsi="宋体" w:eastAsia="宋体" w:cs="宋体"/>
               <w:szCs w:val="24"/>
             </w:rPr>
             <w:fldChar w:fldCharType="end"/>
@@ -2279,28 +2306,28 @@
         </w:p>
         <w:p>
           <w:pPr>
-            <w:pStyle w:val="TOC2"/>
+            <w:pStyle w:val="17"/>
             <w:tabs>
               <w:tab w:val="right" w:leader="dot" w:pos="8306"/>
             </w:tabs>
           </w:pPr>
           <w:r>
             <w:rPr>
-              <w:rFonts w:ascii="宋体" w:eastAsia="宋体" w:hAnsi="宋体" w:cs="宋体" w:hint="eastAsia"/>
+              <w:rFonts w:hint="eastAsia" w:ascii="宋体" w:hAnsi="宋体" w:eastAsia="宋体" w:cs="宋体"/>
               <w:szCs w:val="24"/>
             </w:rPr>
             <w:fldChar w:fldCharType="begin"/>
           </w:r>
           <w:r>
             <w:rPr>
-              <w:rFonts w:ascii="宋体" w:eastAsia="宋体" w:hAnsi="宋体" w:cs="宋体" w:hint="eastAsia"/>
+              <w:rFonts w:hint="eastAsia" w:ascii="宋体" w:hAnsi="宋体" w:eastAsia="宋体" w:cs="宋体"/>
               <w:szCs w:val="24"/>
             </w:rPr>
             <w:instrText xml:space="preserve"> HYPERLINK \l _Toc8058 </w:instrText>
           </w:r>
           <w:r>
             <w:rPr>
-              <w:rFonts w:ascii="宋体" w:eastAsia="宋体" w:hAnsi="宋体" w:cs="宋体" w:hint="eastAsia"/>
+              <w:rFonts w:hint="eastAsia" w:ascii="宋体" w:hAnsi="宋体" w:eastAsia="宋体" w:cs="宋体"/>
               <w:szCs w:val="24"/>
             </w:rPr>
             <w:fldChar w:fldCharType="separate"/>
@@ -2332,7 +2359,7 @@
           </w:r>
           <w:r>
             <w:rPr>
-              <w:rFonts w:ascii="宋体" w:eastAsia="宋体" w:hAnsi="宋体" w:cs="宋体" w:hint="eastAsia"/>
+              <w:rFonts w:hint="eastAsia" w:ascii="宋体" w:hAnsi="宋体" w:eastAsia="宋体" w:cs="宋体"/>
               <w:szCs w:val="24"/>
             </w:rPr>
             <w:fldChar w:fldCharType="end"/>
@@ -2340,28 +2367,28 @@
         </w:p>
         <w:p>
           <w:pPr>
-            <w:pStyle w:val="TOC2"/>
+            <w:pStyle w:val="17"/>
             <w:tabs>
               <w:tab w:val="right" w:leader="dot" w:pos="8306"/>
             </w:tabs>
           </w:pPr>
           <w:r>
             <w:rPr>
-              <w:rFonts w:ascii="宋体" w:eastAsia="宋体" w:hAnsi="宋体" w:cs="宋体" w:hint="eastAsia"/>
+              <w:rFonts w:hint="eastAsia" w:ascii="宋体" w:hAnsi="宋体" w:eastAsia="宋体" w:cs="宋体"/>
               <w:szCs w:val="24"/>
             </w:rPr>
             <w:fldChar w:fldCharType="begin"/>
           </w:r>
           <w:r>
             <w:rPr>
-              <w:rFonts w:ascii="宋体" w:eastAsia="宋体" w:hAnsi="宋体" w:cs="宋体" w:hint="eastAsia"/>
+              <w:rFonts w:hint="eastAsia" w:ascii="宋体" w:hAnsi="宋体" w:eastAsia="宋体" w:cs="宋体"/>
               <w:szCs w:val="24"/>
             </w:rPr>
             <w:instrText xml:space="preserve"> HYPERLINK \l _Toc4167 </w:instrText>
           </w:r>
           <w:r>
             <w:rPr>
-              <w:rFonts w:ascii="宋体" w:eastAsia="宋体" w:hAnsi="宋体" w:cs="宋体" w:hint="eastAsia"/>
+              <w:rFonts w:hint="eastAsia" w:ascii="宋体" w:hAnsi="宋体" w:eastAsia="宋体" w:cs="宋体"/>
               <w:szCs w:val="24"/>
             </w:rPr>
             <w:fldChar w:fldCharType="separate"/>
@@ -2393,7 +2420,7 @@
           </w:r>
           <w:r>
             <w:rPr>
-              <w:rFonts w:ascii="宋体" w:eastAsia="宋体" w:hAnsi="宋体" w:cs="宋体" w:hint="eastAsia"/>
+              <w:rFonts w:hint="eastAsia" w:ascii="宋体" w:hAnsi="宋体" w:eastAsia="宋体" w:cs="宋体"/>
               <w:szCs w:val="24"/>
             </w:rPr>
             <w:fldChar w:fldCharType="end"/>
@@ -2401,28 +2428,28 @@
         </w:p>
         <w:p>
           <w:pPr>
-            <w:pStyle w:val="TOC1"/>
+            <w:pStyle w:val="16"/>
             <w:tabs>
               <w:tab w:val="right" w:leader="dot" w:pos="8306"/>
             </w:tabs>
           </w:pPr>
           <w:r>
             <w:rPr>
-              <w:rFonts w:ascii="宋体" w:eastAsia="宋体" w:hAnsi="宋体" w:cs="宋体" w:hint="eastAsia"/>
+              <w:rFonts w:hint="eastAsia" w:ascii="宋体" w:hAnsi="宋体" w:eastAsia="宋体" w:cs="宋体"/>
               <w:szCs w:val="24"/>
             </w:rPr>
             <w:fldChar w:fldCharType="begin"/>
           </w:r>
           <w:r>
             <w:rPr>
-              <w:rFonts w:ascii="宋体" w:eastAsia="宋体" w:hAnsi="宋体" w:cs="宋体" w:hint="eastAsia"/>
+              <w:rFonts w:hint="eastAsia" w:ascii="宋体" w:hAnsi="宋体" w:eastAsia="宋体" w:cs="宋体"/>
               <w:szCs w:val="24"/>
             </w:rPr>
             <w:instrText xml:space="preserve"> HYPERLINK \l _Toc11759 </w:instrText>
           </w:r>
           <w:r>
             <w:rPr>
-              <w:rFonts w:ascii="宋体" w:eastAsia="宋体" w:hAnsi="宋体" w:cs="宋体" w:hint="eastAsia"/>
+              <w:rFonts w:hint="eastAsia" w:ascii="宋体" w:hAnsi="宋体" w:eastAsia="宋体" w:cs="宋体"/>
               <w:szCs w:val="24"/>
             </w:rPr>
             <w:fldChar w:fldCharType="separate"/>
@@ -2454,7 +2481,7 @@
           </w:r>
           <w:r>
             <w:rPr>
-              <w:rFonts w:ascii="宋体" w:eastAsia="宋体" w:hAnsi="宋体" w:cs="宋体" w:hint="eastAsia"/>
+              <w:rFonts w:hint="eastAsia" w:ascii="宋体" w:hAnsi="宋体" w:eastAsia="宋体" w:cs="宋体"/>
               <w:szCs w:val="24"/>
             </w:rPr>
             <w:fldChar w:fldCharType="end"/>
@@ -2462,28 +2489,28 @@
         </w:p>
         <w:p>
           <w:pPr>
-            <w:pStyle w:val="TOC2"/>
+            <w:pStyle w:val="17"/>
             <w:tabs>
               <w:tab w:val="right" w:leader="dot" w:pos="8306"/>
             </w:tabs>
           </w:pPr>
           <w:r>
             <w:rPr>
-              <w:rFonts w:ascii="宋体" w:eastAsia="宋体" w:hAnsi="宋体" w:cs="宋体" w:hint="eastAsia"/>
+              <w:rFonts w:hint="eastAsia" w:ascii="宋体" w:hAnsi="宋体" w:eastAsia="宋体" w:cs="宋体"/>
               <w:szCs w:val="24"/>
             </w:rPr>
             <w:fldChar w:fldCharType="begin"/>
           </w:r>
           <w:r>
             <w:rPr>
-              <w:rFonts w:ascii="宋体" w:eastAsia="宋体" w:hAnsi="宋体" w:cs="宋体" w:hint="eastAsia"/>
+              <w:rFonts w:hint="eastAsia" w:ascii="宋体" w:hAnsi="宋体" w:eastAsia="宋体" w:cs="宋体"/>
               <w:szCs w:val="24"/>
             </w:rPr>
             <w:instrText xml:space="preserve"> HYPERLINK \l _Toc16251 </w:instrText>
           </w:r>
           <w:r>
             <w:rPr>
-              <w:rFonts w:ascii="宋体" w:eastAsia="宋体" w:hAnsi="宋体" w:cs="宋体" w:hint="eastAsia"/>
+              <w:rFonts w:hint="eastAsia" w:ascii="宋体" w:hAnsi="宋体" w:eastAsia="宋体" w:cs="宋体"/>
               <w:szCs w:val="24"/>
             </w:rPr>
             <w:fldChar w:fldCharType="separate"/>
@@ -2515,7 +2542,7 @@
           </w:r>
           <w:r>
             <w:rPr>
-              <w:rFonts w:ascii="宋体" w:eastAsia="宋体" w:hAnsi="宋体" w:cs="宋体" w:hint="eastAsia"/>
+              <w:rFonts w:hint="eastAsia" w:ascii="宋体" w:hAnsi="宋体" w:eastAsia="宋体" w:cs="宋体"/>
               <w:szCs w:val="24"/>
             </w:rPr>
             <w:fldChar w:fldCharType="end"/>
@@ -2523,28 +2550,28 @@
         </w:p>
         <w:p>
           <w:pPr>
-            <w:pStyle w:val="TOC2"/>
+            <w:pStyle w:val="17"/>
             <w:tabs>
               <w:tab w:val="right" w:leader="dot" w:pos="8306"/>
             </w:tabs>
           </w:pPr>
           <w:r>
             <w:rPr>
-              <w:rFonts w:ascii="宋体" w:eastAsia="宋体" w:hAnsi="宋体" w:cs="宋体" w:hint="eastAsia"/>
+              <w:rFonts w:hint="eastAsia" w:ascii="宋体" w:hAnsi="宋体" w:eastAsia="宋体" w:cs="宋体"/>
               <w:szCs w:val="24"/>
             </w:rPr>
             <w:fldChar w:fldCharType="begin"/>
           </w:r>
           <w:r>
             <w:rPr>
-              <w:rFonts w:ascii="宋体" w:eastAsia="宋体" w:hAnsi="宋体" w:cs="宋体" w:hint="eastAsia"/>
+              <w:rFonts w:hint="eastAsia" w:ascii="宋体" w:hAnsi="宋体" w:eastAsia="宋体" w:cs="宋体"/>
               <w:szCs w:val="24"/>
             </w:rPr>
             <w:instrText xml:space="preserve"> HYPERLINK \l _Toc23359 </w:instrText>
           </w:r>
           <w:r>
             <w:rPr>
-              <w:rFonts w:ascii="宋体" w:eastAsia="宋体" w:hAnsi="宋体" w:cs="宋体" w:hint="eastAsia"/>
+              <w:rFonts w:hint="eastAsia" w:ascii="宋体" w:hAnsi="宋体" w:eastAsia="宋体" w:cs="宋体"/>
               <w:szCs w:val="24"/>
             </w:rPr>
             <w:fldChar w:fldCharType="separate"/>
@@ -2576,7 +2603,7 @@
           </w:r>
           <w:r>
             <w:rPr>
-              <w:rFonts w:ascii="宋体" w:eastAsia="宋体" w:hAnsi="宋体" w:cs="宋体" w:hint="eastAsia"/>
+              <w:rFonts w:hint="eastAsia" w:ascii="宋体" w:hAnsi="宋体" w:eastAsia="宋体" w:cs="宋体"/>
               <w:szCs w:val="24"/>
             </w:rPr>
             <w:fldChar w:fldCharType="end"/>
@@ -2584,28 +2611,28 @@
         </w:p>
         <w:p>
           <w:pPr>
-            <w:pStyle w:val="TOC2"/>
+            <w:pStyle w:val="17"/>
             <w:tabs>
               <w:tab w:val="right" w:leader="dot" w:pos="8306"/>
             </w:tabs>
           </w:pPr>
           <w:r>
             <w:rPr>
-              <w:rFonts w:ascii="宋体" w:eastAsia="宋体" w:hAnsi="宋体" w:cs="宋体" w:hint="eastAsia"/>
+              <w:rFonts w:hint="eastAsia" w:ascii="宋体" w:hAnsi="宋体" w:eastAsia="宋体" w:cs="宋体"/>
               <w:szCs w:val="24"/>
             </w:rPr>
             <w:fldChar w:fldCharType="begin"/>
           </w:r>
           <w:r>
             <w:rPr>
-              <w:rFonts w:ascii="宋体" w:eastAsia="宋体" w:hAnsi="宋体" w:cs="宋体" w:hint="eastAsia"/>
+              <w:rFonts w:hint="eastAsia" w:ascii="宋体" w:hAnsi="宋体" w:eastAsia="宋体" w:cs="宋体"/>
               <w:szCs w:val="24"/>
             </w:rPr>
             <w:instrText xml:space="preserve"> HYPERLINK \l _Toc9968 </w:instrText>
           </w:r>
           <w:r>
             <w:rPr>
-              <w:rFonts w:ascii="宋体" w:eastAsia="宋体" w:hAnsi="宋体" w:cs="宋体" w:hint="eastAsia"/>
+              <w:rFonts w:hint="eastAsia" w:ascii="宋体" w:hAnsi="宋体" w:eastAsia="宋体" w:cs="宋体"/>
               <w:szCs w:val="24"/>
             </w:rPr>
             <w:fldChar w:fldCharType="separate"/>
@@ -2637,7 +2664,7 @@
           </w:r>
           <w:r>
             <w:rPr>
-              <w:rFonts w:ascii="宋体" w:eastAsia="宋体" w:hAnsi="宋体" w:cs="宋体" w:hint="eastAsia"/>
+              <w:rFonts w:hint="eastAsia" w:ascii="宋体" w:hAnsi="宋体" w:eastAsia="宋体" w:cs="宋体"/>
               <w:szCs w:val="24"/>
             </w:rPr>
             <w:fldChar w:fldCharType="end"/>
@@ -2645,28 +2672,28 @@
         </w:p>
         <w:p>
           <w:pPr>
-            <w:pStyle w:val="TOC1"/>
+            <w:pStyle w:val="16"/>
             <w:tabs>
               <w:tab w:val="right" w:leader="dot" w:pos="8306"/>
             </w:tabs>
           </w:pPr>
           <w:r>
             <w:rPr>
-              <w:rFonts w:ascii="宋体" w:eastAsia="宋体" w:hAnsi="宋体" w:cs="宋体" w:hint="eastAsia"/>
+              <w:rFonts w:hint="eastAsia" w:ascii="宋体" w:hAnsi="宋体" w:eastAsia="宋体" w:cs="宋体"/>
               <w:szCs w:val="24"/>
             </w:rPr>
             <w:fldChar w:fldCharType="begin"/>
           </w:r>
           <w:r>
             <w:rPr>
-              <w:rFonts w:ascii="宋体" w:eastAsia="宋体" w:hAnsi="宋体" w:cs="宋体" w:hint="eastAsia"/>
+              <w:rFonts w:hint="eastAsia" w:ascii="宋体" w:hAnsi="宋体" w:eastAsia="宋体" w:cs="宋体"/>
               <w:szCs w:val="24"/>
             </w:rPr>
             <w:instrText xml:space="preserve"> HYPERLINK \l _Toc30293 </w:instrText>
           </w:r>
           <w:r>
             <w:rPr>
-              <w:rFonts w:ascii="宋体" w:eastAsia="宋体" w:hAnsi="宋体" w:cs="宋体" w:hint="eastAsia"/>
+              <w:rFonts w:hint="eastAsia" w:ascii="宋体" w:hAnsi="宋体" w:eastAsia="宋体" w:cs="宋体"/>
               <w:szCs w:val="24"/>
             </w:rPr>
             <w:fldChar w:fldCharType="separate"/>
@@ -2698,7 +2725,7 @@
           </w:r>
           <w:r>
             <w:rPr>
-              <w:rFonts w:ascii="宋体" w:eastAsia="宋体" w:hAnsi="宋体" w:cs="宋体" w:hint="eastAsia"/>
+              <w:rFonts w:hint="eastAsia" w:ascii="宋体" w:hAnsi="宋体" w:eastAsia="宋体" w:cs="宋体"/>
               <w:szCs w:val="24"/>
             </w:rPr>
             <w:fldChar w:fldCharType="end"/>
@@ -2706,28 +2733,28 @@
         </w:p>
         <w:p>
           <w:pPr>
-            <w:pStyle w:val="TOC1"/>
+            <w:pStyle w:val="16"/>
             <w:tabs>
               <w:tab w:val="right" w:leader="dot" w:pos="8306"/>
             </w:tabs>
           </w:pPr>
           <w:r>
             <w:rPr>
-              <w:rFonts w:ascii="宋体" w:eastAsia="宋体" w:hAnsi="宋体" w:cs="宋体" w:hint="eastAsia"/>
+              <w:rFonts w:hint="eastAsia" w:ascii="宋体" w:hAnsi="宋体" w:eastAsia="宋体" w:cs="宋体"/>
               <w:szCs w:val="24"/>
             </w:rPr>
             <w:fldChar w:fldCharType="begin"/>
           </w:r>
           <w:r>
             <w:rPr>
-              <w:rFonts w:ascii="宋体" w:eastAsia="宋体" w:hAnsi="宋体" w:cs="宋体" w:hint="eastAsia"/>
+              <w:rFonts w:hint="eastAsia" w:ascii="宋体" w:hAnsi="宋体" w:eastAsia="宋体" w:cs="宋体"/>
               <w:szCs w:val="24"/>
             </w:rPr>
             <w:instrText xml:space="preserve"> HYPERLINK \l _Toc619 </w:instrText>
           </w:r>
           <w:r>
             <w:rPr>
-              <w:rFonts w:ascii="宋体" w:eastAsia="宋体" w:hAnsi="宋体" w:cs="宋体" w:hint="eastAsia"/>
+              <w:rFonts w:hint="eastAsia" w:ascii="宋体" w:hAnsi="宋体" w:eastAsia="宋体" w:cs="宋体"/>
               <w:szCs w:val="24"/>
             </w:rPr>
             <w:fldChar w:fldCharType="separate"/>
@@ -2759,7 +2786,7 @@
           </w:r>
           <w:r>
             <w:rPr>
-              <w:rFonts w:ascii="宋体" w:eastAsia="宋体" w:hAnsi="宋体" w:cs="宋体" w:hint="eastAsia"/>
+              <w:rFonts w:hint="eastAsia" w:ascii="宋体" w:hAnsi="宋体" w:eastAsia="宋体" w:cs="宋体"/>
               <w:szCs w:val="24"/>
             </w:rPr>
             <w:fldChar w:fldCharType="end"/>
@@ -2767,28 +2794,28 @@
         </w:p>
         <w:p>
           <w:pPr>
-            <w:pStyle w:val="TOC2"/>
+            <w:pStyle w:val="17"/>
             <w:tabs>
               <w:tab w:val="right" w:leader="dot" w:pos="8306"/>
             </w:tabs>
           </w:pPr>
           <w:r>
             <w:rPr>
-              <w:rFonts w:ascii="宋体" w:eastAsia="宋体" w:hAnsi="宋体" w:cs="宋体" w:hint="eastAsia"/>
+              <w:rFonts w:hint="eastAsia" w:ascii="宋体" w:hAnsi="宋体" w:eastAsia="宋体" w:cs="宋体"/>
               <w:szCs w:val="24"/>
             </w:rPr>
             <w:fldChar w:fldCharType="begin"/>
           </w:r>
           <w:r>
             <w:rPr>
-              <w:rFonts w:ascii="宋体" w:eastAsia="宋体" w:hAnsi="宋体" w:cs="宋体" w:hint="eastAsia"/>
+              <w:rFonts w:hint="eastAsia" w:ascii="宋体" w:hAnsi="宋体" w:eastAsia="宋体" w:cs="宋体"/>
               <w:szCs w:val="24"/>
             </w:rPr>
             <w:instrText xml:space="preserve"> HYPERLINK \l _Toc31304 </w:instrText>
           </w:r>
           <w:r>
             <w:rPr>
-              <w:rFonts w:ascii="宋体" w:eastAsia="宋体" w:hAnsi="宋体" w:cs="宋体" w:hint="eastAsia"/>
+              <w:rFonts w:hint="eastAsia" w:ascii="宋体" w:hAnsi="宋体" w:eastAsia="宋体" w:cs="宋体"/>
               <w:szCs w:val="24"/>
             </w:rPr>
             <w:fldChar w:fldCharType="separate"/>
@@ -2820,7 +2847,7 @@
           </w:r>
           <w:r>
             <w:rPr>
-              <w:rFonts w:ascii="宋体" w:eastAsia="宋体" w:hAnsi="宋体" w:cs="宋体" w:hint="eastAsia"/>
+              <w:rFonts w:hint="eastAsia" w:ascii="宋体" w:hAnsi="宋体" w:eastAsia="宋体" w:cs="宋体"/>
               <w:szCs w:val="24"/>
             </w:rPr>
             <w:fldChar w:fldCharType="end"/>
@@ -2828,28 +2855,28 @@
         </w:p>
         <w:p>
           <w:pPr>
-            <w:pStyle w:val="TOC2"/>
+            <w:pStyle w:val="17"/>
             <w:tabs>
               <w:tab w:val="right" w:leader="dot" w:pos="8306"/>
             </w:tabs>
           </w:pPr>
           <w:r>
             <w:rPr>
-              <w:rFonts w:ascii="宋体" w:eastAsia="宋体" w:hAnsi="宋体" w:cs="宋体" w:hint="eastAsia"/>
+              <w:rFonts w:hint="eastAsia" w:ascii="宋体" w:hAnsi="宋体" w:eastAsia="宋体" w:cs="宋体"/>
               <w:szCs w:val="24"/>
             </w:rPr>
             <w:fldChar w:fldCharType="begin"/>
           </w:r>
           <w:r>
             <w:rPr>
-              <w:rFonts w:ascii="宋体" w:eastAsia="宋体" w:hAnsi="宋体" w:cs="宋体" w:hint="eastAsia"/>
+              <w:rFonts w:hint="eastAsia" w:ascii="宋体" w:hAnsi="宋体" w:eastAsia="宋体" w:cs="宋体"/>
               <w:szCs w:val="24"/>
             </w:rPr>
             <w:instrText xml:space="preserve"> HYPERLINK \l _Toc23941 </w:instrText>
           </w:r>
           <w:r>
             <w:rPr>
-              <w:rFonts w:ascii="宋体" w:eastAsia="宋体" w:hAnsi="宋体" w:cs="宋体" w:hint="eastAsia"/>
+              <w:rFonts w:hint="eastAsia" w:ascii="宋体" w:hAnsi="宋体" w:eastAsia="宋体" w:cs="宋体"/>
               <w:szCs w:val="24"/>
             </w:rPr>
             <w:fldChar w:fldCharType="separate"/>
@@ -2881,7 +2908,7 @@
           </w:r>
           <w:r>
             <w:rPr>
-              <w:rFonts w:ascii="宋体" w:eastAsia="宋体" w:hAnsi="宋体" w:cs="宋体" w:hint="eastAsia"/>
+              <w:rFonts w:hint="eastAsia" w:ascii="宋体" w:hAnsi="宋体" w:eastAsia="宋体" w:cs="宋体"/>
               <w:szCs w:val="24"/>
             </w:rPr>
             <w:fldChar w:fldCharType="end"/>
@@ -2889,28 +2916,28 @@
         </w:p>
         <w:p>
           <w:pPr>
-            <w:pStyle w:val="TOC1"/>
+            <w:pStyle w:val="16"/>
             <w:tabs>
               <w:tab w:val="right" w:leader="dot" w:pos="8306"/>
             </w:tabs>
           </w:pPr>
           <w:r>
             <w:rPr>
-              <w:rFonts w:ascii="宋体" w:eastAsia="宋体" w:hAnsi="宋体" w:cs="宋体" w:hint="eastAsia"/>
+              <w:rFonts w:hint="eastAsia" w:ascii="宋体" w:hAnsi="宋体" w:eastAsia="宋体" w:cs="宋体"/>
               <w:szCs w:val="24"/>
             </w:rPr>
             <w:fldChar w:fldCharType="begin"/>
           </w:r>
           <w:r>
             <w:rPr>
-              <w:rFonts w:ascii="宋体" w:eastAsia="宋体" w:hAnsi="宋体" w:cs="宋体" w:hint="eastAsia"/>
+              <w:rFonts w:hint="eastAsia" w:ascii="宋体" w:hAnsi="宋体" w:eastAsia="宋体" w:cs="宋体"/>
               <w:szCs w:val="24"/>
             </w:rPr>
             <w:instrText xml:space="preserve"> HYPERLINK \l _Toc13757 </w:instrText>
           </w:r>
           <w:r>
             <w:rPr>
-              <w:rFonts w:ascii="宋体" w:eastAsia="宋体" w:hAnsi="宋体" w:cs="宋体" w:hint="eastAsia"/>
+              <w:rFonts w:hint="eastAsia" w:ascii="宋体" w:hAnsi="宋体" w:eastAsia="宋体" w:cs="宋体"/>
               <w:szCs w:val="24"/>
             </w:rPr>
             <w:fldChar w:fldCharType="separate"/>
@@ -2942,7 +2969,7 @@
           </w:r>
           <w:r>
             <w:rPr>
-              <w:rFonts w:ascii="宋体" w:eastAsia="宋体" w:hAnsi="宋体" w:cs="宋体" w:hint="eastAsia"/>
+              <w:rFonts w:hint="eastAsia" w:ascii="宋体" w:hAnsi="宋体" w:eastAsia="宋体" w:cs="宋体"/>
               <w:szCs w:val="24"/>
             </w:rPr>
             <w:fldChar w:fldCharType="end"/>
@@ -2965,7 +2992,7 @@
             <w:snapToGrid w:val="0"/>
             <w:textAlignment w:val="baseline"/>
             <w:rPr>
-              <w:rFonts w:ascii="宋体" w:eastAsia="宋体" w:hAnsi="宋体" w:cs="宋体" w:hint="eastAsia"/>
+              <w:rFonts w:hint="eastAsia" w:ascii="宋体" w:hAnsi="宋体" w:eastAsia="宋体" w:cs="宋体"/>
               <w:snapToGrid w:val="0"/>
               <w:color w:val="000000"/>
               <w:kern w:val="0"/>
@@ -2976,7 +3003,7 @@
           </w:pPr>
           <w:r>
             <w:rPr>
-              <w:rFonts w:ascii="宋体" w:eastAsia="宋体" w:hAnsi="宋体" w:cs="宋体" w:hint="eastAsia"/>
+              <w:rFonts w:hint="eastAsia" w:ascii="宋体" w:hAnsi="宋体" w:eastAsia="宋体" w:cs="宋体"/>
               <w:szCs w:val="24"/>
             </w:rPr>
             <w:fldChar w:fldCharType="end"/>
@@ -3001,7 +3028,7 @@
         <w:snapToGrid w:val="0"/>
         <w:textAlignment w:val="baseline"/>
         <w:rPr>
-          <w:rFonts w:ascii="Arial" w:eastAsia="Arial" w:hAnsi="Arial" w:cs="Arial"/>
+          <w:rFonts w:ascii="Arial" w:hAnsi="Arial" w:eastAsia="Arial" w:cs="Arial"/>
           <w:snapToGrid w:val="0"/>
           <w:color w:val="000000"/>
           <w:kern w:val="0"/>
@@ -3012,7 +3039,7 @@
       </w:pPr>
       <w:r>
         <w:rPr>
-          <w:rFonts w:ascii="Arial" w:eastAsia="Arial" w:hAnsi="Arial" w:cs="Arial"/>
+          <w:rFonts w:ascii="Arial" w:hAnsi="Arial" w:eastAsia="Arial" w:cs="Arial"/>
           <w:snapToGrid w:val="0"/>
           <w:color w:val="000000"/>
           <w:kern w:val="0"/>
@@ -3025,7 +3052,7 @@
     </w:p>
     <w:p>
       <w:pPr>
-        <w:pStyle w:val="a1"/>
+        <w:pStyle w:val="29"/>
         <w:keepNext w:val="0"/>
         <w:keepLines w:val="0"/>
         <w:pageBreakBefore w:val="0"/>
@@ -3062,7 +3089,7 @@
     </w:p>
     <w:p>
       <w:pPr>
-        <w:pStyle w:val="1"/>
+        <w:pStyle w:val="28"/>
         <w:keepNext w:val="0"/>
         <w:keepLines w:val="0"/>
         <w:pageBreakBefore w:val="0"/>
@@ -3094,7 +3121,7 @@
     </w:p>
     <w:p>
       <w:pPr>
-        <w:pStyle w:val="2"/>
+        <w:pStyle w:val="30"/>
         <w:keepNext w:val="0"/>
         <w:keepLines w:val="0"/>
         <w:pageBreakBefore w:val="0"/>
@@ -3126,7 +3153,7 @@
     </w:p>
     <w:p>
       <w:pPr>
-        <w:pStyle w:val="a1"/>
+        <w:pStyle w:val="29"/>
         <w:keepNext w:val="0"/>
         <w:keepLines w:val="0"/>
         <w:pageBreakBefore w:val="0"/>
@@ -3156,7 +3183,7 @@
     </w:p>
     <w:p>
       <w:pPr>
-        <w:pStyle w:val="2"/>
+        <w:pStyle w:val="30"/>
         <w:keepNext w:val="0"/>
         <w:keepLines w:val="0"/>
         <w:pageBreakBefore w:val="0"/>
@@ -3188,7 +3215,7 @@
     </w:p>
     <w:p>
       <w:pPr>
-        <w:pStyle w:val="a1"/>
+        <w:pStyle w:val="29"/>
         <w:keepNext w:val="0"/>
         <w:keepLines w:val="0"/>
         <w:pageBreakBefore w:val="0"/>
@@ -3218,7 +3245,7 @@
     </w:p>
     <w:p>
       <w:pPr>
-        <w:pStyle w:val="a1"/>
+        <w:pStyle w:val="29"/>
         <w:keepNext w:val="0"/>
         <w:keepLines w:val="0"/>
         <w:pageBreakBefore w:val="0"/>
@@ -3248,7 +3275,7 @@
     </w:p>
     <w:p>
       <w:pPr>
-        <w:pStyle w:val="a1"/>
+        <w:pStyle w:val="29"/>
         <w:keepNext w:val="0"/>
         <w:keepLines w:val="0"/>
         <w:pageBreakBefore w:val="0"/>
@@ -3278,7 +3305,7 @@
     </w:p>
     <w:p>
       <w:pPr>
-        <w:pStyle w:val="a1"/>
+        <w:pStyle w:val="29"/>
         <w:keepNext w:val="0"/>
         <w:keepLines w:val="0"/>
         <w:pageBreakBefore w:val="0"/>
@@ -3308,7 +3335,7 @@
     </w:p>
     <w:p>
       <w:pPr>
-        <w:pStyle w:val="1"/>
+        <w:pStyle w:val="28"/>
         <w:keepNext w:val="0"/>
         <w:keepLines w:val="0"/>
         <w:pageBreakBefore w:val="0"/>
@@ -3340,7 +3367,7 @@
     </w:p>
     <w:p>
       <w:pPr>
-        <w:pStyle w:val="2"/>
+        <w:pStyle w:val="30"/>
         <w:keepNext w:val="0"/>
         <w:keepLines w:val="0"/>
         <w:pageBreakBefore w:val="0"/>
@@ -3372,7 +3399,7 @@
     </w:p>
     <w:p>
       <w:pPr>
-        <w:pStyle w:val="a1"/>
+        <w:pStyle w:val="29"/>
         <w:keepNext w:val="0"/>
         <w:keepLines w:val="0"/>
         <w:pageBreakBefore w:val="0"/>
@@ -3402,7 +3429,7 @@
     </w:p>
     <w:p>
       <w:pPr>
-        <w:pStyle w:val="a1"/>
+        <w:pStyle w:val="29"/>
         <w:keepNext w:val="0"/>
         <w:keepLines w:val="0"/>
         <w:pageBreakBefore w:val="0"/>
@@ -3427,21 +3454,12 @@
           <w:rFonts w:hint="default"/>
           <w:lang w:val="en-US" w:eastAsia="zh-CN"/>
         </w:rPr>
-        <w:t>采集机制建立：初步建立了以运维管理系统</w:t>
-      </w:r>
-      <w:bookmarkStart w:id="7" w:name="_GoBack"/>
-      <w:bookmarkEnd w:id="7"/>
-      <w:r>
-        <w:rPr>
-          <w:rFonts w:hint="default"/>
-          <w:lang w:val="en-US" w:eastAsia="zh-CN"/>
-        </w:rPr>
-        <w:t>为主体的自动化采集与人工录入复核相结合的机制，确保关键数据采集的及时性与完整性。</w:t>
+        <w:t>采集机制建立：初步建立了以运维管理系统为主体的自动化采集与人工录入复核相结合的机制，确保关键数据采集的及时性与完整性。</w:t>
       </w:r>
     </w:p>
     <w:p>
       <w:pPr>
-        <w:pStyle w:val="2"/>
+        <w:pStyle w:val="30"/>
         <w:keepNext w:val="0"/>
         <w:keepLines w:val="0"/>
         <w:pageBreakBefore w:val="0"/>
@@ -3461,7 +3479,7 @@
           <w:lang w:val="en-US" w:eastAsia="zh-CN"/>
         </w:rPr>
       </w:pPr>
-      <w:bookmarkStart w:id="8" w:name="_Toc23359"/>
+      <w:bookmarkStart w:id="7" w:name="_Toc23359"/>
       <w:r>
         <w:rPr>
           <w:rFonts w:hint="default"/>
@@ -3469,11 +3487,11 @@
         </w:rPr>
         <w:t>数据存储、安全与质量保障</w:t>
       </w:r>
-      <w:bookmarkEnd w:id="8"/>
+      <w:bookmarkEnd w:id="7"/>
     </w:p>
     <w:p>
       <w:pPr>
-        <w:pStyle w:val="a1"/>
+        <w:pStyle w:val="29"/>
         <w:keepNext w:val="0"/>
         <w:keepLines w:val="0"/>
         <w:pageBreakBefore w:val="0"/>
@@ -3503,7 +3521,7 @@
     </w:p>
     <w:p>
       <w:pPr>
-        <w:pStyle w:val="a1"/>
+        <w:pStyle w:val="29"/>
         <w:keepNext w:val="0"/>
         <w:keepLines w:val="0"/>
         <w:pageBreakBefore w:val="0"/>
@@ -3533,7 +3551,7 @@
     </w:p>
     <w:p>
       <w:pPr>
-        <w:pStyle w:val="a1"/>
+        <w:pStyle w:val="29"/>
         <w:keepNext w:val="0"/>
         <w:keepLines w:val="0"/>
         <w:pageBreakBefore w:val="0"/>
@@ -3563,14 +3581,14 @@
     </w:p>
     <w:p>
       <w:pPr>
-        <w:pStyle w:val="2"/>
+        <w:pStyle w:val="30"/>
         <w:bidi w:val="0"/>
         <w:rPr>
           <w:rFonts w:hint="default"/>
           <w:lang w:val="en-US" w:eastAsia="zh-CN"/>
         </w:rPr>
       </w:pPr>
-      <w:bookmarkStart w:id="9" w:name="_Toc9968"/>
+      <w:bookmarkStart w:id="8" w:name="_Toc9968"/>
       <w:r>
         <w:rPr>
           <w:rFonts w:hint="default"/>
@@ -3578,11 +3596,11 @@
         </w:rPr>
         <w:t>数据处理、分析与应用深化</w:t>
       </w:r>
-      <w:bookmarkEnd w:id="9"/>
+      <w:bookmarkEnd w:id="8"/>
     </w:p>
     <w:p>
       <w:pPr>
-        <w:pStyle w:val="a1"/>
+        <w:pStyle w:val="29"/>
         <w:keepNext w:val="0"/>
         <w:keepLines w:val="0"/>
         <w:pageBreakBefore w:val="0"/>
@@ -3612,7 +3630,7 @@
     </w:p>
     <w:p>
       <w:pPr>
-        <w:pStyle w:val="a1"/>
+        <w:pStyle w:val="29"/>
         <w:keepNext w:val="0"/>
         <w:keepLines w:val="0"/>
         <w:pageBreakBefore w:val="0"/>
@@ -3642,7 +3660,7 @@
     </w:p>
     <w:p>
       <w:pPr>
-        <w:pStyle w:val="a1"/>
+        <w:pStyle w:val="29"/>
         <w:keepNext w:val="0"/>
         <w:keepLines w:val="0"/>
         <w:pageBreakBefore w:val="0"/>
@@ -3672,7 +3690,7 @@
     </w:p>
     <w:p>
       <w:pPr>
-        <w:pStyle w:val="a1"/>
+        <w:pStyle w:val="29"/>
         <w:keepNext w:val="0"/>
         <w:keepLines w:val="0"/>
         <w:pageBreakBefore w:val="0"/>
@@ -3702,7 +3720,7 @@
     </w:p>
     <w:p>
       <w:pPr>
-        <w:pStyle w:val="a1"/>
+        <w:pStyle w:val="29"/>
         <w:keepNext w:val="0"/>
         <w:keepLines w:val="0"/>
         <w:pageBreakBefore w:val="0"/>
@@ -3732,7 +3750,7 @@
     </w:p>
     <w:p>
       <w:pPr>
-        <w:pStyle w:val="1"/>
+        <w:pStyle w:val="28"/>
         <w:keepNext w:val="0"/>
         <w:keepLines w:val="0"/>
         <w:pageBreakBefore w:val="0"/>
@@ -3752,7 +3770,7 @@
           <w:lang w:val="en-US" w:eastAsia="zh-CN"/>
         </w:rPr>
       </w:pPr>
-      <w:bookmarkStart w:id="10" w:name="_Toc30293"/>
+      <w:bookmarkStart w:id="9" w:name="_Toc30293"/>
       <w:r>
         <w:rPr>
           <w:rFonts w:hint="default"/>
@@ -3760,11 +3778,11 @@
         </w:rPr>
         <w:t>考核指标达成情况</w:t>
       </w:r>
-      <w:bookmarkEnd w:id="10"/>
+      <w:bookmarkEnd w:id="9"/>
     </w:p>
     <w:p>
       <w:pPr>
-        <w:pStyle w:val="a1"/>
+        <w:pStyle w:val="29"/>
         <w:keepNext w:val="0"/>
         <w:keepLines w:val="0"/>
         <w:pageBreakBefore w:val="0"/>
@@ -3797,7 +3815,7 @@
             <wp:cNvGraphicFramePr/>
             <a:graphic xmlns:a="http://schemas.openxmlformats.org/drawingml/2006/main">
               <a:graphicData uri="http://schemas.openxmlformats.org/drawingml/2006/chart">
-                <c:chart xmlns:c="http://schemas.openxmlformats.org/drawingml/2006/chart" xmlns:r="http://schemas.openxmlformats.org/officeDocument/2006/relationships" r:id="rId7"/>
+                <c:chart xmlns:c="http://schemas.openxmlformats.org/drawingml/2006/chart" xmlns:r="http://schemas.openxmlformats.org/officeDocument/2006/relationships" r:id="rId10"/>
               </a:graphicData>
             </a:graphic>
           </wp:inline>
@@ -3806,7 +3824,7 @@
     </w:p>
     <w:p>
       <w:pPr>
-        <w:pStyle w:val="a1"/>
+        <w:pStyle w:val="29"/>
         <w:keepNext w:val="0"/>
         <w:keepLines w:val="0"/>
         <w:pageBreakBefore w:val="0"/>
@@ -3831,12 +3849,21 @@
           <w:rFonts w:hint="default"/>
           <w:lang w:val="en-US" w:eastAsia="zh-CN"/>
         </w:rPr>
-        <w:t>制度设定的核心考核指标为“服务数据分析利用次数”，目标为每季度不少于 3次。</w:t>
+        <w:t>制度设定的核心考核指标为“服务数据分析利用次数”，目标为每季度不少于</w:t>
+      </w:r>
+      <w:bookmarkStart w:id="14" w:name="_GoBack"/>
+      <w:bookmarkEnd w:id="14"/>
+      <w:r>
+        <w:rPr>
+          <w:rFonts w:hint="default"/>
+          <w:lang w:val="en-US" w:eastAsia="zh-CN"/>
+        </w:rPr>
+        <w:t>3次。</w:t>
       </w:r>
     </w:p>
     <w:p>
       <w:pPr>
-        <w:pStyle w:val="a1"/>
+        <w:pStyle w:val="29"/>
         <w:keepNext w:val="0"/>
         <w:keepLines w:val="0"/>
         <w:pageBreakBefore w:val="0"/>
@@ -3866,7 +3893,7 @@
     </w:p>
     <w:p>
       <w:pPr>
-        <w:pStyle w:val="a1"/>
+        <w:pStyle w:val="29"/>
         <w:keepNext w:val="0"/>
         <w:keepLines w:val="0"/>
         <w:pageBreakBefore w:val="0"/>
@@ -3896,7 +3923,7 @@
     </w:p>
     <w:p>
       <w:pPr>
-        <w:pStyle w:val="a1"/>
+        <w:pStyle w:val="29"/>
         <w:keepNext w:val="0"/>
         <w:keepLines w:val="0"/>
         <w:pageBreakBefore w:val="0"/>
@@ -3926,7 +3953,7 @@
     </w:p>
     <w:p>
       <w:pPr>
-        <w:pStyle w:val="a1"/>
+        <w:pStyle w:val="29"/>
         <w:keepNext w:val="0"/>
         <w:keepLines w:val="0"/>
         <w:pageBreakBefore w:val="0"/>
@@ -3956,7 +3983,7 @@
     </w:p>
     <w:p>
       <w:pPr>
-        <w:pStyle w:val="1"/>
+        <w:pStyle w:val="28"/>
         <w:keepNext w:val="0"/>
         <w:keepLines w:val="0"/>
         <w:pageBreakBefore w:val="0"/>
@@ -3976,38 +4003,38 @@
           <w:lang w:val="en-US" w:eastAsia="zh-CN"/>
         </w:rPr>
       </w:pPr>
-      <w:bookmarkStart w:id="11" w:name="_Toc619"/>
+      <w:bookmarkStart w:id="10" w:name="_Toc619"/>
       <w:r>
         <w:rPr>
           <w:rFonts w:hint="default"/>
           <w:lang w:val="en-US" w:eastAsia="zh-CN"/>
         </w:rPr>
         <w:t>实施成效与后续优化方向</w:t>
+      </w:r>
+      <w:bookmarkEnd w:id="10"/>
+    </w:p>
+    <w:p>
+      <w:pPr>
+        <w:pStyle w:val="30"/>
+        <w:bidi w:val="0"/>
+        <w:rPr>
+          <w:rFonts w:hint="default"/>
+          <w:lang w:val="en-US" w:eastAsia="zh-CN"/>
+        </w:rPr>
+      </w:pPr>
+      <w:bookmarkStart w:id="11" w:name="_Toc31304"/>
+      <w:r>
+        <w:rPr>
+          <w:rFonts w:hint="default"/>
+          <w:lang w:val="en-US" w:eastAsia="zh-CN"/>
+        </w:rPr>
+        <w:t>主要成效</w:t>
       </w:r>
       <w:bookmarkEnd w:id="11"/>
     </w:p>
     <w:p>
       <w:pPr>
-        <w:pStyle w:val="2"/>
-        <w:bidi w:val="0"/>
-        <w:rPr>
-          <w:rFonts w:hint="default"/>
-          <w:lang w:val="en-US" w:eastAsia="zh-CN"/>
-        </w:rPr>
-      </w:pPr>
-      <w:bookmarkStart w:id="12" w:name="_Toc31304"/>
-      <w:r>
-        <w:rPr>
-          <w:rFonts w:hint="default"/>
-          <w:lang w:val="en-US" w:eastAsia="zh-CN"/>
-        </w:rPr>
-        <w:t>主要成效</w:t>
-      </w:r>
-      <w:bookmarkEnd w:id="12"/>
-    </w:p>
-    <w:p>
-      <w:pPr>
-        <w:pStyle w:val="a1"/>
+        <w:pStyle w:val="29"/>
         <w:keepNext w:val="0"/>
         <w:keepLines w:val="0"/>
         <w:pageBreakBefore w:val="0"/>
@@ -4037,7 +4064,7 @@
     </w:p>
     <w:p>
       <w:pPr>
-        <w:pStyle w:val="a1"/>
+        <w:pStyle w:val="29"/>
         <w:keepNext w:val="0"/>
         <w:keepLines w:val="0"/>
         <w:pageBreakBefore w:val="0"/>
@@ -4067,7 +4094,7 @@
     </w:p>
     <w:p>
       <w:pPr>
-        <w:pStyle w:val="a1"/>
+        <w:pStyle w:val="29"/>
         <w:keepNext w:val="0"/>
         <w:keepLines w:val="0"/>
         <w:pageBreakBefore w:val="0"/>
@@ -4097,14 +4124,14 @@
     </w:p>
     <w:p>
       <w:pPr>
-        <w:pStyle w:val="2"/>
+        <w:pStyle w:val="30"/>
         <w:bidi w:val="0"/>
         <w:rPr>
           <w:rFonts w:hint="default"/>
           <w:lang w:val="en-US" w:eastAsia="zh-CN"/>
         </w:rPr>
       </w:pPr>
-      <w:bookmarkStart w:id="13" w:name="_Toc23941"/>
+      <w:bookmarkStart w:id="12" w:name="_Toc23941"/>
       <w:r>
         <w:rPr>
           <w:rFonts w:hint="default"/>
@@ -4112,11 +4139,11 @@
         </w:rPr>
         <w:t>持续优化方向</w:t>
       </w:r>
-      <w:bookmarkEnd w:id="13"/>
+      <w:bookmarkEnd w:id="12"/>
     </w:p>
     <w:p>
       <w:pPr>
-        <w:pStyle w:val="a1"/>
+        <w:pStyle w:val="29"/>
         <w:keepNext w:val="0"/>
         <w:keepLines w:val="0"/>
         <w:pageBreakBefore w:val="0"/>
@@ -4146,7 +4173,7 @@
     </w:p>
     <w:p>
       <w:pPr>
-        <w:pStyle w:val="a1"/>
+        <w:pStyle w:val="29"/>
         <w:keepNext w:val="0"/>
         <w:keepLines w:val="0"/>
         <w:pageBreakBefore w:val="0"/>
@@ -4176,7 +4203,7 @@
     </w:p>
     <w:p>
       <w:pPr>
-        <w:pStyle w:val="a1"/>
+        <w:pStyle w:val="29"/>
         <w:keepNext w:val="0"/>
         <w:keepLines w:val="0"/>
         <w:pageBreakBefore w:val="0"/>
@@ -4206,7 +4233,7 @@
     </w:p>
     <w:p>
       <w:pPr>
-        <w:pStyle w:val="a1"/>
+        <w:pStyle w:val="29"/>
         <w:keepNext w:val="0"/>
         <w:keepLines w:val="0"/>
         <w:pageBreakBefore w:val="0"/>
@@ -4236,7 +4263,7 @@
     </w:p>
     <w:p>
       <w:pPr>
-        <w:pStyle w:val="1"/>
+        <w:pStyle w:val="28"/>
         <w:keepNext w:val="0"/>
         <w:keepLines w:val="0"/>
         <w:pageBreakBefore w:val="0"/>
@@ -4256,7 +4283,7 @@
           <w:lang w:val="en-US" w:eastAsia="zh-CN"/>
         </w:rPr>
       </w:pPr>
-      <w:bookmarkStart w:id="14" w:name="_Toc13757"/>
+      <w:bookmarkStart w:id="13" w:name="_Toc13757"/>
       <w:r>
         <w:rPr>
           <w:rFonts w:hint="default"/>
@@ -4264,11 +4291,11 @@
         </w:rPr>
         <w:t>总结</w:t>
       </w:r>
-      <w:bookmarkEnd w:id="14"/>
+      <w:bookmarkEnd w:id="13"/>
     </w:p>
     <w:p>
       <w:pPr>
-        <w:pStyle w:val="a1"/>
+        <w:pStyle w:val="29"/>
         <w:keepNext w:val="0"/>
         <w:keepLines w:val="0"/>
         <w:pageBreakBefore w:val="0"/>
@@ -4297,23 +4324,73 @@
       </w:r>
     </w:p>
     <w:sectPr>
-      <w:headerReference w:type="default" r:id="rId8"/>
+      <w:headerReference r:id="rId5" w:type="default"/>
       <w:pgSz w:w="11906" w:h="16838"/>
       <w:pgMar w:top="1417" w:right="1800" w:bottom="1440" w:left="1800" w:header="1140" w:footer="992" w:gutter="0"/>
-      <w:cols w:num="1" w:space="425"/>
+      <w:cols w:space="425" w:num="1"/>
       <w:docGrid w:type="lines" w:linePitch="312" w:charSpace="0"/>
     </w:sectPr>
   </w:body>
 </w:document>
 </file>
 
+<file path=word/endnotes.xml><?xml version="1.0" encoding="utf-8"?>
+<w:endnotes xmlns:wpc="http://schemas.microsoft.com/office/word/2010/wordprocessingCanvas" xmlns:mc="http://schemas.openxmlformats.org/markup-compatibility/2006" xmlns:o="urn:schemas-microsoft-com:office:office" xmlns:r="http://schemas.openxmlformats.org/officeDocument/2006/relationships" xmlns:m="http://schemas.openxmlformats.org/officeDocument/2006/math" xmlns:v="urn:schemas-microsoft-com:vml" xmlns:wp14="http://schemas.microsoft.com/office/word/2010/wordprocessingDrawing" xmlns:wp="http://schemas.openxmlformats.org/drawingml/2006/wordprocessingDrawing" xmlns:w="http://schemas.openxmlformats.org/wordprocessingml/2006/main" xmlns:w14="http://schemas.microsoft.com/office/word/2010/wordml" xmlns:w15="http://schemas.microsoft.com/office/word/2012/wordml" xmlns:w10="urn:schemas-microsoft-com:office:word" xmlns:wpg="http://schemas.microsoft.com/office/word/2010/wordprocessingGroup" xmlns:wpi="http://schemas.microsoft.com/office/word/2010/wordprocessingInk" xmlns:wne="http://schemas.microsoft.com/office/word/2006/wordml" xmlns:wps="http://schemas.microsoft.com/office/word/2010/wordprocessingShape" xmlns:wpsCustomData="http://www.wps.cn/officeDocument/2013/wpsCustomData" mc:Ignorable="w14 w15 wp14">
+  <w:endnote w:type="separator" w:id="0">
+    <w:p>
+      <w:pPr>
+        <w:spacing w:line="240" w:lineRule="auto"/>
+      </w:pPr>
+      <w:r>
+        <w:separator/>
+      </w:r>
+    </w:p>
+  </w:endnote>
+  <w:endnote w:type="continuationSeparator" w:id="1">
+    <w:p>
+      <w:pPr>
+        <w:spacing w:line="240" w:lineRule="auto"/>
+      </w:pPr>
+      <w:r>
+        <w:continuationSeparator/>
+      </w:r>
+    </w:p>
+  </w:endnote>
+</w:endnotes>
+</file>
+
+<file path=word/footnotes.xml><?xml version="1.0" encoding="utf-8"?>
+<w:footnotes xmlns:wpc="http://schemas.microsoft.com/office/word/2010/wordprocessingCanvas" xmlns:mc="http://schemas.openxmlformats.org/markup-compatibility/2006" xmlns:o="urn:schemas-microsoft-com:office:office" xmlns:r="http://schemas.openxmlformats.org/officeDocument/2006/relationships" xmlns:m="http://schemas.openxmlformats.org/officeDocument/2006/math" xmlns:v="urn:schemas-microsoft-com:vml" xmlns:wp14="http://schemas.microsoft.com/office/word/2010/wordprocessingDrawing" xmlns:wp="http://schemas.openxmlformats.org/drawingml/2006/wordprocessingDrawing" xmlns:w="http://schemas.openxmlformats.org/wordprocessingml/2006/main" xmlns:w14="http://schemas.microsoft.com/office/word/2010/wordml" xmlns:w15="http://schemas.microsoft.com/office/word/2012/wordml" xmlns:w10="urn:schemas-microsoft-com:office:word" xmlns:wpg="http://schemas.microsoft.com/office/word/2010/wordprocessingGroup" xmlns:wpi="http://schemas.microsoft.com/office/word/2010/wordprocessingInk" xmlns:wne="http://schemas.microsoft.com/office/word/2006/wordml" xmlns:wps="http://schemas.microsoft.com/office/word/2010/wordprocessingShape" xmlns:wpsCustomData="http://www.wps.cn/officeDocument/2013/wpsCustomData" mc:Ignorable="w14 w15 wp14">
+  <w:footnote w:type="separator" w:id="0">
+    <w:p>
+      <w:pPr>
+        <w:spacing w:line="360" w:lineRule="auto"/>
+      </w:pPr>
+      <w:r>
+        <w:separator/>
+      </w:r>
+    </w:p>
+  </w:footnote>
+  <w:footnote w:type="continuationSeparator" w:id="1">
+    <w:p>
+      <w:pPr>
+        <w:spacing w:line="360" w:lineRule="auto"/>
+      </w:pPr>
+      <w:r>
+        <w:continuationSeparator/>
+      </w:r>
+    </w:p>
+  </w:footnote>
+</w:footnotes>
+</file>
+
 <file path=word/header1.xml><?xml version="1.0" encoding="utf-8"?>
-<w:hdr xmlns:wpc="http://schemas.microsoft.com/office/word/2010/wordprocessingCanvas" xmlns:mc="http://schemas.openxmlformats.org/markup-compatibility/2006" xmlns:o="urn:schemas-microsoft-com:office:office" xmlns:r="http://schemas.openxmlformats.org/officeDocument/2006/relationships" xmlns:m="http://schemas.openxmlformats.org/officeDocument/2006/math" xmlns:v="urn:schemas-microsoft-com:vml" xmlns:wp14="http://schemas.microsoft.com/office/word/2010/wordprocessingDrawing" xmlns:wp="http://schemas.openxmlformats.org/drawingml/2006/wordprocessingDrawing" xmlns:w10="urn:schemas-microsoft-com:office:word" xmlns:w="http://schemas.openxmlformats.org/wordprocessingml/2006/main" xmlns:w14="http://schemas.microsoft.com/office/word/2010/wordml" xmlns:w15="http://schemas.microsoft.com/office/word/2012/wordml" xmlns:wne="http://schemas.microsoft.com/office/word/2006/wordml" xmlns:wpg="http://schemas.microsoft.com/office/word/2010/wordprocessingGroup" xmlns:wpi="http://schemas.microsoft.com/office/word/2010/wordprocessingInk" xmlns:wps="http://schemas.microsoft.com/office/word/2010/wordprocessingShape" mc:Ignorable="w14 w15 wp14">
+<w:hdr xmlns:wpc="http://schemas.microsoft.com/office/word/2010/wordprocessingCanvas" xmlns:mc="http://schemas.openxmlformats.org/markup-compatibility/2006" xmlns:o="urn:schemas-microsoft-com:office:office" xmlns:r="http://schemas.openxmlformats.org/officeDocument/2006/relationships" xmlns:m="http://schemas.openxmlformats.org/officeDocument/2006/math" xmlns:v="urn:schemas-microsoft-com:vml" xmlns:wp14="http://schemas.microsoft.com/office/word/2010/wordprocessingDrawing" xmlns:wp="http://schemas.openxmlformats.org/drawingml/2006/wordprocessingDrawing" xmlns:w10="urn:schemas-microsoft-com:office:word" xmlns:w="http://schemas.openxmlformats.org/wordprocessingml/2006/main" xmlns:w14="http://schemas.microsoft.com/office/word/2010/wordml" xmlns:w15="http://schemas.microsoft.com/office/word/2012/wordml" xmlns:wpg="http://schemas.microsoft.com/office/word/2010/wordprocessingGroup" xmlns:wpi="http://schemas.microsoft.com/office/word/2010/wordprocessingInk" xmlns:wne="http://schemas.microsoft.com/office/word/2006/wordml" xmlns:wps="http://schemas.microsoft.com/office/word/2010/wordprocessingShape" xmlns:wpsCustomData="http://www.wps.cn/officeDocument/2013/wpsCustomData" mc:Ignorable="w14 w15 wp14">
   <w:p>
     <w:pPr>
-      <w:pStyle w:val="Header"/>
+      <w:pStyle w:val="15"/>
       <w:pBdr>
-        <w:bottom w:val="single" w:sz="4" w:space="1" w:color="auto"/>
+        <w:bottom w:val="single" w:color="auto" w:sz="4" w:space="1"/>
       </w:pBdr>
       <w:tabs>
         <w:tab w:val="left" w:pos="335"/>
@@ -4321,27 +4398,27 @@
       </w:tabs>
       <w:jc w:val="right"/>
       <w:rPr>
-        <w:rFonts w:eastAsiaTheme="minorEastAsia" w:hint="eastAsia"/>
+        <w:rFonts w:hint="eastAsia" w:eastAsiaTheme="minorEastAsia"/>
         <w:lang w:eastAsia="zh-CN"/>
       </w:rPr>
     </w:pPr>
     <w:r>
       <w:rPr>
-        <w:rFonts w:eastAsiaTheme="minorEastAsia" w:hint="eastAsia"/>
+        <w:rFonts w:hint="eastAsia" w:eastAsiaTheme="minorEastAsia"/>
         <w:lang w:val="en-US" w:eastAsia="zh-CN"/>
       </w:rPr>
       <w:tab/>
     </w:r>
     <w:r>
       <w:rPr>
-        <w:rFonts w:eastAsiaTheme="minorEastAsia" w:hint="eastAsia"/>
+        <w:rFonts w:hint="eastAsia" w:eastAsiaTheme="minorEastAsia"/>
         <w:lang w:val="en-US" w:eastAsia="zh-CN"/>
       </w:rPr>
       <w:tab/>
     </w:r>
     <w:r>
       <w:rPr>
-        <w:rFonts w:eastAsiaTheme="minorEastAsia" w:hint="eastAsia"/>
+        <w:rFonts w:hint="eastAsia" w:eastAsiaTheme="minorEastAsia"/>
         <w:lang w:val="en-US" w:eastAsia="zh-CN"/>
       </w:rPr>
       <w:t>江西通信产业服务有限公司</w:t>
@@ -4351,15 +4428,15 @@
 </file>
 
 <file path=word/numbering.xml><?xml version="1.0" encoding="utf-8"?>
-<w:numbering xmlns:wpc="http://schemas.microsoft.com/office/word/2010/wordprocessingCanvas" xmlns:mc="http://schemas.openxmlformats.org/markup-compatibility/2006" xmlns:o="urn:schemas-microsoft-com:office:office" xmlns:r="http://schemas.openxmlformats.org/officeDocument/2006/relationships" xmlns:m="http://schemas.openxmlformats.org/officeDocument/2006/math" xmlns:v="urn:schemas-microsoft-com:vml" xmlns:wp14="http://schemas.microsoft.com/office/word/2010/wordprocessingDrawing" xmlns:wp="http://schemas.openxmlformats.org/drawingml/2006/wordprocessingDrawing" xmlns:w10="urn:schemas-microsoft-com:office:word" xmlns:w="http://schemas.openxmlformats.org/wordprocessingml/2006/main" xmlns:w14="http://schemas.microsoft.com/office/word/2010/wordml" xmlns:w15="http://schemas.microsoft.com/office/word/2012/wordml" xmlns:wne="http://schemas.microsoft.com/office/word/2006/wordml" xmlns:wpg="http://schemas.microsoft.com/office/word/2010/wordprocessingGroup" xmlns:wpi="http://schemas.microsoft.com/office/word/2010/wordprocessingInk" xmlns:wps="http://schemas.microsoft.com/office/word/2010/wordprocessingShape" mc:Ignorable="w14 w15 wp14">
+<w:numbering xmlns:wpc="http://schemas.microsoft.com/office/word/2010/wordprocessingCanvas" xmlns:mc="http://schemas.openxmlformats.org/markup-compatibility/2006" xmlns:o="urn:schemas-microsoft-com:office:office" xmlns:r="http://schemas.openxmlformats.org/officeDocument/2006/relationships" xmlns:m="http://schemas.openxmlformats.org/officeDocument/2006/math" xmlns:v="urn:schemas-microsoft-com:vml" xmlns:wp14="http://schemas.microsoft.com/office/word/2010/wordprocessingDrawing" xmlns:wp="http://schemas.openxmlformats.org/drawingml/2006/wordprocessingDrawing" xmlns:w10="urn:schemas-microsoft-com:office:word" xmlns:w="http://schemas.openxmlformats.org/wordprocessingml/2006/main" xmlns:w14="http://schemas.microsoft.com/office/word/2010/wordml" xmlns:wpg="http://schemas.microsoft.com/office/word/2010/wordprocessingGroup" xmlns:wpi="http://schemas.microsoft.com/office/word/2010/wordprocessingInk" xmlns:wne="http://schemas.microsoft.com/office/word/2006/wordml" xmlns:wps="http://schemas.microsoft.com/office/word/2010/wordprocessingShape" xmlns:wpsCustomData="http://www.wps.cn/officeDocument/2013/wpsCustomData" mc:Ignorable="w14 wp14">
   <w:abstractNum w:abstractNumId="0">
     <w:nsid w:val="8E964DCE"/>
     <w:multiLevelType w:val="multilevel"/>
     <w:tmpl w:val="8E964DCE"/>
-    <w:lvl w:ilvl="0">
+    <w:lvl w:ilvl="0" w:tentative="0">
       <w:start w:val="1"/>
       <w:numFmt w:val="decimal"/>
-      <w:pStyle w:val="Heading1"/>
+      <w:pStyle w:val="2"/>
       <w:lvlText w:val="%1."/>
       <w:lvlJc w:val="left"/>
       <w:pPr>
@@ -4369,10 +4446,10 @@
         <w:rFonts w:hint="default"/>
       </w:rPr>
     </w:lvl>
-    <w:lvl w:ilvl="1">
+    <w:lvl w:ilvl="1" w:tentative="0">
       <w:start w:val="1"/>
       <w:numFmt w:val="decimal"/>
-      <w:pStyle w:val="Heading2"/>
+      <w:pStyle w:val="3"/>
       <w:lvlText w:val="%1.%2."/>
       <w:lvlJc w:val="left"/>
       <w:pPr>
@@ -4382,10 +4459,10 @@
         <w:rFonts w:hint="default"/>
       </w:rPr>
     </w:lvl>
-    <w:lvl w:ilvl="2">
+    <w:lvl w:ilvl="2" w:tentative="0">
       <w:start w:val="1"/>
       <w:numFmt w:val="decimal"/>
-      <w:pStyle w:val="Heading3"/>
+      <w:pStyle w:val="4"/>
       <w:lvlText w:val="%1.%2.%3."/>
       <w:lvlJc w:val="left"/>
       <w:pPr>
@@ -4395,10 +4472,10 @@
         <w:rFonts w:hint="default"/>
       </w:rPr>
     </w:lvl>
-    <w:lvl w:ilvl="3">
+    <w:lvl w:ilvl="3" w:tentative="0">
       <w:start w:val="1"/>
       <w:numFmt w:val="decimal"/>
-      <w:pStyle w:val="Heading4"/>
+      <w:pStyle w:val="5"/>
       <w:lvlText w:val="%1.%2.%3.%4."/>
       <w:lvlJc w:val="left"/>
       <w:pPr>
@@ -4408,10 +4485,10 @@
         <w:rFonts w:hint="default"/>
       </w:rPr>
     </w:lvl>
-    <w:lvl w:ilvl="4">
+    <w:lvl w:ilvl="4" w:tentative="0">
       <w:start w:val="1"/>
       <w:numFmt w:val="decimal"/>
-      <w:pStyle w:val="Heading5"/>
+      <w:pStyle w:val="6"/>
       <w:lvlText w:val="%1.%2.%3.%4.%5."/>
       <w:lvlJc w:val="left"/>
       <w:pPr>
@@ -4421,10 +4498,10 @@
         <w:rFonts w:hint="default"/>
       </w:rPr>
     </w:lvl>
-    <w:lvl w:ilvl="5">
+    <w:lvl w:ilvl="5" w:tentative="0">
       <w:start w:val="1"/>
       <w:numFmt w:val="decimal"/>
-      <w:pStyle w:val="Heading6"/>
+      <w:pStyle w:val="7"/>
       <w:lvlText w:val="%1.%2.%3.%4.%5.%6."/>
       <w:lvlJc w:val="left"/>
       <w:pPr>
@@ -4434,10 +4511,10 @@
         <w:rFonts w:hint="default"/>
       </w:rPr>
     </w:lvl>
-    <w:lvl w:ilvl="6">
+    <w:lvl w:ilvl="6" w:tentative="0">
       <w:start w:val="1"/>
       <w:numFmt w:val="decimal"/>
-      <w:pStyle w:val="Heading7"/>
+      <w:pStyle w:val="8"/>
       <w:lvlText w:val="%1.%2.%3.%4.%5.%6.%7."/>
       <w:lvlJc w:val="left"/>
       <w:pPr>
@@ -4447,10 +4524,10 @@
         <w:rFonts w:hint="default"/>
       </w:rPr>
     </w:lvl>
-    <w:lvl w:ilvl="7">
+    <w:lvl w:ilvl="7" w:tentative="0">
       <w:start w:val="1"/>
       <w:numFmt w:val="decimal"/>
-      <w:pStyle w:val="Heading8"/>
+      <w:pStyle w:val="9"/>
       <w:lvlText w:val="%1.%2.%3.%4.%5.%6.%7.%8."/>
       <w:lvlJc w:val="left"/>
       <w:pPr>
@@ -4460,10 +4537,10 @@
         <w:rFonts w:hint="default"/>
       </w:rPr>
     </w:lvl>
-    <w:lvl w:ilvl="8">
+    <w:lvl w:ilvl="8" w:tentative="0">
       <w:start w:val="1"/>
       <w:numFmt w:val="decimal"/>
-      <w:pStyle w:val="Heading9"/>
+      <w:pStyle w:val="10"/>
       <w:lvlText w:val="%1.%2.%3.%4.%5.%6.%7.%8.%9."/>
       <w:lvlJc w:val="left"/>
       <w:pPr>
@@ -4481,267 +4558,269 @@
 </file>
 
 <file path=word/styles.xml><?xml version="1.0" encoding="utf-8"?>
-<w:styles xmlns:mc="http://schemas.openxmlformats.org/markup-compatibility/2006" xmlns:r="http://schemas.openxmlformats.org/officeDocument/2006/relationships" xmlns:w="http://schemas.openxmlformats.org/wordprocessingml/2006/main" xmlns:w14="http://schemas.microsoft.com/office/word/2010/wordml" xmlns:w15="http://schemas.microsoft.com/office/word/2012/wordml" mc:Ignorable="w14 w15">
+<w:styles xmlns:mc="http://schemas.openxmlformats.org/markup-compatibility/2006" xmlns:o="urn:schemas-microsoft-com:office:office" xmlns:r="http://schemas.openxmlformats.org/officeDocument/2006/relationships" xmlns:m="http://schemas.openxmlformats.org/officeDocument/2006/math" xmlns:v="urn:schemas-microsoft-com:vml" xmlns:w="http://schemas.openxmlformats.org/wordprocessingml/2006/main" xmlns:w14="http://schemas.microsoft.com/office/word/2010/wordml" xmlns:w10="urn:schemas-microsoft-com:office:word" xmlns:sl="http://schemas.openxmlformats.org/schemaLibrary/2006/main" xmlns:wpsCustomData="http://www.wps.cn/officeDocument/2013/wpsCustomData" mc:Ignorable="w14">
   <w:docDefaults>
     <w:rPrDefault>
       <w:rPr>
-        <w:rFonts w:ascii="Times New Roman" w:eastAsia="宋体" w:hAnsi="Times New Roman" w:cs="Times New Roman"/>
+        <w:rFonts w:ascii="Times New Roman" w:hAnsi="Times New Roman" w:eastAsia="宋体" w:cs="Times New Roman"/>
       </w:rPr>
     </w:rPrDefault>
     <w:pPrDefault/>
   </w:docDefaults>
-  <w:latentStyles w:defLockedState="0" w:defUIPriority="99" w:defSemiHidden="1" w:defUnhideWhenUsed="1" w:defQFormat="0" w:count="260">
-    <w:lsdException w:name="Normal" w:semiHidden="0" w:uiPriority="0" w:unhideWhenUsed="0" w:qFormat="1"/>
-    <w:lsdException w:name="heading 1" w:semiHidden="0" w:uiPriority="0" w:unhideWhenUsed="0" w:qFormat="1"/>
-    <w:lsdException w:name="heading 2" w:semiHidden="0" w:uiPriority="0" w:qFormat="1"/>
-    <w:lsdException w:name="heading 3" w:uiPriority="0" w:qFormat="1"/>
-    <w:lsdException w:name="heading 4" w:semiHidden="0" w:uiPriority="0" w:qFormat="1"/>
-    <w:lsdException w:name="heading 5" w:uiPriority="0" w:qFormat="1"/>
-    <w:lsdException w:name="heading 6" w:uiPriority="0" w:qFormat="1"/>
-    <w:lsdException w:name="heading 7" w:uiPriority="0" w:qFormat="1"/>
-    <w:lsdException w:name="heading 8" w:uiPriority="0" w:qFormat="1"/>
-    <w:lsdException w:name="heading 9" w:uiPriority="0" w:qFormat="1"/>
-    <w:lsdException w:name="index 1" w:semiHidden="0" w:uiPriority="0" w:unhideWhenUsed="0"/>
-    <w:lsdException w:name="index 2" w:semiHidden="0" w:uiPriority="0" w:unhideWhenUsed="0"/>
-    <w:lsdException w:name="index 3" w:semiHidden="0" w:uiPriority="0" w:unhideWhenUsed="0"/>
-    <w:lsdException w:name="index 4" w:semiHidden="0" w:uiPriority="0" w:unhideWhenUsed="0"/>
-    <w:lsdException w:name="index 5" w:semiHidden="0" w:uiPriority="0" w:unhideWhenUsed="0"/>
-    <w:lsdException w:name="index 6" w:semiHidden="0" w:uiPriority="0" w:unhideWhenUsed="0"/>
-    <w:lsdException w:name="index 7" w:semiHidden="0" w:uiPriority="0" w:unhideWhenUsed="0"/>
-    <w:lsdException w:name="index 8" w:semiHidden="0" w:uiPriority="0" w:unhideWhenUsed="0"/>
-    <w:lsdException w:name="index 9" w:semiHidden="0" w:uiPriority="0" w:unhideWhenUsed="0"/>
-    <w:lsdException w:name="toc 1" w:semiHidden="0" w:uiPriority="0" w:unhideWhenUsed="0" w:qFormat="1"/>
-    <w:lsdException w:name="toc 2" w:semiHidden="0" w:uiPriority="0" w:unhideWhenUsed="0" w:qFormat="1"/>
-    <w:lsdException w:name="toc 3" w:semiHidden="0" w:uiPriority="0" w:unhideWhenUsed="0" w:qFormat="1"/>
-    <w:lsdException w:name="toc 4" w:semiHidden="0" w:uiPriority="0" w:unhideWhenUsed="0"/>
-    <w:lsdException w:name="toc 5" w:semiHidden="0" w:uiPriority="0" w:unhideWhenUsed="0"/>
-    <w:lsdException w:name="toc 6" w:semiHidden="0" w:uiPriority="0" w:unhideWhenUsed="0"/>
-    <w:lsdException w:name="toc 7" w:semiHidden="0" w:uiPriority="0" w:unhideWhenUsed="0"/>
-    <w:lsdException w:name="toc 8" w:semiHidden="0" w:uiPriority="0" w:unhideWhenUsed="0"/>
-    <w:lsdException w:name="toc 9" w:semiHidden="0" w:uiPriority="0" w:unhideWhenUsed="0"/>
-    <w:lsdException w:name="Normal Indent" w:semiHidden="0" w:uiPriority="0" w:unhideWhenUsed="0"/>
-    <w:lsdException w:name="footnote text" w:semiHidden="0" w:uiPriority="0" w:unhideWhenUsed="0"/>
-    <w:lsdException w:name="annotation text" w:semiHidden="0" w:uiPriority="0" w:unhideWhenUsed="0" w:qFormat="1"/>
-    <w:lsdException w:name="header" w:semiHidden="0" w:uiPriority="0" w:unhideWhenUsed="0" w:qFormat="1"/>
-    <w:lsdException w:name="footer" w:semiHidden="0" w:uiPriority="0" w:unhideWhenUsed="0" w:qFormat="1"/>
-    <w:lsdException w:name="index heading" w:semiHidden="0" w:uiPriority="0" w:unhideWhenUsed="0"/>
-    <w:lsdException w:name="caption" w:uiPriority="0" w:qFormat="1"/>
-    <w:lsdException w:name="table of figures" w:semiHidden="0" w:uiPriority="0" w:unhideWhenUsed="0"/>
-    <w:lsdException w:name="envelope address" w:semiHidden="0" w:uiPriority="0" w:unhideWhenUsed="0"/>
-    <w:lsdException w:name="envelope return" w:semiHidden="0" w:uiPriority="0" w:unhideWhenUsed="0"/>
-    <w:lsdException w:name="footnote reference" w:semiHidden="0" w:uiPriority="0" w:unhideWhenUsed="0"/>
-    <w:lsdException w:name="annotation reference" w:semiHidden="0" w:uiPriority="0" w:unhideWhenUsed="0"/>
-    <w:lsdException w:name="line number" w:semiHidden="0" w:uiPriority="0" w:unhideWhenUsed="0"/>
-    <w:lsdException w:name="page number" w:semiHidden="0" w:uiPriority="0" w:unhideWhenUsed="0"/>
-    <w:lsdException w:name="endnote reference" w:semiHidden="0" w:uiPriority="0" w:unhideWhenUsed="0"/>
-    <w:lsdException w:name="endnote text" w:semiHidden="0" w:uiPriority="0" w:unhideWhenUsed="0"/>
-    <w:lsdException w:name="table of authorities" w:semiHidden="0" w:uiPriority="0" w:unhideWhenUsed="0"/>
-    <w:lsdException w:name="macro" w:semiHidden="0" w:uiPriority="0" w:unhideWhenUsed="0"/>
-    <w:lsdException w:name="toa heading" w:semiHidden="0" w:uiPriority="0" w:unhideWhenUsed="0"/>
-    <w:lsdException w:name="List" w:semiHidden="0" w:uiPriority="0" w:unhideWhenUsed="0"/>
-    <w:lsdException w:name="List Bullet" w:semiHidden="0" w:uiPriority="0" w:unhideWhenUsed="0"/>
-    <w:lsdException w:name="List Number" w:semiHidden="0" w:uiPriority="0" w:unhideWhenUsed="0"/>
-    <w:lsdException w:name="List 2" w:semiHidden="0" w:uiPriority="0" w:unhideWhenUsed="0"/>
-    <w:lsdException w:name="List 3" w:semiHidden="0" w:uiPriority="0" w:unhideWhenUsed="0"/>
-    <w:lsdException w:name="List 4" w:semiHidden="0" w:uiPriority="0" w:unhideWhenUsed="0"/>
-    <w:lsdException w:name="List 5" w:semiHidden="0" w:uiPriority="0" w:unhideWhenUsed="0"/>
-    <w:lsdException w:name="List Bullet 2" w:semiHidden="0" w:uiPriority="0" w:unhideWhenUsed="0"/>
-    <w:lsdException w:name="List Bullet 3" w:semiHidden="0" w:uiPriority="0" w:unhideWhenUsed="0"/>
-    <w:lsdException w:name="List Bullet 4" w:semiHidden="0" w:uiPriority="0" w:unhideWhenUsed="0"/>
-    <w:lsdException w:name="List Bullet 5" w:semiHidden="0" w:uiPriority="0" w:unhideWhenUsed="0"/>
-    <w:lsdException w:name="List Number 2" w:semiHidden="0" w:uiPriority="0" w:unhideWhenUsed="0"/>
-    <w:lsdException w:name="List Number 3" w:semiHidden="0" w:uiPriority="0" w:unhideWhenUsed="0"/>
-    <w:lsdException w:name="List Number 4" w:semiHidden="0" w:uiPriority="0" w:unhideWhenUsed="0"/>
-    <w:lsdException w:name="List Number 5" w:semiHidden="0" w:uiPriority="0" w:unhideWhenUsed="0"/>
-    <w:lsdException w:name="Title" w:semiHidden="0" w:uiPriority="0" w:unhideWhenUsed="0" w:qFormat="1"/>
-    <w:lsdException w:name="Closing" w:semiHidden="0" w:uiPriority="0" w:unhideWhenUsed="0"/>
-    <w:lsdException w:name="Signature" w:semiHidden="0" w:uiPriority="0" w:unhideWhenUsed="0"/>
-    <w:lsdException w:name="Default Paragraph Font" w:uiPriority="0" w:unhideWhenUsed="0" w:qFormat="1"/>
-    <w:lsdException w:name="Body Text" w:uiPriority="0" w:unhideWhenUsed="0" w:qFormat="1"/>
-    <w:lsdException w:name="Body Text Indent" w:semiHidden="0" w:uiPriority="0" w:unhideWhenUsed="0"/>
-    <w:lsdException w:name="List Continue" w:semiHidden="0" w:uiPriority="0" w:unhideWhenUsed="0"/>
-    <w:lsdException w:name="List Continue 2" w:semiHidden="0" w:uiPriority="0" w:unhideWhenUsed="0"/>
-    <w:lsdException w:name="List Continue 3" w:semiHidden="0" w:uiPriority="0" w:unhideWhenUsed="0"/>
-    <w:lsdException w:name="List Continue 4" w:semiHidden="0" w:uiPriority="0" w:unhideWhenUsed="0"/>
-    <w:lsdException w:name="List Continue 5" w:semiHidden="0" w:uiPriority="0" w:unhideWhenUsed="0"/>
-    <w:lsdException w:name="Message Header" w:semiHidden="0" w:uiPriority="0" w:unhideWhenUsed="0"/>
-    <w:lsdException w:name="Subtitle" w:semiHidden="0" w:uiPriority="0" w:unhideWhenUsed="0" w:qFormat="1"/>
-    <w:lsdException w:name="Salutation" w:semiHidden="0" w:uiPriority="0" w:unhideWhenUsed="0"/>
-    <w:lsdException w:name="Date" w:semiHidden="0" w:uiPriority="0" w:unhideWhenUsed="0"/>
-    <w:lsdException w:name="Body Text First Indent" w:semiHidden="0" w:uiPriority="0" w:unhideWhenUsed="0"/>
-    <w:lsdException w:name="Body Text First Indent 2" w:semiHidden="0" w:uiPriority="0" w:unhideWhenUsed="0"/>
-    <w:lsdException w:name="Body Text 2" w:semiHidden="0" w:uiPriority="0" w:unhideWhenUsed="0"/>
-    <w:lsdException w:name="Body Text 3" w:semiHidden="0" w:uiPriority="0" w:unhideWhenUsed="0"/>
-    <w:lsdException w:name="Body Text Indent 2" w:semiHidden="0" w:uiPriority="0" w:unhideWhenUsed="0"/>
-    <w:lsdException w:name="Body Text Indent 3" w:semiHidden="0" w:uiPriority="0" w:unhideWhenUsed="0"/>
-    <w:lsdException w:name="Block Text" w:semiHidden="0" w:uiPriority="0" w:unhideWhenUsed="0"/>
-    <w:lsdException w:name="Hyperlink" w:semiHidden="0" w:uiPriority="0" w:unhideWhenUsed="0"/>
-    <w:lsdException w:name="FollowedHyperlink" w:semiHidden="0" w:uiPriority="0" w:unhideWhenUsed="0"/>
-    <w:lsdException w:name="Strong" w:semiHidden="0" w:uiPriority="0" w:unhideWhenUsed="0" w:qFormat="1"/>
-    <w:lsdException w:name="Emphasis" w:semiHidden="0" w:uiPriority="0" w:unhideWhenUsed="0" w:qFormat="1"/>
-    <w:lsdException w:name="Document Map" w:semiHidden="0" w:uiPriority="0" w:unhideWhenUsed="0"/>
-    <w:lsdException w:name="Plain Text" w:semiHidden="0" w:uiPriority="0" w:unhideWhenUsed="0"/>
-    <w:lsdException w:name="E-mail Signature" w:semiHidden="0" w:uiPriority="0" w:unhideWhenUsed="0"/>
-    <w:lsdException w:name="Normal (Web)" w:semiHidden="0" w:uiPriority="0" w:unhideWhenUsed="0" w:qFormat="1"/>
-    <w:lsdException w:name="HTML Acronym" w:semiHidden="0" w:uiPriority="0" w:unhideWhenUsed="0"/>
-    <w:lsdException w:name="HTML Address" w:semiHidden="0" w:uiPriority="0" w:unhideWhenUsed="0"/>
-    <w:lsdException w:name="HTML Cite" w:semiHidden="0" w:uiPriority="0" w:unhideWhenUsed="0"/>
-    <w:lsdException w:name="HTML Code" w:semiHidden="0" w:uiPriority="0" w:unhideWhenUsed="0"/>
-    <w:lsdException w:name="HTML Definition" w:semiHidden="0" w:uiPriority="0" w:unhideWhenUsed="0"/>
-    <w:lsdException w:name="HTML Keyboard" w:semiHidden="0" w:uiPriority="0" w:unhideWhenUsed="0"/>
-    <w:lsdException w:name="HTML Preformatted" w:semiHidden="0" w:uiPriority="0" w:unhideWhenUsed="0"/>
-    <w:lsdException w:name="HTML Sample" w:semiHidden="0" w:uiPriority="0" w:unhideWhenUsed="0"/>
-    <w:lsdException w:name="HTML Typewriter" w:semiHidden="0" w:uiPriority="0" w:unhideWhenUsed="0"/>
-    <w:lsdException w:name="HTML Variable" w:semiHidden="0" w:uiPriority="0" w:unhideWhenUsed="0"/>
-    <w:lsdException w:name="Normal Table" w:uiPriority="0" w:unhideWhenUsed="0" w:qFormat="1"/>
-    <w:lsdException w:name="annotation subject" w:semiHidden="0" w:uiPriority="0" w:unhideWhenUsed="0"/>
-    <w:lsdException w:name="Table Simple 1" w:semiHidden="0" w:uiPriority="0" w:unhideWhenUsed="0"/>
-    <w:lsdException w:name="Table Simple 2" w:semiHidden="0" w:uiPriority="0" w:unhideWhenUsed="0"/>
-    <w:lsdException w:name="Table Simple 3" w:semiHidden="0" w:uiPriority="0" w:unhideWhenUsed="0"/>
-    <w:lsdException w:name="Table Classic 1" w:semiHidden="0" w:uiPriority="0" w:unhideWhenUsed="0"/>
-    <w:lsdException w:name="Table Classic 2" w:semiHidden="0" w:uiPriority="0" w:unhideWhenUsed="0"/>
-    <w:lsdException w:name="Table Classic 3" w:semiHidden="0" w:uiPriority="0" w:unhideWhenUsed="0"/>
-    <w:lsdException w:name="Table Classic 4" w:semiHidden="0" w:uiPriority="0" w:unhideWhenUsed="0"/>
-    <w:lsdException w:name="Table Colorful 1" w:semiHidden="0" w:uiPriority="0" w:unhideWhenUsed="0"/>
-    <w:lsdException w:name="Table Colorful 2" w:semiHidden="0" w:uiPriority="0" w:unhideWhenUsed="0"/>
-    <w:lsdException w:name="Table Colorful 3" w:semiHidden="0" w:uiPriority="0" w:unhideWhenUsed="0"/>
-    <w:lsdException w:name="Table Columns 1" w:semiHidden="0" w:uiPriority="0" w:unhideWhenUsed="0"/>
-    <w:lsdException w:name="Table Columns 2" w:semiHidden="0" w:uiPriority="0" w:unhideWhenUsed="0"/>
-    <w:lsdException w:name="Table Columns 3" w:semiHidden="0" w:uiPriority="0" w:unhideWhenUsed="0"/>
-    <w:lsdException w:name="Table Columns 4" w:semiHidden="0" w:uiPriority="0" w:unhideWhenUsed="0"/>
-    <w:lsdException w:name="Table Columns 5" w:semiHidden="0" w:uiPriority="0" w:unhideWhenUsed="0"/>
-    <w:lsdException w:name="Table Grid 1" w:semiHidden="0" w:uiPriority="0" w:unhideWhenUsed="0"/>
-    <w:lsdException w:name="Table Grid 2" w:semiHidden="0" w:uiPriority="0" w:unhideWhenUsed="0"/>
-    <w:lsdException w:name="Table Grid 3" w:semiHidden="0" w:uiPriority="0" w:unhideWhenUsed="0"/>
-    <w:lsdException w:name="Table Grid 4" w:semiHidden="0" w:uiPriority="0" w:unhideWhenUsed="0"/>
-    <w:lsdException w:name="Table Grid 5" w:semiHidden="0" w:uiPriority="0" w:unhideWhenUsed="0"/>
-    <w:lsdException w:name="Table Grid 6" w:semiHidden="0" w:uiPriority="0" w:unhideWhenUsed="0"/>
-    <w:lsdException w:name="Table Grid 7" w:semiHidden="0" w:uiPriority="0" w:unhideWhenUsed="0"/>
-    <w:lsdException w:name="Table Grid 8" w:semiHidden="0" w:uiPriority="0" w:unhideWhenUsed="0"/>
-    <w:lsdException w:name="Table List 1" w:semiHidden="0" w:uiPriority="0" w:unhideWhenUsed="0"/>
-    <w:lsdException w:name="Table List 2" w:semiHidden="0" w:uiPriority="0" w:unhideWhenUsed="0"/>
-    <w:lsdException w:name="Table List 3" w:semiHidden="0" w:uiPriority="0" w:unhideWhenUsed="0"/>
-    <w:lsdException w:name="Table List 4" w:semiHidden="0" w:uiPriority="0" w:unhideWhenUsed="0"/>
-    <w:lsdException w:name="Table List 5" w:semiHidden="0" w:uiPriority="0" w:unhideWhenUsed="0"/>
-    <w:lsdException w:name="Table List 6" w:semiHidden="0" w:uiPriority="0" w:unhideWhenUsed="0"/>
-    <w:lsdException w:name="Table List 7" w:semiHidden="0" w:uiPriority="0" w:unhideWhenUsed="0"/>
-    <w:lsdException w:name="Table List 8" w:semiHidden="0" w:uiPriority="0" w:unhideWhenUsed="0"/>
-    <w:lsdException w:name="Table 3D effects 1" w:semiHidden="0" w:uiPriority="0" w:unhideWhenUsed="0"/>
-    <w:lsdException w:name="Table 3D effects 2" w:semiHidden="0" w:uiPriority="0" w:unhideWhenUsed="0"/>
-    <w:lsdException w:name="Table 3D effects 3" w:semiHidden="0" w:uiPriority="0" w:unhideWhenUsed="0"/>
-    <w:lsdException w:name="Table Contemporary" w:semiHidden="0" w:uiPriority="0" w:unhideWhenUsed="0"/>
-    <w:lsdException w:name="Table Elegant" w:semiHidden="0" w:uiPriority="0" w:unhideWhenUsed="0"/>
-    <w:lsdException w:name="Table Professional" w:semiHidden="0" w:uiPriority="0" w:unhideWhenUsed="0"/>
-    <w:lsdException w:name="Table Subtle 1" w:semiHidden="0" w:uiPriority="0" w:unhideWhenUsed="0"/>
-    <w:lsdException w:name="Table Subtle 2" w:semiHidden="0" w:uiPriority="0" w:unhideWhenUsed="0"/>
-    <w:lsdException w:name="Table Web 1" w:semiHidden="0" w:uiPriority="0" w:unhideWhenUsed="0"/>
-    <w:lsdException w:name="Table Web 2" w:semiHidden="0" w:uiPriority="0" w:unhideWhenUsed="0"/>
-    <w:lsdException w:name="Table Web 3" w:semiHidden="0" w:uiPriority="0" w:unhideWhenUsed="0"/>
-    <w:lsdException w:name="Balloon Text" w:semiHidden="0" w:uiPriority="0" w:unhideWhenUsed="0"/>
-    <w:lsdException w:name="Table Grid" w:semiHidden="0" w:uiPriority="0" w:unhideWhenUsed="0" w:qFormat="1"/>
-    <w:lsdException w:name="Table Theme" w:semiHidden="0" w:uiPriority="0" w:unhideWhenUsed="0"/>
-    <w:lsdException w:name="Light Shading" w:semiHidden="0" w:uiPriority="60" w:unhideWhenUsed="0"/>
-    <w:lsdException w:name="Light List" w:semiHidden="0" w:uiPriority="61" w:unhideWhenUsed="0"/>
-    <w:lsdException w:name="Light Grid" w:semiHidden="0" w:uiPriority="62" w:unhideWhenUsed="0"/>
-    <w:lsdException w:name="Medium Shading 1" w:semiHidden="0" w:uiPriority="63" w:unhideWhenUsed="0"/>
-    <w:lsdException w:name="Medium Shading 2" w:semiHidden="0" w:uiPriority="64" w:unhideWhenUsed="0"/>
-    <w:lsdException w:name="Medium List 1" w:semiHidden="0" w:uiPriority="65" w:unhideWhenUsed="0"/>
-    <w:lsdException w:name="Medium List 2" w:semiHidden="0" w:uiPriority="66" w:unhideWhenUsed="0"/>
-    <w:lsdException w:name="Medium Grid 1" w:semiHidden="0" w:uiPriority="67" w:unhideWhenUsed="0"/>
-    <w:lsdException w:name="Medium Grid 2" w:semiHidden="0" w:uiPriority="68" w:unhideWhenUsed="0"/>
-    <w:lsdException w:name="Medium Grid 3" w:semiHidden="0" w:uiPriority="69" w:unhideWhenUsed="0"/>
-    <w:lsdException w:name="Dark List" w:semiHidden="0" w:uiPriority="70" w:unhideWhenUsed="0"/>
-    <w:lsdException w:name="Colorful Shading" w:semiHidden="0" w:uiPriority="71" w:unhideWhenUsed="0"/>
-    <w:lsdException w:name="Colorful List" w:semiHidden="0" w:uiPriority="72" w:unhideWhenUsed="0"/>
-    <w:lsdException w:name="Colorful Grid" w:semiHidden="0" w:uiPriority="73" w:unhideWhenUsed="0"/>
-    <w:lsdException w:name="Light Shading Accent 1" w:semiHidden="0" w:uiPriority="60" w:unhideWhenUsed="0"/>
-    <w:lsdException w:name="Light List Accent 1" w:semiHidden="0" w:uiPriority="61" w:unhideWhenUsed="0"/>
-    <w:lsdException w:name="Light Grid Accent 1" w:semiHidden="0" w:uiPriority="62" w:unhideWhenUsed="0"/>
-    <w:lsdException w:name="Medium Shading 1 Accent 1" w:semiHidden="0" w:uiPriority="63" w:unhideWhenUsed="0"/>
-    <w:lsdException w:name="Medium Shading 2 Accent 1" w:semiHidden="0" w:uiPriority="64" w:unhideWhenUsed="0"/>
-    <w:lsdException w:name="Medium List 1 Accent 1" w:semiHidden="0" w:uiPriority="65" w:unhideWhenUsed="0"/>
-    <w:lsdException w:name="Medium List 2 Accent 1" w:semiHidden="0" w:uiPriority="66" w:unhideWhenUsed="0"/>
-    <w:lsdException w:name="Medium Grid 1 Accent 1" w:semiHidden="0" w:uiPriority="67" w:unhideWhenUsed="0"/>
-    <w:lsdException w:name="Medium Grid 2 Accent 1" w:semiHidden="0" w:uiPriority="68" w:unhideWhenUsed="0"/>
-    <w:lsdException w:name="Medium Grid 3 Accent 1" w:semiHidden="0" w:uiPriority="69" w:unhideWhenUsed="0"/>
-    <w:lsdException w:name="Dark List Accent 1" w:semiHidden="0" w:uiPriority="70" w:unhideWhenUsed="0"/>
-    <w:lsdException w:name="Colorful Shading Accent 1" w:semiHidden="0" w:uiPriority="71" w:unhideWhenUsed="0"/>
-    <w:lsdException w:name="Colorful List Accent 1" w:semiHidden="0" w:uiPriority="72" w:unhideWhenUsed="0"/>
-    <w:lsdException w:name="Colorful Grid Accent 1" w:semiHidden="0" w:uiPriority="73" w:unhideWhenUsed="0"/>
-    <w:lsdException w:name="Light Shading Accent 2" w:semiHidden="0" w:uiPriority="60" w:unhideWhenUsed="0"/>
-    <w:lsdException w:name="Light List Accent 2" w:semiHidden="0" w:uiPriority="61" w:unhideWhenUsed="0"/>
-    <w:lsdException w:name="Light Grid Accent 2" w:semiHidden="0" w:uiPriority="62" w:unhideWhenUsed="0"/>
-    <w:lsdException w:name="Medium Shading 1 Accent 2" w:semiHidden="0" w:uiPriority="63" w:unhideWhenUsed="0"/>
-    <w:lsdException w:name="Medium Shading 2 Accent 2" w:semiHidden="0" w:uiPriority="64" w:unhideWhenUsed="0"/>
-    <w:lsdException w:name="Medium List 1 Accent 2" w:semiHidden="0" w:uiPriority="65" w:unhideWhenUsed="0"/>
-    <w:lsdException w:name="Medium List 2 Accent 2" w:semiHidden="0" w:uiPriority="66" w:unhideWhenUsed="0"/>
-    <w:lsdException w:name="Medium Grid 1 Accent 2" w:semiHidden="0" w:uiPriority="67" w:unhideWhenUsed="0"/>
-    <w:lsdException w:name="Medium Grid 2 Accent 2" w:semiHidden="0" w:uiPriority="68" w:unhideWhenUsed="0"/>
-    <w:lsdException w:name="Medium Grid 3 Accent 2" w:semiHidden="0" w:uiPriority="69" w:unhideWhenUsed="0"/>
-    <w:lsdException w:name="Dark List Accent 2" w:semiHidden="0" w:uiPriority="70" w:unhideWhenUsed="0"/>
-    <w:lsdException w:name="Colorful Shading Accent 2" w:semiHidden="0" w:uiPriority="71" w:unhideWhenUsed="0"/>
-    <w:lsdException w:name="Colorful List Accent 2" w:semiHidden="0" w:uiPriority="72" w:unhideWhenUsed="0"/>
-    <w:lsdException w:name="Colorful Grid Accent 2" w:semiHidden="0" w:uiPriority="73" w:unhideWhenUsed="0"/>
-    <w:lsdException w:name="Light Shading Accent 3" w:semiHidden="0" w:uiPriority="60" w:unhideWhenUsed="0"/>
-    <w:lsdException w:name="Light List Accent 3" w:semiHidden="0" w:uiPriority="61" w:unhideWhenUsed="0"/>
-    <w:lsdException w:name="Light Grid Accent 3" w:semiHidden="0" w:uiPriority="62" w:unhideWhenUsed="0"/>
-    <w:lsdException w:name="Medium Shading 1 Accent 3" w:semiHidden="0" w:uiPriority="63" w:unhideWhenUsed="0"/>
-    <w:lsdException w:name="Medium Shading 2 Accent 3" w:semiHidden="0" w:uiPriority="64" w:unhideWhenUsed="0"/>
-    <w:lsdException w:name="Medium List 1 Accent 3" w:semiHidden="0" w:uiPriority="65" w:unhideWhenUsed="0"/>
-    <w:lsdException w:name="Medium List 2 Accent 3" w:semiHidden="0" w:uiPriority="66" w:unhideWhenUsed="0"/>
-    <w:lsdException w:name="Medium Grid 1 Accent 3" w:semiHidden="0" w:uiPriority="67" w:unhideWhenUsed="0"/>
-    <w:lsdException w:name="Medium Grid 2 Accent 3" w:semiHidden="0" w:uiPriority="68" w:unhideWhenUsed="0"/>
-    <w:lsdException w:name="Medium Grid 3 Accent 3" w:semiHidden="0" w:uiPriority="69" w:unhideWhenUsed="0"/>
-    <w:lsdException w:name="Dark List Accent 3" w:semiHidden="0" w:uiPriority="70" w:unhideWhenUsed="0"/>
-    <w:lsdException w:name="Colorful Shading Accent 3" w:semiHidden="0" w:uiPriority="71" w:unhideWhenUsed="0"/>
-    <w:lsdException w:name="Colorful List Accent 3" w:semiHidden="0" w:uiPriority="72" w:unhideWhenUsed="0"/>
-    <w:lsdException w:name="Colorful Grid Accent 3" w:semiHidden="0" w:uiPriority="73" w:unhideWhenUsed="0"/>
-    <w:lsdException w:name="Light Shading Accent 4" w:semiHidden="0" w:uiPriority="60" w:unhideWhenUsed="0"/>
-    <w:lsdException w:name="Light List Accent 4" w:semiHidden="0" w:uiPriority="61" w:unhideWhenUsed="0"/>
-    <w:lsdException w:name="Light Grid Accent 4" w:semiHidden="0" w:uiPriority="62" w:unhideWhenUsed="0"/>
-    <w:lsdException w:name="Medium Shading 1 Accent 4" w:semiHidden="0" w:uiPriority="63" w:unhideWhenUsed="0"/>
-    <w:lsdException w:name="Medium Shading 2 Accent 4" w:semiHidden="0" w:uiPriority="64" w:unhideWhenUsed="0"/>
-    <w:lsdException w:name="Medium List 1 Accent 4" w:semiHidden="0" w:uiPriority="65" w:unhideWhenUsed="0"/>
-    <w:lsdException w:name="Medium List 2 Accent 4" w:semiHidden="0" w:uiPriority="66" w:unhideWhenUsed="0"/>
-    <w:lsdException w:name="Medium Grid 1 Accent 4" w:semiHidden="0" w:uiPriority="67" w:unhideWhenUsed="0"/>
-    <w:lsdException w:name="Medium Grid 2 Accent 4" w:semiHidden="0" w:uiPriority="68" w:unhideWhenUsed="0"/>
-    <w:lsdException w:name="Medium Grid 3 Accent 4" w:semiHidden="0" w:uiPriority="69" w:unhideWhenUsed="0"/>
-    <w:lsdException w:name="Dark List Accent 4" w:semiHidden="0" w:uiPriority="70" w:unhideWhenUsed="0"/>
-    <w:lsdException w:name="Colorful Shading Accent 4" w:semiHidden="0" w:uiPriority="71" w:unhideWhenUsed="0"/>
-    <w:lsdException w:name="Colorful List Accent 4" w:semiHidden="0" w:uiPriority="72" w:unhideWhenUsed="0"/>
-    <w:lsdException w:name="Colorful Grid Accent 4" w:semiHidden="0" w:uiPriority="73" w:unhideWhenUsed="0"/>
-    <w:lsdException w:name="Light Shading Accent 5" w:semiHidden="0" w:uiPriority="60" w:unhideWhenUsed="0"/>
-    <w:lsdException w:name="Light List Accent 5" w:semiHidden="0" w:uiPriority="61" w:unhideWhenUsed="0"/>
-    <w:lsdException w:name="Light Grid Accent 5" w:semiHidden="0" w:uiPriority="62" w:unhideWhenUsed="0"/>
-    <w:lsdException w:name="Medium Shading 1 Accent 5" w:semiHidden="0" w:uiPriority="63" w:unhideWhenUsed="0"/>
-    <w:lsdException w:name="Medium Shading 2 Accent 5" w:semiHidden="0" w:uiPriority="64" w:unhideWhenUsed="0"/>
-    <w:lsdException w:name="Medium List 1 Accent 5" w:semiHidden="0" w:uiPriority="65" w:unhideWhenUsed="0"/>
-    <w:lsdException w:name="Medium List 2 Accent 5" w:semiHidden="0" w:uiPriority="66" w:unhideWhenUsed="0"/>
-    <w:lsdException w:name="Medium Grid 1 Accent 5" w:semiHidden="0" w:uiPriority="67" w:unhideWhenUsed="0"/>
-    <w:lsdException w:name="Medium Grid 2 Accent 5" w:semiHidden="0" w:uiPriority="68" w:unhideWhenUsed="0"/>
-    <w:lsdException w:name="Medium Grid 3 Accent 5" w:semiHidden="0" w:uiPriority="69" w:unhideWhenUsed="0"/>
-    <w:lsdException w:name="Dark List Accent 5" w:semiHidden="0" w:uiPriority="70" w:unhideWhenUsed="0"/>
-    <w:lsdException w:name="Colorful Shading Accent 5" w:semiHidden="0" w:uiPriority="71" w:unhideWhenUsed="0"/>
-    <w:lsdException w:name="Colorful List Accent 5" w:semiHidden="0" w:uiPriority="72" w:unhideWhenUsed="0"/>
-    <w:lsdException w:name="Colorful Grid Accent 5" w:semiHidden="0" w:uiPriority="73" w:unhideWhenUsed="0"/>
-    <w:lsdException w:name="Light Shading Accent 6" w:semiHidden="0" w:uiPriority="60" w:unhideWhenUsed="0"/>
-    <w:lsdException w:name="Light List Accent 6" w:semiHidden="0" w:uiPriority="61" w:unhideWhenUsed="0"/>
-    <w:lsdException w:name="Light Grid Accent 6" w:semiHidden="0" w:uiPriority="62" w:unhideWhenUsed="0"/>
-    <w:lsdException w:name="Medium Shading 1 Accent 6" w:semiHidden="0" w:uiPriority="63" w:unhideWhenUsed="0"/>
-    <w:lsdException w:name="Medium Shading 2 Accent 6" w:semiHidden="0" w:uiPriority="64" w:unhideWhenUsed="0"/>
-    <w:lsdException w:name="Medium List 1 Accent 6" w:semiHidden="0" w:uiPriority="65" w:unhideWhenUsed="0"/>
-    <w:lsdException w:name="Medium List 2 Accent 6" w:semiHidden="0" w:uiPriority="66" w:unhideWhenUsed="0"/>
-    <w:lsdException w:name="Medium Grid 1 Accent 6" w:semiHidden="0" w:uiPriority="67" w:unhideWhenUsed="0"/>
-    <w:lsdException w:name="Medium Grid 2 Accent 6" w:semiHidden="0" w:uiPriority="68" w:unhideWhenUsed="0"/>
-    <w:lsdException w:name="Medium Grid 3 Accent 6" w:semiHidden="0" w:uiPriority="69" w:unhideWhenUsed="0"/>
-    <w:lsdException w:name="Dark List Accent 6" w:semiHidden="0" w:uiPriority="70" w:unhideWhenUsed="0"/>
-    <w:lsdException w:name="Colorful Shading Accent 6" w:semiHidden="0" w:uiPriority="71" w:unhideWhenUsed="0"/>
-    <w:lsdException w:name="Colorful List Accent 6" w:semiHidden="0" w:uiPriority="72" w:unhideWhenUsed="0"/>
-    <w:lsdException w:name="Colorful Grid Accent 6" w:semiHidden="0" w:uiPriority="73" w:unhideWhenUsed="0"/>
+  <w:latentStyles w:count="260" w:defQFormat="0" w:defUnhideWhenUsed="1" w:defSemiHidden="1" w:defUIPriority="99" w:defLockedState="0">
+    <w:lsdException w:qFormat="1" w:unhideWhenUsed="0" w:uiPriority="0" w:semiHidden="0" w:name="Normal"/>
+    <w:lsdException w:qFormat="1" w:unhideWhenUsed="0" w:uiPriority="0" w:semiHidden="0" w:name="heading 1"/>
+    <w:lsdException w:qFormat="1" w:uiPriority="0" w:semiHidden="0" w:name="heading 2"/>
+    <w:lsdException w:qFormat="1" w:uiPriority="0" w:name="heading 3"/>
+    <w:lsdException w:qFormat="1" w:uiPriority="0" w:semiHidden="0" w:name="heading 4"/>
+    <w:lsdException w:qFormat="1" w:uiPriority="0" w:name="heading 5"/>
+    <w:lsdException w:qFormat="1" w:uiPriority="0" w:name="heading 6"/>
+    <w:lsdException w:qFormat="1" w:uiPriority="0" w:name="heading 7"/>
+    <w:lsdException w:qFormat="1" w:uiPriority="0" w:name="heading 8"/>
+    <w:lsdException w:qFormat="1" w:uiPriority="0" w:name="heading 9"/>
+    <w:lsdException w:unhideWhenUsed="0" w:uiPriority="0" w:semiHidden="0" w:name="index 1"/>
+    <w:lsdException w:unhideWhenUsed="0" w:uiPriority="0" w:semiHidden="0" w:name="index 2"/>
+    <w:lsdException w:unhideWhenUsed="0" w:uiPriority="0" w:semiHidden="0" w:name="index 3"/>
+    <w:lsdException w:unhideWhenUsed="0" w:uiPriority="0" w:semiHidden="0" w:name="index 4"/>
+    <w:lsdException w:unhideWhenUsed="0" w:uiPriority="0" w:semiHidden="0" w:name="index 5"/>
+    <w:lsdException w:unhideWhenUsed="0" w:uiPriority="0" w:semiHidden="0" w:name="index 6"/>
+    <w:lsdException w:unhideWhenUsed="0" w:uiPriority="0" w:semiHidden="0" w:name="index 7"/>
+    <w:lsdException w:unhideWhenUsed="0" w:uiPriority="0" w:semiHidden="0" w:name="index 8"/>
+    <w:lsdException w:unhideWhenUsed="0" w:uiPriority="0" w:semiHidden="0" w:name="index 9"/>
+    <w:lsdException w:qFormat="1" w:unhideWhenUsed="0" w:uiPriority="0" w:semiHidden="0" w:name="toc 1"/>
+    <w:lsdException w:qFormat="1" w:unhideWhenUsed="0" w:uiPriority="0" w:semiHidden="0" w:name="toc 2"/>
+    <w:lsdException w:qFormat="1" w:unhideWhenUsed="0" w:uiPriority="0" w:semiHidden="0" w:name="toc 3"/>
+    <w:lsdException w:unhideWhenUsed="0" w:uiPriority="0" w:semiHidden="0" w:name="toc 4"/>
+    <w:lsdException w:unhideWhenUsed="0" w:uiPriority="0" w:semiHidden="0" w:name="toc 5"/>
+    <w:lsdException w:unhideWhenUsed="0" w:uiPriority="0" w:semiHidden="0" w:name="toc 6"/>
+    <w:lsdException w:unhideWhenUsed="0" w:uiPriority="0" w:semiHidden="0" w:name="toc 7"/>
+    <w:lsdException w:unhideWhenUsed="0" w:uiPriority="0" w:semiHidden="0" w:name="toc 8"/>
+    <w:lsdException w:unhideWhenUsed="0" w:uiPriority="0" w:semiHidden="0" w:name="toc 9"/>
+    <w:lsdException w:unhideWhenUsed="0" w:uiPriority="0" w:semiHidden="0" w:name="Normal Indent"/>
+    <w:lsdException w:unhideWhenUsed="0" w:uiPriority="0" w:semiHidden="0" w:name="footnote text"/>
+    <w:lsdException w:qFormat="1" w:unhideWhenUsed="0" w:uiPriority="0" w:semiHidden="0" w:name="annotation text"/>
+    <w:lsdException w:qFormat="1" w:unhideWhenUsed="0" w:uiPriority="0" w:semiHidden="0" w:name="header"/>
+    <w:lsdException w:qFormat="1" w:unhideWhenUsed="0" w:uiPriority="0" w:semiHidden="0" w:name="footer"/>
+    <w:lsdException w:unhideWhenUsed="0" w:uiPriority="0" w:semiHidden="0" w:name="index heading"/>
+    <w:lsdException w:qFormat="1" w:uiPriority="0" w:name="caption"/>
+    <w:lsdException w:unhideWhenUsed="0" w:uiPriority="0" w:semiHidden="0" w:name="table of figures"/>
+    <w:lsdException w:unhideWhenUsed="0" w:uiPriority="0" w:semiHidden="0" w:name="envelope address"/>
+    <w:lsdException w:unhideWhenUsed="0" w:uiPriority="0" w:semiHidden="0" w:name="envelope return"/>
+    <w:lsdException w:unhideWhenUsed="0" w:uiPriority="0" w:semiHidden="0" w:name="footnote reference"/>
+    <w:lsdException w:unhideWhenUsed="0" w:uiPriority="0" w:semiHidden="0" w:name="annotation reference"/>
+    <w:lsdException w:unhideWhenUsed="0" w:uiPriority="0" w:semiHidden="0" w:name="line number"/>
+    <w:lsdException w:unhideWhenUsed="0" w:uiPriority="0" w:semiHidden="0" w:name="page number"/>
+    <w:lsdException w:unhideWhenUsed="0" w:uiPriority="0" w:semiHidden="0" w:name="endnote reference"/>
+    <w:lsdException w:unhideWhenUsed="0" w:uiPriority="0" w:semiHidden="0" w:name="endnote text"/>
+    <w:lsdException w:unhideWhenUsed="0" w:uiPriority="0" w:semiHidden="0" w:name="table of authorities"/>
+    <w:lsdException w:unhideWhenUsed="0" w:uiPriority="0" w:semiHidden="0" w:name="macro"/>
+    <w:lsdException w:unhideWhenUsed="0" w:uiPriority="0" w:semiHidden="0" w:name="toa heading"/>
+    <w:lsdException w:unhideWhenUsed="0" w:uiPriority="0" w:semiHidden="0" w:name="List"/>
+    <w:lsdException w:unhideWhenUsed="0" w:uiPriority="0" w:semiHidden="0" w:name="List Bullet"/>
+    <w:lsdException w:unhideWhenUsed="0" w:uiPriority="0" w:semiHidden="0" w:name="List Number"/>
+    <w:lsdException w:unhideWhenUsed="0" w:uiPriority="0" w:semiHidden="0" w:name="List 2"/>
+    <w:lsdException w:unhideWhenUsed="0" w:uiPriority="0" w:semiHidden="0" w:name="List 3"/>
+    <w:lsdException w:unhideWhenUsed="0" w:uiPriority="0" w:semiHidden="0" w:name="List 4"/>
+    <w:lsdException w:unhideWhenUsed="0" w:uiPriority="0" w:semiHidden="0" w:name="List 5"/>
+    <w:lsdException w:unhideWhenUsed="0" w:uiPriority="0" w:semiHidden="0" w:name="List Bullet 2"/>
+    <w:lsdException w:unhideWhenUsed="0" w:uiPriority="0" w:semiHidden="0" w:name="List Bullet 3"/>
+    <w:lsdException w:unhideWhenUsed="0" w:uiPriority="0" w:semiHidden="0" w:name="List Bullet 4"/>
+    <w:lsdException w:unhideWhenUsed="0" w:uiPriority="0" w:semiHidden="0" w:name="List Bullet 5"/>
+    <w:lsdException w:unhideWhenUsed="0" w:uiPriority="0" w:semiHidden="0" w:name="List Number 2"/>
+    <w:lsdException w:unhideWhenUsed="0" w:uiPriority="0" w:semiHidden="0" w:name="List Number 3"/>
+    <w:lsdException w:unhideWhenUsed="0" w:uiPriority="0" w:semiHidden="0" w:name="List Number 4"/>
+    <w:lsdException w:unhideWhenUsed="0" w:uiPriority="0" w:semiHidden="0" w:name="List Number 5"/>
+    <w:lsdException w:qFormat="1" w:unhideWhenUsed="0" w:uiPriority="0" w:semiHidden="0" w:name="Title"/>
+    <w:lsdException w:unhideWhenUsed="0" w:uiPriority="0" w:semiHidden="0" w:name="Closing"/>
+    <w:lsdException w:unhideWhenUsed="0" w:uiPriority="0" w:semiHidden="0" w:name="Signature"/>
+    <w:lsdException w:qFormat="1" w:unhideWhenUsed="0" w:uiPriority="0" w:name="Default Paragraph Font"/>
+    <w:lsdException w:qFormat="1" w:unhideWhenUsed="0" w:uiPriority="0" w:name="Body Text"/>
+    <w:lsdException w:unhideWhenUsed="0" w:uiPriority="0" w:semiHidden="0" w:name="Body Text Indent"/>
+    <w:lsdException w:unhideWhenUsed="0" w:uiPriority="0" w:semiHidden="0" w:name="List Continue"/>
+    <w:lsdException w:unhideWhenUsed="0" w:uiPriority="0" w:semiHidden="0" w:name="List Continue 2"/>
+    <w:lsdException w:unhideWhenUsed="0" w:uiPriority="0" w:semiHidden="0" w:name="List Continue 3"/>
+    <w:lsdException w:unhideWhenUsed="0" w:uiPriority="0" w:semiHidden="0" w:name="List Continue 4"/>
+    <w:lsdException w:unhideWhenUsed="0" w:uiPriority="0" w:semiHidden="0" w:name="List Continue 5"/>
+    <w:lsdException w:unhideWhenUsed="0" w:uiPriority="0" w:semiHidden="0" w:name="Message Header"/>
+    <w:lsdException w:qFormat="1" w:unhideWhenUsed="0" w:uiPriority="0" w:semiHidden="0" w:name="Subtitle"/>
+    <w:lsdException w:unhideWhenUsed="0" w:uiPriority="0" w:semiHidden="0" w:name="Salutation"/>
+    <w:lsdException w:unhideWhenUsed="0" w:uiPriority="0" w:semiHidden="0" w:name="Date"/>
+    <w:lsdException w:unhideWhenUsed="0" w:uiPriority="0" w:semiHidden="0" w:name="Body Text First Indent"/>
+    <w:lsdException w:unhideWhenUsed="0" w:uiPriority="0" w:semiHidden="0" w:name="Body Text First Indent 2"/>
+    <w:lsdException w:uiPriority="99" w:name="Note Heading"/>
+    <w:lsdException w:unhideWhenUsed="0" w:uiPriority="0" w:semiHidden="0" w:name="Body Text 2"/>
+    <w:lsdException w:unhideWhenUsed="0" w:uiPriority="0" w:semiHidden="0" w:name="Body Text 3"/>
+    <w:lsdException w:unhideWhenUsed="0" w:uiPriority="0" w:semiHidden="0" w:name="Body Text Indent 2"/>
+    <w:lsdException w:unhideWhenUsed="0" w:uiPriority="0" w:semiHidden="0" w:name="Body Text Indent 3"/>
+    <w:lsdException w:unhideWhenUsed="0" w:uiPriority="0" w:semiHidden="0" w:name="Block Text"/>
+    <w:lsdException w:unhideWhenUsed="0" w:uiPriority="0" w:semiHidden="0" w:name="Hyperlink"/>
+    <w:lsdException w:unhideWhenUsed="0" w:uiPriority="0" w:semiHidden="0" w:name="FollowedHyperlink"/>
+    <w:lsdException w:qFormat="1" w:unhideWhenUsed="0" w:uiPriority="0" w:semiHidden="0" w:name="Strong"/>
+    <w:lsdException w:qFormat="1" w:unhideWhenUsed="0" w:uiPriority="0" w:semiHidden="0" w:name="Emphasis"/>
+    <w:lsdException w:unhideWhenUsed="0" w:uiPriority="0" w:semiHidden="0" w:name="Document Map"/>
+    <w:lsdException w:unhideWhenUsed="0" w:uiPriority="0" w:semiHidden="0" w:name="Plain Text"/>
+    <w:lsdException w:unhideWhenUsed="0" w:uiPriority="0" w:semiHidden="0" w:name="E-mail Signature"/>
+    <w:lsdException w:qFormat="1" w:unhideWhenUsed="0" w:uiPriority="0" w:semiHidden="0" w:name="Normal (Web)"/>
+    <w:lsdException w:unhideWhenUsed="0" w:uiPriority="0" w:semiHidden="0" w:name="HTML Acronym"/>
+    <w:lsdException w:unhideWhenUsed="0" w:uiPriority="0" w:semiHidden="0" w:name="HTML Address"/>
+    <w:lsdException w:unhideWhenUsed="0" w:uiPriority="0" w:semiHidden="0" w:name="HTML Cite"/>
+    <w:lsdException w:unhideWhenUsed="0" w:uiPriority="0" w:semiHidden="0" w:name="HTML Code"/>
+    <w:lsdException w:unhideWhenUsed="0" w:uiPriority="0" w:semiHidden="0" w:name="HTML Definition"/>
+    <w:lsdException w:unhideWhenUsed="0" w:uiPriority="0" w:semiHidden="0" w:name="HTML Keyboard"/>
+    <w:lsdException w:unhideWhenUsed="0" w:uiPriority="0" w:semiHidden="0" w:name="HTML Preformatted"/>
+    <w:lsdException w:unhideWhenUsed="0" w:uiPriority="0" w:semiHidden="0" w:name="HTML Sample"/>
+    <w:lsdException w:unhideWhenUsed="0" w:uiPriority="0" w:semiHidden="0" w:name="HTML Typewriter"/>
+    <w:lsdException w:unhideWhenUsed="0" w:uiPriority="0" w:semiHidden="0" w:name="HTML Variable"/>
+    <w:lsdException w:qFormat="1" w:unhideWhenUsed="0" w:uiPriority="0" w:name="Normal Table"/>
+    <w:lsdException w:unhideWhenUsed="0" w:uiPriority="0" w:semiHidden="0" w:name="annotation subject"/>
+    <w:lsdException w:unhideWhenUsed="0" w:uiPriority="0" w:semiHidden="0" w:name="Table Simple 1"/>
+    <w:lsdException w:unhideWhenUsed="0" w:uiPriority="0" w:semiHidden="0" w:name="Table Simple 2"/>
+    <w:lsdException w:unhideWhenUsed="0" w:uiPriority="0" w:semiHidden="0" w:name="Table Simple 3"/>
+    <w:lsdException w:unhideWhenUsed="0" w:uiPriority="0" w:semiHidden="0" w:name="Table Classic 1"/>
+    <w:lsdException w:unhideWhenUsed="0" w:uiPriority="0" w:semiHidden="0" w:name="Table Classic 2"/>
+    <w:lsdException w:unhideWhenUsed="0" w:uiPriority="0" w:semiHidden="0" w:name="Table Classic 3"/>
+    <w:lsdException w:unhideWhenUsed="0" w:uiPriority="0" w:semiHidden="0" w:name="Table Classic 4"/>
+    <w:lsdException w:unhideWhenUsed="0" w:uiPriority="0" w:semiHidden="0" w:name="Table Colorful 1"/>
+    <w:lsdException w:unhideWhenUsed="0" w:uiPriority="0" w:semiHidden="0" w:name="Table Colorful 2"/>
+    <w:lsdException w:unhideWhenUsed="0" w:uiPriority="0" w:semiHidden="0" w:name="Table Colorful 3"/>
+    <w:lsdException w:unhideWhenUsed="0" w:uiPriority="0" w:semiHidden="0" w:name="Table Columns 1"/>
+    <w:lsdException w:unhideWhenUsed="0" w:uiPriority="0" w:semiHidden="0" w:name="Table Columns 2"/>
+    <w:lsdException w:unhideWhenUsed="0" w:uiPriority="0" w:semiHidden="0" w:name="Table Columns 3"/>
+    <w:lsdException w:unhideWhenUsed="0" w:uiPriority="0" w:semiHidden="0" w:name="Table Columns 4"/>
+    <w:lsdException w:unhideWhenUsed="0" w:uiPriority="0" w:semiHidden="0" w:name="Table Columns 5"/>
+    <w:lsdException w:unhideWhenUsed="0" w:uiPriority="0" w:semiHidden="0" w:name="Table Grid 1"/>
+    <w:lsdException w:unhideWhenUsed="0" w:uiPriority="0" w:semiHidden="0" w:name="Table Grid 2"/>
+    <w:lsdException w:unhideWhenUsed="0" w:uiPriority="0" w:semiHidden="0" w:name="Table Grid 3"/>
+    <w:lsdException w:unhideWhenUsed="0" w:uiPriority="0" w:semiHidden="0" w:name="Table Grid 4"/>
+    <w:lsdException w:unhideWhenUsed="0" w:uiPriority="0" w:semiHidden="0" w:name="Table Grid 5"/>
+    <w:lsdException w:unhideWhenUsed="0" w:uiPriority="0" w:semiHidden="0" w:name="Table Grid 6"/>
+    <w:lsdException w:unhideWhenUsed="0" w:uiPriority="0" w:semiHidden="0" w:name="Table Grid 7"/>
+    <w:lsdException w:unhideWhenUsed="0" w:uiPriority="0" w:semiHidden="0" w:name="Table Grid 8"/>
+    <w:lsdException w:unhideWhenUsed="0" w:uiPriority="0" w:semiHidden="0" w:name="Table List 1"/>
+    <w:lsdException w:unhideWhenUsed="0" w:uiPriority="0" w:semiHidden="0" w:name="Table List 2"/>
+    <w:lsdException w:unhideWhenUsed="0" w:uiPriority="0" w:semiHidden="0" w:name="Table List 3"/>
+    <w:lsdException w:unhideWhenUsed="0" w:uiPriority="0" w:semiHidden="0" w:name="Table List 4"/>
+    <w:lsdException w:unhideWhenUsed="0" w:uiPriority="0" w:semiHidden="0" w:name="Table List 5"/>
+    <w:lsdException w:unhideWhenUsed="0" w:uiPriority="0" w:semiHidden="0" w:name="Table List 6"/>
+    <w:lsdException w:unhideWhenUsed="0" w:uiPriority="0" w:semiHidden="0" w:name="Table List 7"/>
+    <w:lsdException w:unhideWhenUsed="0" w:uiPriority="0" w:semiHidden="0" w:name="Table List 8"/>
+    <w:lsdException w:unhideWhenUsed="0" w:uiPriority="0" w:semiHidden="0" w:name="Table 3D effects 1"/>
+    <w:lsdException w:unhideWhenUsed="0" w:uiPriority="0" w:semiHidden="0" w:name="Table 3D effects 2"/>
+    <w:lsdException w:unhideWhenUsed="0" w:uiPriority="0" w:semiHidden="0" w:name="Table 3D effects 3"/>
+    <w:lsdException w:unhideWhenUsed="0" w:uiPriority="0" w:semiHidden="0" w:name="Table Contemporary"/>
+    <w:lsdException w:unhideWhenUsed="0" w:uiPriority="0" w:semiHidden="0" w:name="Table Elegant"/>
+    <w:lsdException w:unhideWhenUsed="0" w:uiPriority="0" w:semiHidden="0" w:name="Table Professional"/>
+    <w:lsdException w:unhideWhenUsed="0" w:uiPriority="0" w:semiHidden="0" w:name="Table Subtle 1"/>
+    <w:lsdException w:unhideWhenUsed="0" w:uiPriority="0" w:semiHidden="0" w:name="Table Subtle 2"/>
+    <w:lsdException w:unhideWhenUsed="0" w:uiPriority="0" w:semiHidden="0" w:name="Table Web 1"/>
+    <w:lsdException w:unhideWhenUsed="0" w:uiPriority="0" w:semiHidden="0" w:name="Table Web 2"/>
+    <w:lsdException w:unhideWhenUsed="0" w:uiPriority="0" w:semiHidden="0" w:name="Table Web 3"/>
+    <w:lsdException w:unhideWhenUsed="0" w:uiPriority="0" w:semiHidden="0" w:name="Balloon Text"/>
+    <w:lsdException w:qFormat="1" w:unhideWhenUsed="0" w:uiPriority="0" w:semiHidden="0" w:name="Table Grid"/>
+    <w:lsdException w:unhideWhenUsed="0" w:uiPriority="0" w:semiHidden="0" w:name="Table Theme"/>
+    <w:lsdException w:unhideWhenUsed="0" w:uiPriority="60" w:semiHidden="0" w:name="Light Shading"/>
+    <w:lsdException w:unhideWhenUsed="0" w:uiPriority="61" w:semiHidden="0" w:name="Light List"/>
+    <w:lsdException w:unhideWhenUsed="0" w:uiPriority="62" w:semiHidden="0" w:name="Light Grid"/>
+    <w:lsdException w:unhideWhenUsed="0" w:uiPriority="63" w:semiHidden="0" w:name="Medium Shading 1"/>
+    <w:lsdException w:unhideWhenUsed="0" w:uiPriority="64" w:semiHidden="0" w:name="Medium Shading 2"/>
+    <w:lsdException w:unhideWhenUsed="0" w:uiPriority="65" w:semiHidden="0" w:name="Medium List 1"/>
+    <w:lsdException w:unhideWhenUsed="0" w:uiPriority="66" w:semiHidden="0" w:name="Medium List 2"/>
+    <w:lsdException w:unhideWhenUsed="0" w:uiPriority="67" w:semiHidden="0" w:name="Medium Grid 1"/>
+    <w:lsdException w:unhideWhenUsed="0" w:uiPriority="68" w:semiHidden="0" w:name="Medium Grid 2"/>
+    <w:lsdException w:unhideWhenUsed="0" w:uiPriority="69" w:semiHidden="0" w:name="Medium Grid 3"/>
+    <w:lsdException w:unhideWhenUsed="0" w:uiPriority="70" w:semiHidden="0" w:name="Dark List"/>
+    <w:lsdException w:unhideWhenUsed="0" w:uiPriority="71" w:semiHidden="0" w:name="Colorful Shading"/>
+    <w:lsdException w:unhideWhenUsed="0" w:uiPriority="72" w:semiHidden="0" w:name="Colorful List"/>
+    <w:lsdException w:unhideWhenUsed="0" w:uiPriority="73" w:semiHidden="0" w:name="Colorful Grid"/>
+    <w:lsdException w:unhideWhenUsed="0" w:uiPriority="60" w:semiHidden="0" w:name="Light Shading Accent 1"/>
+    <w:lsdException w:unhideWhenUsed="0" w:uiPriority="61" w:semiHidden="0" w:name="Light List Accent 1"/>
+    <w:lsdException w:unhideWhenUsed="0" w:uiPriority="62" w:semiHidden="0" w:name="Light Grid Accent 1"/>
+    <w:lsdException w:unhideWhenUsed="0" w:uiPriority="63" w:semiHidden="0" w:name="Medium Shading 1 Accent 1"/>
+    <w:lsdException w:unhideWhenUsed="0" w:uiPriority="64" w:semiHidden="0" w:name="Medium Shading 2 Accent 1"/>
+    <w:lsdException w:unhideWhenUsed="0" w:uiPriority="65" w:semiHidden="0" w:name="Medium List 1 Accent 1"/>
+    <w:lsdException w:unhideWhenUsed="0" w:uiPriority="66" w:semiHidden="0" w:name="Medium List 2 Accent 1"/>
+    <w:lsdException w:unhideWhenUsed="0" w:uiPriority="67" w:semiHidden="0" w:name="Medium Grid 1 Accent 1"/>
+    <w:lsdException w:unhideWhenUsed="0" w:uiPriority="68" w:semiHidden="0" w:name="Medium Grid 2 Accent 1"/>
+    <w:lsdException w:unhideWhenUsed="0" w:uiPriority="69" w:semiHidden="0" w:name="Medium Grid 3 Accent 1"/>
+    <w:lsdException w:unhideWhenUsed="0" w:uiPriority="70" w:semiHidden="0" w:name="Dark List Accent 1"/>
+    <w:lsdException w:unhideWhenUsed="0" w:uiPriority="71" w:semiHidden="0" w:name="Colorful Shading Accent 1"/>
+    <w:lsdException w:unhideWhenUsed="0" w:uiPriority="72" w:semiHidden="0" w:name="Colorful List Accent 1"/>
+    <w:lsdException w:unhideWhenUsed="0" w:uiPriority="73" w:semiHidden="0" w:name="Colorful Grid Accent 1"/>
+    <w:lsdException w:unhideWhenUsed="0" w:uiPriority="60" w:semiHidden="0" w:name="Light Shading Accent 2"/>
+    <w:lsdException w:unhideWhenUsed="0" w:uiPriority="61" w:semiHidden="0" w:name="Light List Accent 2"/>
+    <w:lsdException w:unhideWhenUsed="0" w:uiPriority="62" w:semiHidden="0" w:name="Light Grid Accent 2"/>
+    <w:lsdException w:unhideWhenUsed="0" w:uiPriority="63" w:semiHidden="0" w:name="Medium Shading 1 Accent 2"/>
+    <w:lsdException w:unhideWhenUsed="0" w:uiPriority="64" w:semiHidden="0" w:name="Medium Shading 2 Accent 2"/>
+    <w:lsdException w:unhideWhenUsed="0" w:uiPriority="65" w:semiHidden="0" w:name="Medium List 1 Accent 2"/>
+    <w:lsdException w:unhideWhenUsed="0" w:uiPriority="66" w:semiHidden="0" w:name="Medium List 2 Accent 2"/>
+    <w:lsdException w:unhideWhenUsed="0" w:uiPriority="67" w:semiHidden="0" w:name="Medium Grid 1 Accent 2"/>
+    <w:lsdException w:unhideWhenUsed="0" w:uiPriority="68" w:semiHidden="0" w:name="Medium Grid 2 Accent 2"/>
+    <w:lsdException w:unhideWhenUsed="0" w:uiPriority="69" w:semiHidden="0" w:name="Medium Grid 3 Accent 2"/>
+    <w:lsdException w:unhideWhenUsed="0" w:uiPriority="70" w:semiHidden="0" w:name="Dark List Accent 2"/>
+    <w:lsdException w:unhideWhenUsed="0" w:uiPriority="71" w:semiHidden="0" w:name="Colorful Shading Accent 2"/>
+    <w:lsdException w:unhideWhenUsed="0" w:uiPriority="72" w:semiHidden="0" w:name="Colorful List Accent 2"/>
+    <w:lsdException w:unhideWhenUsed="0" w:uiPriority="73" w:semiHidden="0" w:name="Colorful Grid Accent 2"/>
+    <w:lsdException w:unhideWhenUsed="0" w:uiPriority="60" w:semiHidden="0" w:name="Light Shading Accent 3"/>
+    <w:lsdException w:unhideWhenUsed="0" w:uiPriority="61" w:semiHidden="0" w:name="Light List Accent 3"/>
+    <w:lsdException w:unhideWhenUsed="0" w:uiPriority="62" w:semiHidden="0" w:name="Light Grid Accent 3"/>
+    <w:lsdException w:unhideWhenUsed="0" w:uiPriority="63" w:semiHidden="0" w:name="Medium Shading 1 Accent 3"/>
+    <w:lsdException w:unhideWhenUsed="0" w:uiPriority="64" w:semiHidden="0" w:name="Medium Shading 2 Accent 3"/>
+    <w:lsdException w:unhideWhenUsed="0" w:uiPriority="65" w:semiHidden="0" w:name="Medium List 1 Accent 3"/>
+    <w:lsdException w:unhideWhenUsed="0" w:uiPriority="66" w:semiHidden="0" w:name="Medium List 2 Accent 3"/>
+    <w:lsdException w:unhideWhenUsed="0" w:uiPriority="67" w:semiHidden="0" w:name="Medium Grid 1 Accent 3"/>
+    <w:lsdException w:unhideWhenUsed="0" w:uiPriority="68" w:semiHidden="0" w:name="Medium Grid 2 Accent 3"/>
+    <w:lsdException w:unhideWhenUsed="0" w:uiPriority="69" w:semiHidden="0" w:name="Medium Grid 3 Accent 3"/>
+    <w:lsdException w:unhideWhenUsed="0" w:uiPriority="70" w:semiHidden="0" w:name="Dark List Accent 3"/>
+    <w:lsdException w:unhideWhenUsed="0" w:uiPriority="71" w:semiHidden="0" w:name="Colorful Shading Accent 3"/>
+    <w:lsdException w:unhideWhenUsed="0" w:uiPriority="72" w:semiHidden="0" w:name="Colorful List Accent 3"/>
+    <w:lsdException w:unhideWhenUsed="0" w:uiPriority="73" w:semiHidden="0" w:name="Colorful Grid Accent 3"/>
+    <w:lsdException w:unhideWhenUsed="0" w:uiPriority="60" w:semiHidden="0" w:name="Light Shading Accent 4"/>
+    <w:lsdException w:unhideWhenUsed="0" w:uiPriority="61" w:semiHidden="0" w:name="Light List Accent 4"/>
+    <w:lsdException w:unhideWhenUsed="0" w:uiPriority="62" w:semiHidden="0" w:name="Light Grid Accent 4"/>
+    <w:lsdException w:unhideWhenUsed="0" w:uiPriority="63" w:semiHidden="0" w:name="Medium Shading 1 Accent 4"/>
+    <w:lsdException w:unhideWhenUsed="0" w:uiPriority="64" w:semiHidden="0" w:name="Medium Shading 2 Accent 4"/>
+    <w:lsdException w:unhideWhenUsed="0" w:uiPriority="65" w:semiHidden="0" w:name="Medium List 1 Accent 4"/>
+    <w:lsdException w:unhideWhenUsed="0" w:uiPriority="66" w:semiHidden="0" w:name="Medium List 2 Accent 4"/>
+    <w:lsdException w:unhideWhenUsed="0" w:uiPriority="67" w:semiHidden="0" w:name="Medium Grid 1 Accent 4"/>
+    <w:lsdException w:unhideWhenUsed="0" w:uiPriority="68" w:semiHidden="0" w:name="Medium Grid 2 Accent 4"/>
+    <w:lsdException w:unhideWhenUsed="0" w:uiPriority="69" w:semiHidden="0" w:name="Medium Grid 3 Accent 4"/>
+    <w:lsdException w:unhideWhenUsed="0" w:uiPriority="70" w:semiHidden="0" w:name="Dark List Accent 4"/>
+    <w:lsdException w:unhideWhenUsed="0" w:uiPriority="71" w:semiHidden="0" w:name="Colorful Shading Accent 4"/>
+    <w:lsdException w:unhideWhenUsed="0" w:uiPriority="72" w:semiHidden="0" w:name="Colorful List Accent 4"/>
+    <w:lsdException w:unhideWhenUsed="0" w:uiPriority="73" w:semiHidden="0" w:name="Colorful Grid Accent 4"/>
+    <w:lsdException w:unhideWhenUsed="0" w:uiPriority="60" w:semiHidden="0" w:name="Light Shading Accent 5"/>
+    <w:lsdException w:unhideWhenUsed="0" w:uiPriority="61" w:semiHidden="0" w:name="Light List Accent 5"/>
+    <w:lsdException w:unhideWhenUsed="0" w:uiPriority="62" w:semiHidden="0" w:name="Light Grid Accent 5"/>
+    <w:lsdException w:unhideWhenUsed="0" w:uiPriority="63" w:semiHidden="0" w:name="Medium Shading 1 Accent 5"/>
+    <w:lsdException w:unhideWhenUsed="0" w:uiPriority="64" w:semiHidden="0" w:name="Medium Shading 2 Accent 5"/>
+    <w:lsdException w:unhideWhenUsed="0" w:uiPriority="65" w:semiHidden="0" w:name="Medium List 1 Accent 5"/>
+    <w:lsdException w:unhideWhenUsed="0" w:uiPriority="66" w:semiHidden="0" w:name="Medium List 2 Accent 5"/>
+    <w:lsdException w:unhideWhenUsed="0" w:uiPriority="67" w:semiHidden="0" w:name="Medium Grid 1 Accent 5"/>
+    <w:lsdException w:unhideWhenUsed="0" w:uiPriority="68" w:semiHidden="0" w:name="Medium Grid 2 Accent 5"/>
+    <w:lsdException w:unhideWhenUsed="0" w:uiPriority="69" w:semiHidden="0" w:name="Medium Grid 3 Accent 5"/>
+    <w:lsdException w:unhideWhenUsed="0" w:uiPriority="70" w:semiHidden="0" w:name="Dark List Accent 5"/>
+    <w:lsdException w:unhideWhenUsed="0" w:uiPriority="71" w:semiHidden="0" w:name="Colorful Shading Accent 5"/>
+    <w:lsdException w:unhideWhenUsed="0" w:uiPriority="72" w:semiHidden="0" w:name="Colorful List Accent 5"/>
+    <w:lsdException w:unhideWhenUsed="0" w:uiPriority="73" w:semiHidden="0" w:name="Colorful Grid Accent 5"/>
+    <w:lsdException w:unhideWhenUsed="0" w:uiPriority="60" w:semiHidden="0" w:name="Light Shading Accent 6"/>
+    <w:lsdException w:unhideWhenUsed="0" w:uiPriority="61" w:semiHidden="0" w:name="Light List Accent 6"/>
+    <w:lsdException w:unhideWhenUsed="0" w:uiPriority="62" w:semiHidden="0" w:name="Light Grid Accent 6"/>
+    <w:lsdException w:unhideWhenUsed="0" w:uiPriority="63" w:semiHidden="0" w:name="Medium Shading 1 Accent 6"/>
+    <w:lsdException w:unhideWhenUsed="0" w:uiPriority="64" w:semiHidden="0" w:name="Medium Shading 2 Accent 6"/>
+    <w:lsdException w:unhideWhenUsed="0" w:uiPriority="65" w:semiHidden="0" w:name="Medium List 1 Accent 6"/>
+    <w:lsdException w:unhideWhenUsed="0" w:uiPriority="66" w:semiHidden="0" w:name="Medium List 2 Accent 6"/>
+    <w:lsdException w:unhideWhenUsed="0" w:uiPriority="67" w:semiHidden="0" w:name="Medium Grid 1 Accent 6"/>
+    <w:lsdException w:unhideWhenUsed="0" w:uiPriority="68" w:semiHidden="0" w:name="Medium Grid 2 Accent 6"/>
+    <w:lsdException w:unhideWhenUsed="0" w:uiPriority="69" w:semiHidden="0" w:name="Medium Grid 3 Accent 6"/>
+    <w:lsdException w:unhideWhenUsed="0" w:uiPriority="70" w:semiHidden="0" w:name="Dark List Accent 6"/>
+    <w:lsdException w:unhideWhenUsed="0" w:uiPriority="71" w:semiHidden="0" w:name="Colorful Shading Accent 6"/>
+    <w:lsdException w:unhideWhenUsed="0" w:uiPriority="72" w:semiHidden="0" w:name="Colorful List Accent 6"/>
+    <w:lsdException w:unhideWhenUsed="0" w:uiPriority="73" w:semiHidden="0" w:name="Colorful Grid Accent 6"/>
   </w:latentStyles>
-  <w:style w:type="paragraph" w:default="1" w:styleId="Normal">
+  <w:style w:type="paragraph" w:default="1" w:styleId="1">
     <w:name w:val="Normal"/>
     <w:qFormat/>
+    <w:uiPriority w:val="0"/>
     <w:pPr>
       <w:kinsoku w:val="0"/>
       <w:autoSpaceDE w:val="0"/>
@@ -4753,7 +4832,7 @@
       <w:textAlignment w:val="baseline"/>
     </w:pPr>
     <w:rPr>
-      <w:rFonts w:ascii="Arial" w:eastAsia="宋体" w:hAnsi="Arial" w:cs="Arial"/>
+      <w:rFonts w:ascii="Arial" w:hAnsi="Arial" w:eastAsia="宋体" w:cs="Arial"/>
       <w:snapToGrid w:val="0"/>
       <w:color w:val="000000"/>
       <w:kern w:val="0"/>
@@ -4762,11 +4841,12 @@
       <w:lang w:val="en-US" w:eastAsia="en-US" w:bidi="ar-SA"/>
     </w:rPr>
   </w:style>
-  <w:style w:type="paragraph" w:styleId="Heading1">
+  <w:style w:type="paragraph" w:styleId="2">
     <w:name w:val="heading 1"/>
-    <w:basedOn w:val="Normal"/>
-    <w:next w:val="Normal"/>
+    <w:basedOn w:val="1"/>
+    <w:next w:val="1"/>
     <w:qFormat/>
+    <w:uiPriority w:val="0"/>
     <w:pPr>
       <w:keepNext/>
       <w:keepLines/>
@@ -4784,12 +4864,13 @@
       <w:sz w:val="44"/>
     </w:rPr>
   </w:style>
-  <w:style w:type="paragraph" w:styleId="Heading2">
+  <w:style w:type="paragraph" w:styleId="3">
     <w:name w:val="heading 2"/>
-    <w:basedOn w:val="Normal"/>
-    <w:next w:val="Normal"/>
+    <w:basedOn w:val="1"/>
+    <w:next w:val="1"/>
     <w:unhideWhenUsed/>
     <w:qFormat/>
+    <w:uiPriority w:val="0"/>
     <w:pPr>
       <w:keepNext/>
       <w:keepLines/>
@@ -4802,18 +4883,19 @@
       <w:outlineLvl w:val="1"/>
     </w:pPr>
     <w:rPr>
-      <w:rFonts w:ascii="Arial" w:eastAsia="黑体" w:hAnsi="Arial"/>
+      <w:rFonts w:ascii="Arial" w:hAnsi="Arial" w:eastAsia="黑体"/>
       <w:b/>
       <w:sz w:val="32"/>
     </w:rPr>
   </w:style>
-  <w:style w:type="paragraph" w:styleId="Heading3">
+  <w:style w:type="paragraph" w:styleId="4">
     <w:name w:val="heading 3"/>
-    <w:basedOn w:val="Normal"/>
-    <w:next w:val="Normal"/>
+    <w:basedOn w:val="1"/>
+    <w:next w:val="1"/>
     <w:semiHidden/>
     <w:unhideWhenUsed/>
     <w:qFormat/>
+    <w:uiPriority w:val="0"/>
     <w:pPr>
       <w:keepNext/>
       <w:keepLines/>
@@ -4830,12 +4912,13 @@
       <w:sz w:val="32"/>
     </w:rPr>
   </w:style>
-  <w:style w:type="paragraph" w:styleId="Heading4">
+  <w:style w:type="paragraph" w:styleId="5">
     <w:name w:val="heading 4"/>
-    <w:basedOn w:val="Normal"/>
-    <w:next w:val="Normal"/>
+    <w:basedOn w:val="1"/>
+    <w:next w:val="1"/>
     <w:unhideWhenUsed/>
     <w:qFormat/>
+    <w:uiPriority w:val="0"/>
     <w:pPr>
       <w:keepNext/>
       <w:keepLines/>
@@ -4848,18 +4931,19 @@
       <w:outlineLvl w:val="3"/>
     </w:pPr>
     <w:rPr>
-      <w:rFonts w:ascii="Arial" w:eastAsia="黑体" w:hAnsi="Arial"/>
+      <w:rFonts w:ascii="Arial" w:hAnsi="Arial" w:eastAsia="黑体"/>
       <w:b/>
       <w:sz w:val="28"/>
     </w:rPr>
   </w:style>
-  <w:style w:type="paragraph" w:styleId="Heading5">
+  <w:style w:type="paragraph" w:styleId="6">
     <w:name w:val="heading 5"/>
-    <w:basedOn w:val="Normal"/>
-    <w:next w:val="Normal"/>
+    <w:basedOn w:val="1"/>
+    <w:next w:val="1"/>
     <w:semiHidden/>
     <w:unhideWhenUsed/>
     <w:qFormat/>
+    <w:uiPriority w:val="0"/>
     <w:pPr>
       <w:keepNext/>
       <w:keepLines/>
@@ -4876,13 +4960,14 @@
       <w:sz w:val="28"/>
     </w:rPr>
   </w:style>
-  <w:style w:type="paragraph" w:styleId="Heading6">
+  <w:style w:type="paragraph" w:styleId="7">
     <w:name w:val="heading 6"/>
-    <w:basedOn w:val="Normal"/>
-    <w:next w:val="Normal"/>
+    <w:basedOn w:val="1"/>
+    <w:next w:val="1"/>
     <w:semiHidden/>
     <w:unhideWhenUsed/>
     <w:qFormat/>
+    <w:uiPriority w:val="0"/>
     <w:pPr>
       <w:keepNext/>
       <w:keepLines/>
@@ -4895,18 +4980,19 @@
       <w:outlineLvl w:val="5"/>
     </w:pPr>
     <w:rPr>
-      <w:rFonts w:ascii="Arial" w:eastAsia="黑体" w:hAnsi="Arial"/>
+      <w:rFonts w:ascii="Arial" w:hAnsi="Arial" w:eastAsia="黑体"/>
       <w:b/>
       <w:sz w:val="24"/>
     </w:rPr>
   </w:style>
-  <w:style w:type="paragraph" w:styleId="Heading7">
+  <w:style w:type="paragraph" w:styleId="8">
     <w:name w:val="heading 7"/>
-    <w:basedOn w:val="Normal"/>
-    <w:next w:val="Normal"/>
+    <w:basedOn w:val="1"/>
+    <w:next w:val="1"/>
     <w:semiHidden/>
     <w:unhideWhenUsed/>
     <w:qFormat/>
+    <w:uiPriority w:val="0"/>
     <w:pPr>
       <w:keepNext/>
       <w:keepLines/>
@@ -4923,13 +5009,14 @@
       <w:sz w:val="24"/>
     </w:rPr>
   </w:style>
-  <w:style w:type="paragraph" w:styleId="Heading8">
+  <w:style w:type="paragraph" w:styleId="9">
     <w:name w:val="heading 8"/>
-    <w:basedOn w:val="Normal"/>
-    <w:next w:val="Normal"/>
+    <w:basedOn w:val="1"/>
+    <w:next w:val="1"/>
     <w:semiHidden/>
     <w:unhideWhenUsed/>
     <w:qFormat/>
+    <w:uiPriority w:val="0"/>
     <w:pPr>
       <w:keepNext/>
       <w:keepLines/>
@@ -4942,17 +5029,18 @@
       <w:outlineLvl w:val="7"/>
     </w:pPr>
     <w:rPr>
-      <w:rFonts w:ascii="Arial" w:eastAsia="黑体" w:hAnsi="Arial"/>
+      <w:rFonts w:ascii="Arial" w:hAnsi="Arial" w:eastAsia="黑体"/>
       <w:sz w:val="24"/>
     </w:rPr>
   </w:style>
-  <w:style w:type="paragraph" w:styleId="Heading9">
+  <w:style w:type="paragraph" w:styleId="10">
     <w:name w:val="heading 9"/>
-    <w:basedOn w:val="Normal"/>
-    <w:next w:val="Normal"/>
+    <w:basedOn w:val="1"/>
+    <w:next w:val="1"/>
     <w:semiHidden/>
     <w:unhideWhenUsed/>
     <w:qFormat/>
+    <w:uiPriority w:val="0"/>
     <w:pPr>
       <w:keepNext/>
       <w:keepLines/>
@@ -4965,19 +5053,21 @@
       <w:outlineLvl w:val="8"/>
     </w:pPr>
     <w:rPr>
-      <w:rFonts w:ascii="Arial" w:eastAsia="黑体" w:hAnsi="Arial"/>
+      <w:rFonts w:ascii="Arial" w:hAnsi="Arial" w:eastAsia="黑体"/>
       <w:sz w:val="21"/>
     </w:rPr>
   </w:style>
-  <w:style w:type="character" w:default="1" w:styleId="DefaultParagraphFont">
+  <w:style w:type="character" w:default="1" w:styleId="22">
     <w:name w:val="Default Paragraph Font"/>
     <w:semiHidden/>
     <w:qFormat/>
+    <w:uiPriority w:val="0"/>
   </w:style>
-  <w:style w:type="table" w:default="1" w:styleId="TableNormal">
+  <w:style w:type="table" w:default="1" w:styleId="20">
     <w:name w:val="Normal Table"/>
     <w:semiHidden/>
     <w:qFormat/>
+    <w:uiPriority w:val="0"/>
     <w:tblPr>
       <w:tblCellMar>
         <w:top w:w="0" w:type="dxa"/>
@@ -4987,39 +5077,43 @@
       </w:tblCellMar>
     </w:tblPr>
   </w:style>
-  <w:style w:type="paragraph" w:styleId="CommentText">
+  <w:style w:type="paragraph" w:styleId="11">
     <w:name w:val="annotation text"/>
-    <w:basedOn w:val="Normal"/>
+    <w:basedOn w:val="1"/>
     <w:qFormat/>
+    <w:uiPriority w:val="0"/>
     <w:pPr>
       <w:jc w:val="left"/>
     </w:pPr>
   </w:style>
-  <w:style w:type="paragraph" w:styleId="BodyText">
+  <w:style w:type="paragraph" w:styleId="12">
     <w:name w:val="Body Text"/>
-    <w:basedOn w:val="Normal"/>
+    <w:basedOn w:val="1"/>
     <w:semiHidden/>
     <w:qFormat/>
+    <w:uiPriority w:val="0"/>
     <w:rPr>
-      <w:rFonts w:ascii="Arial" w:eastAsia="Arial" w:hAnsi="Arial" w:cs="Arial"/>
+      <w:rFonts w:ascii="Arial" w:hAnsi="Arial" w:eastAsia="Arial" w:cs="Arial"/>
       <w:sz w:val="21"/>
       <w:szCs w:val="21"/>
       <w:lang w:val="en-US" w:eastAsia="en-US" w:bidi="ar-SA"/>
     </w:rPr>
   </w:style>
-  <w:style w:type="paragraph" w:styleId="TOC3">
+  <w:style w:type="paragraph" w:styleId="13">
     <w:name w:val="toc 3"/>
-    <w:basedOn w:val="Normal"/>
-    <w:next w:val="Normal"/>
+    <w:basedOn w:val="1"/>
+    <w:next w:val="1"/>
     <w:qFormat/>
+    <w:uiPriority w:val="0"/>
     <w:pPr>
       <w:ind w:left="840" w:leftChars="400"/>
     </w:pPr>
   </w:style>
-  <w:style w:type="paragraph" w:styleId="Footer">
+  <w:style w:type="paragraph" w:styleId="14">
     <w:name w:val="footer"/>
-    <w:basedOn w:val="Normal"/>
+    <w:basedOn w:val="1"/>
     <w:qFormat/>
+    <w:uiPriority w:val="0"/>
     <w:pPr>
       <w:tabs>
         <w:tab w:val="center" w:pos="4153"/>
@@ -5032,16 +5126,17 @@
       <w:sz w:val="18"/>
     </w:rPr>
   </w:style>
-  <w:style w:type="paragraph" w:styleId="Header">
+  <w:style w:type="paragraph" w:styleId="15">
     <w:name w:val="header"/>
-    <w:basedOn w:val="Normal"/>
+    <w:basedOn w:val="1"/>
     <w:qFormat/>
+    <w:uiPriority w:val="0"/>
     <w:pPr>
       <w:pBdr>
-        <w:top w:val="nil"/>
-        <w:left w:val="nil"/>
-        <w:bottom w:val="nil"/>
-        <w:right w:val="nil"/>
+        <w:top w:val="none" w:color="auto" w:sz="0" w:space="0"/>
+        <w:left w:val="none" w:color="auto" w:sz="0" w:space="0"/>
+        <w:bottom w:val="none" w:color="auto" w:sz="0" w:space="0"/>
+        <w:right w:val="none" w:color="auto" w:sz="0" w:space="0"/>
       </w:pBdr>
       <w:tabs>
         <w:tab w:val="center" w:pos="4153"/>
@@ -5056,37 +5151,41 @@
       <w:sz w:val="18"/>
     </w:rPr>
   </w:style>
-  <w:style w:type="paragraph" w:styleId="TOC1">
+  <w:style w:type="paragraph" w:styleId="16">
     <w:name w:val="toc 1"/>
-    <w:basedOn w:val="Normal"/>
-    <w:next w:val="Normal"/>
+    <w:basedOn w:val="1"/>
+    <w:next w:val="1"/>
     <w:qFormat/>
+    <w:uiPriority w:val="0"/>
     <w:rPr>
-      <w:rFonts w:ascii="Arial" w:eastAsia="Microsoft JhengHei" w:hAnsi="Arial"/>
+      <w:rFonts w:ascii="Arial" w:hAnsi="Arial" w:eastAsia="Microsoft JhengHei"/>
       <w:sz w:val="24"/>
     </w:rPr>
   </w:style>
-  <w:style w:type="paragraph" w:styleId="TOC2">
+  <w:style w:type="paragraph" w:styleId="17">
     <w:name w:val="toc 2"/>
-    <w:basedOn w:val="Normal"/>
-    <w:next w:val="Normal"/>
+    <w:basedOn w:val="1"/>
+    <w:next w:val="1"/>
     <w:qFormat/>
+    <w:uiPriority w:val="0"/>
     <w:pPr>
       <w:ind w:left="420" w:leftChars="200"/>
     </w:pPr>
   </w:style>
-  <w:style w:type="paragraph" w:styleId="NormalWeb">
+  <w:style w:type="paragraph" w:styleId="18">
     <w:name w:val="Normal (Web)"/>
-    <w:basedOn w:val="Normal"/>
+    <w:basedOn w:val="1"/>
     <w:qFormat/>
+    <w:uiPriority w:val="0"/>
     <w:rPr>
       <w:sz w:val="24"/>
     </w:rPr>
   </w:style>
-  <w:style w:type="paragraph" w:styleId="Title">
+  <w:style w:type="paragraph" w:styleId="19">
     <w:name w:val="Title"/>
-    <w:basedOn w:val="Normal"/>
+    <w:basedOn w:val="1"/>
     <w:qFormat/>
+    <w:uiPriority w:val="0"/>
     <w:pPr>
       <w:spacing w:before="240" w:beforeLines="0" w:beforeAutospacing="0" w:after="60" w:afterLines="0" w:afterAutospacing="0"/>
       <w:jc w:val="center"/>
@@ -5098,68 +5197,73 @@
       <w:sz w:val="32"/>
     </w:rPr>
   </w:style>
-  <w:style w:type="table" w:styleId="TableGrid">
+  <w:style w:type="table" w:styleId="21">
     <w:name w:val="Table Grid"/>
-    <w:basedOn w:val="TableNormal"/>
+    <w:basedOn w:val="20"/>
     <w:qFormat/>
+    <w:uiPriority w:val="0"/>
     <w:pPr>
       <w:widowControl w:val="0"/>
       <w:jc w:val="both"/>
     </w:pPr>
     <w:tblPr>
       <w:tblBorders>
-        <w:top w:val="single" w:sz="4" w:space="0" w:color="auto"/>
-        <w:left w:val="single" w:sz="4" w:space="0" w:color="auto"/>
-        <w:bottom w:val="single" w:sz="4" w:space="0" w:color="auto"/>
-        <w:right w:val="single" w:sz="4" w:space="0" w:color="auto"/>
-        <w:insideH w:val="single" w:sz="4" w:space="0" w:color="auto"/>
-        <w:insideV w:val="single" w:sz="4" w:space="0" w:color="auto"/>
+        <w:top w:val="single" w:color="auto" w:sz="4" w:space="0"/>
+        <w:left w:val="single" w:color="auto" w:sz="4" w:space="0"/>
+        <w:bottom w:val="single" w:color="auto" w:sz="4" w:space="0"/>
+        <w:right w:val="single" w:color="auto" w:sz="4" w:space="0"/>
+        <w:insideH w:val="single" w:color="auto" w:sz="4" w:space="0"/>
+        <w:insideV w:val="single" w:color="auto" w:sz="4" w:space="0"/>
       </w:tblBorders>
     </w:tblPr>
   </w:style>
-  <w:style w:type="character" w:styleId="Strong">
+  <w:style w:type="character" w:styleId="23">
     <w:name w:val="Strong"/>
-    <w:basedOn w:val="DefaultParagraphFont"/>
+    <w:basedOn w:val="22"/>
     <w:qFormat/>
+    <w:uiPriority w:val="0"/>
     <w:rPr>
       <w:b/>
     </w:rPr>
   </w:style>
-  <w:style w:type="paragraph" w:customStyle="1" w:styleId="a">
+  <w:style w:type="paragraph" w:customStyle="1" w:styleId="24">
     <w:name w:val="柴_公司名"/>
-    <w:basedOn w:val="Title"/>
+    <w:basedOn w:val="19"/>
     <w:qFormat/>
+    <w:uiPriority w:val="0"/>
     <w:pPr>
       <w:spacing w:after="600" w:afterLines="600"/>
     </w:pPr>
     <w:rPr>
-      <w:rFonts w:ascii="宋体" w:eastAsia="宋体" w:hAnsi="宋体" w:cs="宋体" w:hint="eastAsia"/>
+      <w:rFonts w:hint="eastAsia" w:ascii="宋体" w:hAnsi="宋体" w:eastAsia="宋体" w:cs="宋体"/>
       <w:bCs/>
       <w:spacing w:val="-6"/>
       <w:sz w:val="52"/>
       <w:szCs w:val="52"/>
     </w:rPr>
   </w:style>
-  <w:style w:type="paragraph" w:customStyle="1" w:styleId="a0">
+  <w:style w:type="paragraph" w:customStyle="1" w:styleId="25">
     <w:name w:val="柴_文档名"/>
-    <w:basedOn w:val="Title"/>
+    <w:basedOn w:val="19"/>
     <w:qFormat/>
+    <w:uiPriority w:val="0"/>
     <w:pPr>
       <w:spacing w:after="900" w:afterLines="900"/>
     </w:pPr>
     <w:rPr>
-      <w:rFonts w:ascii="黑体" w:eastAsia="黑体" w:hAnsi="黑体" w:cs="黑体"/>
+      <w:rFonts w:ascii="黑体" w:hAnsi="黑体" w:eastAsia="黑体" w:cs="黑体"/>
       <w:bCs/>
       <w:spacing w:val="-7"/>
       <w:sz w:val="52"/>
       <w:szCs w:val="52"/>
     </w:rPr>
   </w:style>
-  <w:style w:type="table" w:customStyle="1" w:styleId="TableNormal0">
+  <w:style w:type="table" w:customStyle="1" w:styleId="26">
     <w:name w:val="Table Normal_0"/>
     <w:semiHidden/>
     <w:unhideWhenUsed/>
     <w:qFormat/>
+    <w:uiPriority w:val="0"/>
     <w:tblPr>
       <w:tblCellMar>
         <w:top w:w="0" w:type="dxa"/>
@@ -5169,81 +5273,87 @@
       </w:tblCellMar>
     </w:tblPr>
   </w:style>
-  <w:style w:type="paragraph" w:customStyle="1" w:styleId="TableText">
+  <w:style w:type="paragraph" w:customStyle="1" w:styleId="27">
     <w:name w:val="Table Text"/>
-    <w:basedOn w:val="Normal"/>
+    <w:basedOn w:val="1"/>
     <w:semiHidden/>
     <w:qFormat/>
+    <w:uiPriority w:val="0"/>
     <w:rPr>
-      <w:rFonts w:ascii="宋体" w:eastAsia="宋体" w:hAnsi="宋体" w:cs="宋体"/>
+      <w:rFonts w:ascii="宋体" w:hAnsi="宋体" w:eastAsia="宋体" w:cs="宋体"/>
       <w:sz w:val="21"/>
       <w:szCs w:val="21"/>
       <w:lang w:val="en-US" w:eastAsia="en-US" w:bidi="ar-SA"/>
     </w:rPr>
   </w:style>
-  <w:style w:type="paragraph" w:customStyle="1" w:styleId="1">
+  <w:style w:type="paragraph" w:customStyle="1" w:styleId="28">
     <w:name w:val="柴_标题1"/>
-    <w:basedOn w:val="Heading1"/>
-    <w:next w:val="a1"/>
-    <w:link w:val="1Char"/>
+    <w:basedOn w:val="2"/>
+    <w:next w:val="29"/>
+    <w:link w:val="38"/>
     <w:qFormat/>
+    <w:uiPriority w:val="0"/>
     <w:pPr>
       <w:spacing w:before="100" w:after="90" w:line="360" w:lineRule="auto"/>
     </w:pPr>
     <w:rPr>
-      <w:rFonts w:ascii="Arial" w:eastAsia="宋体" w:hAnsi="Arial"/>
+      <w:rFonts w:ascii="Arial" w:hAnsi="Arial" w:eastAsia="宋体"/>
       <w:sz w:val="32"/>
     </w:rPr>
   </w:style>
-  <w:style w:type="paragraph" w:customStyle="1" w:styleId="a1">
+  <w:style w:type="paragraph" w:customStyle="1" w:styleId="29">
     <w:name w:val="柴_正文"/>
-    <w:basedOn w:val="BodyText"/>
-    <w:link w:val="Char"/>
+    <w:basedOn w:val="12"/>
+    <w:link w:val="42"/>
     <w:qFormat/>
+    <w:uiPriority w:val="0"/>
     <w:pPr>
       <w:spacing w:line="360" w:lineRule="auto"/>
       <w:ind w:firstLine="470" w:firstLineChars="200"/>
     </w:pPr>
     <w:rPr>
-      <w:rFonts w:ascii="Arial" w:eastAsia="宋体" w:hAnsi="Arial"/>
+      <w:rFonts w:ascii="Arial" w:hAnsi="Arial" w:eastAsia="宋体"/>
       <w:sz w:val="24"/>
       <w:lang w:eastAsia="zh-CN"/>
     </w:rPr>
   </w:style>
-  <w:style w:type="paragraph" w:customStyle="1" w:styleId="2">
+  <w:style w:type="paragraph" w:customStyle="1" w:styleId="30">
     <w:name w:val="柴_标题2"/>
-    <w:basedOn w:val="Heading2"/>
-    <w:next w:val="a1"/>
+    <w:basedOn w:val="3"/>
+    <w:next w:val="29"/>
     <w:qFormat/>
+    <w:uiPriority w:val="0"/>
     <w:pPr>
       <w:spacing w:line="360" w:lineRule="auto"/>
     </w:pPr>
     <w:rPr>
-      <w:rFonts w:ascii="Arial" w:eastAsia="宋体" w:hAnsi="Arial"/>
+      <w:rFonts w:ascii="Arial" w:hAnsi="Arial" w:eastAsia="宋体"/>
       <w:sz w:val="28"/>
     </w:rPr>
   </w:style>
-  <w:style w:type="paragraph" w:customStyle="1" w:styleId="3">
+  <w:style w:type="paragraph" w:customStyle="1" w:styleId="31">
     <w:name w:val="柴_标题3"/>
-    <w:basedOn w:val="Heading3"/>
-    <w:next w:val="a1"/>
+    <w:basedOn w:val="4"/>
+    <w:next w:val="29"/>
     <w:qFormat/>
+    <w:uiPriority w:val="0"/>
     <w:pPr>
       <w:spacing w:line="360" w:lineRule="auto"/>
       <w:ind w:left="0" w:firstLine="472" w:firstLineChars="200"/>
     </w:pPr>
     <w:rPr>
-      <w:rFonts w:ascii="宋体" w:eastAsia="宋体" w:hAnsi="宋体" w:cs="宋体"/>
+      <w:rFonts w:ascii="宋体" w:hAnsi="宋体" w:eastAsia="宋体" w:cs="宋体"/>
       <w:spacing w:val="-2"/>
       <w:sz w:val="24"/>
       <w:szCs w:val="24"/>
     </w:rPr>
   </w:style>
-  <w:style w:type="paragraph" w:customStyle="1" w:styleId="a2">
+  <w:style w:type="paragraph" w:customStyle="1" w:styleId="32">
     <w:name w:val="柴_目录"/>
-    <w:basedOn w:val="Normal"/>
-    <w:next w:val="BodyText"/>
+    <w:basedOn w:val="1"/>
+    <w:next w:val="12"/>
     <w:qFormat/>
+    <w:uiPriority w:val="0"/>
     <w:pPr>
       <w:tabs>
         <w:tab w:val="right" w:leader="dot" w:pos="8442"/>
@@ -5251,59 +5361,64 @@
       <w:ind w:left="0" w:leftChars="0"/>
     </w:pPr>
     <w:rPr>
-      <w:rFonts w:ascii="Arial" w:eastAsia="Microsoft JhengHei" w:hAnsi="Arial"/>
+      <w:rFonts w:ascii="Arial" w:hAnsi="Arial" w:eastAsia="Microsoft JhengHei"/>
       <w:sz w:val="24"/>
     </w:rPr>
   </w:style>
-  <w:style w:type="paragraph" w:customStyle="1" w:styleId="WPSOffice1">
+  <w:style w:type="paragraph" w:customStyle="1" w:styleId="33">
     <w:name w:val="WPSOffice手动目录 1"/>
     <w:qFormat/>
+    <w:uiPriority w:val="0"/>
     <w:pPr>
       <w:ind w:leftChars="0"/>
     </w:pPr>
     <w:rPr>
-      <w:rFonts w:ascii="Times New Roman" w:eastAsia="宋体" w:hAnsi="Times New Roman" w:cs="Times New Roman"/>
+      <w:rFonts w:ascii="Times New Roman" w:hAnsi="Times New Roman" w:eastAsia="宋体" w:cs="Times New Roman"/>
       <w:sz w:val="20"/>
       <w:szCs w:val="20"/>
     </w:rPr>
   </w:style>
-  <w:style w:type="paragraph" w:customStyle="1" w:styleId="WPSOffice2">
+  <w:style w:type="paragraph" w:customStyle="1" w:styleId="34">
     <w:name w:val="WPSOffice手动目录 2"/>
     <w:qFormat/>
+    <w:uiPriority w:val="0"/>
     <w:pPr>
       <w:ind w:leftChars="200"/>
     </w:pPr>
     <w:rPr>
-      <w:rFonts w:ascii="Times New Roman" w:eastAsia="宋体" w:hAnsi="Times New Roman" w:cs="Times New Roman"/>
+      <w:rFonts w:ascii="Times New Roman" w:hAnsi="Times New Roman" w:eastAsia="宋体" w:cs="Times New Roman"/>
       <w:sz w:val="20"/>
       <w:szCs w:val="20"/>
     </w:rPr>
   </w:style>
-  <w:style w:type="paragraph" w:customStyle="1" w:styleId="WPSOffice3">
+  <w:style w:type="paragraph" w:customStyle="1" w:styleId="35">
     <w:name w:val="WPSOffice手动目录 3"/>
     <w:qFormat/>
+    <w:uiPriority w:val="0"/>
     <w:pPr>
       <w:ind w:leftChars="400"/>
     </w:pPr>
     <w:rPr>
-      <w:rFonts w:ascii="Times New Roman" w:eastAsia="宋体" w:hAnsi="Times New Roman" w:cs="Times New Roman"/>
+      <w:rFonts w:ascii="Times New Roman" w:hAnsi="Times New Roman" w:eastAsia="宋体" w:cs="Times New Roman"/>
       <w:sz w:val="20"/>
       <w:szCs w:val="20"/>
     </w:rPr>
   </w:style>
-  <w:style w:type="paragraph" w:customStyle="1" w:styleId="Compact">
+  <w:style w:type="paragraph" w:customStyle="1" w:styleId="36">
     <w:name w:val="Compact"/>
-    <w:basedOn w:val="BodyText"/>
+    <w:basedOn w:val="12"/>
     <w:qFormat/>
+    <w:uiPriority w:val="0"/>
     <w:pPr>
       <w:spacing w:before="36" w:after="36"/>
     </w:pPr>
   </w:style>
-  <w:style w:type="table" w:customStyle="1" w:styleId="Table">
+  <w:style w:type="table" w:customStyle="1" w:styleId="37">
     <w:name w:val="Table"/>
     <w:semiHidden/>
     <w:unhideWhenUsed/>
     <w:qFormat/>
+    <w:uiPriority w:val="0"/>
     <w:tblPr>
       <w:tblCellMar>
         <w:top w:w="0" w:type="dxa"/>
@@ -5315,26 +5430,28 @@
     <w:tblStylePr w:type="firstRow">
       <w:tcPr>
         <w:tcBorders>
-          <w:bottom w:val="single" w:sz="0" w:space="0" w:color="auto"/>
+          <w:bottom w:val="single" w:color="auto" w:sz="0" w:space="0"/>
         </w:tcBorders>
         <w:vAlign w:val="bottom"/>
       </w:tcPr>
     </w:tblStylePr>
   </w:style>
-  <w:style w:type="character" w:customStyle="1" w:styleId="1Char">
+  <w:style w:type="character" w:customStyle="1" w:styleId="38">
     <w:name w:val="柴_标题1 Char"/>
-    <w:link w:val="1"/>
+    <w:link w:val="28"/>
     <w:qFormat/>
+    <w:uiPriority w:val="0"/>
     <w:rPr>
-      <w:rFonts w:ascii="Arial" w:eastAsia="宋体" w:hAnsi="Arial"/>
+      <w:rFonts w:ascii="Arial" w:hAnsi="Arial" w:eastAsia="宋体"/>
       <w:sz w:val="32"/>
     </w:rPr>
   </w:style>
-  <w:style w:type="table" w:customStyle="1" w:styleId="TableNormal1">
+  <w:style w:type="table" w:customStyle="1" w:styleId="39">
     <w:name w:val="Table Normal_1"/>
     <w:semiHidden/>
     <w:unhideWhenUsed/>
     <w:qFormat/>
+    <w:uiPriority w:val="0"/>
     <w:tblPr>
       <w:tblCellMar>
         <w:top w:w="0" w:type="dxa"/>
@@ -5344,10 +5461,11 @@
       </w:tblCellMar>
     </w:tblPr>
   </w:style>
-  <w:style w:type="paragraph" w:customStyle="1" w:styleId="a3">
+  <w:style w:type="paragraph" w:customStyle="1" w:styleId="40">
     <w:name w:val="柴_正文_无缩进"/>
-    <w:basedOn w:val="Normal"/>
+    <w:basedOn w:val="1"/>
     <w:qFormat/>
+    <w:uiPriority w:val="0"/>
     <w:pPr>
       <w:ind w:firstLine="0" w:firstLineChars="0"/>
     </w:pPr>
@@ -5357,29 +5475,31 @@
       <w:lang w:eastAsia="zh-CN"/>
     </w:rPr>
   </w:style>
-  <w:style w:type="paragraph" w:customStyle="1" w:styleId="4">
+  <w:style w:type="paragraph" w:customStyle="1" w:styleId="41">
     <w:name w:val="柴_标题4"/>
-    <w:basedOn w:val="Heading4"/>
-    <w:next w:val="Normal"/>
+    <w:basedOn w:val="5"/>
+    <w:next w:val="1"/>
     <w:qFormat/>
+    <w:uiPriority w:val="0"/>
     <w:pPr>
       <w:widowControl w:val="0"/>
       <w:spacing w:before="160" w:line="360" w:lineRule="auto"/>
-      <w:ind w:left="981" w:hanging="862" w:leftChars="300"/>
+      <w:ind w:left="981" w:leftChars="300" w:hanging="862"/>
     </w:pPr>
     <w:rPr>
-      <w:rFonts w:ascii="Calibri" w:eastAsia="宋体" w:hAnsi="Calibri" w:cs="宋体" w:hint="eastAsia"/>
+      <w:rFonts w:hint="eastAsia" w:ascii="Calibri" w:hAnsi="Calibri" w:eastAsia="宋体" w:cs="宋体"/>
       <w:sz w:val="24"/>
       <w:szCs w:val="24"/>
       <w:lang w:eastAsia="zh-CN" w:bidi="zh-CN"/>
     </w:rPr>
   </w:style>
-  <w:style w:type="character" w:customStyle="1" w:styleId="Char">
+  <w:style w:type="character" w:customStyle="1" w:styleId="42">
     <w:name w:val="柴_正文 Char"/>
-    <w:link w:val="a1"/>
+    <w:link w:val="29"/>
     <w:qFormat/>
+    <w:uiPriority w:val="0"/>
     <w:rPr>
-      <w:rFonts w:ascii="Arial" w:eastAsia="宋体" w:hAnsi="Arial"/>
+      <w:rFonts w:ascii="Arial" w:hAnsi="Arial" w:eastAsia="宋体"/>
       <w:sz w:val="24"/>
       <w:lang w:eastAsia="zh-CN"/>
     </w:rPr>
@@ -5463,10 +5583,11 @@
             </c:strRef>
           </c:tx>
           <c:spPr>
-            <a:ln w="28575" cap="rnd">
+            <a:ln w="28575" cap="rnd" cmpd="sng" algn="ctr">
               <a:solidFill>
                 <a:schemeClr val="accent1"/>
               </a:solidFill>
+              <a:prstDash val="solid"/>
               <a:round/>
             </a:ln>
             <a:effectLst/>
@@ -5531,6 +5652,7 @@
                   <a:lumOff val="65000"/>
                 </a:schemeClr>
               </a:solidFill>
+              <a:prstDash val="solid"/>
               <a:round/>
             </a:ln>
             <a:effectLst/>
@@ -5595,6 +5717,7 @@
                 <a:lumOff val="85000"/>
               </a:schemeClr>
             </a:solidFill>
+            <a:prstDash val="solid"/>
             <a:round/>
           </a:ln>
           <a:effectLst/>
@@ -5642,6 +5765,7 @@
                   <a:lumMod val="90200"/>
                 </a:schemeClr>
               </a:solidFill>
+              <a:prstDash val="solid"/>
               <a:round/>
             </a:ln>
             <a:effectLst/>
@@ -5690,8 +5814,10 @@
         <c:tickLblPos val="nextTo"/>
         <c:spPr>
           <a:noFill/>
-          <a:ln>
+          <a:ln w="12700" cap="flat" cmpd="sng" algn="ctr">
             <a:noFill/>
+            <a:prstDash val="solid"/>
+            <a:round/>
           </a:ln>
           <a:effectLst/>
         </c:spPr>
@@ -5778,6 +5904,7 @@
           <a:lumOff val="85000"/>
         </a:schemeClr>
       </a:solidFill>
+      <a:prstDash val="solid"/>
       <a:round/>
     </a:ln>
     <a:effectLst/>
